--- a/downloads/teacher/ai-3-week-21.docx
+++ b/downloads/teacher/ai-3-week-21.docx
@@ -2751,6 +2751,396 @@
         <w:t>For your Verified Study Buddy, save the input, procedure, observed result and limitation of this check. Label this worked example as practice; use a different, previously unreviewed case when checking independent understanding.</w:t>
       </w:r>
     </w:p>
+    <w:p>
+      <w:pPr>
+        <w:pStyle w:val="Heading1"/>
+      </w:pPr>
+      <w:r>
+        <w:t>07. Prepare, teach and assess</w:t>
+      </w:r>
+    </w:p>
+    <w:p>
+      <w:r>
+        <w:t>Teaching target: Explain the mechanism and terminology of tools and api contracts</w:t>
+      </w:r>
+    </w:p>
+    <w:p>
+      <w:r>
+        <w:t>Prepare the labelled worked-case picture, the matching workbook, fictional input cards and a place for individual responses. No paid AI account is required for the paper reasoning activities.</w:t>
+      </w:r>
+    </w:p>
+    <w:tbl>
+      <w:tblPr>
+        <w:tblStyle w:val="LightShading-Accent1"/>
+        <w:tblW w:type="auto" w:w="0"/>
+        <w:tblLook w:firstColumn="1" w:firstRow="1" w:lastColumn="0" w:lastRow="0" w:noHBand="0" w:noVBand="1" w:val="04A0"/>
+      </w:tblPr>
+      <w:tblGrid>
+        <w:gridCol w:w="3408"/>
+        <w:gridCol w:w="3408"/>
+        <w:gridCol w:w="3408"/>
+      </w:tblGrid>
+      <w:tr>
+        <w:trPr>
+          <w:tblHeader/>
+        </w:trPr>
+        <w:tc>
+          <w:tcPr>
+            <w:tcW w:type="dxa" w:w="3408"/>
+          </w:tcPr>
+          <w:p>
+            <w:r>
+              <w:t>Session</w:t>
+            </w:r>
+          </w:p>
+        </w:tc>
+        <w:tc>
+          <w:tcPr>
+            <w:tcW w:type="dxa" w:w="3408"/>
+          </w:tcPr>
+          <w:p>
+            <w:r>
+              <w:t>Plan</w:t>
+            </w:r>
+          </w:p>
+        </w:tc>
+        <w:tc>
+          <w:tcPr>
+            <w:tcW w:type="dxa" w:w="3408"/>
+          </w:tcPr>
+          <w:p>
+            <w:r>
+              <w:t>Resources</w:t>
+            </w:r>
+          </w:p>
+        </w:tc>
+      </w:tr>
+      <w:tr>
+        <w:tc>
+          <w:tcPr>
+            <w:tcW w:type="dxa" w:w="3408"/>
+          </w:tcPr>
+          <w:p>
+            <w:r>
+              <w:t>Session 1 · Understand · 45 min</w:t>
+            </w:r>
+          </w:p>
+        </w:tc>
+        <w:tc>
+          <w:tcPr>
+            <w:tcW w:type="dxa" w:w="3408"/>
+          </w:tcPr>
+          <w:p>
+            <w:r>
+              <w:t>0–7: recall and prerequisite; 7–15: inspect the concrete case and predict; 15–30: teacher models the worked trace; 30–40: learners explain a step using the text and visual; 40–45: check the core idea.</w:t>
+            </w:r>
+          </w:p>
+        </w:tc>
+        <w:tc>
+          <w:tcPr>
+            <w:tcW w:type="dxa" w:w="3408"/>
+          </w:tcPr>
+          <w:p>
+            <w:r>
+              <w:t>Sections 1–6; record the brief recall in the workbook.</w:t>
+            </w:r>
+          </w:p>
+        </w:tc>
+      </w:tr>
+      <w:tr>
+        <w:tc>
+          <w:tcPr>
+            <w:tcW w:type="dxa" w:w="3408"/>
+          </w:tcPr>
+          <w:p>
+            <w:r>
+              <w:t>Session 2 · Practise · 45 min</w:t>
+            </w:r>
+          </w:p>
+        </w:tc>
+        <w:tc>
+          <w:tcPr>
+            <w:tcW w:type="dxa" w:w="3408"/>
+          </w:tcPr>
+          <w:p>
+            <w:r>
+              <w:t>0–5: retrieve the procedure; 5–15: W2 completion practice; 15–23: explain and check with a partner; 23–30: each learner answers the misconception check; 30–40: targeted reteaching or a harder variation; 40–45: prepare the investigation.</w:t>
+            </w:r>
+          </w:p>
+        </w:tc>
+        <w:tc>
+          <w:tcPr>
+            <w:tcW w:type="dxa" w:w="3408"/>
+          </w:tcPr>
+          <w:p>
+            <w:r>
+              <w:t>Sections 7–10; use the matching workbook W2 and misconception check.</w:t>
+            </w:r>
+          </w:p>
+        </w:tc>
+      </w:tr>
+      <w:tr>
+        <w:tc>
+          <w:tcPr>
+            <w:tcW w:type="dxa" w:w="3408"/>
+          </w:tcPr>
+          <w:p>
+            <w:r>
+              <w:t>Session 3 · Investigate and transfer · 45 min</w:t>
+            </w:r>
+          </w:p>
+        </w:tc>
+        <w:tc>
+          <w:tcPr>
+            <w:tcW w:type="dxa" w:w="3408"/>
+          </w:tcPr>
+          <w:p>
+            <w:r>
+              <w:t>0–5: retrieve the decision rule; 5–20: investigate or trace; 20–30: start the independent case; 30–38: connect the project; 38–43: act on feedback; 43–45: plan the return check.</w:t>
+            </w:r>
+          </w:p>
+        </w:tc>
+        <w:tc>
+          <w:tcPr>
+            <w:tcW w:type="dxa" w:w="3408"/>
+          </w:tcPr>
+          <w:p>
+            <w:r>
+              <w:t>Sections 9 and 11–14. Give extra time to finish the full task set; use Section 15 when the week includes a coding lab.</w:t>
+            </w:r>
+          </w:p>
+        </w:tc>
+      </w:tr>
+    </w:tbl>
+    <w:p>
+      <w:r>
+        <w:t>Before class, solve the supported practice: Proposed call lookup_room has room_id=B and extra argument book=true. Show the intermediate steps and give the conclusion with its scope.</w:t>
+      </w:r>
+    </w:p>
+    <w:p>
+      <w:r>
+        <w:t>Reasoned practice answer: Teacher explanation: Reject the extra field under the closed input contract. The lookup tool provides no booking authority even if the requested room exists.</w:t>
+      </w:r>
+    </w:p>
+    <w:p>
+      <w:r>
+        <w:t>Check every learner before discussion: Use the worked case for Tools and API contracts. Proposed explanation: “The worked result establishes every future case”. Decide whether this explanation is supported. Point to the step or supplied fact that decides; explain your repair if needed.</w:t>
+      </w:r>
+    </w:p>
+    <w:p>
+      <w:r>
+        <w:t>Misconception repair: A successful tool result supports only its declared data and operation; it does not authorise subsequent side effects.</w:t>
+      </w:r>
+    </w:p>
+    <w:p>
+      <w:r>
+        <w:t>Support: read the exact case aloud, enlarge the labelled picture, supply input cards and model only the first deciding step. Accept a spoken explanation or drawing; retain the reasoning goal.</w:t>
+      </w:r>
+    </w:p>
+    <w:p>
+      <w:r>
+        <w:t>Extension: Add lend: true to the same call. Require a prediction and a reason before comparing. Expected result: Reject the call before invoking the tool. Reason: An extra operation is outside the exact allowed contract, even when book_id is valid.</w:t>
+      </w:r>
+    </w:p>
+    <w:p>
+      <w:r>
+        <w:t>Independent assessment: withhold the reserved answer until the learner has attempted the new case. Record support separately from correctness.</w:t>
+      </w:r>
+    </w:p>
+    <w:tbl>
+      <w:tblPr>
+        <w:tblStyle w:val="LightShading-Accent1"/>
+        <w:tblW w:type="auto" w:w="0"/>
+        <w:tblLook w:firstColumn="1" w:firstRow="1" w:lastColumn="0" w:lastRow="0" w:noHBand="0" w:noVBand="1" w:val="04A0"/>
+      </w:tblPr>
+      <w:tblGrid>
+        <w:gridCol w:w="2556"/>
+        <w:gridCol w:w="2556"/>
+        <w:gridCol w:w="2556"/>
+        <w:gridCol w:w="2556"/>
+      </w:tblGrid>
+      <w:tr>
+        <w:trPr>
+          <w:tblHeader/>
+        </w:trPr>
+        <w:tc>
+          <w:tcPr>
+            <w:tcW w:type="dxa" w:w="2556"/>
+          </w:tcPr>
+          <w:p>
+            <w:r>
+              <w:t>Criterion</w:t>
+            </w:r>
+          </w:p>
+        </w:tc>
+        <w:tc>
+          <w:tcPr>
+            <w:tcW w:type="dxa" w:w="2556"/>
+          </w:tcPr>
+          <w:p>
+            <w:r>
+              <w:t>Not yet</w:t>
+            </w:r>
+          </w:p>
+        </w:tc>
+        <w:tc>
+          <w:tcPr>
+            <w:tcW w:type="dxa" w:w="2556"/>
+          </w:tcPr>
+          <w:p>
+            <w:r>
+              <w:t>With support</w:t>
+            </w:r>
+          </w:p>
+        </w:tc>
+        <w:tc>
+          <w:tcPr>
+            <w:tcW w:type="dxa" w:w="2556"/>
+          </w:tcPr>
+          <w:p>
+            <w:r>
+              <w:t>Independent</w:t>
+            </w:r>
+          </w:p>
+        </w:tc>
+      </w:tr>
+      <w:tr>
+        <w:tc>
+          <w:tcPr>
+            <w:tcW w:type="dxa" w:w="2556"/>
+          </w:tcPr>
+          <w:p>
+            <w:r>
+              <w:t>Explanation</w:t>
+            </w:r>
+          </w:p>
+        </w:tc>
+        <w:tc>
+          <w:tcPr>
+            <w:tcW w:type="dxa" w:w="2556"/>
+          </w:tcPr>
+          <w:p>
+            <w:r>
+              <w:t>Names an answer without a deciding fact</w:t>
+            </w:r>
+          </w:p>
+        </w:tc>
+        <w:tc>
+          <w:tcPr>
+            <w:tcW w:type="dxa" w:w="2556"/>
+          </w:tcPr>
+          <w:p>
+            <w:r>
+              <w:t>Uses a hint to link fact and decision</w:t>
+            </w:r>
+          </w:p>
+        </w:tc>
+        <w:tc>
+          <w:tcPr>
+            <w:tcW w:type="dxa" w:w="2556"/>
+          </w:tcPr>
+          <w:p>
+            <w:r>
+              <w:t>Explains the deciding fact in own words</w:t>
+            </w:r>
+          </w:p>
+        </w:tc>
+      </w:tr>
+      <w:tr>
+        <w:tc>
+          <w:tcPr>
+            <w:tcW w:type="dxa" w:w="2556"/>
+          </w:tcPr>
+          <w:p>
+            <w:r>
+              <w:t>Trace or test</w:t>
+            </w:r>
+          </w:p>
+        </w:tc>
+        <w:tc>
+          <w:tcPr>
+            <w:tcW w:type="dxa" w:w="2556"/>
+          </w:tcPr>
+          <w:p>
+            <w:r>
+              <w:t>Cannot connect input and result</w:t>
+            </w:r>
+          </w:p>
+        </w:tc>
+        <w:tc>
+          <w:tcPr>
+            <w:tcW w:type="dxa" w:w="2556"/>
+          </w:tcPr>
+          <w:p>
+            <w:r>
+              <w:t>Completes steps with prompts</w:t>
+            </w:r>
+          </w:p>
+        </w:tc>
+        <w:tc>
+          <w:tcPr>
+            <w:tcW w:type="dxa" w:w="2556"/>
+          </w:tcPr>
+          <w:p>
+            <w:r>
+              <w:t>Traces or tests a changed case accurately</w:t>
+            </w:r>
+          </w:p>
+        </w:tc>
+      </w:tr>
+      <w:tr>
+        <w:tc>
+          <w:tcPr>
+            <w:tcW w:type="dxa" w:w="2556"/>
+          </w:tcPr>
+          <w:p>
+            <w:r>
+              <w:t>Limits and revision</w:t>
+            </w:r>
+          </w:p>
+        </w:tc>
+        <w:tc>
+          <w:tcPr>
+            <w:tcW w:type="dxa" w:w="2556"/>
+          </w:tcPr>
+          <w:p>
+            <w:r>
+              <w:t>Claims more than evidence supports</w:t>
+            </w:r>
+          </w:p>
+        </w:tc>
+        <w:tc>
+          <w:tcPr>
+            <w:tcW w:type="dxa" w:w="2556"/>
+          </w:tcPr>
+          <w:p>
+            <w:r>
+              <w:t>Names a limit after a prompt</w:t>
+            </w:r>
+          </w:p>
+        </w:tc>
+        <w:tc>
+          <w:tcPr>
+            <w:tcW w:type="dxa" w:w="2556"/>
+          </w:tcPr>
+          <w:p>
+            <w:r>
+              <w:t>States a defensible limit and useful next test</w:t>
+            </w:r>
+          </w:p>
+        </w:tc>
+      </w:tr>
+    </w:tbl>
+    <w:p>
+      <w:r>
+        <w:t>Project checkpoint: Evaluate and revise. Compare with your starting method, explain errors and record a justified revision.</w:t>
+      </w:r>
+    </w:p>
+    <w:p>
+      <w:r>
+        <w:t>Use the weekly teacher answer for topic-specific reasoning. A saved progress tick is an activity record; judge mastery from the learner’s explanation and evidence.</w:t>
+      </w:r>
+    </w:p>
     <w:sectPr>
       <w:pgSz w:w="12240" w:h="15840"/>
       <w:pgMar w:top="936" w:right="1008" w:bottom="936" w:left="1008" w:header="720" w:footer="720" w:gutter="0"/>

--- a/downloads/teacher/ai-3-week-21.docx
+++ b/downloads/teacher/ai-3-week-21.docx
@@ -3141,6 +3141,39 @@
         <w:t>Use the weekly teacher answer for topic-specific reasoning. A saved progress tick is an activity record; judge mastery from the learner’s explanation and evidence.</w:t>
       </w:r>
     </w:p>
+    <w:p>
+      <w:pPr>
+        <w:pStyle w:val="Heading1"/>
+      </w:pPr>
+      <w:r>
+        <w:t>08. Use feedback, labs and repair paths</w:t>
+      </w:r>
+    </w:p>
+    <w:p>
+      <w:r>
+        <w:t>Use the two formative questions as supported practice, not as independent mastery scores. Discuss the deciding evidence rather than accepting a guessed selection.</w:t>
+      </w:r>
+    </w:p>
+    <w:p>
+      <w:r>
+        <w:t>The feedback comes from the reviewed public worked case. Do not reveal the separately reserved independent teacher answer until the learner has attempted that case.</w:t>
+      </w:r>
+    </w:p>
+    <w:p>
+      <w:r>
+        <w:t>Ask students to predict before running code. Preserve errors and actual outputs; collect a changed test and an explanation. The branch-boundary and indexing lessons deliberately include failure cases.</w:t>
+      </w:r>
+    </w:p>
+    <w:p>
+      <w:r>
+        <w:t>Use the earlier worked-explanation links to address a specific missing building block, then return to the current question. Adapt this suggestion after observing the learner; it is not an automatic diagnosis.</w:t>
+      </w:r>
+    </w:p>
+    <w:p>
+      <w:r>
+        <w:t>Collect the completed-work portfolio as evidence. Record support separately from correctness, and assess explanation, trace/test and limitations. Progress ticks and quiz selections alone do not establish mastery.</w:t>
+      </w:r>
+    </w:p>
     <w:sectPr>
       <w:pgSz w:w="12240" w:h="15840"/>
       <w:pgMar w:top="936" w:right="1008" w:bottom="936" w:left="1008" w:header="720" w:footer="720" w:gutter="0"/>

--- a/downloads/teacher/ai-3-week-21.docx
+++ b/downloads/teacher/ai-3-week-21.docx
@@ -29,6 +29,11 @@
       </w:r>
     </w:p>
     <w:p>
+      <w:r>
+        <w:t>Prepare Tools and APIs: check the target, prerequisites, resources and adaptable teaching schedule.</w:t>
+      </w:r>
+    </w:p>
+    <w:p>
       <w:pPr>
         <w:pStyle w:val="Heading3"/>
       </w:pPr>
@@ -37,8 +42,38 @@
       </w:r>
     </w:p>
     <w:p>
-      <w:r>
-        <w:t>Primary target: Explain the mechanism and terminology of tools and api contracts</w:t>
+      <w:pPr>
+        <w:spacing w:line="336" w:lineRule="auto" w:after="180"/>
+      </w:pPr>
+      <w:r>
+        <w:rPr>
+          <w:b w:val="0"/>
+        </w:rPr>
+        <w:t xml:space="preserve">Primary target: Explain the </w:t>
+      </w:r>
+      <w:r>
+        <w:rPr>
+          <w:b/>
+        </w:rPr>
+        <w:t>mechanism</w:t>
+      </w:r>
+      <w:r>
+        <w:rPr>
+          <w:b w:val="0"/>
+        </w:rPr>
+        <w:t xml:space="preserve"> and terminology of tools and </w:t>
+      </w:r>
+      <w:r>
+        <w:rPr>
+          <w:b/>
+        </w:rPr>
+        <w:t>api contract</w:t>
+      </w:r>
+      <w:r>
+        <w:rPr>
+          <w:b w:val="0"/>
+        </w:rPr>
+        <w:t>s</w:t>
       </w:r>
     </w:p>
     <w:tbl>
@@ -185,8 +220,37 @@
       </w:tr>
     </w:tbl>
     <w:p>
-      <w:r>
-        <w:t>This is a starting allocation of 135 minutes, not a validated duration. Preserve all named topics. Schedule extra time for connected examples, the full investigation, independent cases and project building. Repeated copies of a case share one recorded attempt; they are not new evidence.</w:t>
+      <w:pPr>
+        <w:spacing w:line="336" w:lineRule="auto" w:after="180"/>
+      </w:pPr>
+      <w:r>
+        <w:rPr>
+          <w:b w:val="0"/>
+        </w:rPr>
+        <w:t>This is a starting allocation of 135 minutes, not a validated duration. Preserve all named topics. Schedule extra time for connected examples, the full investigation, independent cases and project building.</w:t>
+      </w:r>
+    </w:p>
+    <w:p>
+      <w:pPr>
+        <w:spacing w:line="336" w:lineRule="auto" w:after="180"/>
+      </w:pPr>
+      <w:r>
+        <w:rPr>
+          <w:b w:val="0"/>
+        </w:rPr>
+        <w:t xml:space="preserve">Repeated copies of a case share one recorded attempt; they are not new </w:t>
+      </w:r>
+      <w:r>
+        <w:rPr>
+          <w:b/>
+        </w:rPr>
+        <w:t>evidence</w:t>
+      </w:r>
+      <w:r>
+        <w:rPr>
+          <w:b w:val="0"/>
+        </w:rPr>
+        <w:t>.</w:t>
       </w:r>
     </w:p>
     <w:p>
@@ -206,18 +270,70 @@
       </w:r>
     </w:p>
     <w:p>
-      <w:r>
+      <w:pPr>
+        <w:spacing w:line="336" w:lineRule="auto" w:after="180"/>
+      </w:pPr>
+      <w:r>
+        <w:rPr>
+          <w:b w:val="0"/>
+        </w:rPr>
         <w:t>Without opening the old lesson, explain one key idea from Conversation State and Memory. Give an example and a mistake that the idea helps you avoid.</w:t>
       </w:r>
     </w:p>
     <w:p>
-      <w:r>
-        <w:t>Look for: Explain the mechanism and terminology of conversation state and retention</w:t>
-      </w:r>
-    </w:p>
-    <w:p>
-      <w:r>
-        <w:t>Reference example, not the only acceptable wording: Teacher explanation: Conversation state stores facts or prior interactions for later use. It needs scope, provenance, correction and retention rules rather than indefinite accumulation. This classroom assistant keeps an approved room ID only for the current session. A later correction replaces the active value but retains an audit event until session end. Do not persist private text merely because it appeared in conversation.</w:t>
+      <w:pPr>
+        <w:spacing w:line="336" w:lineRule="auto" w:after="180"/>
+      </w:pPr>
+      <w:r>
+        <w:rPr>
+          <w:b w:val="0"/>
+        </w:rPr>
+        <w:t xml:space="preserve">Look for: Explain the </w:t>
+      </w:r>
+      <w:r>
+        <w:rPr>
+          <w:b/>
+        </w:rPr>
+        <w:t>mechanism</w:t>
+      </w:r>
+      <w:r>
+        <w:rPr>
+          <w:b w:val="0"/>
+        </w:rPr>
+        <w:t xml:space="preserve"> and terminology of conversation state and retention</w:t>
+      </w:r>
+    </w:p>
+    <w:p>
+      <w:pPr>
+        <w:spacing w:line="336" w:lineRule="auto" w:after="180"/>
+      </w:pPr>
+      <w:r>
+        <w:rPr>
+          <w:b w:val="0"/>
+        </w:rPr>
+        <w:t>Reference example, not the only acceptable wording: Teacher explanation: Conversation state stores facts or prior interactions for later use.</w:t>
+      </w:r>
+    </w:p>
+    <w:p>
+      <w:pPr>
+        <w:spacing w:line="336" w:lineRule="auto" w:after="180"/>
+      </w:pPr>
+      <w:r>
+        <w:rPr>
+          <w:b w:val="0"/>
+        </w:rPr>
+        <w:t>It needs scope, provenance, correction and retention rules rather than indefinite accumulation. This classroom assistant keeps an approved room ID only for the current session.</w:t>
+      </w:r>
+    </w:p>
+    <w:p>
+      <w:pPr>
+        <w:spacing w:line="336" w:lineRule="auto" w:after="180"/>
+      </w:pPr>
+      <w:r>
+        <w:rPr>
+          <w:b w:val="0"/>
+        </w:rPr>
+        <w:t>A later correction replaces the active value but retains an audit event until session end. Do not persist private text merely because it appeared in conversation.</w:t>
       </w:r>
     </w:p>
     <w:p>
@@ -229,18 +345,94 @@
       </w:r>
     </w:p>
     <w:p>
-      <w:r>
+      <w:pPr>
+        <w:spacing w:line="336" w:lineRule="auto" w:after="180"/>
+      </w:pPr>
+      <w:r>
+        <w:rPr>
+          <w:b w:val="0"/>
+        </w:rPr>
         <w:t>Without opening the old lesson, explain one key idea from Retrieval Augmented Generation. Give an example and a mistake that the idea helps you avoid.</w:t>
       </w:r>
     </w:p>
     <w:p>
-      <w:r>
-        <w:t>Look for: Explain the mechanism and terminology of building a grounded answer</w:t>
-      </w:r>
-    </w:p>
-    <w:p>
-      <w:r>
-        <w:t>Reference example, not the only acceptable wording: Teacher explanation: A grounded answer connects each factual claim to evidence actually retrieved for the task. Retrieval success does not automatically make generation faithful. Build a claim-evidence table before final wording. Preserve source versions and qualifiers, omit unsupported claims or explicitly state the gap, then validate the answer against the table.</w:t>
+      <w:pPr>
+        <w:spacing w:line="336" w:lineRule="auto" w:after="180"/>
+      </w:pPr>
+      <w:r>
+        <w:rPr>
+          <w:b w:val="0"/>
+        </w:rPr>
+        <w:t xml:space="preserve">Look for: Explain the </w:t>
+      </w:r>
+      <w:r>
+        <w:rPr>
+          <w:b/>
+        </w:rPr>
+        <w:t>mechanism</w:t>
+      </w:r>
+      <w:r>
+        <w:rPr>
+          <w:b w:val="0"/>
+        </w:rPr>
+        <w:t xml:space="preserve"> and terminology of building a grounded answer</w:t>
+      </w:r>
+    </w:p>
+    <w:p>
+      <w:pPr>
+        <w:spacing w:line="336" w:lineRule="auto" w:after="180"/>
+      </w:pPr>
+      <w:r>
+        <w:rPr>
+          <w:b w:val="0"/>
+        </w:rPr>
+        <w:t xml:space="preserve">Reference example, not the only acceptable wording: Teacher explanation: A grounded answer connects each factual claim to </w:t>
+      </w:r>
+      <w:r>
+        <w:rPr>
+          <w:b/>
+        </w:rPr>
+        <w:t>evidence</w:t>
+      </w:r>
+      <w:r>
+        <w:rPr>
+          <w:b w:val="0"/>
+        </w:rPr>
+        <w:t xml:space="preserve"> actually retrieved for the task.</w:t>
+      </w:r>
+    </w:p>
+    <w:p>
+      <w:pPr>
+        <w:spacing w:line="336" w:lineRule="auto" w:after="180"/>
+      </w:pPr>
+      <w:r>
+        <w:rPr>
+          <w:b w:val="0"/>
+        </w:rPr>
+        <w:t>Retrieval success does not automatically make generation faithful. Build a claim-</w:t>
+      </w:r>
+      <w:r>
+        <w:rPr>
+          <w:b/>
+        </w:rPr>
+        <w:t>evidence</w:t>
+      </w:r>
+      <w:r>
+        <w:rPr>
+          <w:b w:val="0"/>
+        </w:rPr>
+        <w:t xml:space="preserve"> table before final wording.</w:t>
+      </w:r>
+    </w:p>
+    <w:p>
+      <w:pPr>
+        <w:spacing w:line="336" w:lineRule="auto" w:after="180"/>
+      </w:pPr>
+      <w:r>
+        <w:rPr>
+          <w:b w:val="0"/>
+        </w:rPr>
+        <w:t>Preserve source versions and qualifiers, omit unsupported claims or explicitly state the gap, then validate the answer against the table.</w:t>
       </w:r>
     </w:p>
     <w:p>
@@ -252,22 +444,81 @@
       </w:r>
     </w:p>
     <w:p>
-      <w:r>
+      <w:pPr>
+        <w:spacing w:line="336" w:lineRule="auto" w:after="180"/>
+      </w:pPr>
+      <w:r>
+        <w:rPr>
+          <w:b w:val="0"/>
+        </w:rPr>
         <w:t>Without opening the old lesson, explain one key idea from Source Quality. Give an example and a mistake that the idea helps you avoid.</w:t>
       </w:r>
     </w:p>
     <w:p>
-      <w:r>
-        <w:t>Look for: Explain the mechanism and terminology of conflicting and time-sensitive sources</w:t>
-      </w:r>
-    </w:p>
-    <w:p>
-      <w:r>
-        <w:t>Reference example, not the only acceptable wording: Teacher explanation: Changing facts require a stated time and source-version policy. Current-looking records can conflict without enough evidence to choose between them. For this toy task a signed amendment supersedes the referenced original from its effective time. Keep both records. A newer timestamp alone has no authority unless the policy grants it.</w:t>
-      </w:r>
-    </w:p>
-    <w:p>
-      <w:r>
+      <w:pPr>
+        <w:spacing w:line="336" w:lineRule="auto" w:after="180"/>
+      </w:pPr>
+      <w:r>
+        <w:rPr>
+          <w:b w:val="0"/>
+        </w:rPr>
+        <w:t xml:space="preserve">Look for: Explain the </w:t>
+      </w:r>
+      <w:r>
+        <w:rPr>
+          <w:b/>
+        </w:rPr>
+        <w:t>mechanism</w:t>
+      </w:r>
+      <w:r>
+        <w:rPr>
+          <w:b w:val="0"/>
+        </w:rPr>
+        <w:t xml:space="preserve"> and terminology of conflicting and time-sensitive sources</w:t>
+      </w:r>
+    </w:p>
+    <w:p>
+      <w:pPr>
+        <w:spacing w:line="336" w:lineRule="auto" w:after="180"/>
+      </w:pPr>
+      <w:r>
+        <w:rPr>
+          <w:b w:val="0"/>
+        </w:rPr>
+        <w:t xml:space="preserve">Reference example, not the only acceptable wording: Teacher explanation: Changing facts require a stated time and source-version policy. Current-looking records can conflict without enough </w:t>
+      </w:r>
+      <w:r>
+        <w:rPr>
+          <w:b/>
+        </w:rPr>
+        <w:t>evidence</w:t>
+      </w:r>
+      <w:r>
+        <w:rPr>
+          <w:b w:val="0"/>
+        </w:rPr>
+        <w:t xml:space="preserve"> to choose between them.</w:t>
+      </w:r>
+    </w:p>
+    <w:p>
+      <w:pPr>
+        <w:spacing w:line="336" w:lineRule="auto" w:after="180"/>
+      </w:pPr>
+      <w:r>
+        <w:rPr>
+          <w:b w:val="0"/>
+        </w:rPr>
+        <w:t>For this toy task a signed amendment supersedes the referenced original from its effective time. Keep both records. A newer timestamp alone has no authority unless the policy grants it.</w:t>
+      </w:r>
+    </w:p>
+    <w:p>
+      <w:pPr>
+        <w:spacing w:line="336" w:lineRule="auto" w:after="180"/>
+      </w:pPr>
+      <w:r>
+        <w:rPr>
+          <w:b w:val="0"/>
+        </w:rPr>
         <w:t>Use the student module and workbook section with this exact week title. The worked case, independent question and answers below form one aligned lesson sequence.</w:t>
       </w:r>
     </w:p>
@@ -280,8 +531,26 @@
       </w:r>
     </w:p>
     <w:p>
-      <w:r>
-        <w:t>A tool can calculate or search supplied notes. The request is 'What is 17×6, and where do roots take up water?' Assign each subtask and describe output checks.</w:t>
+      <w:pPr>
+        <w:spacing w:line="336" w:lineRule="auto" w:after="180"/>
+      </w:pPr>
+      <w:r>
+        <w:rPr>
+          <w:b w:val="0"/>
+        </w:rPr>
+        <w:t xml:space="preserve">A tool can calculate or search supplied notes. The request is 'What is 17×6, and where do roots take up water?' Assign each subtask and describe </w:t>
+      </w:r>
+      <w:r>
+        <w:rPr>
+          <w:b/>
+        </w:rPr>
+        <w:t>output</w:t>
+      </w:r>
+      <w:r>
+        <w:rPr>
+          <w:b w:val="0"/>
+        </w:rPr>
+        <w:t xml:space="preserve"> checks.</w:t>
       </w:r>
     </w:p>
     <w:p>
@@ -293,8 +562,26 @@
       </w:r>
     </w:p>
     <w:p>
-      <w:r>
-        <w:t>A tool call is a structured request to an external capability with returned data.</w:t>
+      <w:pPr>
+        <w:spacing w:line="336" w:lineRule="auto" w:after="180"/>
+      </w:pPr>
+      <w:r>
+        <w:rPr>
+          <w:b w:val="0"/>
+        </w:rPr>
+        <w:t xml:space="preserve">A </w:t>
+      </w:r>
+      <w:r>
+        <w:rPr>
+          <w:b/>
+        </w:rPr>
+        <w:t>tool call</w:t>
+      </w:r>
+      <w:r>
+        <w:rPr>
+          <w:b w:val="0"/>
+        </w:rPr>
+        <w:t xml:space="preserve"> is a structured request to an external capability with returned data.</w:t>
       </w:r>
     </w:p>
     <w:tbl>
@@ -430,12 +717,38 @@
       </w:r>
     </w:p>
     <w:p>
-      <w:r>
+      <w:pPr>
+        <w:spacing w:line="336" w:lineRule="auto" w:after="180"/>
+      </w:pPr>
+      <w:r>
+        <w:rPr>
+          <w:b w:val="0"/>
+        </w:rPr>
         <w:t>Use the supplied scenario, student illustrations and blank paper. For numeric work, offer counters or a calculator after learners show the setup. Fictional records are supplied; personal data and paid accounts are unnecessary.</w:t>
       </w:r>
     </w:p>
     <w:p>
-      <w:r>
+      <w:pPr>
+        <w:pStyle w:val="Heading3"/>
+      </w:pPr>
+      <w:r>
+        <w:t>Alternative compact allocation</w:t>
+      </w:r>
+    </w:p>
+    <w:p>
+      <w:r>
+        <w:t>This compact option is not the full-week schedule. Use the main teaching cycle and allow extra sessions for the investigation, independent work and project.</w:t>
+      </w:r>
+    </w:p>
+    <w:p>
+      <w:pPr>
+        <w:spacing w:line="336" w:lineRule="auto" w:after="180"/>
+        <w:shd w:fill="F1F6F8"/>
+      </w:pPr>
+      <w:r>
+        <w:rPr>
+          <w:b w:val="0"/>
+        </w:rPr>
         <w:t>Allow 80 minutes: recall 8; explanation 12; worked demonstration 15; guided practice 20; independent assessment 15; project and reflection 10. Extend the lab into a second session when needed.</w:t>
       </w:r>
     </w:p>
@@ -448,8 +761,96 @@
       </w:r>
     </w:p>
     <w:p>
-      <w:r>
-        <w:t>Two 45-minute sessions. Tools expose structured operations with input and output contracts. Generating a tool call is a proposal; validation and authorisation decide whether it executes. Use the supplied constructed scenarios to make the mechanism inspectable. Collect W4 before sharing solutions. Students should name intermediate evidence and limitations; classroom pacing and learning effectiveness remain unvalidated.</w:t>
+      <w:pPr>
+        <w:spacing w:line="336" w:lineRule="auto" w:after="180"/>
+      </w:pPr>
+      <w:r>
+        <w:rPr>
+          <w:b w:val="0"/>
+        </w:rPr>
+        <w:t xml:space="preserve">Two 45-minute sessions. Tools expose structured operations with </w:t>
+      </w:r>
+      <w:r>
+        <w:rPr>
+          <w:b/>
+        </w:rPr>
+        <w:t>input</w:t>
+      </w:r>
+      <w:r>
+        <w:rPr>
+          <w:b w:val="0"/>
+        </w:rPr>
+        <w:t xml:space="preserve"> and </w:t>
+      </w:r>
+      <w:r>
+        <w:rPr>
+          <w:b/>
+        </w:rPr>
+        <w:t>output</w:t>
+      </w:r>
+      <w:r>
+        <w:rPr>
+          <w:b w:val="0"/>
+        </w:rPr>
+        <w:t xml:space="preserve"> contracts. Generating a </w:t>
+      </w:r>
+      <w:r>
+        <w:rPr>
+          <w:b/>
+        </w:rPr>
+        <w:t>tool call</w:t>
+      </w:r>
+      <w:r>
+        <w:rPr>
+          <w:b w:val="0"/>
+        </w:rPr>
+        <w:t xml:space="preserve"> is a proposal; validation and authorisation decide whether it executes.</w:t>
+      </w:r>
+    </w:p>
+    <w:p>
+      <w:pPr>
+        <w:spacing w:line="336" w:lineRule="auto" w:after="180"/>
+      </w:pPr>
+      <w:r>
+        <w:rPr>
+          <w:b w:val="0"/>
+        </w:rPr>
+        <w:t xml:space="preserve">Use the supplied constructed scenarios to make the </w:t>
+      </w:r>
+      <w:r>
+        <w:rPr>
+          <w:b/>
+        </w:rPr>
+        <w:t>mechanism</w:t>
+      </w:r>
+      <w:r>
+        <w:rPr>
+          <w:b w:val="0"/>
+        </w:rPr>
+        <w:t xml:space="preserve"> inspectable. Collect W4 before sharing solutions.</w:t>
+      </w:r>
+    </w:p>
+    <w:p>
+      <w:pPr>
+        <w:spacing w:line="336" w:lineRule="auto" w:after="180"/>
+      </w:pPr>
+      <w:r>
+        <w:rPr>
+          <w:b w:val="0"/>
+        </w:rPr>
+        <w:t xml:space="preserve">Students should name intermediate </w:t>
+      </w:r>
+      <w:r>
+        <w:rPr>
+          <w:b/>
+        </w:rPr>
+        <w:t>evidence</w:t>
+      </w:r>
+      <w:r>
+        <w:rPr>
+          <w:b w:val="0"/>
+        </w:rPr>
+        <w:t xml:space="preserve"> and limitations; classroom pacing and learning effectiveness remain unvalidated.</w:t>
       </w:r>
     </w:p>
     <w:p>
@@ -461,22 +862,81 @@
       </w:r>
     </w:p>
     <w:p>
-      <w:r>
-        <w:t>A result depends on the inputs, procedure and conditions that produced it. Preserve data roles and distinguish observed outcomes from predictions or unmeasured conditions. If the prior concept cannot be explained, use a short retrieval activity before this chapter.</w:t>
-      </w:r>
-    </w:p>
-    <w:p>
-      <w:r>
+      <w:pPr>
+        <w:spacing w:line="336" w:lineRule="auto" w:after="180"/>
+      </w:pPr>
+      <w:r>
+        <w:rPr>
+          <w:b w:val="0"/>
+        </w:rPr>
+        <w:t xml:space="preserve">A result depends on the </w:t>
+      </w:r>
+      <w:r>
+        <w:rPr>
+          <w:b/>
+        </w:rPr>
+        <w:t>input</w:t>
+      </w:r>
+      <w:r>
+        <w:rPr>
+          <w:b w:val="0"/>
+        </w:rPr>
+        <w:t xml:space="preserve">s, procedure and conditions that produced it. Preserve data roles and distinguish observed outcomes from </w:t>
+      </w:r>
+      <w:r>
+        <w:rPr>
+          <w:b/>
+        </w:rPr>
+        <w:t>prediction</w:t>
+      </w:r>
+      <w:r>
+        <w:rPr>
+          <w:b w:val="0"/>
+        </w:rPr>
+        <w:t>s or unmeasured conditions.</w:t>
+      </w:r>
+    </w:p>
+    <w:p>
+      <w:pPr>
+        <w:spacing w:line="336" w:lineRule="auto" w:after="180"/>
+      </w:pPr>
+      <w:r>
+        <w:rPr>
+          <w:b w:val="0"/>
+        </w:rPr>
+        <w:t>If the prior concept cannot be explained, use a short retrieval activity before this chapter.</w:t>
+      </w:r>
+    </w:p>
+    <w:p>
+      <w:pPr>
+        <w:spacing w:line="336" w:lineRule="auto" w:after="180"/>
+      </w:pPr>
+      <w:r>
+        <w:rPr>
+          <w:b w:val="0"/>
+        </w:rPr>
         <w:t>Lesson and workbook; paper and pencil</w:t>
       </w:r>
     </w:p>
     <w:p>
-      <w:r>
+      <w:pPr>
+        <w:spacing w:line="336" w:lineRule="auto" w:after="180"/>
+      </w:pPr>
+      <w:r>
+        <w:rPr>
+          <w:b w:val="0"/>
+        </w:rPr>
         <w:t>Calculator and optional local Python 3 for arithmetic; no live API or private data</w:t>
       </w:r>
     </w:p>
     <w:p>
-      <w:r>
+      <w:pPr>
+        <w:spacing w:line="336" w:lineRule="auto" w:after="180"/>
+      </w:pPr>
+      <w:r>
+        <w:rPr>
+          <w:b w:val="0"/>
+        </w:rPr>
         <w:t>Prepare the fresh retry separately and withhold its solution until after collection</w:t>
       </w:r>
     </w:p>
@@ -489,12 +949,24 @@
       </w:r>
     </w:p>
     <w:p>
-      <w:r>
+      <w:pPr>
+        <w:spacing w:line="336" w:lineRule="auto" w:after="180"/>
+      </w:pPr>
+      <w:r>
+        <w:rPr>
+          <w:b w:val="0"/>
+        </w:rPr>
         <w:t>By the end, I can explain tools and apis using a traced example and a stated limitation.</w:t>
       </w:r>
     </w:p>
     <w:p>
-      <w:r>
+      <w:pPr>
+        <w:spacing w:line="336" w:lineRule="auto" w:after="180"/>
+      </w:pPr>
+      <w:r>
+        <w:rPr>
+          <w:b w:val="0"/>
+        </w:rPr>
         <w:t>This added worked case illustrates the week’s main idea. Retain all original and connected topics; schedule its practice within the teaching cycle.</w:t>
       </w:r>
     </w:p>
@@ -507,61 +979,191 @@
       </w:r>
     </w:p>
     <w:p>
+      <w:r>
+        <w:t>Model Tools and APIs using the supplied case, labelled mechanism and reasoning. Make the scope of each conclusion explicit.</w:t>
+      </w:r>
+    </w:p>
+    <w:p>
+      <w:pPr>
+        <w:spacing w:line="336" w:lineRule="auto" w:after="180"/>
+      </w:pPr>
+      <w:r>
+        <w:rPr>
+          <w:b/>
+        </w:rPr>
+        <w:t>Input</w:t>
+      </w:r>
+      <w:r>
+        <w:rPr>
+          <w:b w:val="0"/>
+        </w:rPr>
+        <w:t xml:space="preserve"> → </w:t>
+      </w:r>
+      <w:r>
+        <w:rPr>
+          <w:b/>
+        </w:rPr>
+        <w:t>Process</w:t>
+      </w:r>
+      <w:r>
+        <w:rPr>
+          <w:b w:val="0"/>
+        </w:rPr>
+        <w:t xml:space="preserve"> → </w:t>
+      </w:r>
+      <w:r>
+        <w:rPr>
+          <w:b/>
+        </w:rPr>
+        <w:t>Output</w:t>
+      </w:r>
+    </w:p>
+    <w:p>
+      <w:pPr>
+        <w:spacing w:line="336" w:lineRule="auto" w:after="180"/>
+      </w:pPr>
+      <w:r>
+        <w:rPr>
+          <w:b w:val="0"/>
+        </w:rPr>
+        <w:t>Trace the information. At each stage, ask what changed and how you could test it.</w:t>
+      </w:r>
+    </w:p>
+    <w:p>
+      <w:pPr>
+        <w:spacing w:line="336" w:lineRule="auto" w:after="180"/>
+      </w:pPr>
+      <w:r>
+        <w:rPr>
+          <w:b w:val="0"/>
+        </w:rPr>
+        <w:t>Which stage could fail even when the other two are correct? Explain:</w:t>
+      </w:r>
+    </w:p>
+    <w:p>
+      <w:pPr>
+        <w:spacing w:line="336" w:lineRule="auto" w:after="180"/>
+      </w:pPr>
+      <w:r>
+        <w:rPr>
+          <w:b w:val="0"/>
+        </w:rPr>
+        <w:t xml:space="preserve">Predict first. Then check each step. A correct answer without visible reasoning is incomplete </w:t>
+      </w:r>
+      <w:r>
+        <w:rPr>
+          <w:b/>
+        </w:rPr>
+        <w:t>evidence</w:t>
+      </w:r>
+      <w:r>
+        <w:rPr>
+          <w:b w:val="0"/>
+        </w:rPr>
+        <w:t>.</w:t>
+      </w:r>
+    </w:p>
+    <w:p>
+      <w:pPr>
+        <w:spacing w:line="336" w:lineRule="auto" w:after="180"/>
+        <w:shd w:fill="F4F9FC"/>
+      </w:pPr>
+      <w:r>
+        <w:rPr>
+          <w:b w:val="0"/>
+        </w:rPr>
+        <w:t>1. Tool schema requires operation and two numbers.</w:t>
+      </w:r>
+    </w:p>
+    <w:p>
+      <w:pPr>
+        <w:spacing w:line="336" w:lineRule="auto" w:after="180"/>
+        <w:shd w:fill="F4F9FC"/>
+      </w:pPr>
+      <w:r>
+        <w:rPr>
+          <w:b w:val="0"/>
+        </w:rPr>
+        <w:t>2. Request sends operation=divide, a=18, b=24.</w:t>
+      </w:r>
+    </w:p>
+    <w:p>
+      <w:pPr>
+        <w:spacing w:line="336" w:lineRule="auto" w:after="180"/>
+        <w:shd w:fill="F4F9FC"/>
+      </w:pPr>
+      <w:r>
+        <w:rPr>
+          <w:b w:val="0"/>
+        </w:rPr>
+        <w:t>3. Tool returns result=0.75; product formats 75%.</w:t>
+      </w:r>
+    </w:p>
+    <w:p>
+      <w:pPr>
+        <w:spacing w:line="336" w:lineRule="auto" w:after="180"/>
+        <w:shd w:fill="F4F9FC"/>
+      </w:pPr>
+      <w:r>
+        <w:rPr>
+          <w:b w:val="0"/>
+        </w:rPr>
+        <w:t xml:space="preserve">4. Timeout or invalid </w:t>
+      </w:r>
+      <w:r>
+        <w:rPr>
+          <w:b/>
+        </w:rPr>
+        <w:t>input</w:t>
+      </w:r>
+      <w:r>
+        <w:rPr>
+          <w:b w:val="0"/>
+        </w:rPr>
+        <w:t xml:space="preserve"> must trigger retry, repair, or safe explanation—not invented data.</w:t>
+      </w:r>
+    </w:p>
+    <w:p>
+      <w:pPr>
+        <w:spacing w:line="336" w:lineRule="auto" w:after="180"/>
+      </w:pPr>
+      <w:r>
+        <w:rPr>
+          <w:b w:val="0"/>
+        </w:rPr>
+        <w:t>Recalculate, retrace, or restate the reasoning in your own representation:</w:t>
+      </w:r>
+    </w:p>
+    <w:p>
+      <w:pPr>
+        <w:spacing w:line="336" w:lineRule="auto" w:after="180"/>
+        <w:shd w:fill="F5F1FB"/>
+      </w:pPr>
+      <w:r>
+        <w:rPr>
+          <w:b w:val="0"/>
+        </w:rPr>
+        <w:t xml:space="preserve">CHECK Did the </w:t>
+      </w:r>
+      <w:r>
+        <w:rPr>
+          <w:b/>
+        </w:rPr>
+        <w:t>evidence</w:t>
+      </w:r>
+      <w:r>
+        <w:rPr>
+          <w:b w:val="0"/>
+        </w:rPr>
+        <w:t xml:space="preserve"> answer the exact question? Did the total, path, or source record stay consistent?</w:t>
+      </w:r>
+    </w:p>
+    <w:p>
       <w:pPr>
         <w:pStyle w:val="Heading3"/>
       </w:pPr>
       <w:r>
-        <w:t>Explain the mechanism</w:t>
-      </w:r>
-    </w:p>
-    <w:p>
-      <w:r>
-        <w:t>Input → Process → Output</w:t>
-      </w:r>
-    </w:p>
-    <w:p>
-      <w:r>
-        <w:t>Trace the information. At each stage, ask what changed and how you could test it.</w:t>
-      </w:r>
-    </w:p>
-    <w:p>
-      <w:r>
-        <w:t>Which stage could fail even when the other two are correct? Explain:</w:t>
-      </w:r>
-    </w:p>
-    <w:p>
-      <w:r>
-        <w:t>Predict first. Then check each step. A correct answer without visible reasoning is incomplete evidence.</w:t>
-      </w:r>
-    </w:p>
-    <w:p>
-      <w:r>
-        <w:t>1. Tool schema requires operation and two numbers.</w:t>
-      </w:r>
-    </w:p>
-    <w:p>
-      <w:r>
-        <w:t>2. Request sends operation=divide, a=18, b=24.</w:t>
-      </w:r>
-    </w:p>
-    <w:p>
-      <w:r>
-        <w:t>3. Tool returns result=0.75; product formats 75%.</w:t>
-      </w:r>
-    </w:p>
-    <w:p>
-      <w:r>
-        <w:t>4. Timeout or invalid input must trigger retry, repair, or safe explanation—not invented data.</w:t>
-      </w:r>
-    </w:p>
-    <w:p>
-      <w:r>
-        <w:t>Recalculate, retrace, or restate the reasoning in your own representation:</w:t>
-      </w:r>
-    </w:p>
-    <w:p>
-      <w:r>
-        <w:t>CHECK Did the evidence answer the exact question? Did the total, path, or source record stay consistent?</w:t>
+        <w:t>Concrete teaching case</w:t>
       </w:r>
     </w:p>
     <w:p>
@@ -569,16 +1171,38 @@
         <w:pStyle w:val="Heading3"/>
       </w:pPr>
       <w:r>
-        <w:t>Concrete teaching case</w:t>
-      </w:r>
-    </w:p>
-    <w:p>
-      <w:r>
+        <w:t>The teaching case</w:t>
+      </w:r>
+    </w:p>
+    <w:p>
+      <w:pPr>
+        <w:spacing w:line="336" w:lineRule="auto" w:after="180"/>
+        <w:shd w:fill="F1F6FC"/>
+      </w:pPr>
+      <w:r>
+        <w:rPr>
+          <w:b w:val="0"/>
+        </w:rPr>
         <w:t>An assistant has calculator and source-search tools. Request: 12 times 9 and habitat definition from a class pack.</w:t>
       </w:r>
     </w:p>
     <w:p>
-      <w:r>
+      <w:pPr>
+        <w:pStyle w:val="Heading3"/>
+      </w:pPr>
+      <w:r>
+        <w:t>The teaching case</w:t>
+      </w:r>
+    </w:p>
+    <w:p>
+      <w:pPr>
+        <w:spacing w:line="336" w:lineRule="auto" w:after="180"/>
+        <w:shd w:fill="F1F6FC"/>
+      </w:pPr>
+      <w:r>
+        <w:rPr>
+          <w:b w:val="0"/>
+        </w:rPr>
         <w:t>Choose and verify tools.</w:t>
       </w:r>
     </w:p>
@@ -591,36 +1215,209 @@
       </w:r>
     </w:p>
     <w:p>
-      <w:r>
-        <w:t>Calculator returns 108; search retrieves the definition. Verify inputs, outputs and supporting passage before answering.</w:t>
-      </w:r>
-    </w:p>
-    <w:p>
       <w:pPr>
         <w:pStyle w:val="Heading3"/>
       </w:pPr>
       <w:r>
+        <w:t>Why the result follows</w:t>
+      </w:r>
+    </w:p>
+    <w:p>
+      <w:pPr>
+        <w:spacing w:line="336" w:lineRule="auto" w:after="180"/>
+        <w:shd w:fill="F1F6FC"/>
+      </w:pPr>
+      <w:r>
+        <w:rPr>
+          <w:b w:val="0"/>
+        </w:rPr>
+        <w:t xml:space="preserve">Calculator returns 108; search retrieves the definition. Verify </w:t>
+      </w:r>
+      <w:r>
+        <w:rPr>
+          <w:b/>
+        </w:rPr>
+        <w:t>input</w:t>
+      </w:r>
+      <w:r>
+        <w:rPr>
+          <w:b w:val="0"/>
+        </w:rPr>
+        <w:t xml:space="preserve">s, </w:t>
+      </w:r>
+      <w:r>
+        <w:rPr>
+          <w:b/>
+        </w:rPr>
+        <w:t>output</w:t>
+      </w:r>
+      <w:r>
+        <w:rPr>
+          <w:b w:val="0"/>
+        </w:rPr>
+        <w:t>s and supporting passage before answering.</w:t>
+      </w:r>
+    </w:p>
+    <w:p>
+      <w:pPr>
+        <w:pStyle w:val="Heading3"/>
+      </w:pPr>
+      <w:r>
         <w:t>Explain the added worked example</w:t>
       </w:r>
     </w:p>
     <w:p>
-      <w:r>
-        <w:t>Tools expose structured operations with input and output contracts. Generating a tool call is a proposal; validation and authorisation decide whether it executes.</w:t>
-      </w:r>
-    </w:p>
-    <w:p>
-      <w:r>
-        <w:t>Begin by writing the question the procedure is intended to answer. Identify the information already supplied, the information it will produce and the information still missing. These are constructed classroom examples; they do not require live accounts, private records or an external service. Do not treat a plausible explanation as a measured outcome.</w:t>
-      </w:r>
-    </w:p>
-    <w:p>
-      <w:r>
-        <w:t>For lookup_room accept exactly room_id as a nonempty string; return found plus capacity or a not-found result. It is read-only. Reject unknown arguments and do not replace missing values with invented facts.</w:t>
-      </w:r>
-    </w:p>
-    <w:p>
-      <w:r>
-        <w:t>Before applying the procedure, write its units, denominator or decision boundary where relevant. A partner should be able to repeat each step using the same inputs. If a required input is absent or violates the stated contract, record that condition explicitly instead of quietly replacing it with a convenient value.</w:t>
+      <w:pPr>
+        <w:spacing w:line="336" w:lineRule="auto" w:after="180"/>
+      </w:pPr>
+      <w:r>
+        <w:rPr>
+          <w:b w:val="0"/>
+        </w:rPr>
+        <w:t xml:space="preserve">Tools expose structured operations with </w:t>
+      </w:r>
+      <w:r>
+        <w:rPr>
+          <w:b/>
+        </w:rPr>
+        <w:t>input</w:t>
+      </w:r>
+      <w:r>
+        <w:rPr>
+          <w:b w:val="0"/>
+        </w:rPr>
+        <w:t xml:space="preserve"> and </w:t>
+      </w:r>
+      <w:r>
+        <w:rPr>
+          <w:b/>
+        </w:rPr>
+        <w:t>output</w:t>
+      </w:r>
+      <w:r>
+        <w:rPr>
+          <w:b w:val="0"/>
+        </w:rPr>
+        <w:t xml:space="preserve"> contracts. Generating a </w:t>
+      </w:r>
+      <w:r>
+        <w:rPr>
+          <w:b/>
+        </w:rPr>
+        <w:t>tool call</w:t>
+      </w:r>
+      <w:r>
+        <w:rPr>
+          <w:b w:val="0"/>
+        </w:rPr>
+        <w:t xml:space="preserve"> is a proposal; validation and authorisation decide whether it executes.</w:t>
+      </w:r>
+    </w:p>
+    <w:p>
+      <w:pPr>
+        <w:pStyle w:val="Heading3"/>
+      </w:pPr>
+      <w:r>
+        <w:t>Explain the added worked example · 1</w:t>
+      </w:r>
+    </w:p>
+    <w:p>
+      <w:pPr>
+        <w:spacing w:line="336" w:lineRule="auto" w:after="180"/>
+      </w:pPr>
+      <w:r>
+        <w:rPr>
+          <w:b w:val="0"/>
+        </w:rPr>
+        <w:t>Begin by writing the question the procedure is intended to answer. Identify the information already supplied, the information it will produce and the information still missing.</w:t>
+      </w:r>
+    </w:p>
+    <w:p>
+      <w:pPr>
+        <w:spacing w:line="336" w:lineRule="auto" w:after="180"/>
+      </w:pPr>
+      <w:r>
+        <w:rPr>
+          <w:b w:val="0"/>
+        </w:rPr>
+        <w:t>These are constructed classroom examples; they do not require live accounts, private records or an external service. Do not treat a plausible explanation as a measured outcome.</w:t>
+      </w:r>
+    </w:p>
+    <w:p>
+      <w:pPr>
+        <w:spacing w:line="336" w:lineRule="auto" w:after="180"/>
+      </w:pPr>
+      <w:r>
+        <w:rPr>
+          <w:b w:val="0"/>
+        </w:rPr>
+        <w:t xml:space="preserve">For lookup_room accept exactly room_id as a nonempty string; return found plus capacity or a not-found result. It is read-only. Reject unknown </w:t>
+      </w:r>
+      <w:r>
+        <w:rPr>
+          <w:b/>
+        </w:rPr>
+        <w:t>argument</w:t>
+      </w:r>
+      <w:r>
+        <w:rPr>
+          <w:b w:val="0"/>
+        </w:rPr>
+        <w:t>s and do not replace missing values with invented facts.</w:t>
+      </w:r>
+    </w:p>
+    <w:p>
+      <w:pPr>
+        <w:pStyle w:val="Heading3"/>
+      </w:pPr>
+      <w:r>
+        <w:t>Explain the added worked example · 2</w:t>
+      </w:r>
+    </w:p>
+    <w:p>
+      <w:pPr>
+        <w:spacing w:line="336" w:lineRule="auto" w:after="180"/>
+      </w:pPr>
+      <w:r>
+        <w:rPr>
+          <w:b w:val="0"/>
+        </w:rPr>
+        <w:t xml:space="preserve">Before applying the procedure, write its units, denominator or decision boundary where relevant. A partner should be able to repeat each step using the same </w:t>
+      </w:r>
+      <w:r>
+        <w:rPr>
+          <w:b/>
+        </w:rPr>
+        <w:t>input</w:t>
+      </w:r>
+      <w:r>
+        <w:rPr>
+          <w:b w:val="0"/>
+        </w:rPr>
+        <w:t>s.</w:t>
+      </w:r>
+    </w:p>
+    <w:p>
+      <w:pPr>
+        <w:spacing w:line="336" w:lineRule="auto" w:after="180"/>
+      </w:pPr>
+      <w:r>
+        <w:rPr>
+          <w:b w:val="0"/>
+        </w:rPr>
+        <w:t xml:space="preserve">If a required </w:t>
+      </w:r>
+      <w:r>
+        <w:rPr>
+          <w:b/>
+        </w:rPr>
+        <w:t>input</w:t>
+      </w:r>
+      <w:r>
+        <w:rPr>
+          <w:b w:val="0"/>
+        </w:rPr>
+        <w:t xml:space="preserve"> is absent or violates the stated contract, record that condition explicitly instead of quietly replacing it with a convenient value.</w:t>
       </w:r>
     </w:p>
     <w:p>
@@ -742,23 +1539,149 @@
       </w:r>
     </w:p>
     <w:p>
-      <w:r>
-        <w:t>Use the complete worked example below before asking learners to complete W2. Reveal a small part, invite a prediction, then explain the deciding step. These teacher notes contain solutions; do not reveal the independent case answer during modelling.</w:t>
-      </w:r>
-    </w:p>
-    <w:p>
-      <w:r>
-        <w:t>Proposed call lookup_room has room_id=B and extra argument book=true.</w:t>
-      </w:r>
-    </w:p>
-    <w:p>
-      <w:r>
-        <w:t>Reject the extra field under the closed input contract. The lookup tool provides no booking authority even if the requested room exists.</w:t>
-      </w:r>
-    </w:p>
-    <w:p>
-      <w:r>
-        <w:t>Compare the intermediate evidence with the final statement. Explain why each number or decision follows from the stated inputs. The conclusion belongs to this scenario and procedure; changing the inputs, evaluation population or authority can change what it establishes. Retain the raw record so a later revision can be compared honestly.</w:t>
+      <w:pPr>
+        <w:spacing w:line="336" w:lineRule="auto" w:after="180"/>
+      </w:pPr>
+      <w:r>
+        <w:rPr>
+          <w:b w:val="0"/>
+        </w:rPr>
+        <w:t xml:space="preserve">Use the complete worked example below before asking learners to complete W2. Reveal a small part, invite a </w:t>
+      </w:r>
+      <w:r>
+        <w:rPr>
+          <w:b/>
+        </w:rPr>
+        <w:t>prediction</w:t>
+      </w:r>
+      <w:r>
+        <w:rPr>
+          <w:b w:val="0"/>
+        </w:rPr>
+        <w:t>, then explain the deciding step.</w:t>
+      </w:r>
+    </w:p>
+    <w:p>
+      <w:pPr>
+        <w:spacing w:line="336" w:lineRule="auto" w:after="180"/>
+      </w:pPr>
+      <w:r>
+        <w:rPr>
+          <w:b w:val="0"/>
+        </w:rPr>
+        <w:t>These teacher notes contain solutions; do not reveal the independent case answer during modelling.</w:t>
+      </w:r>
+    </w:p>
+    <w:p>
+      <w:pPr>
+        <w:spacing w:line="336" w:lineRule="auto" w:after="180"/>
+      </w:pPr>
+      <w:r>
+        <w:rPr>
+          <w:b w:val="0"/>
+        </w:rPr>
+        <w:t xml:space="preserve">Proposed call lookup_room has room_id=B and extra </w:t>
+      </w:r>
+      <w:r>
+        <w:rPr>
+          <w:b/>
+        </w:rPr>
+        <w:t>argument</w:t>
+      </w:r>
+      <w:r>
+        <w:rPr>
+          <w:b w:val="0"/>
+        </w:rPr>
+        <w:t xml:space="preserve"> book=true.</w:t>
+      </w:r>
+    </w:p>
+    <w:p>
+      <w:pPr>
+        <w:spacing w:line="336" w:lineRule="auto" w:after="180"/>
+      </w:pPr>
+      <w:r>
+        <w:rPr>
+          <w:b w:val="0"/>
+        </w:rPr>
+        <w:t xml:space="preserve">Reject the extra field under the closed </w:t>
+      </w:r>
+      <w:r>
+        <w:rPr>
+          <w:b/>
+        </w:rPr>
+        <w:t>input</w:t>
+      </w:r>
+      <w:r>
+        <w:rPr>
+          <w:b w:val="0"/>
+        </w:rPr>
+        <w:t xml:space="preserve"> contract. The lookup tool provides no booking authority even if the requested room exists.</w:t>
+      </w:r>
+    </w:p>
+    <w:p>
+      <w:pPr>
+        <w:pStyle w:val="Heading3"/>
+      </w:pPr>
+      <w:r>
+        <w:t>Model the reasoning aloud · 3</w:t>
+      </w:r>
+    </w:p>
+    <w:p>
+      <w:pPr>
+        <w:spacing w:line="336" w:lineRule="auto" w:after="180"/>
+      </w:pPr>
+      <w:r>
+        <w:rPr>
+          <w:b w:val="0"/>
+        </w:rPr>
+        <w:t xml:space="preserve">Compare the intermediate </w:t>
+      </w:r>
+      <w:r>
+        <w:rPr>
+          <w:b/>
+        </w:rPr>
+        <w:t>evidence</w:t>
+      </w:r>
+      <w:r>
+        <w:rPr>
+          <w:b w:val="0"/>
+        </w:rPr>
+        <w:t xml:space="preserve"> with the final statement. Explain why each number or decision follows from the stated </w:t>
+      </w:r>
+      <w:r>
+        <w:rPr>
+          <w:b/>
+        </w:rPr>
+        <w:t>input</w:t>
+      </w:r>
+      <w:r>
+        <w:rPr>
+          <w:b w:val="0"/>
+        </w:rPr>
+        <w:t>s.</w:t>
+      </w:r>
+    </w:p>
+    <w:p>
+      <w:pPr>
+        <w:spacing w:line="336" w:lineRule="auto" w:after="180"/>
+      </w:pPr>
+      <w:r>
+        <w:rPr>
+          <w:b w:val="0"/>
+        </w:rPr>
+        <w:t xml:space="preserve">The conclusion belongs to this scenario and procedure; changing the </w:t>
+      </w:r>
+      <w:r>
+        <w:rPr>
+          <w:b/>
+        </w:rPr>
+        <w:t>input</w:t>
+      </w:r>
+      <w:r>
+        <w:rPr>
+          <w:b w:val="0"/>
+        </w:rPr>
+        <w:t>s, evaluation population or authority can change what it establishes. Retain the raw record so a later revision can be compared honestly.</w:t>
       </w:r>
     </w:p>
     <w:tbl>
@@ -864,7 +1787,13 @@
       </w:tr>
     </w:tbl>
     <w:p>
-      <w:r>
+      <w:pPr>
+        <w:spacing w:line="336" w:lineRule="auto" w:after="180"/>
+      </w:pPr>
+      <w:r>
+        <w:rPr>
+          <w:b w:val="0"/>
+        </w:rPr>
         <w:t>Use the diagram and verbal explanation together. Ask learners to match a sentence to a specific visual step; do not assign learners fixed visual or auditory learning styles.</w:t>
       </w:r>
     </w:p>
@@ -877,7 +1806,13 @@
       </w:r>
     </w:p>
     <w:p>
-      <w:r>
+      <w:pPr>
+        <w:spacing w:line="336" w:lineRule="auto" w:after="180"/>
+      </w:pPr>
+      <w:r>
+        <w:rPr>
+          <w:b w:val="0"/>
+        </w:rPr>
         <w:t>Check a library lookup call before it reaches a tool.</w:t>
       </w:r>
     </w:p>
@@ -890,13 +1825,55 @@
       </w:r>
     </w:p>
     <w:p>
-      <w:r>
+      <w:pPr>
+        <w:pStyle w:val="Heading3"/>
+      </w:pPr>
+      <w:r>
+        <w:t>Supplied facts</w:t>
+      </w:r>
+    </w:p>
+    <w:p>
+      <w:pPr>
+        <w:spacing w:line="336" w:lineRule="auto" w:after="180"/>
+        <w:shd w:fill="F1F6FC"/>
+      </w:pPr>
+      <w:r>
+        <w:rPr>
+          <w:b w:val="0"/>
+        </w:rPr>
         <w:t>lookup_book accepts exactly one field: book_id, a string. Registry IDs are C7 and M2. The proposed call is {book_id: C7}.</w:t>
       </w:r>
     </w:p>
     <w:p>
-      <w:r>
-        <w:t>All inputs and outcomes in this worked example are invented classroom data; no real model run is claimed.</w:t>
+      <w:pPr>
+        <w:pStyle w:val="Heading3"/>
+      </w:pPr>
+      <w:r>
+        <w:t>Supplied facts</w:t>
+      </w:r>
+    </w:p>
+    <w:p>
+      <w:pPr>
+        <w:spacing w:line="336" w:lineRule="auto" w:after="180"/>
+        <w:shd w:fill="F1F6FC"/>
+      </w:pPr>
+      <w:r>
+        <w:rPr>
+          <w:b w:val="0"/>
+        </w:rPr>
+        <w:t xml:space="preserve">All </w:t>
+      </w:r>
+      <w:r>
+        <w:rPr>
+          <w:b/>
+        </w:rPr>
+        <w:t>input</w:t>
+      </w:r>
+      <w:r>
+        <w:rPr>
+          <w:b w:val="0"/>
+        </w:rPr>
+        <w:t>s and outcomes in this worked example are invented classroom data; no real model run is claimed.</w:t>
       </w:r>
     </w:p>
     <w:p>
@@ -1059,43 +2036,160 @@
       </w:r>
     </w:p>
     <w:p>
-      <w:r>
-        <w:t>Read the picture in order. Run the lookup. This tool contract contains no lending or deletion operation. The arrows show which recorded input or intermediate result each decision uses. Explain the deciding step aloud before checking the changed case; pointing to the final answer alone does not show how it follows.</w:t>
-      </w:r>
-    </w:p>
-    <w:p>
       <w:pPr>
         <w:pStyle w:val="Heading3"/>
       </w:pPr>
       <w:r>
+        <w:t>Why the result follows</w:t>
+      </w:r>
+    </w:p>
+    <w:p>
+      <w:pPr>
+        <w:spacing w:line="336" w:lineRule="auto" w:after="180"/>
+        <w:shd w:fill="F1F6FC"/>
+      </w:pPr>
+      <w:r>
+        <w:rPr>
+          <w:b w:val="0"/>
+        </w:rPr>
+        <w:t xml:space="preserve">Read the picture in order. Run the lookup. This tool contract contains no lending or deletion operation. The arrows show which recorded </w:t>
+      </w:r>
+      <w:r>
+        <w:rPr>
+          <w:b/>
+        </w:rPr>
+        <w:t>input</w:t>
+      </w:r>
+      <w:r>
+        <w:rPr>
+          <w:b w:val="0"/>
+        </w:rPr>
+        <w:t xml:space="preserve"> or intermediate result each decision uses.</w:t>
+      </w:r>
+    </w:p>
+    <w:p>
+      <w:pPr>
+        <w:spacing w:line="336" w:lineRule="auto" w:after="180"/>
+        <w:shd w:fill="F1F6FC"/>
+      </w:pPr>
+      <w:r>
+        <w:rPr>
+          <w:b w:val="0"/>
+        </w:rPr>
+        <w:t>Explain the deciding step aloud before checking the changed case; pointing to the final answer alone does not show how it follows.</w:t>
+      </w:r>
+    </w:p>
+    <w:p>
+      <w:pPr>
+        <w:pStyle w:val="Heading3"/>
+      </w:pPr>
+      <w:r>
         <w:t>What this example does not establish</w:t>
       </w:r>
     </w:p>
     <w:p>
-      <w:r>
-        <w:t>A valid tool call can still return unavailable or outdated records. Validate the response and access rights separately.</w:t>
-      </w:r>
-    </w:p>
-    <w:p>
       <w:pPr>
         <w:pStyle w:val="Heading3"/>
       </w:pPr>
       <w:r>
+        <w:t>Keep the stated limit</w:t>
+      </w:r>
+    </w:p>
+    <w:p>
+      <w:pPr>
+        <w:spacing w:line="336" w:lineRule="auto" w:after="180"/>
+        <w:shd w:fill="FFF5E6"/>
+      </w:pPr>
+      <w:r>
+        <w:rPr>
+          <w:b w:val="0"/>
+        </w:rPr>
+        <w:t xml:space="preserve">A valid </w:t>
+      </w:r>
+      <w:r>
+        <w:rPr>
+          <w:b/>
+        </w:rPr>
+        <w:t>tool call</w:t>
+      </w:r>
+      <w:r>
+        <w:rPr>
+          <w:b w:val="0"/>
+        </w:rPr>
+        <w:t xml:space="preserve"> can still return unavailable or outdated records. Validate the response and access rights separately.</w:t>
+      </w:r>
+    </w:p>
+    <w:p>
+      <w:pPr>
+        <w:pStyle w:val="Heading3"/>
+      </w:pPr>
+      <w:r>
         <w:t>Change one thing in the pictured case</w:t>
       </w:r>
     </w:p>
     <w:p>
-      <w:r>
+      <w:pPr>
+        <w:pStyle w:val="Heading3"/>
+      </w:pPr>
+      <w:r>
+        <w:t>Change one thing</w:t>
+      </w:r>
+    </w:p>
+    <w:p>
+      <w:pPr>
+        <w:spacing w:line="336" w:lineRule="auto" w:after="180"/>
+        <w:shd w:fill="F5F1FB"/>
+      </w:pPr>
+      <w:r>
+        <w:rPr>
+          <w:b w:val="0"/>
+        </w:rPr>
         <w:t>Change: Add lend: true to the same call.</w:t>
       </w:r>
     </w:p>
     <w:p>
-      <w:r>
-        <w:t>Prediction: Reject the call before invoking the tool.</w:t>
-      </w:r>
-    </w:p>
-    <w:p>
-      <w:r>
+      <w:pPr>
+        <w:pStyle w:val="Heading3"/>
+      </w:pPr>
+      <w:r>
+        <w:t>Predicted result</w:t>
+      </w:r>
+    </w:p>
+    <w:p>
+      <w:pPr>
+        <w:spacing w:line="336" w:lineRule="auto" w:after="180"/>
+        <w:shd w:fill="F1F6FC"/>
+      </w:pPr>
+      <w:r>
+        <w:rPr>
+          <w:b/>
+        </w:rPr>
+        <w:t>Prediction</w:t>
+      </w:r>
+      <w:r>
+        <w:rPr>
+          <w:b w:val="0"/>
+        </w:rPr>
+        <w:t>: Reject the call before invoking the tool.</w:t>
+      </w:r>
+    </w:p>
+    <w:p>
+      <w:pPr>
+        <w:pStyle w:val="Heading3"/>
+      </w:pPr>
+      <w:r>
+        <w:t>Why the result follows</w:t>
+      </w:r>
+    </w:p>
+    <w:p>
+      <w:pPr>
+        <w:spacing w:line="336" w:lineRule="auto" w:after="180"/>
+        <w:shd w:fill="F1F6FC"/>
+      </w:pPr>
+      <w:r>
+        <w:rPr>
+          <w:b w:val="0"/>
+        </w:rPr>
         <w:t>Reason: An extra operation is outside the exact allowed contract, even when book_id is valid.</w:t>
       </w:r>
     </w:p>
@@ -1108,8 +2202,57 @@
       </w:r>
     </w:p>
     <w:p>
-      <w:r>
-        <w:t>Cover the result. Ask learners to name the inputs and predict the next step. Uncover one step, connect the icon to the actual procedure, and explain its evidence. Then change the supplied condition and compare. The picture is a representation; it does not document execution of a real AI model.</w:t>
+      <w:pPr>
+        <w:pStyle w:val="Heading3"/>
+      </w:pPr>
+      <w:r>
+        <w:t>Ask while showing the picture · 4</w:t>
+      </w:r>
+    </w:p>
+    <w:p>
+      <w:pPr>
+        <w:spacing w:line="336" w:lineRule="auto" w:after="180"/>
+      </w:pPr>
+      <w:r>
+        <w:rPr>
+          <w:b w:val="0"/>
+        </w:rPr>
+        <w:t xml:space="preserve">Cover the result. Ask learners to name the </w:t>
+      </w:r>
+      <w:r>
+        <w:rPr>
+          <w:b/>
+        </w:rPr>
+        <w:t>input</w:t>
+      </w:r>
+      <w:r>
+        <w:rPr>
+          <w:b w:val="0"/>
+        </w:rPr>
+        <w:t xml:space="preserve">s and predict the next step. Uncover one step, connect the icon to the actual procedure, and explain its </w:t>
+      </w:r>
+      <w:r>
+        <w:rPr>
+          <w:b/>
+        </w:rPr>
+        <w:t>evidence</w:t>
+      </w:r>
+      <w:r>
+        <w:rPr>
+          <w:b w:val="0"/>
+        </w:rPr>
+        <w:t>. Then change the supplied condition and compare.</w:t>
+      </w:r>
+    </w:p>
+    <w:p>
+      <w:pPr>
+        <w:spacing w:line="336" w:lineRule="auto" w:after="180"/>
+      </w:pPr>
+      <w:r>
+        <w:rPr>
+          <w:b w:val="0"/>
+        </w:rPr>
+        <w:t>The picture is a representation; it does not document execution of a real AI model.</w:t>
       </w:r>
     </w:p>
     <w:p>
@@ -1121,11 +2264,16 @@
       </w:r>
     </w:p>
     <w:p>
+      <w:r>
+        <w:t>Demonstrate Tools and APIs, reduce support deliberately and check individual reasoning before discussing answers.</w:t>
+      </w:r>
+    </w:p>
+    <w:p>
       <w:pPr>
         <w:pStyle w:val="Heading3"/>
       </w:pPr>
       <w:r>
-        <w:t>Demonstrate and guide practice</w:t>
+        <w:t>Board sequence</w:t>
       </w:r>
     </w:p>
     <w:p>
@@ -1133,26 +2281,114 @@
         <w:pStyle w:val="Heading3"/>
       </w:pPr>
       <w:r>
-        <w:t>Board sequence</w:t>
-      </w:r>
-    </w:p>
-    <w:p>
-      <w:r>
+        <w:t>1. Put the facts on the board</w:t>
+      </w:r>
+    </w:p>
+    <w:p>
+      <w:pPr>
+        <w:spacing w:line="336" w:lineRule="auto" w:after="180"/>
+        <w:shd w:fill="F4F9FC"/>
+      </w:pPr>
+      <w:r>
+        <w:rPr>
+          <w:b w:val="0"/>
+        </w:rPr>
         <w:t>Write the given facts: An assistant has calculator and source-search tools. Request: 12 times 9 and habitat definition from a class pack.</w:t>
       </w:r>
     </w:p>
     <w:p>
-      <w:r>
+      <w:pPr>
+        <w:pStyle w:val="Heading3"/>
+      </w:pPr>
+      <w:r>
+        <w:t>2. State the decision to explain</w:t>
+      </w:r>
+    </w:p>
+    <w:p>
+      <w:pPr>
+        <w:spacing w:line="336" w:lineRule="auto" w:after="180"/>
+        <w:shd w:fill="F4F9FC"/>
+      </w:pPr>
+      <w:r>
+        <w:rPr>
+          <w:b w:val="0"/>
+        </w:rPr>
         <w:t>Write the question to explain: Choose and verify tools.</w:t>
       </w:r>
     </w:p>
     <w:p>
-      <w:r>
-        <w:t>Reveal after predictions: Calculator returns 108; search retrieves the definition. Verify inputs, outputs and supporting passage before answering.</w:t>
-      </w:r>
-    </w:p>
-    <w:p>
-      <w:r>
+      <w:pPr>
+        <w:pStyle w:val="Heading3"/>
+      </w:pPr>
+      <w:r>
+        <w:t>3. Reveal the worked reasoning</w:t>
+      </w:r>
+    </w:p>
+    <w:p>
+      <w:pPr>
+        <w:spacing w:line="336" w:lineRule="auto" w:after="180"/>
+        <w:shd w:fill="F1F6FC"/>
+      </w:pPr>
+      <w:r>
+        <w:rPr>
+          <w:b w:val="0"/>
+        </w:rPr>
+        <w:t xml:space="preserve">Reveal after </w:t>
+      </w:r>
+      <w:r>
+        <w:rPr>
+          <w:b/>
+        </w:rPr>
+        <w:t>prediction</w:t>
+      </w:r>
+      <w:r>
+        <w:rPr>
+          <w:b w:val="0"/>
+        </w:rPr>
+        <w:t xml:space="preserve">s: Calculator returns 108; search retrieves the definition. Verify </w:t>
+      </w:r>
+      <w:r>
+        <w:rPr>
+          <w:b/>
+        </w:rPr>
+        <w:t>input</w:t>
+      </w:r>
+      <w:r>
+        <w:rPr>
+          <w:b w:val="0"/>
+        </w:rPr>
+        <w:t xml:space="preserve">s, </w:t>
+      </w:r>
+      <w:r>
+        <w:rPr>
+          <w:b/>
+        </w:rPr>
+        <w:t>output</w:t>
+      </w:r>
+      <w:r>
+        <w:rPr>
+          <w:b w:val="0"/>
+        </w:rPr>
+        <w:t>s and supporting passage before answering.</w:t>
+      </w:r>
+    </w:p>
+    <w:p>
+      <w:pPr>
+        <w:pStyle w:val="Heading3"/>
+      </w:pPr>
+      <w:r>
+        <w:t>Hold back the independent task</w:t>
+      </w:r>
+    </w:p>
+    <w:p>
+      <w:pPr>
+        <w:spacing w:line="336" w:lineRule="auto" w:after="180"/>
+        <w:shd w:fill="F5F1FB"/>
+      </w:pPr>
+      <w:r>
+        <w:rPr>
+          <w:b w:val="0"/>
+        </w:rPr>
         <w:t>Keep for an independent attempt: A tool can look up book availability and also place an order. The user asks only whether a book is available. Which action is authorized?</w:t>
       </w:r>
     </w:p>
@@ -1165,23 +2401,77 @@
       </w:r>
     </w:p>
     <w:p>
-      <w:r>
+      <w:pPr>
+        <w:pStyle w:val="Heading3"/>
+      </w:pPr>
+      <w:r>
+        <w:t>Ask the class</w:t>
+      </w:r>
+    </w:p>
+    <w:p>
+      <w:pPr>
+        <w:spacing w:line="336" w:lineRule="auto" w:after="180"/>
+        <w:shd w:fill="F5F1FB"/>
+      </w:pPr>
+      <w:r>
+        <w:rPr>
+          <w:b w:val="0"/>
+        </w:rPr>
         <w:t>Ask: Which facts are given, and which would we have to assume? Learners mark relevant details before discussing answers.</w:t>
       </w:r>
     </w:p>
     <w:p>
-      <w:r>
+      <w:pPr>
+        <w:pStyle w:val="Heading3"/>
+      </w:pPr>
+      <w:r>
+        <w:t>Language to model</w:t>
+      </w:r>
+    </w:p>
+    <w:p>
+      <w:pPr>
+        <w:spacing w:line="336" w:lineRule="auto" w:after="180"/>
+        <w:shd w:fill="F1F6F8"/>
+      </w:pPr>
+      <w:r>
+        <w:rPr>
+          <w:b w:val="0"/>
+        </w:rPr>
         <w:t>Say: Predict first. Show the rule, information path or calculation that would produce the result. A correct guess is not yet an explanation.</w:t>
       </w:r>
     </w:p>
     <w:p>
-      <w:r>
+      <w:pPr>
+        <w:spacing w:line="336" w:lineRule="auto" w:after="180"/>
+      </w:pPr>
+      <w:r>
+        <w:rPr>
+          <w:b w:val="0"/>
+        </w:rPr>
         <w:t>Reveal reasoning one step at a time. Explain why a tempting alternative fails. Write units and denominators for arithmetic, trace conditions for decisions, and identify supporting sources for claims.</w:t>
       </w:r>
     </w:p>
     <w:p>
-      <w:r>
-        <w:t>In pairs, one learner solves while the other checks evidence; exchange roles. Remove the worked answer before independent assessment.</w:t>
+      <w:pPr>
+        <w:spacing w:line="336" w:lineRule="auto" w:after="180"/>
+      </w:pPr>
+      <w:r>
+        <w:rPr>
+          <w:b w:val="0"/>
+        </w:rPr>
+        <w:t xml:space="preserve">In pairs, one learner solves while the other checks </w:t>
+      </w:r>
+      <w:r>
+        <w:rPr>
+          <w:b/>
+        </w:rPr>
+        <w:t>evidence</w:t>
+      </w:r>
+      <w:r>
+        <w:rPr>
+          <w:b w:val="0"/>
+        </w:rPr>
+        <w:t>; exchange roles. Remove the worked answer before independent assessment.</w:t>
       </w:r>
     </w:p>
     <w:p>
@@ -1193,8 +2483,72 @@
       </w:r>
     </w:p>
     <w:p>
-      <w:r>
-        <w:t>Guided: Reject the extra field under the closed input contract. The lookup tool provides no booking authority even if the requested room exists. Qualification: A successful tool result supports only its declared data and operation; it does not authorise subsequent side effects. Exit: accept a concrete variation with its predicted outcome and a stated condition that would challenge the mechanism; reject a claim resting on unmeasured evidence.</w:t>
+      <w:pPr>
+        <w:spacing w:line="336" w:lineRule="auto" w:after="180"/>
+      </w:pPr>
+      <w:r>
+        <w:rPr>
+          <w:b w:val="0"/>
+        </w:rPr>
+        <w:t xml:space="preserve">Guided: Reject the extra field under the closed </w:t>
+      </w:r>
+      <w:r>
+        <w:rPr>
+          <w:b/>
+        </w:rPr>
+        <w:t>input</w:t>
+      </w:r>
+      <w:r>
+        <w:rPr>
+          <w:b w:val="0"/>
+        </w:rPr>
+        <w:t xml:space="preserve"> contract. The lookup tool provides no booking authority even if the requested room exists.</w:t>
+      </w:r>
+    </w:p>
+    <w:p>
+      <w:pPr>
+        <w:spacing w:line="336" w:lineRule="auto" w:after="180"/>
+      </w:pPr>
+      <w:r>
+        <w:rPr>
+          <w:b w:val="0"/>
+        </w:rPr>
+        <w:t>Qualification: A successful tool result supports only its declared data and operation; it does not authorise subsequent side effects.</w:t>
+      </w:r>
+    </w:p>
+    <w:p>
+      <w:pPr>
+        <w:spacing w:line="336" w:lineRule="auto" w:after="180"/>
+      </w:pPr>
+      <w:r>
+        <w:rPr>
+          <w:b w:val="0"/>
+        </w:rPr>
+        <w:t xml:space="preserve">Exit: accept a concrete variation with its predicted outcome and a stated condition that would challenge the </w:t>
+      </w:r>
+      <w:r>
+        <w:rPr>
+          <w:b/>
+        </w:rPr>
+        <w:t>mechanism</w:t>
+      </w:r>
+      <w:r>
+        <w:rPr>
+          <w:b w:val="0"/>
+        </w:rPr>
+        <w:t xml:space="preserve">; reject a claim resting on unmeasured </w:t>
+      </w:r>
+      <w:r>
+        <w:rPr>
+          <w:b/>
+        </w:rPr>
+        <w:t>evidence</w:t>
+      </w:r>
+      <w:r>
+        <w:rPr>
+          <w:b w:val="0"/>
+        </w:rPr>
+        <w:t>.</w:t>
       </w:r>
     </w:p>
     <w:p>
@@ -1426,41 +2780,185 @@
       </w:r>
     </w:p>
     <w:p>
-      <w:r>
-        <w:t>Completion task: Proposed call lookup_room has room_id=B and extra argument book=true. Show the intermediate steps and give the conclusion with its scope.</w:t>
-      </w:r>
-    </w:p>
-    <w:p>
-      <w:r>
-        <w:t>Teacher check: Teacher explanation: Reject the extra field under the closed input contract. The lookup tool provides no booking authority even if the requested room exists.</w:t>
-      </w:r>
-    </w:p>
-    <w:p>
-      <w:r>
-        <w:t>Start by identifying the given inputs together. Leave the intermediate steps blank. If needed, model one step, then withdraw that help on the next step. Move to a full trace only when the partial trace is understood. For partners, alternate explainer and checker; collect a response from every learner before discussion.</w:t>
-      </w:r>
-    </w:p>
-    <w:p>
       <w:pPr>
         <w:pStyle w:val="Heading3"/>
       </w:pPr>
       <w:r>
+        <w:t>Completion practice</w:t>
+      </w:r>
+    </w:p>
+    <w:p>
+      <w:pPr>
+        <w:spacing w:line="336" w:lineRule="auto" w:after="180"/>
+        <w:shd w:fill="F5F1FB"/>
+      </w:pPr>
+      <w:r>
+        <w:rPr>
+          <w:b w:val="0"/>
+        </w:rPr>
+        <w:t xml:space="preserve">Completion task: Proposed call lookup_room has room_id=B and extra </w:t>
+      </w:r>
+      <w:r>
+        <w:rPr>
+          <w:b/>
+        </w:rPr>
+        <w:t>argument</w:t>
+      </w:r>
+      <w:r>
+        <w:rPr>
+          <w:b w:val="0"/>
+        </w:rPr>
+        <w:t xml:space="preserve"> book=true. Show the intermediate steps and give the conclusion with its scope.</w:t>
+      </w:r>
+    </w:p>
+    <w:p>
+      <w:pPr>
+        <w:pStyle w:val="Heading3"/>
+      </w:pPr>
+      <w:r>
+        <w:t>Reasoning to listen for</w:t>
+      </w:r>
+    </w:p>
+    <w:p>
+      <w:pPr>
+        <w:spacing w:line="336" w:lineRule="auto" w:after="180"/>
+        <w:shd w:fill="F1F6FC"/>
+      </w:pPr>
+      <w:r>
+        <w:rPr>
+          <w:b w:val="0"/>
+        </w:rPr>
+        <w:t xml:space="preserve">Teacher check: Teacher explanation: Reject the extra field under the closed </w:t>
+      </w:r>
+      <w:r>
+        <w:rPr>
+          <w:b/>
+        </w:rPr>
+        <w:t>input</w:t>
+      </w:r>
+      <w:r>
+        <w:rPr>
+          <w:b w:val="0"/>
+        </w:rPr>
+        <w:t xml:space="preserve"> contract. The lookup tool provides no booking authority even if the requested room exists.</w:t>
+      </w:r>
+    </w:p>
+    <w:p>
+      <w:pPr>
+        <w:spacing w:line="336" w:lineRule="auto" w:after="180"/>
+      </w:pPr>
+      <w:r>
+        <w:rPr>
+          <w:b w:val="0"/>
+        </w:rPr>
+        <w:t xml:space="preserve">Start by identifying the given </w:t>
+      </w:r>
+      <w:r>
+        <w:rPr>
+          <w:b/>
+        </w:rPr>
+        <w:t>input</w:t>
+      </w:r>
+      <w:r>
+        <w:rPr>
+          <w:b w:val="0"/>
+        </w:rPr>
+        <w:t>s together. Leave the intermediate steps blank. If needed, model one step, then withdraw that help on the next step. Move to a full trace only when the partial trace is understood.</w:t>
+      </w:r>
+    </w:p>
+    <w:p>
+      <w:pPr>
+        <w:spacing w:line="336" w:lineRule="auto" w:after="180"/>
+      </w:pPr>
+      <w:r>
+        <w:rPr>
+          <w:b w:val="0"/>
+        </w:rPr>
+        <w:t>For partners, alternate explainer and checker; collect a response from every learner before discussion.</w:t>
+      </w:r>
+    </w:p>
+    <w:p>
+      <w:pPr>
+        <w:pStyle w:val="Heading3"/>
+      </w:pPr>
+      <w:r>
         <w:t>Individual reasoning check</w:t>
       </w:r>
     </w:p>
     <w:p>
-      <w:r>
-        <w:t>Use the worked case for Tools and API contracts. Proposed explanation: “The worked result establishes every future case”. Decide whether this explanation is supported. Point to the step or supplied fact that decides; explain your repair if needed.</w:t>
-      </w:r>
-    </w:p>
-    <w:p>
-      <w:r>
+      <w:pPr>
+        <w:spacing w:line="336" w:lineRule="auto" w:after="180"/>
+      </w:pPr>
+      <w:r>
+        <w:rPr>
+          <w:b w:val="0"/>
+        </w:rPr>
+        <w:t xml:space="preserve">Use the worked case for Tools and </w:t>
+      </w:r>
+      <w:r>
+        <w:rPr>
+          <w:b/>
+        </w:rPr>
+        <w:t>API contract</w:t>
+      </w:r>
+      <w:r>
+        <w:rPr>
+          <w:b w:val="0"/>
+        </w:rPr>
+        <w:t>s. Proposed explanation: “The worked result establishes every future case”. Decide whether this explanation is supported.</w:t>
+      </w:r>
+    </w:p>
+    <w:p>
+      <w:pPr>
+        <w:spacing w:line="336" w:lineRule="auto" w:after="180"/>
+      </w:pPr>
+      <w:r>
+        <w:rPr>
+          <w:b w:val="0"/>
+        </w:rPr>
+        <w:t>Point to the step or supplied fact that decides; explain your repair if needed.</w:t>
+      </w:r>
+    </w:p>
+    <w:p>
+      <w:pPr>
+        <w:pStyle w:val="Heading3"/>
+      </w:pPr>
+      <w:r>
+        <w:t>Expected repair</w:t>
+      </w:r>
+    </w:p>
+    <w:p>
+      <w:pPr>
+        <w:spacing w:line="336" w:lineRule="auto" w:after="180"/>
+        <w:shd w:fill="F1F6FC"/>
+      </w:pPr>
+      <w:r>
+        <w:rPr>
+          <w:b w:val="0"/>
+        </w:rPr>
         <w:t>Expected correction: A successful tool result supports only its declared data and operation; it does not authorise subsequent side effects.</w:t>
       </w:r>
     </w:p>
     <w:p>
-      <w:r>
-        <w:t>Collect explanations, not only yes/no votes. If a misunderstanding is common, re-model the relevant step for the class. If it affects a few learners, give a short targeted group explanation while others solve a more demanding variation.</w:t>
+      <w:pPr>
+        <w:spacing w:line="336" w:lineRule="auto" w:after="180"/>
+      </w:pPr>
+      <w:r>
+        <w:rPr>
+          <w:b w:val="0"/>
+        </w:rPr>
+        <w:t>Collect explanations, not only yes/no votes. If a misunderstanding is common, re-model the relevant step for the class.</w:t>
+      </w:r>
+    </w:p>
+    <w:p>
+      <w:pPr>
+        <w:spacing w:line="336" w:lineRule="auto" w:after="180"/>
+      </w:pPr>
+      <w:r>
+        <w:rPr>
+          <w:b w:val="0"/>
+        </w:rPr>
+        <w:t>If it affects a few learners, give a short targeted group explanation while others solve a more demanding variation.</w:t>
       </w:r>
     </w:p>
     <w:p>
@@ -1472,8 +2970,26 @@
       </w:r>
     </w:p>
     <w:p>
-      <w:r>
-        <w:t>Does a valid C7 ID permit the extra lending action? Point to the relevant step in the picture, then write the changed result and the rule or evidence that supports it.</w:t>
+      <w:pPr>
+        <w:spacing w:line="336" w:lineRule="auto" w:after="180"/>
+      </w:pPr>
+      <w:r>
+        <w:rPr>
+          <w:b w:val="0"/>
+        </w:rPr>
+        <w:t xml:space="preserve">Does a valid C7 ID permit the extra lending action? Point to the relevant step in the picture, then write the changed result and the rule or </w:t>
+      </w:r>
+      <w:r>
+        <w:rPr>
+          <w:b/>
+        </w:rPr>
+        <w:t>evidence</w:t>
+      </w:r>
+      <w:r>
+        <w:rPr>
+          <w:b w:val="0"/>
+        </w:rPr>
+        <w:t xml:space="preserve"> that supports it.</w:t>
       </w:r>
     </w:p>
     <w:p>
@@ -1485,18 +3001,71 @@
       </w:r>
     </w:p>
     <w:p>
-      <w:r>
-        <w:t>No. ID validity and operation permission are separate checks; reject the extra field under this contract. Changed-case check: Reject the call before invoking the tool. An extra operation is outside the exact allowed contract, even when book_id is valid.</w:t>
-      </w:r>
-    </w:p>
-    <w:p>
-      <w:r>
+      <w:pPr>
+        <w:spacing w:line="336" w:lineRule="auto" w:after="180"/>
+      </w:pPr>
+      <w:r>
+        <w:rPr>
+          <w:b w:val="0"/>
+        </w:rPr>
+        <w:t>No. ID validity and operation permission are separate checks; reject the extra field under this contract. Changed-case check: Reject the call before invoking the tool.</w:t>
+      </w:r>
+    </w:p>
+    <w:p>
+      <w:pPr>
+        <w:spacing w:line="336" w:lineRule="auto" w:after="180"/>
+      </w:pPr>
+      <w:r>
+        <w:rPr>
+          <w:b w:val="0"/>
+        </w:rPr>
+        <w:t>An extra operation is outside the exact allowed contract, even when book_id is valid.</w:t>
+      </w:r>
+    </w:p>
+    <w:p>
+      <w:pPr>
+        <w:spacing w:line="336" w:lineRule="auto" w:after="180"/>
+      </w:pPr>
+      <w:r>
+        <w:rPr>
+          <w:b w:val="0"/>
+        </w:rPr>
         <w:t>Changed-case reasoning: Reject the call before invoking the tool. An extra operation is outside the exact allowed contract, even when book_id is valid.</w:t>
       </w:r>
     </w:p>
     <w:p>
-      <w:r>
-        <w:t>Collect each learner’s explanation before discussion. Use the first missing connection between input, deciding step and result to choose support. This question is worked-case practice, not fresh mastery evidence.</w:t>
+      <w:pPr>
+        <w:spacing w:line="336" w:lineRule="auto" w:after="180"/>
+      </w:pPr>
+      <w:r>
+        <w:rPr>
+          <w:b w:val="0"/>
+        </w:rPr>
+        <w:t xml:space="preserve">Collect each learner’s explanation before discussion. Use the first missing connection between </w:t>
+      </w:r>
+      <w:r>
+        <w:rPr>
+          <w:b/>
+        </w:rPr>
+        <w:t>input</w:t>
+      </w:r>
+      <w:r>
+        <w:rPr>
+          <w:b w:val="0"/>
+        </w:rPr>
+        <w:t xml:space="preserve">, deciding step and result to choose support. This question is worked-case practice, not fresh mastery </w:t>
+      </w:r>
+      <w:r>
+        <w:rPr>
+          <w:b/>
+        </w:rPr>
+        <w:t>evidence</w:t>
+      </w:r>
+      <w:r>
+        <w:rPr>
+          <w:b w:val="0"/>
+        </w:rPr>
+        <w:t>.</w:t>
       </w:r>
     </w:p>
     <w:p>
@@ -1508,54 +3077,117 @@
       </w:r>
     </w:p>
     <w:p>
+      <w:r>
+        <w:t>Run the Tools and APIs investigation and use the first unsupported step to choose a teaching response.</w:t>
+      </w:r>
+    </w:p>
+    <w:p>
+      <w:pPr>
+        <w:spacing w:line="336" w:lineRule="auto" w:after="180"/>
+      </w:pPr>
+      <w:r>
+        <w:rPr>
+          <w:b w:val="0"/>
+        </w:rPr>
+        <w:t>Words You Can Use to Reason</w:t>
+      </w:r>
+    </w:p>
+    <w:p>
+      <w:pPr>
+        <w:spacing w:line="336" w:lineRule="auto" w:after="180"/>
+      </w:pPr>
+      <w:r>
+        <w:rPr>
+          <w:b w:val="0"/>
+        </w:rPr>
+        <w:t>A definition matters when you can recognize the idea, use it, and contrast it with a near-miss.</w:t>
+      </w:r>
+    </w:p>
+    <w:p>
+      <w:pPr>
+        <w:spacing w:line="336" w:lineRule="auto" w:after="180"/>
+      </w:pPr>
+      <w:r>
+        <w:rPr>
+          <w:b w:val="0"/>
+        </w:rPr>
+        <w:t>Predict → Test → Record → Explain</w:t>
+      </w:r>
+    </w:p>
+    <w:p>
+      <w:pPr>
+        <w:spacing w:line="336" w:lineRule="auto" w:after="180"/>
+      </w:pPr>
+      <w:r>
+        <w:rPr>
+          <w:b w:val="0"/>
+        </w:rPr>
+        <w:t>Keep expected and actual results separate. Surprises are useful data when recorded honestly.</w:t>
+      </w:r>
+    </w:p>
+    <w:p>
+      <w:pPr>
+        <w:spacing w:line="336" w:lineRule="auto" w:after="180"/>
+      </w:pPr>
+      <w:r>
+        <w:rPr>
+          <w:b w:val="0"/>
+        </w:rPr>
+        <w:t xml:space="preserve">Match requests to schemas, validate </w:t>
+      </w:r>
+      <w:r>
+        <w:rPr>
+          <w:b/>
+        </w:rPr>
+        <w:t>argument</w:t>
+      </w:r>
+      <w:r>
+        <w:rPr>
+          <w:b w:val="0"/>
+        </w:rPr>
+        <w:t>s, simulate successful and failed calls, and design a maximum retry rule.</w:t>
+      </w:r>
+    </w:p>
+    <w:p>
+      <w:pPr>
+        <w:spacing w:line="336" w:lineRule="auto" w:after="180"/>
+        <w:shd w:fill="F5F1FB"/>
+      </w:pPr>
+      <w:r>
+        <w:rPr>
+          <w:b w:val="0"/>
+        </w:rPr>
+        <w:t>What did the hardest test teach you that the normal test did not?</w:t>
+      </w:r>
+    </w:p>
+    <w:p>
       <w:pPr>
         <w:pStyle w:val="Heading3"/>
       </w:pPr>
       <w:r>
-        <w:t>Run the weekly evidence lab</w:t>
-      </w:r>
-    </w:p>
-    <w:p>
-      <w:r>
-        <w:t>Words You Can Use to Reason</w:t>
-      </w:r>
-    </w:p>
-    <w:p>
-      <w:r>
-        <w:t>A definition matters when you can recognize the idea, use it, and contrast it with a near-miss.</w:t>
-      </w:r>
-    </w:p>
-    <w:p>
-      <w:r>
-        <w:t>Predict → Test → Record → Explain</w:t>
-      </w:r>
-    </w:p>
-    <w:p>
-      <w:r>
-        <w:t>Keep expected and actual results separate. Surprises are useful data when recorded honestly.</w:t>
-      </w:r>
-    </w:p>
-    <w:p>
-      <w:r>
-        <w:t>Match requests to schemas, validate arguments, simulate successful and failed calls, and design a maximum retry rule.</w:t>
-      </w:r>
-    </w:p>
-    <w:p>
-      <w:r>
-        <w:t>What did the hardest test teach you that the normal test did not?</w:t>
-      </w:r>
-    </w:p>
-    <w:p>
-      <w:pPr>
-        <w:pStyle w:val="Heading3"/>
-      </w:pPr>
-      <w:r>
         <w:t>Make the lab runnable</w:t>
       </w:r>
     </w:p>
     <w:p>
-      <w:r>
-        <w:t>Use the concrete case as the shared normal case and the independent question as a second case. Each pair creates a boundary or missing-information case and predicts its result before testing. Keep the expected result separate from an observed mistake.</w:t>
+      <w:pPr>
+        <w:spacing w:line="336" w:lineRule="auto" w:after="180"/>
+      </w:pPr>
+      <w:r>
+        <w:rPr>
+          <w:b w:val="0"/>
+        </w:rPr>
+        <w:t>Use the concrete case as the shared normal case and the independent question as a second case. Each pair creates a boundary or missing-information case and predicts its result before testing.</w:t>
+      </w:r>
+    </w:p>
+    <w:p>
+      <w:pPr>
+        <w:spacing w:line="336" w:lineRule="auto" w:after="180"/>
+      </w:pPr>
+      <w:r>
+        <w:rPr>
+          <w:b w:val="0"/>
+        </w:rPr>
+        <w:t>Keep the expected result separate from an observed mistake.</w:t>
       </w:r>
     </w:p>
     <w:tbl>
@@ -1713,8 +3345,25 @@
       </w:r>
     </w:p>
     <w:p>
-      <w:r>
-        <w:t>For guessing, return to given facts and request a trace. For vocabulary without application, use one example and one non-example. For arithmetic errors, check the setup before the calculation. Finish with a different uncoached case before recording mastery.</w:t>
+      <w:pPr>
+        <w:spacing w:line="336" w:lineRule="auto" w:after="180"/>
+      </w:pPr>
+      <w:r>
+        <w:rPr>
+          <w:b w:val="0"/>
+        </w:rPr>
+        <w:t>For guessing, return to given facts and request a trace. For vocabulary without application, use one example and one non-example. For arithmetic errors, check the setup before the calculation.</w:t>
+      </w:r>
+    </w:p>
+    <w:p>
+      <w:pPr>
+        <w:spacing w:line="336" w:lineRule="auto" w:after="180"/>
+      </w:pPr>
+      <w:r>
+        <w:rPr>
+          <w:b w:val="0"/>
+        </w:rPr>
+        <w:t>Finish with a different uncoached case before recording mastery.</w:t>
       </w:r>
     </w:p>
     <w:p>
@@ -1726,18 +3375,72 @@
       </w:r>
     </w:p>
     <w:p>
-      <w:r>
+      <w:pPr>
+        <w:spacing w:line="336" w:lineRule="auto" w:after="180"/>
+      </w:pPr>
+      <w:r>
+        <w:rPr>
+          <w:b w:val="0"/>
+        </w:rPr>
         <w:t>The worked result establishes every future case: A successful tool result supports only its declared data and operation; it does not authorise subsequent side effects.</w:t>
       </w:r>
     </w:p>
     <w:p>
-      <w:r>
-        <w:t>A missing input may be replaced without recording the change: A replacement changes the evidence or contract. Record the change and its justification; do not silently turn unknown into a measured value.</w:t>
-      </w:r>
-    </w:p>
-    <w:p>
-      <w:r>
-        <w:t>Repeating an assessed case is new independent evidence: A replay checks consistency. An example used for feedback or revision cannot later be described as untouched final evaluation.</w:t>
+      <w:pPr>
+        <w:spacing w:line="336" w:lineRule="auto" w:after="180"/>
+      </w:pPr>
+      <w:r>
+        <w:rPr>
+          <w:b w:val="0"/>
+        </w:rPr>
+        <w:t xml:space="preserve">A missing </w:t>
+      </w:r>
+      <w:r>
+        <w:rPr>
+          <w:b/>
+        </w:rPr>
+        <w:t>input</w:t>
+      </w:r>
+      <w:r>
+        <w:rPr>
+          <w:b w:val="0"/>
+        </w:rPr>
+        <w:t xml:space="preserve"> may be replaced without recording the change: A replacement changes the </w:t>
+      </w:r>
+      <w:r>
+        <w:rPr>
+          <w:b/>
+        </w:rPr>
+        <w:t>evidence</w:t>
+      </w:r>
+      <w:r>
+        <w:rPr>
+          <w:b w:val="0"/>
+        </w:rPr>
+        <w:t xml:space="preserve"> or contract. Record the change and its justification; do not silently turn unknown into a measured value.</w:t>
+      </w:r>
+    </w:p>
+    <w:p>
+      <w:pPr>
+        <w:spacing w:line="336" w:lineRule="auto" w:after="180"/>
+      </w:pPr>
+      <w:r>
+        <w:rPr>
+          <w:b w:val="0"/>
+        </w:rPr>
+        <w:t xml:space="preserve">Repeating an assessed case is new independent </w:t>
+      </w:r>
+      <w:r>
+        <w:rPr>
+          <w:b/>
+        </w:rPr>
+        <w:t>evidence</w:t>
+      </w:r>
+      <w:r>
+        <w:rPr>
+          <w:b w:val="0"/>
+        </w:rPr>
+        <w:t>: A replay checks consistency. An example used for feedback or revision cannot later be described as untouched final evaluation.</w:t>
       </w:r>
     </w:p>
     <w:p>
@@ -1895,8 +3598,25 @@
       </w:tr>
     </w:tbl>
     <w:p>
-      <w:r>
-        <w:t>Offer an oral explanation, drawing, enlarged visual or fewer examples when that removes a reading/writing barrier. Keep the same reasoning goal. Stretch secure learners by changing a boundary or assumption and asking them to defend the effect, not simply by assigning more of the same questions.</w:t>
+      <w:pPr>
+        <w:spacing w:line="336" w:lineRule="auto" w:after="180"/>
+      </w:pPr>
+      <w:r>
+        <w:rPr>
+          <w:b w:val="0"/>
+        </w:rPr>
+        <w:t>Offer an oral explanation, drawing, enlarged visual or fewer examples when that removes a reading/writing barrier. Keep the same reasoning goal.</w:t>
+      </w:r>
+    </w:p>
+    <w:p>
+      <w:pPr>
+        <w:spacing w:line="336" w:lineRule="auto" w:after="180"/>
+      </w:pPr>
+      <w:r>
+        <w:rPr>
+          <w:b w:val="0"/>
+        </w:rPr>
+        <w:t>Stretch secure learners by changing a boundary or assumption and asking them to defend the effect, not simply by assigning more of the same questions.</w:t>
       </w:r>
     </w:p>
     <w:p>
@@ -1908,11 +3628,16 @@
       </w:r>
     </w:p>
     <w:p>
+      <w:r>
+        <w:t>Use the Tools and APIs questions, teacher keys and criteria after the relevant attempts. Previously discussed cases are practice; protect the separately selected independent task.</w:t>
+      </w:r>
+    </w:p>
+    <w:p>
       <w:pPr>
         <w:pStyle w:val="Heading3"/>
       </w:pPr>
       <w:r>
-        <w:t>Assess and explain the answers</w:t>
+        <w:t>Worked case answer</w:t>
       </w:r>
     </w:p>
     <w:p>
@@ -1920,12 +3645,43 @@
         <w:pStyle w:val="Heading3"/>
       </w:pPr>
       <w:r>
-        <w:t>Worked case answer</w:t>
-      </w:r>
-    </w:p>
-    <w:p>
-      <w:r>
-        <w:t>Calculator returns 108; search retrieves the definition. Verify inputs, outputs and supporting passage before answering.</w:t>
+        <w:t>Teacher key · Worked case answer</w:t>
+      </w:r>
+    </w:p>
+    <w:p>
+      <w:pPr>
+        <w:spacing w:line="336" w:lineRule="auto" w:after="180"/>
+        <w:shd w:fill="F1F6FC"/>
+      </w:pPr>
+      <w:r>
+        <w:rPr>
+          <w:b w:val="0"/>
+        </w:rPr>
+        <w:t xml:space="preserve">Calculator returns 108; search retrieves the definition. Verify </w:t>
+      </w:r>
+      <w:r>
+        <w:rPr>
+          <w:b/>
+        </w:rPr>
+        <w:t>input</w:t>
+      </w:r>
+      <w:r>
+        <w:rPr>
+          <w:b w:val="0"/>
+        </w:rPr>
+        <w:t xml:space="preserve">s, </w:t>
+      </w:r>
+      <w:r>
+        <w:rPr>
+          <w:b/>
+        </w:rPr>
+        <w:t>output</w:t>
+      </w:r>
+      <w:r>
+        <w:rPr>
+          <w:b w:val="0"/>
+        </w:rPr>
+        <w:t>s and supporting passage before answering.</w:t>
       </w:r>
     </w:p>
     <w:p>
@@ -1937,7 +3693,22 @@
       </w:r>
     </w:p>
     <w:p>
-      <w:r>
+      <w:pPr>
+        <w:pStyle w:val="Heading3"/>
+      </w:pPr>
+      <w:r>
+        <w:t>Independent question · withhold the key</w:t>
+      </w:r>
+    </w:p>
+    <w:p>
+      <w:pPr>
+        <w:spacing w:line="336" w:lineRule="auto" w:after="180"/>
+        <w:shd w:fill="F5F1FB"/>
+      </w:pPr>
+      <w:r>
+        <w:rPr>
+          <w:b w:val="0"/>
+        </w:rPr>
         <w:t>A tool can look up book availability and also place an order. The user asks only whether a book is available. Which action is authorized?</w:t>
       </w:r>
     </w:p>
@@ -1950,7 +3721,22 @@
       </w:r>
     </w:p>
     <w:p>
-      <w:r>
+      <w:pPr>
+        <w:pStyle w:val="Heading3"/>
+      </w:pPr>
+      <w:r>
+        <w:t>Teacher key · Expected independent answer</w:t>
+      </w:r>
+    </w:p>
+    <w:p>
+      <w:pPr>
+        <w:spacing w:line="336" w:lineRule="auto" w:after="180"/>
+        <w:shd w:fill="F1F6FC"/>
+      </w:pPr>
+      <w:r>
+        <w:rPr>
+          <w:b w:val="0"/>
+        </w:rPr>
         <w:t>A read-only availability lookup is authorized. Placing an order is a different action and requires explicit authorization.</w:t>
       </w:r>
     </w:p>
@@ -2189,8 +3975,25 @@
       </w:tr>
     </w:tbl>
     <w:p>
-      <w:r>
-        <w:t>Use 6/8 as a classroom checkpoint, with 2 required for both Result and Reasoning. This is a proposed teaching rule, not a validated certification threshold. Do not count a coached answer as independent mastery; correct unsafe or unsupported claims regardless of total.</w:t>
+      <w:pPr>
+        <w:spacing w:line="336" w:lineRule="auto" w:after="180"/>
+      </w:pPr>
+      <w:r>
+        <w:rPr>
+          <w:b w:val="0"/>
+        </w:rPr>
+        <w:t>Use 6/8 as a classroom checkpoint, with 2 required for both Result and Reasoning. This is a proposed teaching rule, not a validated certification threshold.</w:t>
+      </w:r>
+    </w:p>
+    <w:p>
+      <w:pPr>
+        <w:spacing w:line="336" w:lineRule="auto" w:after="180"/>
+      </w:pPr>
+      <w:r>
+        <w:rPr>
+          <w:b w:val="0"/>
+        </w:rPr>
+        <w:t>Do not count a coached answer as independent mastery; correct unsafe or unsupported claims regardless of total.</w:t>
       </w:r>
     </w:p>
     <w:p>
@@ -2202,8 +4005,26 @@
       </w:r>
     </w:p>
     <w:p>
-      <w:r>
-        <w:t>Ask the learner to find the evidence that challenges this claim: “Access to a tool automatically authorizes every action it supports.” Keep the first attempt and an uncoached retry separate.</w:t>
+      <w:pPr>
+        <w:spacing w:line="336" w:lineRule="auto" w:after="180"/>
+      </w:pPr>
+      <w:r>
+        <w:rPr>
+          <w:b w:val="0"/>
+        </w:rPr>
+        <w:t xml:space="preserve">Ask the learner to find the </w:t>
+      </w:r>
+      <w:r>
+        <w:rPr>
+          <w:b/>
+        </w:rPr>
+        <w:t>evidence</w:t>
+      </w:r>
+      <w:r>
+        <w:rPr>
+          <w:b w:val="0"/>
+        </w:rPr>
+        <w:t xml:space="preserve"> that challenges this claim: “Access to a tool automatically authorizes every action it supports.” Keep the first attempt and an uncoached retry separate.</w:t>
       </w:r>
     </w:p>
     <w:p>
@@ -2215,15 +4036,42 @@
       </w:r>
     </w:p>
     <w:p>
-      <w:r>
-        <w:t>Calculate 102 and verify 17×6. Retrieve the relevant roots passage and cite its supported answer. Check tool inputs and returned records. Neither a calculator nor a search tool should be given unrelated action permissions.</w:t>
-      </w:r>
-    </w:p>
-    <w:p>
       <w:pPr>
         <w:pStyle w:val="Heading3"/>
       </w:pPr>
       <w:r>
+        <w:t>Teacher key · Original transfer answer</w:t>
+      </w:r>
+    </w:p>
+    <w:p>
+      <w:pPr>
+        <w:spacing w:line="336" w:lineRule="auto" w:after="180"/>
+        <w:shd w:fill="F1F6FC"/>
+      </w:pPr>
+      <w:r>
+        <w:rPr>
+          <w:b w:val="0"/>
+        </w:rPr>
+        <w:t xml:space="preserve">Calculate 102 and verify 17×6. Retrieve the relevant roots passage and cite its supported answer. Check tool </w:t>
+      </w:r>
+      <w:r>
+        <w:rPr>
+          <w:b/>
+        </w:rPr>
+        <w:t>input</w:t>
+      </w:r>
+      <w:r>
+        <w:rPr>
+          <w:b w:val="0"/>
+        </w:rPr>
+        <w:t>s and returned records. Neither a calculator nor a search tool should be given unrelated action permissions.</w:t>
+      </w:r>
+    </w:p>
+    <w:p>
+      <w:pPr>
+        <w:pStyle w:val="Heading3"/>
+      </w:pPr>
+      <w:r>
         <w:t>Explanations for the additional workbook examples</w:t>
       </w:r>
     </w:p>
@@ -2236,97 +4084,526 @@
       </w:r>
     </w:p>
     <w:p>
-      <w:r>
-        <w:t>Explain the weekly mechanism in your own words. Use the worked scenario to name its input, decision rule and output.</w:t>
-      </w:r>
-    </w:p>
-    <w:p>
-      <w:r>
-        <w:t>Teacher explanation: Tools expose structured operations with input and output contracts. Generating a tool call is a proposal; validation and authorisation decide whether it executes. For lookup_room accept exactly room_id as a nonempty string; return found plus capacity or a not-found result. It is read-only. Reject unknown arguments and do not replace missing values with invented facts.</w:t>
-      </w:r>
-    </w:p>
-    <w:p>
       <w:pPr>
         <w:pStyle w:val="Heading3"/>
       </w:pPr>
       <w:r>
+        <w:t>Workbook question · W1</w:t>
+      </w:r>
+    </w:p>
+    <w:p>
+      <w:pPr>
+        <w:spacing w:line="336" w:lineRule="auto" w:after="180"/>
+        <w:shd w:fill="F5F1FB"/>
+      </w:pPr>
+      <w:r>
+        <w:rPr>
+          <w:b w:val="0"/>
+        </w:rPr>
+        <w:t xml:space="preserve">Explain the weekly </w:t>
+      </w:r>
+      <w:r>
+        <w:rPr>
+          <w:b/>
+        </w:rPr>
+        <w:t>mechanism</w:t>
+      </w:r>
+      <w:r>
+        <w:rPr>
+          <w:b w:val="0"/>
+        </w:rPr>
+        <w:t xml:space="preserve"> in your own words. Use the worked scenario to name its </w:t>
+      </w:r>
+      <w:r>
+        <w:rPr>
+          <w:b/>
+        </w:rPr>
+        <w:t>input</w:t>
+      </w:r>
+      <w:r>
+        <w:rPr>
+          <w:b w:val="0"/>
+        </w:rPr>
+        <w:t xml:space="preserve">, decision rule and </w:t>
+      </w:r>
+      <w:r>
+        <w:rPr>
+          <w:b/>
+        </w:rPr>
+        <w:t>output</w:t>
+      </w:r>
+      <w:r>
+        <w:rPr>
+          <w:b w:val="0"/>
+        </w:rPr>
+        <w:t>.</w:t>
+      </w:r>
+    </w:p>
+    <w:p>
+      <w:pPr>
+        <w:pStyle w:val="Heading3"/>
+      </w:pPr>
+      <w:r>
+        <w:t>Teacher reasoning · W1</w:t>
+      </w:r>
+    </w:p>
+    <w:p>
+      <w:pPr>
+        <w:spacing w:line="336" w:lineRule="auto" w:after="180"/>
+        <w:shd w:fill="F1F6FC"/>
+      </w:pPr>
+      <w:r>
+        <w:rPr>
+          <w:b w:val="0"/>
+        </w:rPr>
+        <w:t xml:space="preserve">Teacher explanation: Tools expose structured operations with </w:t>
+      </w:r>
+      <w:r>
+        <w:rPr>
+          <w:b/>
+        </w:rPr>
+        <w:t>input</w:t>
+      </w:r>
+      <w:r>
+        <w:rPr>
+          <w:b w:val="0"/>
+        </w:rPr>
+        <w:t xml:space="preserve"> and </w:t>
+      </w:r>
+      <w:r>
+        <w:rPr>
+          <w:b/>
+        </w:rPr>
+        <w:t>output</w:t>
+      </w:r>
+      <w:r>
+        <w:rPr>
+          <w:b w:val="0"/>
+        </w:rPr>
+        <w:t xml:space="preserve"> contracts. Generating a </w:t>
+      </w:r>
+      <w:r>
+        <w:rPr>
+          <w:b/>
+        </w:rPr>
+        <w:t>tool call</w:t>
+      </w:r>
+      <w:r>
+        <w:rPr>
+          <w:b w:val="0"/>
+        </w:rPr>
+        <w:t xml:space="preserve"> is a proposal; validation and authorisation decide whether it executes.</w:t>
+      </w:r>
+    </w:p>
+    <w:p>
+      <w:pPr>
+        <w:spacing w:line="336" w:lineRule="auto" w:after="180"/>
+        <w:shd w:fill="F1F6FC"/>
+      </w:pPr>
+      <w:r>
+        <w:rPr>
+          <w:b w:val="0"/>
+        </w:rPr>
+        <w:t xml:space="preserve">For lookup_room accept exactly room_id as a nonempty string; return found plus capacity or a not-found result. It is read-only. Reject unknown </w:t>
+      </w:r>
+      <w:r>
+        <w:rPr>
+          <w:b/>
+        </w:rPr>
+        <w:t>argument</w:t>
+      </w:r>
+      <w:r>
+        <w:rPr>
+          <w:b w:val="0"/>
+        </w:rPr>
+        <w:t>s and do not replace missing values with invented facts.</w:t>
+      </w:r>
+    </w:p>
+    <w:p>
+      <w:pPr>
+        <w:pStyle w:val="Heading3"/>
+      </w:pPr>
+      <w:r>
         <w:t>W2 Trace the worked case</w:t>
       </w:r>
     </w:p>
     <w:p>
-      <w:r>
-        <w:t>Proposed call lookup_room has room_id=B and extra argument book=true. Show the intermediate steps and give the conclusion with its scope.</w:t>
-      </w:r>
-    </w:p>
-    <w:p>
-      <w:r>
-        <w:t>Teacher explanation: Reject the extra field under the closed input contract. The lookup tool provides no booking authority even if the requested room exists.</w:t>
-      </w:r>
-    </w:p>
-    <w:p>
       <w:pPr>
         <w:pStyle w:val="Heading3"/>
       </w:pPr>
       <w:r>
+        <w:t>Workbook question · W2</w:t>
+      </w:r>
+    </w:p>
+    <w:p>
+      <w:pPr>
+        <w:spacing w:line="336" w:lineRule="auto" w:after="180"/>
+        <w:shd w:fill="F5F1FB"/>
+      </w:pPr>
+      <w:r>
+        <w:rPr>
+          <w:b w:val="0"/>
+        </w:rPr>
+        <w:t xml:space="preserve">Proposed call lookup_room has room_id=B and extra </w:t>
+      </w:r>
+      <w:r>
+        <w:rPr>
+          <w:b/>
+        </w:rPr>
+        <w:t>argument</w:t>
+      </w:r>
+      <w:r>
+        <w:rPr>
+          <w:b w:val="0"/>
+        </w:rPr>
+        <w:t xml:space="preserve"> book=true. Show the intermediate steps and give the conclusion with its scope.</w:t>
+      </w:r>
+    </w:p>
+    <w:p>
+      <w:pPr>
+        <w:pStyle w:val="Heading3"/>
+      </w:pPr>
+      <w:r>
+        <w:t>Teacher reasoning · W2</w:t>
+      </w:r>
+    </w:p>
+    <w:p>
+      <w:pPr>
+        <w:spacing w:line="336" w:lineRule="auto" w:after="180"/>
+        <w:shd w:fill="F1F6FC"/>
+      </w:pPr>
+      <w:r>
+        <w:rPr>
+          <w:b w:val="0"/>
+        </w:rPr>
+        <w:t xml:space="preserve">Teacher explanation: Reject the extra field under the closed </w:t>
+      </w:r>
+      <w:r>
+        <w:rPr>
+          <w:b/>
+        </w:rPr>
+        <w:t>input</w:t>
+      </w:r>
+      <w:r>
+        <w:rPr>
+          <w:b w:val="0"/>
+        </w:rPr>
+        <w:t xml:space="preserve"> contract. The lookup tool provides no booking authority even if the requested room exists.</w:t>
+      </w:r>
+    </w:p>
+    <w:p>
+      <w:pPr>
+        <w:pStyle w:val="Heading3"/>
+      </w:pPr>
+      <w:r>
         <w:t>W3 Audit the limit</w:t>
       </w:r>
     </w:p>
     <w:p>
-      <w:r>
-        <w:t>A report omits this qualification: A successful tool result supports only its declared data and operation; it does not authorise subsequent side effects. Explain how omitting it could change a reader's interpretation, and write an accurate replacement.</w:t>
-      </w:r>
-    </w:p>
-    <w:p>
-      <w:r>
-        <w:t>Teacher explanation: A successful tool result supports only its declared data and operation; it does not authorise subsequent side effects. State the observed result separately from the unverified or out-of-scope claim; preserve the original evidence rather than inventing a missing fact.</w:t>
-      </w:r>
-    </w:p>
-    <w:p>
       <w:pPr>
         <w:pStyle w:val="Heading3"/>
       </w:pPr>
       <w:r>
+        <w:t>Workbook question · W3</w:t>
+      </w:r>
+    </w:p>
+    <w:p>
+      <w:pPr>
+        <w:spacing w:line="336" w:lineRule="auto" w:after="180"/>
+        <w:shd w:fill="F5F1FB"/>
+      </w:pPr>
+      <w:r>
+        <w:rPr>
+          <w:b w:val="0"/>
+        </w:rPr>
+        <w:t>A report omits this qualification: A successful tool result supports only its declared data and operation; it does not authorise subsequent side effects.</w:t>
+      </w:r>
+    </w:p>
+    <w:p>
+      <w:pPr>
+        <w:spacing w:line="336" w:lineRule="auto" w:after="180"/>
+        <w:shd w:fill="F5F1FB"/>
+      </w:pPr>
+      <w:r>
+        <w:rPr>
+          <w:b w:val="0"/>
+        </w:rPr>
+        <w:t>Explain how omitting it could change a reader's interpretation, and write an accurate replacement.</w:t>
+      </w:r>
+    </w:p>
+    <w:p>
+      <w:pPr>
+        <w:pStyle w:val="Heading3"/>
+      </w:pPr>
+      <w:r>
+        <w:t>Teacher reasoning · W3</w:t>
+      </w:r>
+    </w:p>
+    <w:p>
+      <w:pPr>
+        <w:spacing w:line="336" w:lineRule="auto" w:after="180"/>
+        <w:shd w:fill="F1F6FC"/>
+      </w:pPr>
+      <w:r>
+        <w:rPr>
+          <w:b w:val="0"/>
+        </w:rPr>
+        <w:t>Teacher explanation: A successful tool result supports only its declared data and operation; it does not authorise subsequent side effects.</w:t>
+      </w:r>
+    </w:p>
+    <w:p>
+      <w:pPr>
+        <w:spacing w:line="336" w:lineRule="auto" w:after="180"/>
+        <w:shd w:fill="F1F6FC"/>
+      </w:pPr>
+      <w:r>
+        <w:rPr>
+          <w:b w:val="0"/>
+        </w:rPr>
+        <w:t xml:space="preserve">State the observed result separately from the unverified or out-of-scope claim; preserve the original </w:t>
+      </w:r>
+      <w:r>
+        <w:rPr>
+          <w:b/>
+        </w:rPr>
+        <w:t>evidence</w:t>
+      </w:r>
+      <w:r>
+        <w:rPr>
+          <w:b w:val="0"/>
+        </w:rPr>
+        <w:t xml:space="preserve"> rather than inventing a missing fact.</w:t>
+      </w:r>
+    </w:p>
+    <w:p>
+      <w:pPr>
+        <w:pStyle w:val="Heading3"/>
+      </w:pPr>
+      <w:r>
         <w:t>W4 Apply a new case independently</w:t>
       </w:r>
     </w:p>
     <w:p>
-      <w:r>
+      <w:pPr>
+        <w:pStyle w:val="Heading3"/>
+      </w:pPr>
+      <w:r>
+        <w:t>Workbook question · W4</w:t>
+      </w:r>
+    </w:p>
+    <w:p>
+      <w:pPr>
+        <w:spacing w:line="336" w:lineRule="auto" w:after="180"/>
+        <w:shd w:fill="F5F1FB"/>
+      </w:pPr>
+      <w:r>
+        <w:rPr>
+          <w:b w:val="0"/>
+        </w:rPr>
         <w:t>Tool accepts room_id string. Calls are {room_id:7}, {room_id:K} and {room_id:K, delete:true}. Validate; K is absent from the registry.</w:t>
       </w:r>
     </w:p>
     <w:p>
-      <w:r>
-        <w:t>Teacher explanation: First fails type; second is valid input returning not found; third fails extra-field validation. Not found is not capacity zero.</w:t>
-      </w:r>
-    </w:p>
-    <w:p>
       <w:pPr>
         <w:pStyle w:val="Heading3"/>
       </w:pPr>
       <w:r>
+        <w:t>Teacher reasoning · W4</w:t>
+      </w:r>
+    </w:p>
+    <w:p>
+      <w:pPr>
+        <w:spacing w:line="336" w:lineRule="auto" w:after="180"/>
+        <w:shd w:fill="F1F6FC"/>
+      </w:pPr>
+      <w:r>
+        <w:rPr>
+          <w:b w:val="0"/>
+        </w:rPr>
+        <w:t xml:space="preserve">Teacher explanation: First fails type; second is valid </w:t>
+      </w:r>
+      <w:r>
+        <w:rPr>
+          <w:b/>
+        </w:rPr>
+        <w:t>input</w:t>
+      </w:r>
+      <w:r>
+        <w:rPr>
+          <w:b w:val="0"/>
+        </w:rPr>
+        <w:t xml:space="preserve"> returning </w:t>
+      </w:r>
+      <w:r>
+        <w:rPr>
+          <w:b/>
+        </w:rPr>
+        <w:t>not found</w:t>
+      </w:r>
+      <w:r>
+        <w:rPr>
+          <w:b w:val="0"/>
+        </w:rPr>
+        <w:t xml:space="preserve">; third fails extra-field validation. </w:t>
+      </w:r>
+      <w:r>
+        <w:rPr>
+          <w:b/>
+        </w:rPr>
+        <w:t>Not found</w:t>
+      </w:r>
+      <w:r>
+        <w:rPr>
+          <w:b w:val="0"/>
+        </w:rPr>
+        <w:t xml:space="preserve"> is not capacity zero.</w:t>
+      </w:r>
+    </w:p>
+    <w:p>
+      <w:pPr>
+        <w:pStyle w:val="Heading3"/>
+      </w:pPr>
+      <w:r>
         <w:t>W5 Design a revealing follow-up</w:t>
       </w:r>
     </w:p>
     <w:p>
-      <w:r>
-        <w:t>For the worked scenario, propose one additional case that could reveal a failure, describe its expected outcome before running it, and explain what would need to remain fixed for a fair comparison. Do not reuse W4 as a new final test after receiving feedback.</w:t>
-      </w:r>
-    </w:p>
-    <w:p>
-      <w:r>
-        <w:t>Teacher explanation: Accept a concrete variant of the worked input or a missing/conflicting/boundary condition, with an expectation derived from the declared procedure. Require preserved settings, original outputs and data roles. A successful tool result supports only its declared data and operation; it does not authorise subsequent side effects. The new case should test this particular mechanism rather than merely restate the original result.</w:t>
-      </w:r>
-    </w:p>
-    <w:p>
       <w:pPr>
         <w:pStyle w:val="Heading3"/>
       </w:pPr>
       <w:r>
+        <w:t>Workbook question · W5</w:t>
+      </w:r>
+    </w:p>
+    <w:p>
+      <w:pPr>
+        <w:spacing w:line="336" w:lineRule="auto" w:after="180"/>
+        <w:shd w:fill="F5F1FB"/>
+      </w:pPr>
+      <w:r>
+        <w:rPr>
+          <w:b w:val="0"/>
+        </w:rPr>
+        <w:t>For the worked scenario, propose one additional case that could reveal a failure, describe its expected outcome before running it, and explain what would need to remain fixed for a fair comparison.</w:t>
+      </w:r>
+    </w:p>
+    <w:p>
+      <w:pPr>
+        <w:spacing w:line="336" w:lineRule="auto" w:after="180"/>
+        <w:shd w:fill="F5F1FB"/>
+      </w:pPr>
+      <w:r>
+        <w:rPr>
+          <w:b w:val="0"/>
+        </w:rPr>
+        <w:t>Do not reuse W4 as a new final test after receiving feedback.</w:t>
+      </w:r>
+    </w:p>
+    <w:p>
+      <w:pPr>
+        <w:pStyle w:val="Heading3"/>
+      </w:pPr>
+      <w:r>
+        <w:t>Teacher reasoning · W5</w:t>
+      </w:r>
+    </w:p>
+    <w:p>
+      <w:pPr>
+        <w:spacing w:line="336" w:lineRule="auto" w:after="180"/>
+        <w:shd w:fill="F1F6FC"/>
+      </w:pPr>
+      <w:r>
+        <w:rPr>
+          <w:b w:val="0"/>
+        </w:rPr>
+        <w:t xml:space="preserve">Teacher explanation: Accept a concrete variant of the worked </w:t>
+      </w:r>
+      <w:r>
+        <w:rPr>
+          <w:b/>
+        </w:rPr>
+        <w:t>input</w:t>
+      </w:r>
+      <w:r>
+        <w:rPr>
+          <w:b w:val="0"/>
+        </w:rPr>
+        <w:t xml:space="preserve"> or a missing/conflicting/boundary condition, with an expectation derived from the declared procedure.</w:t>
+      </w:r>
+    </w:p>
+    <w:p>
+      <w:pPr>
+        <w:spacing w:line="336" w:lineRule="auto" w:after="180"/>
+        <w:shd w:fill="F1F6FC"/>
+      </w:pPr>
+      <w:r>
+        <w:rPr>
+          <w:b w:val="0"/>
+        </w:rPr>
+        <w:t xml:space="preserve">Require preserved settings, original </w:t>
+      </w:r>
+      <w:r>
+        <w:rPr>
+          <w:b/>
+        </w:rPr>
+        <w:t>output</w:t>
+      </w:r>
+      <w:r>
+        <w:rPr>
+          <w:b w:val="0"/>
+        </w:rPr>
+        <w:t>s and data roles. A successful tool result supports only its declared data and operation; it does not authorise subsequent side effects.</w:t>
+      </w:r>
+    </w:p>
+    <w:p>
+      <w:pPr>
+        <w:spacing w:line="336" w:lineRule="auto" w:after="180"/>
+        <w:shd w:fill="F1F6FC"/>
+      </w:pPr>
+      <w:r>
+        <w:rPr>
+          <w:b w:val="0"/>
+        </w:rPr>
+        <w:t xml:space="preserve">The new case should test this particular </w:t>
+      </w:r>
+      <w:r>
+        <w:rPr>
+          <w:b/>
+        </w:rPr>
+        <w:t>mechanism</w:t>
+      </w:r>
+      <w:r>
+        <w:rPr>
+          <w:b w:val="0"/>
+        </w:rPr>
+        <w:t xml:space="preserve"> rather than merely restate the original result.</w:t>
+      </w:r>
+    </w:p>
+    <w:p>
+      <w:pPr>
+        <w:pStyle w:val="Heading3"/>
+      </w:pPr>
+      <w:r>
         <w:t>Assess independent transfer</w:t>
       </w:r>
     </w:p>
     <w:p>
-      <w:r>
+      <w:pPr>
+        <w:pStyle w:val="Heading3"/>
+      </w:pPr>
+      <w:r>
+        <w:t>Independent question · withhold the key</w:t>
+      </w:r>
+    </w:p>
+    <w:p>
+      <w:pPr>
+        <w:spacing w:line="336" w:lineRule="auto" w:after="180"/>
+        <w:shd w:fill="F5F1FB"/>
+      </w:pPr>
+      <w:r>
+        <w:rPr>
+          <w:b w:val="0"/>
+        </w:rPr>
         <w:t>Selected case: Tool accepts room_id string. Calls are {room_id:7}, {room_id:K} and {room_id:K, delete:true}. Validate; K is absent from the registry.</w:t>
       </w:r>
     </w:p>
@@ -2339,8 +4616,59 @@
       </w:r>
     </w:p>
     <w:p>
-      <w:r>
-        <w:t>Teacher explanation: First fails type; second is valid input returning not found; third fails extra-field validation. Not found is not capacity zero.</w:t>
+      <w:pPr>
+        <w:pStyle w:val="Heading3"/>
+      </w:pPr>
+      <w:r>
+        <w:t>Teacher key · Selected case answer</w:t>
+      </w:r>
+    </w:p>
+    <w:p>
+      <w:pPr>
+        <w:spacing w:line="336" w:lineRule="auto" w:after="180"/>
+        <w:shd w:fill="F1F6FC"/>
+      </w:pPr>
+      <w:r>
+        <w:rPr>
+          <w:b w:val="0"/>
+        </w:rPr>
+        <w:t xml:space="preserve">Teacher explanation: First fails type; second is valid </w:t>
+      </w:r>
+      <w:r>
+        <w:rPr>
+          <w:b/>
+        </w:rPr>
+        <w:t>input</w:t>
+      </w:r>
+      <w:r>
+        <w:rPr>
+          <w:b w:val="0"/>
+        </w:rPr>
+        <w:t xml:space="preserve"> returning </w:t>
+      </w:r>
+      <w:r>
+        <w:rPr>
+          <w:b/>
+        </w:rPr>
+        <w:t>not found</w:t>
+      </w:r>
+      <w:r>
+        <w:rPr>
+          <w:b w:val="0"/>
+        </w:rPr>
+        <w:t xml:space="preserve">; third fails extra-field validation. </w:t>
+      </w:r>
+      <w:r>
+        <w:rPr>
+          <w:b/>
+        </w:rPr>
+        <w:t>Not found</w:t>
+      </w:r>
+      <w:r>
+        <w:rPr>
+          <w:b w:val="0"/>
+        </w:rPr>
+        <w:t xml:space="preserve"> is not capacity zero.</w:t>
       </w:r>
     </w:p>
     <w:tbl>
@@ -2446,21 +4774,77 @@
       </w:tr>
     </w:tbl>
     <w:p>
-      <w:r>
-        <w:t>Record each dimension as not yet, with support, or independent. Accept a valid alternative procedure with a defensible trace. Do not penalise an honestly recorded model failure if the learner correctly explains its evidence and limits.</w:t>
-      </w:r>
-    </w:p>
-    <w:p>
       <w:pPr>
         <w:pStyle w:val="Heading3"/>
       </w:pPr>
       <w:r>
+        <w:t>Teacher key · Selected case answer</w:t>
+      </w:r>
+    </w:p>
+    <w:p>
+      <w:pPr>
+        <w:spacing w:line="336" w:lineRule="auto" w:after="180"/>
+        <w:shd w:fill="F1F6FC"/>
+      </w:pPr>
+      <w:r>
+        <w:rPr>
+          <w:b w:val="0"/>
+        </w:rPr>
+        <w:t>Record each dimension as not yet, with support, or independent. Accept a valid alternative procedure with a defensible trace.</w:t>
+      </w:r>
+    </w:p>
+    <w:p>
+      <w:pPr>
+        <w:spacing w:line="336" w:lineRule="auto" w:after="180"/>
+        <w:shd w:fill="F1F6FC"/>
+      </w:pPr>
+      <w:r>
+        <w:rPr>
+          <w:b w:val="0"/>
+        </w:rPr>
+        <w:t xml:space="preserve">Do not penalise an honestly recorded model failure if the learner correctly explains its </w:t>
+      </w:r>
+      <w:r>
+        <w:rPr>
+          <w:b/>
+        </w:rPr>
+        <w:t>evidence</w:t>
+      </w:r>
+      <w:r>
+        <w:rPr>
+          <w:b w:val="0"/>
+        </w:rPr>
+        <w:t xml:space="preserve"> and limits.</w:t>
+      </w:r>
+    </w:p>
+    <w:p>
+      <w:pPr>
+        <w:pStyle w:val="Heading3"/>
+      </w:pPr>
+      <w:r>
         <w:t>Feedback that the learner uses</w:t>
       </w:r>
     </w:p>
     <w:p>
-      <w:r>
-        <w:t>Name the earliest unsupported step and give one action to repair it. Have the learner make that repair now and explain why. Then assess the relevant skill on a fresh, fully specified case. Confirm it was not previously practised with feedback; solve and check the new case before assigning it. A follow-up design prompt is a starting brief, not automatically an equivalent test.</w:t>
+      <w:pPr>
+        <w:spacing w:line="336" w:lineRule="auto" w:after="180"/>
+      </w:pPr>
+      <w:r>
+        <w:rPr>
+          <w:b w:val="0"/>
+        </w:rPr>
+        <w:t>Name the earliest unsupported step and give one action to repair it. Have the learner make that repair now and explain why. Then assess the relevant skill on a fresh, fully specified case.</w:t>
+      </w:r>
+    </w:p>
+    <w:p>
+      <w:pPr>
+        <w:spacing w:line="336" w:lineRule="auto" w:after="180"/>
+      </w:pPr>
+      <w:r>
+        <w:rPr>
+          <w:b w:val="0"/>
+        </w:rPr>
+        <w:t>Confirm it was not previously practised with feedback; solve and check the new case before assigning it. A follow-up design prompt is a starting brief, not automatically an equivalent test.</w:t>
       </w:r>
     </w:p>
     <w:p>
@@ -2472,11 +4856,74 @@
       </w:r>
     </w:p>
     <w:p>
+      <w:r>
+        <w:t>Connect Tools and APIs to Verified Study Buddy, adapt support and plan a later changed-case check.</w:t>
+      </w:r>
+    </w:p>
+    <w:p>
       <w:pPr>
         <w:pStyle w:val="Heading3"/>
       </w:pPr>
       <w:r>
-        <w:t>Connect and extend learning</w:t>
+        <w:t>Verified Study Buddy</w:t>
+      </w:r>
+    </w:p>
+    <w:p>
+      <w:pPr>
+        <w:spacing w:line="336" w:lineRule="auto" w:after="180"/>
+      </w:pPr>
+      <w:r>
+        <w:rPr>
+          <w:b w:val="0"/>
+        </w:rPr>
+        <w:t xml:space="preserve">Allow only retrieval and calculator tools with validated </w:t>
+      </w:r>
+      <w:r>
+        <w:rPr>
+          <w:b/>
+        </w:rPr>
+        <w:t>argument</w:t>
+      </w:r>
+      <w:r>
+        <w:rPr>
+          <w:b w:val="0"/>
+        </w:rPr>
+        <w:t>s and visible results.</w:t>
+      </w:r>
+    </w:p>
+    <w:p>
+      <w:pPr>
+        <w:spacing w:line="336" w:lineRule="auto" w:after="180"/>
+      </w:pPr>
+      <w:r>
+        <w:rPr>
+          <w:b w:val="0"/>
+        </w:rPr>
+        <w:t xml:space="preserve">Keep the decision, </w:t>
+      </w:r>
+      <w:r>
+        <w:rPr>
+          <w:b/>
+        </w:rPr>
+        <w:t>input</w:t>
+      </w:r>
+      <w:r>
+        <w:rPr>
+          <w:b w:val="0"/>
+        </w:rPr>
+        <w:t xml:space="preserve">, result, explanation and remaining limitation in the project </w:t>
+      </w:r>
+      <w:r>
+        <w:rPr>
+          <w:b/>
+        </w:rPr>
+        <w:t>evidence</w:t>
+      </w:r>
+      <w:r>
+        <w:rPr>
+          <w:b w:val="0"/>
+        </w:rPr>
+        <w:t xml:space="preserve"> record. Retrieve this record next week rather than restarting the project.</w:t>
       </w:r>
     </w:p>
     <w:p>
@@ -2484,17 +4931,54 @@
         <w:pStyle w:val="Heading3"/>
       </w:pPr>
       <w:r>
-        <w:t>Verified Study Buddy</w:t>
-      </w:r>
-    </w:p>
-    <w:p>
-      <w:r>
-        <w:t>Allow only retrieval and calculator tools with validated arguments and visible results.</w:t>
-      </w:r>
-    </w:p>
-    <w:p>
-      <w:r>
-        <w:t>Keep the decision, input, result, explanation and remaining limitation in the project evidence record. Retrieve this record next week rather than restarting the project.</w:t>
+        <w:t>Support and stretch</w:t>
+      </w:r>
+    </w:p>
+    <w:p>
+      <w:pPr>
+        <w:spacing w:line="336" w:lineRule="auto" w:after="180"/>
+      </w:pPr>
+      <w:r>
+        <w:rPr>
+          <w:b w:val="0"/>
+        </w:rPr>
+        <w:t xml:space="preserve">Provide one short approved passage; separate instruction, </w:t>
+      </w:r>
+      <w:r>
+        <w:rPr>
+          <w:b/>
+        </w:rPr>
+        <w:t>input</w:t>
+      </w:r>
+      <w:r>
+        <w:rPr>
+          <w:b w:val="0"/>
+        </w:rPr>
+        <w:t xml:space="preserve">, </w:t>
+      </w:r>
+      <w:r>
+        <w:rPr>
+          <w:b/>
+        </w:rPr>
+        <w:t>output</w:t>
+      </w:r>
+      <w:r>
+        <w:rPr>
+          <w:b w:val="0"/>
+        </w:rPr>
+        <w:t xml:space="preserve"> and </w:t>
+      </w:r>
+      <w:r>
+        <w:rPr>
+          <w:b/>
+        </w:rPr>
+        <w:t>evidence</w:t>
+      </w:r>
+      <w:r>
+        <w:rPr>
+          <w:b w:val="0"/>
+        </w:rPr>
+        <w:t>. Stretch: introduce an unsupported claim or conflicting source and validate claim by claim with a fallback.</w:t>
       </w:r>
     </w:p>
     <w:p>
@@ -2502,12 +4986,30 @@
         <w:pStyle w:val="Heading3"/>
       </w:pPr>
       <w:r>
-        <w:t>Support and stretch</w:t>
-      </w:r>
-    </w:p>
-    <w:p>
-      <w:r>
-        <w:t>Provide one short approved passage; separate instruction, input, output and evidence. Stretch: introduce an unsupported claim or conflicting source and validate claim by claim with a fallback.</w:t>
+        <w:t>Exit reflection</w:t>
+      </w:r>
+    </w:p>
+    <w:p>
+      <w:pPr>
+        <w:spacing w:line="336" w:lineRule="auto" w:after="180"/>
+      </w:pPr>
+      <w:r>
+        <w:rPr>
+          <w:b w:val="0"/>
+        </w:rPr>
+        <w:t xml:space="preserve">Ask for one decision the learner can now justify and one situation requiring more </w:t>
+      </w:r>
+      <w:r>
+        <w:rPr>
+          <w:b/>
+        </w:rPr>
+        <w:t>evidence</w:t>
+      </w:r>
+      <w:r>
+        <w:rPr>
+          <w:b w:val="0"/>
+        </w:rPr>
+        <w:t xml:space="preserve"> or human review. Confidence ratings are separate from correct independent performance.</w:t>
       </w:r>
     </w:p>
     <w:p>
@@ -2515,12 +5017,30 @@
         <w:pStyle w:val="Heading3"/>
       </w:pPr>
       <w:r>
-        <w:t>Exit reflection</w:t>
-      </w:r>
-    </w:p>
-    <w:p>
-      <w:r>
-        <w:t>Ask for one decision the learner can now justify and one situation requiring more evidence or human review. Confidence ratings are separate from correct independent performance.</w:t>
+        <w:t>Bridge to the next week</w:t>
+      </w:r>
+    </w:p>
+    <w:p>
+      <w:pPr>
+        <w:spacing w:line="336" w:lineRule="auto" w:after="180"/>
+      </w:pPr>
+      <w:r>
+        <w:rPr>
+          <w:b w:val="0"/>
+        </w:rPr>
+        <w:t xml:space="preserve">Next: Week 22: Requests, Responses, and JSON. Retrieve today’s </w:t>
+      </w:r>
+      <w:r>
+        <w:rPr>
+          <w:b/>
+        </w:rPr>
+        <w:t>evidence</w:t>
+      </w:r>
+      <w:r>
+        <w:rPr>
+          <w:b w:val="0"/>
+        </w:rPr>
+        <w:t xml:space="preserve"> and identify what carries forward and what is new.</w:t>
       </w:r>
     </w:p>
     <w:p>
@@ -2528,12 +5048,157 @@
         <w:pStyle w:val="Heading3"/>
       </w:pPr>
       <w:r>
-        <w:t>Bridge to the next week</w:t>
-      </w:r>
-    </w:p>
-    <w:p>
-      <w:r>
-        <w:t>Next: Week 22: Requests, Responses, and JSON. Retrieve today’s evidence and identify what carries forward and what is new.</w:t>
+        <w:t>Support and fresh reassessment</w:t>
+      </w:r>
+    </w:p>
+    <w:p>
+      <w:pPr>
+        <w:spacing w:line="336" w:lineRule="auto" w:after="180"/>
+      </w:pPr>
+      <w:r>
+        <w:rPr>
+          <w:b w:val="0"/>
+        </w:rPr>
+        <w:t xml:space="preserve">Provide an </w:t>
+      </w:r>
+      <w:r>
+        <w:rPr>
+          <w:b/>
+        </w:rPr>
+        <w:t>input</w:t>
+      </w:r>
+      <w:r>
+        <w:rPr>
+          <w:b w:val="0"/>
+        </w:rPr>
+        <w:t>/procedure/result/limit frame and a calculator when needed. Ask students to identify the first step before completing the whole trace.</w:t>
+      </w:r>
+    </w:p>
+    <w:p>
+      <w:pPr>
+        <w:spacing w:line="336" w:lineRule="auto" w:after="180"/>
+      </w:pPr>
+      <w:r>
+        <w:rPr>
+          <w:b w:val="0"/>
+        </w:rPr>
+        <w:t xml:space="preserve">Extension: compare two concrete variants of this </w:t>
+      </w:r>
+      <w:r>
+        <w:rPr>
+          <w:b/>
+        </w:rPr>
+        <w:t>mechanism</w:t>
+      </w:r>
+      <w:r>
+        <w:rPr>
+          <w:b w:val="0"/>
+        </w:rPr>
+        <w:t xml:space="preserve"> while holding unrelated conditions fixed; report both successful and unsuccessful outcomes.</w:t>
+      </w:r>
+    </w:p>
+    <w:p>
+      <w:pPr>
+        <w:spacing w:line="336" w:lineRule="auto" w:after="180"/>
+      </w:pPr>
+      <w:r>
+        <w:rPr>
+          <w:b w:val="0"/>
+        </w:rPr>
+        <w:t xml:space="preserve">W4: First fails type; second is valid </w:t>
+      </w:r>
+      <w:r>
+        <w:rPr>
+          <w:b/>
+        </w:rPr>
+        <w:t>input</w:t>
+      </w:r>
+      <w:r>
+        <w:rPr>
+          <w:b w:val="0"/>
+        </w:rPr>
+        <w:t xml:space="preserve"> returning </w:t>
+      </w:r>
+      <w:r>
+        <w:rPr>
+          <w:b/>
+        </w:rPr>
+        <w:t>not found</w:t>
+      </w:r>
+      <w:r>
+        <w:rPr>
+          <w:b w:val="0"/>
+        </w:rPr>
+        <w:t xml:space="preserve">; third fails extra-field validation. </w:t>
+      </w:r>
+      <w:r>
+        <w:rPr>
+          <w:b/>
+        </w:rPr>
+        <w:t>Not found</w:t>
+      </w:r>
+      <w:r>
+        <w:rPr>
+          <w:b w:val="0"/>
+        </w:rPr>
+        <w:t xml:space="preserve"> is not capacity zero. Require intermediate reasoning and the stated scope.</w:t>
+      </w:r>
+    </w:p>
+    <w:p>
+      <w:pPr>
+        <w:spacing w:line="336" w:lineRule="auto" w:after="180"/>
+      </w:pPr>
+      <w:r>
+        <w:rPr>
+          <w:b w:val="0"/>
+        </w:rPr>
+        <w:t xml:space="preserve">Fresh retry: Room M exists with measured capacity zero; room N is absent. Distinguish results. Expected reasoning: M found with capacity 0; N </w:t>
+      </w:r>
+      <w:r>
+        <w:rPr>
+          <w:b/>
+        </w:rPr>
+        <w:t>not found</w:t>
+      </w:r>
+      <w:r>
+        <w:rPr>
+          <w:b w:val="0"/>
+        </w:rPr>
+        <w:t xml:space="preserve"> with no measured capacity. Preserve zero separately from missing.</w:t>
+      </w:r>
+    </w:p>
+    <w:p>
+      <w:pPr>
+        <w:spacing w:line="336" w:lineRule="auto" w:after="180"/>
+      </w:pPr>
+      <w:r>
+        <w:rPr>
+          <w:b w:val="0"/>
+        </w:rPr>
+        <w:t>If students need support, record it and reassess with another new case rather than awarding independence to a copied answer.</w:t>
+      </w:r>
+    </w:p>
+    <w:p>
+      <w:pPr>
+        <w:spacing w:line="336" w:lineRule="auto" w:after="180"/>
+      </w:pPr>
+      <w:r>
+        <w:rPr>
+          <w:b w:val="0"/>
+        </w:rPr>
+        <w:t xml:space="preserve">Next connection: Conversation state and retention. Preserve the current case record and retrieve its </w:t>
+      </w:r>
+      <w:r>
+        <w:rPr>
+          <w:b/>
+        </w:rPr>
+        <w:t>evidence</w:t>
+      </w:r>
+      <w:r>
+        <w:rPr>
+          <w:b w:val="0"/>
+        </w:rPr>
+        <w:t xml:space="preserve"> boundary before moving on.</w:t>
       </w:r>
     </w:p>
     <w:p>
@@ -2541,40 +5206,40 @@
         <w:pStyle w:val="Heading3"/>
       </w:pPr>
       <w:r>
-        <w:t>Support and fresh reassessment</w:t>
-      </w:r>
-    </w:p>
-    <w:p>
-      <w:r>
-        <w:t>Provide an input/procedure/result/limit frame and a calculator when needed. Ask students to identify the first step before completing the whole trace. Extension: compare two concrete variants of this mechanism while holding unrelated conditions fixed; report both successful and unsuccessful outcomes.</w:t>
-      </w:r>
-    </w:p>
-    <w:p>
-      <w:r>
-        <w:t>W4: First fails type; second is valid input returning not found; third fails extra-field validation. Not found is not capacity zero. Require intermediate reasoning and the stated scope. Fresh retry: Room M exists with measured capacity zero; room N is absent. Distinguish results. Expected reasoning: M found with capacity 0; N not found with no measured capacity. Preserve zero separately from missing. If students need support, record it and reassess with another new case rather than awarding independence to a copied answer.</w:t>
-      </w:r>
-    </w:p>
-    <w:p>
-      <w:r>
-        <w:t>Next connection: Conversation state and retention. Preserve the current case record and retrieve its evidence boundary before moving on.</w:t>
-      </w:r>
-    </w:p>
-    <w:p>
-      <w:pPr>
-        <w:pStyle w:val="Heading3"/>
-      </w:pPr>
-      <w:r>
         <w:t>Plan the delayed return</w:t>
       </w:r>
     </w:p>
     <w:p>
-      <w:r>
+      <w:pPr>
+        <w:spacing w:line="336" w:lineRule="auto" w:after="180"/>
+      </w:pPr>
+      <w:r>
+        <w:rPr>
+          <w:b w:val="0"/>
+        </w:rPr>
         <w:t>Suggested return points in this level: ai-3/22, ai-3/24, ai-3/27. Use actual classroom dates, adjusting for holidays and gaps. One, three and six teaching weeks are scheduling choices, not a claimed optimal spacing.</w:t>
       </w:r>
     </w:p>
     <w:p>
-      <w:r>
-        <w:t>At a delayed check, ask for the idea from memory and a changed application. Compare with the earlier independent response and record support used. For a new level, revisit the previous capstone before checking the new prerequisites.</w:t>
+      <w:pPr>
+        <w:spacing w:line="336" w:lineRule="auto" w:after="180"/>
+      </w:pPr>
+      <w:r>
+        <w:rPr>
+          <w:b w:val="0"/>
+        </w:rPr>
+        <w:t>At a delayed check, ask for the idea from memory and a changed application. Compare with the earlier independent response and record support used.</w:t>
+      </w:r>
+    </w:p>
+    <w:p>
+      <w:pPr>
+        <w:spacing w:line="336" w:lineRule="auto" w:after="180"/>
+      </w:pPr>
+      <w:r>
+        <w:rPr>
+          <w:b w:val="0"/>
+        </w:rPr>
+        <w:t>For a new level, revisit the previous capstone before checking the new prerequisites.</w:t>
       </w:r>
     </w:p>
     <w:tbl>
@@ -2734,8 +5399,26 @@
       </w:tr>
     </w:tbl>
     <w:p>
-      <w:r>
-        <w:t>Use the evidence to choose reteaching or the next step. A completed page, confidence rating or attractive project does not by itself demonstrate understanding.</w:t>
+      <w:pPr>
+        <w:spacing w:line="336" w:lineRule="auto" w:after="180"/>
+      </w:pPr>
+      <w:r>
+        <w:rPr>
+          <w:b w:val="0"/>
+        </w:rPr>
+        <w:t xml:space="preserve">Use the </w:t>
+      </w:r>
+      <w:r>
+        <w:rPr>
+          <w:b/>
+        </w:rPr>
+        <w:t>evidence</w:t>
+      </w:r>
+      <w:r>
+        <w:rPr>
+          <w:b w:val="0"/>
+        </w:rPr>
+        <w:t xml:space="preserve"> to choose reteaching or the next step. A completed page, confidence rating or attractive project does not by itself demonstrate understanding.</w:t>
       </w:r>
     </w:p>
     <w:p>
@@ -2747,8 +5430,37 @@
       </w:r>
     </w:p>
     <w:p>
-      <w:r>
-        <w:t>For your Verified Study Buddy, save the input, procedure, observed result and limitation of this check. Label this worked example as practice; use a different, previously unreviewed case when checking independent understanding.</w:t>
+      <w:pPr>
+        <w:spacing w:line="336" w:lineRule="auto" w:after="180"/>
+      </w:pPr>
+      <w:r>
+        <w:rPr>
+          <w:b w:val="0"/>
+        </w:rPr>
+        <w:t xml:space="preserve">For your Verified Study Buddy, save the </w:t>
+      </w:r>
+      <w:r>
+        <w:rPr>
+          <w:b/>
+        </w:rPr>
+        <w:t>input</w:t>
+      </w:r>
+      <w:r>
+        <w:rPr>
+          <w:b w:val="0"/>
+        </w:rPr>
+        <w:t>, procedure, observed result and limitation of this check.</w:t>
+      </w:r>
+    </w:p>
+    <w:p>
+      <w:pPr>
+        <w:spacing w:line="336" w:lineRule="auto" w:after="180"/>
+      </w:pPr>
+      <w:r>
+        <w:rPr>
+          <w:b w:val="0"/>
+        </w:rPr>
+        <w:t>Label this worked example as practice; use a different, previously unreviewed case when checking independent understanding.</w:t>
       </w:r>
     </w:p>
     <w:p>
@@ -2761,12 +5473,74 @@
     </w:p>
     <w:p>
       <w:r>
-        <w:t>Teaching target: Explain the mechanism and terminology of tools and api contracts</w:t>
-      </w:r>
-    </w:p>
-    <w:p>
-      <w:r>
-        <w:t>Prepare the labelled worked-case picture, the matching workbook, fictional input cards and a place for individual responses. No paid AI account is required for the paper reasoning activities.</w:t>
+        <w:t>Use this preparation summary alongside the detailed Tools and APIs lesson; it is a checklist rather than a replacement for the full sequence.</w:t>
+      </w:r>
+    </w:p>
+    <w:p>
+      <w:pPr>
+        <w:pStyle w:val="Heading3"/>
+      </w:pPr>
+      <w:r>
+        <w:t>Teaching target</w:t>
+      </w:r>
+    </w:p>
+    <w:p>
+      <w:pPr>
+        <w:spacing w:line="336" w:lineRule="auto" w:after="180"/>
+        <w:shd w:fill="EDF7F3"/>
+      </w:pPr>
+      <w:r>
+        <w:rPr>
+          <w:b w:val="0"/>
+        </w:rPr>
+        <w:t xml:space="preserve">Teaching target: Explain the </w:t>
+      </w:r>
+      <w:r>
+        <w:rPr>
+          <w:b/>
+        </w:rPr>
+        <w:t>mechanism</w:t>
+      </w:r>
+      <w:r>
+        <w:rPr>
+          <w:b w:val="0"/>
+        </w:rPr>
+        <w:t xml:space="preserve"> and terminology of tools and </w:t>
+      </w:r>
+      <w:r>
+        <w:rPr>
+          <w:b/>
+        </w:rPr>
+        <w:t>api contract</w:t>
+      </w:r>
+      <w:r>
+        <w:rPr>
+          <w:b w:val="0"/>
+        </w:rPr>
+        <w:t>s</w:t>
+      </w:r>
+    </w:p>
+    <w:p>
+      <w:pPr>
+        <w:spacing w:line="336" w:lineRule="auto" w:after="180"/>
+      </w:pPr>
+      <w:r>
+        <w:rPr>
+          <w:b w:val="0"/>
+        </w:rPr>
+        <w:t xml:space="preserve">Prepare the labelled worked-case picture, the matching workbook, fictional </w:t>
+      </w:r>
+      <w:r>
+        <w:rPr>
+          <w:b/>
+        </w:rPr>
+        <w:t>input</w:t>
+      </w:r>
+      <w:r>
+        <w:rPr>
+          <w:b w:val="0"/>
+        </w:rPr>
+        <w:t xml:space="preserve"> cards and a place for individual responses. No paid AI account is required for the paper reasoning activities.</w:t>
       </w:r>
     </w:p>
     <w:tbl>
@@ -2913,37 +5687,207 @@
       </w:tr>
     </w:tbl>
     <w:p>
-      <w:r>
-        <w:t>Before class, solve the supported practice: Proposed call lookup_room has room_id=B and extra argument book=true. Show the intermediate steps and give the conclusion with its scope.</w:t>
-      </w:r>
-    </w:p>
-    <w:p>
-      <w:r>
-        <w:t>Reasoned practice answer: Teacher explanation: Reject the extra field under the closed input contract. The lookup tool provides no booking authority even if the requested room exists.</w:t>
-      </w:r>
-    </w:p>
-    <w:p>
-      <w:r>
-        <w:t>Check every learner before discussion: Use the worked case for Tools and API contracts. Proposed explanation: “The worked result establishes every future case”. Decide whether this explanation is supported. Point to the step or supplied fact that decides; explain your repair if needed.</w:t>
-      </w:r>
-    </w:p>
-    <w:p>
-      <w:r>
+      <w:pPr>
+        <w:spacing w:line="336" w:lineRule="auto" w:after="180"/>
+      </w:pPr>
+      <w:r>
+        <w:rPr>
+          <w:b w:val="0"/>
+        </w:rPr>
+        <w:t xml:space="preserve">Before class, solve the supported practice: Proposed call lookup_room has room_id=B and extra </w:t>
+      </w:r>
+      <w:r>
+        <w:rPr>
+          <w:b/>
+        </w:rPr>
+        <w:t>argument</w:t>
+      </w:r>
+      <w:r>
+        <w:rPr>
+          <w:b w:val="0"/>
+        </w:rPr>
+        <w:t xml:space="preserve"> book=true. Show the intermediate steps and give the conclusion with its scope.</w:t>
+      </w:r>
+    </w:p>
+    <w:p>
+      <w:pPr>
+        <w:pStyle w:val="Heading3"/>
+      </w:pPr>
+      <w:r>
+        <w:t>Supported practice answer</w:t>
+      </w:r>
+    </w:p>
+    <w:p>
+      <w:pPr>
+        <w:spacing w:line="336" w:lineRule="auto" w:after="180"/>
+        <w:shd w:fill="F1F6FC"/>
+      </w:pPr>
+      <w:r>
+        <w:rPr>
+          <w:b w:val="0"/>
+        </w:rPr>
+        <w:t xml:space="preserve">Reasoned practice answer: Teacher explanation: Reject the extra field under the closed </w:t>
+      </w:r>
+      <w:r>
+        <w:rPr>
+          <w:b/>
+        </w:rPr>
+        <w:t>input</w:t>
+      </w:r>
+      <w:r>
+        <w:rPr>
+          <w:b w:val="0"/>
+        </w:rPr>
+        <w:t xml:space="preserve"> contract. The lookup tool provides no booking authority even if the requested room exists.</w:t>
+      </w:r>
+    </w:p>
+    <w:p>
+      <w:pPr>
+        <w:spacing w:line="336" w:lineRule="auto" w:after="180"/>
+      </w:pPr>
+      <w:r>
+        <w:rPr>
+          <w:b w:val="0"/>
+        </w:rPr>
+        <w:t xml:space="preserve">Check every learner before discussion: Use the worked case for Tools and </w:t>
+      </w:r>
+      <w:r>
+        <w:rPr>
+          <w:b/>
+        </w:rPr>
+        <w:t>API contract</w:t>
+      </w:r>
+      <w:r>
+        <w:rPr>
+          <w:b w:val="0"/>
+        </w:rPr>
+        <w:t>s. Proposed explanation: “The worked result establishes every future case”. Decide whether this explanation is supported.</w:t>
+      </w:r>
+    </w:p>
+    <w:p>
+      <w:pPr>
+        <w:spacing w:line="336" w:lineRule="auto" w:after="180"/>
+      </w:pPr>
+      <w:r>
+        <w:rPr>
+          <w:b w:val="0"/>
+        </w:rPr>
+        <w:t>Point to the step or supplied fact that decides; explain your repair if needed.</w:t>
+      </w:r>
+    </w:p>
+    <w:p>
+      <w:pPr>
+        <w:pStyle w:val="Heading3"/>
+      </w:pPr>
+      <w:r>
+        <w:t>Repair the misconception</w:t>
+      </w:r>
+    </w:p>
+    <w:p>
+      <w:pPr>
+        <w:spacing w:line="336" w:lineRule="auto" w:after="180"/>
+        <w:shd w:fill="FFF5E6"/>
+      </w:pPr>
+      <w:r>
+        <w:rPr>
+          <w:b w:val="0"/>
+        </w:rPr>
         <w:t>Misconception repair: A successful tool result supports only its declared data and operation; it does not authorise subsequent side effects.</w:t>
       </w:r>
     </w:p>
     <w:p>
-      <w:r>
-        <w:t>Support: read the exact case aloud, enlarge the labelled picture, supply input cards and model only the first deciding step. Accept a spoken explanation or drawing; retain the reasoning goal.</w:t>
-      </w:r>
-    </w:p>
-    <w:p>
-      <w:r>
-        <w:t>Extension: Add lend: true to the same call. Require a prediction and a reason before comparing. Expected result: Reject the call before invoking the tool. Reason: An extra operation is outside the exact allowed contract, even when book_id is valid.</w:t>
-      </w:r>
-    </w:p>
-    <w:p>
-      <w:r>
+      <w:pPr>
+        <w:pStyle w:val="Heading3"/>
+      </w:pPr>
+      <w:r>
+        <w:t>Support without giving away the answer</w:t>
+      </w:r>
+    </w:p>
+    <w:p>
+      <w:pPr>
+        <w:spacing w:line="336" w:lineRule="auto" w:after="180"/>
+        <w:shd w:fill="F1F6F8"/>
+      </w:pPr>
+      <w:r>
+        <w:rPr>
+          <w:b w:val="0"/>
+        </w:rPr>
+        <w:t xml:space="preserve">Support: read the exact case aloud, enlarge the labelled picture, supply </w:t>
+      </w:r>
+      <w:r>
+        <w:rPr>
+          <w:b/>
+        </w:rPr>
+        <w:t>input</w:t>
+      </w:r>
+      <w:r>
+        <w:rPr>
+          <w:b w:val="0"/>
+        </w:rPr>
+        <w:t xml:space="preserve"> cards and model only the first deciding step. Accept a spoken explanation or drawing; retain the reasoning goal.</w:t>
+      </w:r>
+    </w:p>
+    <w:p>
+      <w:pPr>
+        <w:pStyle w:val="Heading3"/>
+      </w:pPr>
+      <w:r>
+        <w:t>Extend the reasoning</w:t>
+      </w:r>
+    </w:p>
+    <w:p>
+      <w:pPr>
+        <w:spacing w:line="336" w:lineRule="auto" w:after="180"/>
+        <w:shd w:fill="F5F1FB"/>
+      </w:pPr>
+      <w:r>
+        <w:rPr>
+          <w:b w:val="0"/>
+        </w:rPr>
+        <w:t xml:space="preserve">Extension: Add lend: true to the same call. Require a </w:t>
+      </w:r>
+      <w:r>
+        <w:rPr>
+          <w:b/>
+        </w:rPr>
+        <w:t>prediction</w:t>
+      </w:r>
+      <w:r>
+        <w:rPr>
+          <w:b w:val="0"/>
+        </w:rPr>
+        <w:t xml:space="preserve"> and a reason before comparing. Expected result: Reject the call before invoking the tool.</w:t>
+      </w:r>
+    </w:p>
+    <w:p>
+      <w:pPr>
+        <w:spacing w:line="336" w:lineRule="auto" w:after="180"/>
+        <w:shd w:fill="F5F1FB"/>
+      </w:pPr>
+      <w:r>
+        <w:rPr>
+          <w:b w:val="0"/>
+        </w:rPr>
+        <w:t>Reason: An extra operation is outside the exact allowed contract, even when book_id is valid.</w:t>
+      </w:r>
+    </w:p>
+    <w:p>
+      <w:pPr>
+        <w:pStyle w:val="Heading3"/>
+      </w:pPr>
+      <w:r>
+        <w:t>Protect the independent attempt</w:t>
+      </w:r>
+    </w:p>
+    <w:p>
+      <w:pPr>
+        <w:spacing w:line="336" w:lineRule="auto" w:after="180"/>
+        <w:shd w:fill="FFF5E6"/>
+      </w:pPr>
+      <w:r>
+        <w:rPr>
+          <w:b w:val="0"/>
+        </w:rPr>
         <w:t>Independent assessment: withhold the reserved answer until the learner has attempted the new case. Record support separately from correctness.</w:t>
       </w:r>
     </w:p>
@@ -3132,13 +6076,46 @@
       </w:tr>
     </w:tbl>
     <w:p>
-      <w:r>
+      <w:pPr>
+        <w:pStyle w:val="Heading3"/>
+      </w:pPr>
+      <w:r>
+        <w:t>Project checkpoint</w:t>
+      </w:r>
+    </w:p>
+    <w:p>
+      <w:pPr>
+        <w:spacing w:line="336" w:lineRule="auto" w:after="180"/>
+        <w:shd w:fill="EDF7F3"/>
+      </w:pPr>
+      <w:r>
+        <w:rPr>
+          <w:b w:val="0"/>
+        </w:rPr>
         <w:t>Project checkpoint: Evaluate and revise. Compare with your starting method, explain errors and record a justified revision.</w:t>
       </w:r>
     </w:p>
     <w:p>
-      <w:r>
-        <w:t>Use the weekly teacher answer for topic-specific reasoning. A saved progress tick is an activity record; judge mastery from the learner’s explanation and evidence.</w:t>
+      <w:pPr>
+        <w:spacing w:line="336" w:lineRule="auto" w:after="180"/>
+      </w:pPr>
+      <w:r>
+        <w:rPr>
+          <w:b w:val="0"/>
+        </w:rPr>
+        <w:t xml:space="preserve">Use the weekly teacher answer for topic-specific reasoning. A saved progress tick is an activity record; judge mastery from the learner’s explanation and </w:t>
+      </w:r>
+      <w:r>
+        <w:rPr>
+          <w:b/>
+        </w:rPr>
+        <w:t>evidence</w:t>
+      </w:r>
+      <w:r>
+        <w:rPr>
+          <w:b w:val="0"/>
+        </w:rPr>
+        <w:t>.</w:t>
       </w:r>
     </w:p>
     <w:p>
@@ -3151,27 +6128,998 @@
     </w:p>
     <w:p>
       <w:r>
-        <w:t>Use the two formative questions as supported practice, not as independent mastery scores. Discuss the deciding evidence rather than accepting a guessed selection.</w:t>
-      </w:r>
-    </w:p>
-    <w:p>
-      <w:r>
+        <w:t>Use feedback, earlier review and portfolios purposefully. Apply the coding routine only when this lesson has an executable lab.</w:t>
+      </w:r>
+    </w:p>
+    <w:p>
+      <w:pPr>
+        <w:spacing w:line="336" w:lineRule="auto" w:after="180"/>
+      </w:pPr>
+      <w:r>
+        <w:rPr>
+          <w:b w:val="0"/>
+        </w:rPr>
+        <w:t xml:space="preserve">Use the two formative questions as supported practice, not as independent mastery scores. Discuss the deciding </w:t>
+      </w:r>
+      <w:r>
+        <w:rPr>
+          <w:b/>
+        </w:rPr>
+        <w:t>evidence</w:t>
+      </w:r>
+      <w:r>
+        <w:rPr>
+          <w:b w:val="0"/>
+        </w:rPr>
+        <w:t xml:space="preserve"> rather than accepting a guessed selection.</w:t>
+      </w:r>
+    </w:p>
+    <w:p>
+      <w:pPr>
+        <w:spacing w:line="336" w:lineRule="auto" w:after="180"/>
+      </w:pPr>
+      <w:r>
+        <w:rPr>
+          <w:b w:val="0"/>
+        </w:rPr>
         <w:t>The feedback comes from the reviewed public worked case. Do not reveal the separately reserved independent teacher answer until the learner has attempted that case.</w:t>
       </w:r>
     </w:p>
     <w:p>
-      <w:r>
-        <w:t>Ask students to predict before running code. Preserve errors and actual outputs; collect a changed test and an explanation. The branch-boundary and indexing lessons deliberately include failure cases.</w:t>
-      </w:r>
-    </w:p>
-    <w:p>
-      <w:r>
+      <w:pPr>
+        <w:pStyle w:val="Heading3"/>
+      </w:pPr>
+      <w:r>
+        <w:t>For later coding lessons</w:t>
+      </w:r>
+    </w:p>
+    <w:p>
+      <w:r>
+        <w:t>This week has no code block. Use this routine when a later lesson includes an executable lab.</w:t>
+      </w:r>
+    </w:p>
+    <w:p>
+      <w:pPr>
+        <w:spacing w:line="336" w:lineRule="auto" w:after="180"/>
+        <w:shd w:fill="F1F6F8"/>
+      </w:pPr>
+      <w:r>
+        <w:rPr>
+          <w:b w:val="0"/>
+        </w:rPr>
+        <w:t xml:space="preserve">Ask students to predict before running code. Preserve errors and actual </w:t>
+      </w:r>
+      <w:r>
+        <w:rPr>
+          <w:b/>
+        </w:rPr>
+        <w:t>output</w:t>
+      </w:r>
+      <w:r>
+        <w:rPr>
+          <w:b w:val="0"/>
+        </w:rPr>
+        <w:t>s; collect a changed test and an explanation. The branch-boundary and indexing lessons deliberately include failure cases.</w:t>
+      </w:r>
+    </w:p>
+    <w:p>
+      <w:pPr>
+        <w:spacing w:line="336" w:lineRule="auto" w:after="180"/>
+      </w:pPr>
+      <w:r>
+        <w:rPr>
+          <w:b w:val="0"/>
+        </w:rPr>
         <w:t>Use the earlier worked-explanation links to address a specific missing building block, then return to the current question. Adapt this suggestion after observing the learner; it is not an automatic diagnosis.</w:t>
       </w:r>
     </w:p>
     <w:p>
-      <w:r>
-        <w:t>Collect the completed-work portfolio as evidence. Record support separately from correctness, and assess explanation, trace/test and limitations. Progress ticks and quiz selections alone do not establish mastery.</w:t>
+      <w:pPr>
+        <w:spacing w:line="336" w:lineRule="auto" w:after="180"/>
+      </w:pPr>
+      <w:r>
+        <w:rPr>
+          <w:b w:val="0"/>
+        </w:rPr>
+        <w:t xml:space="preserve">Collect the completed-work portfolio as </w:t>
+      </w:r>
+      <w:r>
+        <w:rPr>
+          <w:b/>
+        </w:rPr>
+        <w:t>evidence</w:t>
+      </w:r>
+      <w:r>
+        <w:rPr>
+          <w:b w:val="0"/>
+        </w:rPr>
+        <w:t>. Record support separately from correctness, and assess explanation, trace/test and limitations. Progress ticks and quiz selections alone do not establish mastery.</w:t>
+      </w:r>
+    </w:p>
+    <w:p>
+      <w:pPr>
+        <w:pStyle w:val="Heading1"/>
+      </w:pPr>
+      <w:r>
+        <w:t>09. Visual concept journey</w:t>
+      </w:r>
+    </w:p>
+    <w:p>
+      <w:r>
+        <w:t>Show one Tools and APIs graphic at a time, request a prediction and discuss its trace before the independent assessment.</w:t>
+      </w:r>
+    </w:p>
+    <w:p>
+      <w:pPr>
+        <w:spacing w:line="336" w:lineRule="auto" w:after="180"/>
+      </w:pPr>
+      <w:r>
+        <w:rPr>
+          <w:b w:val="0"/>
+        </w:rPr>
+        <w:t xml:space="preserve">Use one picture at a time. Hide a worked result before asking for a </w:t>
+      </w:r>
+      <w:r>
+        <w:rPr>
+          <w:b/>
+        </w:rPr>
+        <w:t>prediction</w:t>
+      </w:r>
+      <w:r>
+        <w:rPr>
+          <w:b w:val="0"/>
+        </w:rPr>
+        <w:t>, then reveal it for feedback. These are supported teaching cases; retain the separate independent assessment for a fresh first attempt.</w:t>
+      </w:r>
+    </w:p>
+    <w:p>
+      <w:pPr>
+        <w:pStyle w:val="Heading3"/>
+      </w:pPr>
+      <w:r>
+        <w:t>01. Tools and APIs: the case</w:t>
+      </w:r>
+    </w:p>
+    <w:p>
+      <w:r>
+        <w:drawing>
+          <wp:inline xmlns:a="http://schemas.openxmlformats.org/drawingml/2006/main" xmlns:pic="http://schemas.openxmlformats.org/drawingml/2006/picture">
+            <wp:extent cx="5486400" cy="2990088"/>
+            <wp:docPr id="2" name="Picture 2" descr="Check a library lookup call before it reaches a tool. Supplied facts: lookup_book accepts exactly one field: book_id, a string. Registry IDs are C7 and M2. The proposed call is {book_id: C7}. All inputs and outcomes in this worked example are invented classroom data; no real model run is claimed."/>
+            <wp:cNvGraphicFramePr>
+              <a:graphicFrameLocks noChangeAspect="1"/>
+            </wp:cNvGraphicFramePr>
+            <a:graphic>
+              <a:graphicData uri="http://schemas.openxmlformats.org/drawingml/2006/picture">
+                <pic:pic>
+                  <pic:nvPicPr>
+                    <pic:cNvPr id="0" name="academy-story-ai-3-21-01.png"/>
+                    <pic:cNvPicPr/>
+                  </pic:nvPicPr>
+                  <pic:blipFill>
+                    <a:blip r:embed="rId10"/>
+                    <a:stretch>
+                      <a:fillRect/>
+                    </a:stretch>
+                  </pic:blipFill>
+                  <pic:spPr>
+                    <a:xfrm>
+                      <a:off x="0" y="0"/>
+                      <a:ext cx="5486400" cy="2990088"/>
+                    </a:xfrm>
+                    <a:prstGeom prst="rect"/>
+                  </pic:spPr>
+                </pic:pic>
+              </a:graphicData>
+            </a:graphic>
+          </wp:inline>
+        </w:drawing>
+      </w:r>
+    </w:p>
+    <w:p>
+      <w:pPr>
+        <w:spacing w:line="336" w:lineRule="auto" w:after="180"/>
+      </w:pPr>
+      <w:r>
+        <w:rPr>
+          <w:b w:val="0"/>
+        </w:rPr>
+        <w:t>Check a library lookup call before it reaches a tool. Supplied facts: lookup_book accepts exactly one field: book_id, a string. Registry IDs are C7 and M2. The proposed call is {book_id: C7}.</w:t>
+      </w:r>
+    </w:p>
+    <w:p>
+      <w:pPr>
+        <w:spacing w:line="336" w:lineRule="auto" w:after="180"/>
+      </w:pPr>
+      <w:r>
+        <w:rPr>
+          <w:b w:val="0"/>
+        </w:rPr>
+        <w:t xml:space="preserve">All </w:t>
+      </w:r>
+      <w:r>
+        <w:rPr>
+          <w:b/>
+        </w:rPr>
+        <w:t>input</w:t>
+      </w:r>
+      <w:r>
+        <w:rPr>
+          <w:b w:val="0"/>
+        </w:rPr>
+        <w:t>s and outcomes in this worked example are invented classroom data; no real model run is claimed.</w:t>
+      </w:r>
+    </w:p>
+    <w:p>
+      <w:pPr>
+        <w:spacing w:line="336" w:lineRule="auto" w:after="180"/>
+        <w:shd w:fill="F5F1FB"/>
+      </w:pPr>
+      <w:r>
+        <w:rPr>
+          <w:b w:val="0"/>
+        </w:rPr>
+        <w:t>Point to the given fact that matters most. Explain why it matters.</w:t>
+      </w:r>
+    </w:p>
+    <w:p>
+      <w:pPr>
+        <w:pStyle w:val="Heading3"/>
+      </w:pPr>
+      <w:r>
+        <w:t>Discuss while showing the picture</w:t>
+      </w:r>
+    </w:p>
+    <w:p>
+      <w:pPr>
+        <w:spacing w:line="336" w:lineRule="auto" w:after="180"/>
+        <w:shd w:fill="F1F6F8"/>
+      </w:pPr>
+      <w:r>
+        <w:rPr>
+          <w:b w:val="0"/>
+        </w:rPr>
+        <w:t>Teacher prompt: Point to the given fact that matters most. Explain why it matters. Ask learners to describe one label or arrow in ordinary words. Use the adjacent transcript if the image is difficult to see.</w:t>
+      </w:r>
+    </w:p>
+    <w:p>
+      <w:pPr>
+        <w:pStyle w:val="Heading3"/>
+      </w:pPr>
+      <w:r>
+        <w:t>02. Follow the deciding steps</w:t>
+      </w:r>
+    </w:p>
+    <w:p>
+      <w:r>
+        <w:drawing>
+          <wp:inline xmlns:a="http://schemas.openxmlformats.org/drawingml/2006/main" xmlns:pic="http://schemas.openxmlformats.org/drawingml/2006/picture">
+            <wp:extent cx="5486400" cy="3182112"/>
+            <wp:docPr id="3" name="Picture 3" descr="Check shape: Exactly book_id is supplied, and C7 is text. → Check membership: C7 occurs in the authorised registry. → Read only: Run the lookup. This tool contract contains no lending or deletion operation."/>
+            <wp:cNvGraphicFramePr>
+              <a:graphicFrameLocks noChangeAspect="1"/>
+            </wp:cNvGraphicFramePr>
+            <a:graphic>
+              <a:graphicData uri="http://schemas.openxmlformats.org/drawingml/2006/picture">
+                <pic:pic>
+                  <pic:nvPicPr>
+                    <pic:cNvPr id="0" name="academy-story-ai-3-21-02.png"/>
+                    <pic:cNvPicPr/>
+                  </pic:nvPicPr>
+                  <pic:blipFill>
+                    <a:blip r:embed="rId11"/>
+                    <a:stretch>
+                      <a:fillRect/>
+                    </a:stretch>
+                  </pic:blipFill>
+                  <pic:spPr>
+                    <a:xfrm>
+                      <a:off x="0" y="0"/>
+                      <a:ext cx="5486400" cy="3182112"/>
+                    </a:xfrm>
+                    <a:prstGeom prst="rect"/>
+                  </pic:spPr>
+                </pic:pic>
+              </a:graphicData>
+            </a:graphic>
+          </wp:inline>
+        </w:drawing>
+      </w:r>
+    </w:p>
+    <w:p>
+      <w:pPr>
+        <w:spacing w:line="336" w:lineRule="auto" w:after="180"/>
+      </w:pPr>
+      <w:r>
+        <w:rPr>
+          <w:b w:val="0"/>
+        </w:rPr>
+        <w:t>Check shape: Exactly book_id is supplied, and C7 is text. → Check membership: C7 occurs in the authorised registry. → Read only: Run the lookup. This tool contract contains no lending or deletion operation.</w:t>
+      </w:r>
+    </w:p>
+    <w:p>
+      <w:pPr>
+        <w:spacing w:line="336" w:lineRule="auto" w:after="180"/>
+        <w:shd w:fill="F5F1FB"/>
+      </w:pPr>
+      <w:r>
+        <w:rPr>
+          <w:b w:val="0"/>
+        </w:rPr>
+        <w:t xml:space="preserve">Point to each numbered stage and explain which recorded </w:t>
+      </w:r>
+      <w:r>
+        <w:rPr>
+          <w:b/>
+        </w:rPr>
+        <w:t>input</w:t>
+      </w:r>
+      <w:r>
+        <w:rPr>
+          <w:b w:val="0"/>
+        </w:rPr>
+        <w:t xml:space="preserve"> it uses.</w:t>
+      </w:r>
+    </w:p>
+    <w:p>
+      <w:pPr>
+        <w:pStyle w:val="Heading3"/>
+      </w:pPr>
+      <w:r>
+        <w:t>Discuss while showing the picture</w:t>
+      </w:r>
+    </w:p>
+    <w:p>
+      <w:pPr>
+        <w:spacing w:line="336" w:lineRule="auto" w:after="180"/>
+        <w:shd w:fill="F1F6F8"/>
+      </w:pPr>
+      <w:r>
+        <w:rPr>
+          <w:b w:val="0"/>
+        </w:rPr>
+        <w:t xml:space="preserve">Teacher prompt: Point to each numbered stage and explain which recorded </w:t>
+      </w:r>
+      <w:r>
+        <w:rPr>
+          <w:b/>
+        </w:rPr>
+        <w:t>input</w:t>
+      </w:r>
+      <w:r>
+        <w:rPr>
+          <w:b w:val="0"/>
+        </w:rPr>
+        <w:t xml:space="preserve"> it uses. Ask learners to describe one label or arrow in ordinary words. Use the adjacent transcript if the image is difficult to see.</w:t>
+      </w:r>
+    </w:p>
+    <w:p>
+      <w:pPr>
+        <w:pStyle w:val="Heading3"/>
+      </w:pPr>
+      <w:r>
+        <w:t>03. Tools and API contracts — evidence trace</w:t>
+      </w:r>
+    </w:p>
+    <w:p>
+      <w:r>
+        <w:drawing>
+          <wp:inline xmlns:a="http://schemas.openxmlformats.org/drawingml/2006/main" xmlns:pic="http://schemas.openxmlformats.org/drawingml/2006/picture">
+            <wp:extent cx="5486400" cy="3145536"/>
+            <wp:docPr id="4" name="Picture 4" descr="Tools and API contracts — evidence trace. Proposed call lookup_room has room_id=B and extra argument book=true. | For lookup_room accept exactly room_id as a nonempty string; return found plus capacity or a not-found result. It is read-only. Reject unknown arguments and do not replace missing values with invented facts. | Reject the extra field under the closed input contract. The lookup tool provides no booking authority even if the requested room exists."/>
+            <wp:cNvGraphicFramePr>
+              <a:graphicFrameLocks noChangeAspect="1"/>
+            </wp:cNvGraphicFramePr>
+            <a:graphic>
+              <a:graphicData uri="http://schemas.openxmlformats.org/drawingml/2006/picture">
+                <pic:pic>
+                  <pic:nvPicPr>
+                    <pic:cNvPr id="0" name="academy-story-ai-3-21-03.png"/>
+                    <pic:cNvPicPr/>
+                  </pic:nvPicPr>
+                  <pic:blipFill>
+                    <a:blip r:embed="rId12"/>
+                    <a:stretch>
+                      <a:fillRect/>
+                    </a:stretch>
+                  </pic:blipFill>
+                  <pic:spPr>
+                    <a:xfrm>
+                      <a:off x="0" y="0"/>
+                      <a:ext cx="5486400" cy="3145536"/>
+                    </a:xfrm>
+                    <a:prstGeom prst="rect"/>
+                  </pic:spPr>
+                </pic:pic>
+              </a:graphicData>
+            </a:graphic>
+          </wp:inline>
+        </w:drawing>
+      </w:r>
+    </w:p>
+    <w:p>
+      <w:pPr>
+        <w:spacing w:line="336" w:lineRule="auto" w:after="180"/>
+      </w:pPr>
+      <w:r>
+        <w:rPr>
+          <w:b w:val="0"/>
+        </w:rPr>
+        <w:t xml:space="preserve">Tools and </w:t>
+      </w:r>
+      <w:r>
+        <w:rPr>
+          <w:b/>
+        </w:rPr>
+        <w:t>API contract</w:t>
+      </w:r>
+      <w:r>
+        <w:rPr>
+          <w:b w:val="0"/>
+        </w:rPr>
+        <w:t xml:space="preserve">s — </w:t>
+      </w:r>
+      <w:r>
+        <w:rPr>
+          <w:b/>
+        </w:rPr>
+        <w:t>evidence</w:t>
+      </w:r>
+      <w:r>
+        <w:rPr>
+          <w:b w:val="0"/>
+        </w:rPr>
+        <w:t xml:space="preserve"> trace. Proposed call lookup_room has room_id=B and extra </w:t>
+      </w:r>
+      <w:r>
+        <w:rPr>
+          <w:b/>
+        </w:rPr>
+        <w:t>argument</w:t>
+      </w:r>
+      <w:r>
+        <w:rPr>
+          <w:b w:val="0"/>
+        </w:rPr>
+        <w:t xml:space="preserve"> book=true. | For lookup_room accept exactly room_id as a nonempty string; return found plus capacity or a not-found result.</w:t>
+      </w:r>
+    </w:p>
+    <w:p>
+      <w:pPr>
+        <w:spacing w:line="336" w:lineRule="auto" w:after="180"/>
+      </w:pPr>
+      <w:r>
+        <w:rPr>
+          <w:b w:val="0"/>
+        </w:rPr>
+        <w:t xml:space="preserve">It is read-only. Reject unknown </w:t>
+      </w:r>
+      <w:r>
+        <w:rPr>
+          <w:b/>
+        </w:rPr>
+        <w:t>argument</w:t>
+      </w:r>
+      <w:r>
+        <w:rPr>
+          <w:b w:val="0"/>
+        </w:rPr>
+        <w:t xml:space="preserve">s and do not replace missing values with invented facts. | Reject the extra field under the closed </w:t>
+      </w:r>
+      <w:r>
+        <w:rPr>
+          <w:b/>
+        </w:rPr>
+        <w:t>input</w:t>
+      </w:r>
+      <w:r>
+        <w:rPr>
+          <w:b w:val="0"/>
+        </w:rPr>
+        <w:t xml:space="preserve"> contract.</w:t>
+      </w:r>
+    </w:p>
+    <w:p>
+      <w:pPr>
+        <w:spacing w:line="336" w:lineRule="auto" w:after="180"/>
+      </w:pPr>
+      <w:r>
+        <w:rPr>
+          <w:b w:val="0"/>
+        </w:rPr>
+        <w:t>The lookup tool provides no booking authority even if the requested room exists.</w:t>
+      </w:r>
+    </w:p>
+    <w:p>
+      <w:pPr>
+        <w:spacing w:line="336" w:lineRule="auto" w:after="180"/>
+        <w:shd w:fill="F5F1FB"/>
+      </w:pPr>
+      <w:r>
+        <w:rPr>
+          <w:b w:val="0"/>
+        </w:rPr>
+        <w:t>Read the labels and values. Explain the relationship the model shows.</w:t>
+      </w:r>
+    </w:p>
+    <w:p>
+      <w:pPr>
+        <w:pStyle w:val="Heading3"/>
+      </w:pPr>
+      <w:r>
+        <w:t>Discuss while showing the picture</w:t>
+      </w:r>
+    </w:p>
+    <w:p>
+      <w:pPr>
+        <w:spacing w:line="336" w:lineRule="auto" w:after="180"/>
+        <w:shd w:fill="F1F6F8"/>
+      </w:pPr>
+      <w:r>
+        <w:rPr>
+          <w:b w:val="0"/>
+        </w:rPr>
+        <w:t>Teacher prompt: Read the labels and values. Explain the relationship the model shows. Ask learners to describe one label or arrow in ordinary words. Use the adjacent transcript if the image is difficult to see.</w:t>
+      </w:r>
+    </w:p>
+    <w:p>
+      <w:pPr>
+        <w:pStyle w:val="Heading3"/>
+      </w:pPr>
+      <w:r>
+        <w:t>04. Change one thing. Trace what follows.</w:t>
+      </w:r>
+    </w:p>
+    <w:p>
+      <w:r>
+        <w:drawing>
+          <wp:inline xmlns:a="http://schemas.openxmlformats.org/drawingml/2006/main" xmlns:pic="http://schemas.openxmlformats.org/drawingml/2006/picture">
+            <wp:extent cx="5486400" cy="3026664"/>
+            <wp:docPr id="5" name="Picture 5" descr="Original case: Run the lookup. This tool contract contains no lending or deletion operation. Changed condition: Add lend: true to the same call. Expected result: Reject the call before invoking the tool. Reason: An extra operation is outside the exact allowed contract, even when book_id is valid."/>
+            <wp:cNvGraphicFramePr>
+              <a:graphicFrameLocks noChangeAspect="1"/>
+            </wp:cNvGraphicFramePr>
+            <a:graphic>
+              <a:graphicData uri="http://schemas.openxmlformats.org/drawingml/2006/picture">
+                <pic:pic>
+                  <pic:nvPicPr>
+                    <pic:cNvPr id="0" name="academy-story-ai-3-21-04.png"/>
+                    <pic:cNvPicPr/>
+                  </pic:nvPicPr>
+                  <pic:blipFill>
+                    <a:blip r:embed="rId13"/>
+                    <a:stretch>
+                      <a:fillRect/>
+                    </a:stretch>
+                  </pic:blipFill>
+                  <pic:spPr>
+                    <a:xfrm>
+                      <a:off x="0" y="0"/>
+                      <a:ext cx="5486400" cy="3026664"/>
+                    </a:xfrm>
+                    <a:prstGeom prst="rect"/>
+                  </pic:spPr>
+                </pic:pic>
+              </a:graphicData>
+            </a:graphic>
+          </wp:inline>
+        </w:drawing>
+      </w:r>
+    </w:p>
+    <w:p>
+      <w:pPr>
+        <w:spacing w:line="336" w:lineRule="auto" w:after="180"/>
+      </w:pPr>
+      <w:r>
+        <w:rPr>
+          <w:b w:val="0"/>
+        </w:rPr>
+        <w:t>Original case: Run the lookup. This tool contract contains no lending or deletion operation. Changed condition: Add lend: true to the same call. Expected result: Reject the call before invoking the tool.</w:t>
+      </w:r>
+    </w:p>
+    <w:p>
+      <w:pPr>
+        <w:spacing w:line="336" w:lineRule="auto" w:after="180"/>
+      </w:pPr>
+      <w:r>
+        <w:rPr>
+          <w:b w:val="0"/>
+        </w:rPr>
+        <w:t>Reason: An extra operation is outside the exact allowed contract, even when book_id is valid.</w:t>
+      </w:r>
+    </w:p>
+    <w:p>
+      <w:pPr>
+        <w:spacing w:line="336" w:lineRule="auto" w:after="180"/>
+        <w:shd w:fill="F5F1FB"/>
+      </w:pPr>
+      <w:r>
+        <w:rPr>
+          <w:b w:val="0"/>
+        </w:rPr>
+        <w:t>Predict before checking the worked changed-case result. Name what changed and what the supplied facts allow you to conclude.</w:t>
+      </w:r>
+    </w:p>
+    <w:p>
+      <w:pPr>
+        <w:pStyle w:val="Heading3"/>
+      </w:pPr>
+      <w:r>
+        <w:t>Discuss while showing the picture</w:t>
+      </w:r>
+    </w:p>
+    <w:p>
+      <w:pPr>
+        <w:spacing w:line="336" w:lineRule="auto" w:after="180"/>
+        <w:shd w:fill="F1F6F8"/>
+      </w:pPr>
+      <w:r>
+        <w:rPr>
+          <w:b w:val="0"/>
+        </w:rPr>
+        <w:t>Teacher prompt: Predict before checking the worked changed-case result. Name what changed and what the supplied facts allow you to conclude. Ask learners to describe one label or arrow in ordinary words.</w:t>
+      </w:r>
+    </w:p>
+    <w:p>
+      <w:pPr>
+        <w:spacing w:line="336" w:lineRule="auto" w:after="180"/>
+        <w:shd w:fill="F1F6F8"/>
+      </w:pPr>
+      <w:r>
+        <w:rPr>
+          <w:b w:val="0"/>
+        </w:rPr>
+        <w:t>Use the adjacent transcript if the image is difficult to see. Changed-case reasoning: An extra operation is outside the exact allowed contract, even when book_id is valid.</w:t>
+      </w:r>
+    </w:p>
+    <w:p>
+      <w:pPr>
+        <w:pStyle w:val="Heading3"/>
+      </w:pPr>
+      <w:r>
+        <w:t>05. Connect the explanation to its limit</w:t>
+      </w:r>
+    </w:p>
+    <w:p>
+      <w:r>
+        <w:drawing>
+          <wp:inline xmlns:a="http://schemas.openxmlformats.org/drawingml/2006/main" xmlns:pic="http://schemas.openxmlformats.org/drawingml/2006/picture">
+            <wp:extent cx="5486400" cy="2834640"/>
+            <wp:docPr id="6" name="Picture 6" descr="Read the picture in order. Run the lookup. This tool contract contains no lending or deletion operation. The arrows show which recorded input or intermediate result each decision uses. Explain the deciding step aloud before checking the changed case; pointing to the final answer alone does not show how it follows. Limit: A valid tool call can still return unavailable or outdated records. Validate the response and access rights separately."/>
+            <wp:cNvGraphicFramePr>
+              <a:graphicFrameLocks noChangeAspect="1"/>
+            </wp:cNvGraphicFramePr>
+            <a:graphic>
+              <a:graphicData uri="http://schemas.openxmlformats.org/drawingml/2006/picture">
+                <pic:pic>
+                  <pic:nvPicPr>
+                    <pic:cNvPr id="0" name="academy-story-ai-3-21-05.png"/>
+                    <pic:cNvPicPr/>
+                  </pic:nvPicPr>
+                  <pic:blipFill>
+                    <a:blip r:embed="rId14"/>
+                    <a:stretch>
+                      <a:fillRect/>
+                    </a:stretch>
+                  </pic:blipFill>
+                  <pic:spPr>
+                    <a:xfrm>
+                      <a:off x="0" y="0"/>
+                      <a:ext cx="5486400" cy="2834640"/>
+                    </a:xfrm>
+                    <a:prstGeom prst="rect"/>
+                  </pic:spPr>
+                </pic:pic>
+              </a:graphicData>
+            </a:graphic>
+          </wp:inline>
+        </w:drawing>
+      </w:r>
+    </w:p>
+    <w:p>
+      <w:pPr>
+        <w:spacing w:line="336" w:lineRule="auto" w:after="180"/>
+      </w:pPr>
+      <w:r>
+        <w:rPr>
+          <w:b w:val="0"/>
+        </w:rPr>
+        <w:t xml:space="preserve">Read the picture in order. Run the lookup. This tool contract contains no lending or deletion operation. The arrows show which recorded </w:t>
+      </w:r>
+      <w:r>
+        <w:rPr>
+          <w:b/>
+        </w:rPr>
+        <w:t>input</w:t>
+      </w:r>
+      <w:r>
+        <w:rPr>
+          <w:b w:val="0"/>
+        </w:rPr>
+        <w:t xml:space="preserve"> or intermediate result each decision uses.</w:t>
+      </w:r>
+    </w:p>
+    <w:p>
+      <w:pPr>
+        <w:spacing w:line="336" w:lineRule="auto" w:after="180"/>
+      </w:pPr>
+      <w:r>
+        <w:rPr>
+          <w:b w:val="0"/>
+        </w:rPr>
+        <w:t xml:space="preserve">Explain the deciding step aloud before checking the changed case; pointing to the final answer alone does not show how it follows. Limit: A valid </w:t>
+      </w:r>
+      <w:r>
+        <w:rPr>
+          <w:b/>
+        </w:rPr>
+        <w:t>tool call</w:t>
+      </w:r>
+      <w:r>
+        <w:rPr>
+          <w:b w:val="0"/>
+        </w:rPr>
+        <w:t xml:space="preserve"> can still return unavailable or outdated records.</w:t>
+      </w:r>
+    </w:p>
+    <w:p>
+      <w:pPr>
+        <w:spacing w:line="336" w:lineRule="auto" w:after="180"/>
+      </w:pPr>
+      <w:r>
+        <w:rPr>
+          <w:b w:val="0"/>
+        </w:rPr>
+        <w:t>Validate the response and access rights separately.</w:t>
+      </w:r>
+    </w:p>
+    <w:p>
+      <w:pPr>
+        <w:spacing w:line="336" w:lineRule="auto" w:after="180"/>
+        <w:shd w:fill="F5F1FB"/>
+      </w:pPr>
+      <w:r>
+        <w:rPr>
+          <w:b w:val="0"/>
+        </w:rPr>
+        <w:t>Explain the case, then point to a limit on the claim.</w:t>
+      </w:r>
+    </w:p>
+    <w:p>
+      <w:pPr>
+        <w:pStyle w:val="Heading3"/>
+      </w:pPr>
+      <w:r>
+        <w:t>Discuss while showing the picture</w:t>
+      </w:r>
+    </w:p>
+    <w:p>
+      <w:pPr>
+        <w:spacing w:line="336" w:lineRule="auto" w:after="180"/>
+        <w:shd w:fill="F1F6F8"/>
+      </w:pPr>
+      <w:r>
+        <w:rPr>
+          <w:b w:val="0"/>
+        </w:rPr>
+        <w:t>Teacher prompt: Explain the case, then point to a limit on the claim. Ask learners to describe one label or arrow in ordinary words. Use the adjacent transcript if the image is difficult to see.</w:t>
+      </w:r>
+    </w:p>
+    <w:p>
+      <w:pPr>
+        <w:spacing w:line="336" w:lineRule="auto" w:after="180"/>
+        <w:shd w:fill="F1F6F8"/>
+      </w:pPr>
+      <w:r>
+        <w:rPr>
+          <w:b w:val="0"/>
+        </w:rPr>
+        <w:t xml:space="preserve">Keep the stated scope: A valid </w:t>
+      </w:r>
+      <w:r>
+        <w:rPr>
+          <w:b/>
+        </w:rPr>
+        <w:t>tool call</w:t>
+      </w:r>
+      <w:r>
+        <w:rPr>
+          <w:b w:val="0"/>
+        </w:rPr>
+        <w:t xml:space="preserve"> can still return unavailable or outdated records. Validate the response and access rights separately.</w:t>
+      </w:r>
+    </w:p>
+    <w:p>
+      <w:pPr>
+        <w:pStyle w:val="Heading3"/>
+      </w:pPr>
+      <w:r>
+        <w:t>06. Make the idea visible in your project</w:t>
+      </w:r>
+    </w:p>
+    <w:p>
+      <w:r>
+        <w:drawing>
+          <wp:inline xmlns:a="http://schemas.openxmlformats.org/drawingml/2006/main" xmlns:pic="http://schemas.openxmlformats.org/drawingml/2006/picture">
+            <wp:extent cx="5486400" cy="3681984"/>
+            <wp:docPr id="7" name="Picture 7" descr="For your Verified Study Buddy, save the input, procedure, observed result and limitation of this check. Label this worked example as practice; use a different, previously unreviewed case when checking independent understanding. Draw your input, deciding step, result and limit. Supported question: Does a valid C7 ID permit the extra lending action? Point to the relevant step in the picture, then write the changed result and the rule or evidence that supports it."/>
+            <wp:cNvGraphicFramePr>
+              <a:graphicFrameLocks noChangeAspect="1"/>
+            </wp:cNvGraphicFramePr>
+            <a:graphic>
+              <a:graphicData uri="http://schemas.openxmlformats.org/drawingml/2006/picture">
+                <pic:pic>
+                  <pic:nvPicPr>
+                    <pic:cNvPr id="0" name="academy-story-ai-3-21-06.png"/>
+                    <pic:cNvPicPr/>
+                  </pic:nvPicPr>
+                  <pic:blipFill>
+                    <a:blip r:embed="rId15"/>
+                    <a:stretch>
+                      <a:fillRect/>
+                    </a:stretch>
+                  </pic:blipFill>
+                  <pic:spPr>
+                    <a:xfrm>
+                      <a:off x="0" y="0"/>
+                      <a:ext cx="5486400" cy="3681984"/>
+                    </a:xfrm>
+                    <a:prstGeom prst="rect"/>
+                  </pic:spPr>
+                </pic:pic>
+              </a:graphicData>
+            </a:graphic>
+          </wp:inline>
+        </w:drawing>
+      </w:r>
+    </w:p>
+    <w:p>
+      <w:pPr>
+        <w:spacing w:line="336" w:lineRule="auto" w:after="180"/>
+      </w:pPr>
+      <w:r>
+        <w:rPr>
+          <w:b w:val="0"/>
+        </w:rPr>
+        <w:t xml:space="preserve">For your Verified Study Buddy, save the </w:t>
+      </w:r>
+      <w:r>
+        <w:rPr>
+          <w:b/>
+        </w:rPr>
+        <w:t>input</w:t>
+      </w:r>
+      <w:r>
+        <w:rPr>
+          <w:b w:val="0"/>
+        </w:rPr>
+        <w:t>, procedure, observed result and limitation of this check.</w:t>
+      </w:r>
+    </w:p>
+    <w:p>
+      <w:pPr>
+        <w:spacing w:line="336" w:lineRule="auto" w:after="180"/>
+      </w:pPr>
+      <w:r>
+        <w:rPr>
+          <w:b w:val="0"/>
+        </w:rPr>
+        <w:t xml:space="preserve">Label this worked example as practice; use a different, previously unreviewed case when checking independent understanding. Draw your </w:t>
+      </w:r>
+      <w:r>
+        <w:rPr>
+          <w:b/>
+        </w:rPr>
+        <w:t>input</w:t>
+      </w:r>
+      <w:r>
+        <w:rPr>
+          <w:b w:val="0"/>
+        </w:rPr>
+        <w:t>, deciding step, result and limit.</w:t>
+      </w:r>
+    </w:p>
+    <w:p>
+      <w:pPr>
+        <w:spacing w:line="336" w:lineRule="auto" w:after="180"/>
+      </w:pPr>
+      <w:r>
+        <w:rPr>
+          <w:b w:val="0"/>
+        </w:rPr>
+        <w:t xml:space="preserve">Supported question: Does a valid C7 ID permit the extra lending action? Point to the relevant step in the picture, then write the changed result and the rule or </w:t>
+      </w:r>
+      <w:r>
+        <w:rPr>
+          <w:b/>
+        </w:rPr>
+        <w:t>evidence</w:t>
+      </w:r>
+      <w:r>
+        <w:rPr>
+          <w:b w:val="0"/>
+        </w:rPr>
+        <w:t xml:space="preserve"> that supports it.</w:t>
+      </w:r>
+    </w:p>
+    <w:p>
+      <w:pPr>
+        <w:spacing w:line="336" w:lineRule="auto" w:after="180"/>
+        <w:shd w:fill="F5F1FB"/>
+      </w:pPr>
+      <w:r>
+        <w:rPr>
+          <w:b w:val="0"/>
+        </w:rPr>
+        <w:t xml:space="preserve">Draw your project trace and justify the deciding step using </w:t>
+      </w:r>
+      <w:r>
+        <w:rPr>
+          <w:b/>
+        </w:rPr>
+        <w:t>evidence</w:t>
+      </w:r>
+      <w:r>
+        <w:rPr>
+          <w:b w:val="0"/>
+        </w:rPr>
+        <w:t>.</w:t>
+      </w:r>
+    </w:p>
+    <w:p>
+      <w:pPr>
+        <w:pStyle w:val="Heading3"/>
+      </w:pPr>
+      <w:r>
+        <w:t>Discuss while showing the picture</w:t>
+      </w:r>
+    </w:p>
+    <w:p>
+      <w:pPr>
+        <w:spacing w:line="336" w:lineRule="auto" w:after="180"/>
+        <w:shd w:fill="F1F6F8"/>
+      </w:pPr>
+      <w:r>
+        <w:rPr>
+          <w:b w:val="0"/>
+        </w:rPr>
+        <w:t xml:space="preserve">Teacher prompt: Draw your project trace and justify the deciding step using </w:t>
+      </w:r>
+      <w:r>
+        <w:rPr>
+          <w:b/>
+        </w:rPr>
+        <w:t>evidence</w:t>
+      </w:r>
+      <w:r>
+        <w:rPr>
+          <w:b w:val="0"/>
+        </w:rPr>
+        <w:t>. Ask learners to describe one label or arrow in ordinary words. Use the adjacent transcript if the image is difficult to see.</w:t>
+      </w:r>
+    </w:p>
+    <w:p>
+      <w:pPr>
+        <w:spacing w:line="336" w:lineRule="auto" w:after="180"/>
+        <w:shd w:fill="F1F6F8"/>
+      </w:pPr>
+      <w:r>
+        <w:rPr>
+          <w:b w:val="0"/>
+        </w:rPr>
+        <w:t>Supported practice key: No. ID validity and operation permission are separate checks; reject the extra field under this contract. Changed-case check: Reject the call before invoking the tool.</w:t>
+      </w:r>
+    </w:p>
+    <w:p>
+      <w:pPr>
+        <w:spacing w:line="336" w:lineRule="auto" w:after="180"/>
+        <w:shd w:fill="F1F6F8"/>
+      </w:pPr>
+      <w:r>
+        <w:rPr>
+          <w:b w:val="0"/>
+        </w:rPr>
+        <w:t>An extra operation is outside the exact allowed contract, even when book_id is valid.</w:t>
       </w:r>
     </w:p>
     <w:sectPr>

--- a/downloads/teacher/ai-3-week-21.docx
+++ b/downloads/teacher/ai-3-week-21.docx
@@ -213,7 +213,7 @@
           </w:tcPr>
           <w:p>
             <w:r>
-              <w:t>Sections 9 and 11–14. Give extra time to finish the full task set; use Section 15 when the week includes a coding lab.</w:t>
+              <w:t>Use “Run the investigation”, “Connect your project”, “Show what you know”, “Study a complete case” and “Try a new case independently”. Give extra time for the full task set. If this week has a coding lab, use its named section; section numbers can change when extra explanations are included.</w:t>
             </w:r>
           </w:p>
         </w:tc>
@@ -5680,7 +5680,7 @@
           </w:tcPr>
           <w:p>
             <w:r>
-              <w:t>Sections 9 and 11–14. Give extra time to finish the full task set; use Section 15 when the week includes a coding lab.</w:t>
+              <w:t>Use “Run the investigation”, “Connect your project”, “Show what you know”, “Study a complete case” and “Try a new case independently”. Give extra time for the full task set. If this week has a coding lab, use its named section; section numbers can change when extra explanations are included.</w:t>
             </w:r>
           </w:p>
         </w:tc>

--- a/downloads/teacher/ai-3-week-21.docx
+++ b/downloads/teacher/ai-3-week-21.docx
@@ -25,20 +25,38 @@
         <w:pStyle w:val="Heading1"/>
       </w:pPr>
       <w:r>
-        <w:t>01. Tools and APIs</w:t>
-      </w:r>
-    </w:p>
-    <w:p>
-      <w:r>
-        <w:t>Prepare Tools and APIs: check the target, prerequisites, resources and adaptable teaching schedule.</w:t>
-      </w:r>
-    </w:p>
-    <w:p>
-      <w:pPr>
-        <w:pStyle w:val="Heading3"/>
-      </w:pPr>
-      <w:r>
-        <w:t>Teach the learning cycle</w:t>
+        <w:t>Teach both sides of the tool boundary.</w:t>
+      </w:r>
+    </w:p>
+    <w:p>
+      <w:r>
+        <w:t>Supply full schemas, distinguish missing from zero and keep operation permission separate from valid data.</w:t>
+      </w:r>
+    </w:p>
+    <w:p>
+      <w:r>
+        <w:t>Ask whether the request was permitted, whether it ran, and what the returned evidence actually supports.</w:t>
+      </w:r>
+    </w:p>
+    <w:p>
+      <w:pPr>
+        <w:pStyle w:val="Heading1"/>
+      </w:pPr>
+      <w:r>
+        <w:t>01. Prepare this connected week</w:t>
+      </w:r>
+    </w:p>
+    <w:p>
+      <w:r>
+        <w:t>Use one main plan and keep practice separate from the independent first attempt.</w:t>
+      </w:r>
+    </w:p>
+    <w:p>
+      <w:pPr>
+        <w:pStyle w:val="Heading2"/>
+      </w:pPr>
+      <w:r>
+        <w:t>Learning goal and precision</w:t>
       </w:r>
     </w:p>
     <w:p>
@@ -74,6 +92,158 @@
           <w:b w:val="0"/>
         </w:rPr>
         <w:t>s</w:t>
+      </w:r>
+    </w:p>
+    <w:p>
+      <w:pPr>
+        <w:spacing w:line="336" w:lineRule="auto" w:after="180"/>
+      </w:pPr>
+      <w:r>
+        <w:rPr>
+          <w:b w:val="0"/>
+        </w:rPr>
+        <w:t xml:space="preserve">Two 45-minute sessions. Tools expose structured operations with </w:t>
+      </w:r>
+      <w:r>
+        <w:rPr>
+          <w:b/>
+        </w:rPr>
+        <w:t>input</w:t>
+      </w:r>
+      <w:r>
+        <w:rPr>
+          <w:b w:val="0"/>
+        </w:rPr>
+        <w:t xml:space="preserve"> and </w:t>
+      </w:r>
+      <w:r>
+        <w:rPr>
+          <w:b/>
+        </w:rPr>
+        <w:t>output</w:t>
+      </w:r>
+      <w:r>
+        <w:rPr>
+          <w:b w:val="0"/>
+        </w:rPr>
+        <w:t xml:space="preserve"> contracts. Generating a </w:t>
+      </w:r>
+      <w:r>
+        <w:rPr>
+          <w:b/>
+        </w:rPr>
+        <w:t>tool call</w:t>
+      </w:r>
+      <w:r>
+        <w:rPr>
+          <w:b w:val="0"/>
+        </w:rPr>
+        <w:t xml:space="preserve"> is a proposal; validation and authorisation decide whether it executes.</w:t>
+      </w:r>
+    </w:p>
+    <w:p>
+      <w:pPr>
+        <w:spacing w:line="336" w:lineRule="auto" w:after="180"/>
+      </w:pPr>
+      <w:r>
+        <w:rPr>
+          <w:b w:val="0"/>
+        </w:rPr>
+        <w:t xml:space="preserve">Use the supplied constructed scenarios to make the </w:t>
+      </w:r>
+      <w:r>
+        <w:rPr>
+          <w:b/>
+        </w:rPr>
+        <w:t>mechanism</w:t>
+      </w:r>
+      <w:r>
+        <w:rPr>
+          <w:b w:val="0"/>
+        </w:rPr>
+        <w:t xml:space="preserve"> inspectable. Collect W4 before sharing solutions.</w:t>
+      </w:r>
+    </w:p>
+    <w:p>
+      <w:pPr>
+        <w:spacing w:line="336" w:lineRule="auto" w:after="180"/>
+      </w:pPr>
+      <w:r>
+        <w:rPr>
+          <w:b w:val="0"/>
+        </w:rPr>
+        <w:t xml:space="preserve">Students should name intermediate </w:t>
+      </w:r>
+      <w:r>
+        <w:rPr>
+          <w:b/>
+        </w:rPr>
+        <w:t>evidence</w:t>
+      </w:r>
+      <w:r>
+        <w:rPr>
+          <w:b w:val="0"/>
+        </w:rPr>
+        <w:t xml:space="preserve"> and limitations; classroom pacing and learning effectiveness remain unvalidated.</w:t>
+      </w:r>
+    </w:p>
+    <w:p>
+      <w:pPr>
+        <w:spacing w:line="336" w:lineRule="auto" w:after="180"/>
+      </w:pPr>
+      <w:r>
+        <w:rPr>
+          <w:b w:val="0"/>
+        </w:rPr>
+        <w:t>By the end, I can explain tools and apis using a traced example and a stated limitation.</w:t>
+      </w:r>
+    </w:p>
+    <w:p>
+      <w:pPr>
+        <w:pStyle w:val="Heading2"/>
+      </w:pPr>
+      <w:r>
+        <w:t>What to prepare</w:t>
+      </w:r>
+    </w:p>
+    <w:p>
+      <w:pPr>
+        <w:pStyle w:val="ListBullet"/>
+      </w:pPr>
+      <w:r>
+        <w:t>Use the supplied scenario, student illustrations and blank paper. For numeric work, offer counters or a calculator after learners show the setup. Fictional records are supplied; personal data and paid accounts are unnecessary.</w:t>
+      </w:r>
+    </w:p>
+    <w:p>
+      <w:pPr>
+        <w:pStyle w:val="ListBullet"/>
+      </w:pPr>
+      <w:r>
+        <w:t>Lesson and workbook; paper and pencil</w:t>
+      </w:r>
+    </w:p>
+    <w:p>
+      <w:pPr>
+        <w:pStyle w:val="ListBullet"/>
+      </w:pPr>
+      <w:r>
+        <w:t>Calculator and optional local Python 3 for arithmetic; no live API or private data</w:t>
+      </w:r>
+    </w:p>
+    <w:p>
+      <w:pPr>
+        <w:pStyle w:val="ListBullet"/>
+      </w:pPr>
+      <w:r>
+        <w:t>Prepare the fresh retry separately and withhold its solution until after collection</w:t>
+      </w:r>
+    </w:p>
+    <w:p>
+      <w:pPr>
+        <w:pStyle w:val="Heading2"/>
+      </w:pPr>
+      <w:r>
+        <w:t>Main teaching plan</w:t>
       </w:r>
     </w:p>
     <w:tbl>
@@ -255,9 +425,305 @@
     </w:p>
     <w:p>
       <w:pPr>
+        <w:pStyle w:val="Heading2"/>
+      </w:pPr>
+      <w:r>
+        <w:t>Opening retrieval and readiness</w:t>
+      </w:r>
+    </w:p>
+    <w:p>
+      <w:pPr>
+        <w:spacing w:line="336" w:lineRule="auto" w:after="180"/>
+      </w:pPr>
+      <w:r>
+        <w:rPr>
+          <w:b w:val="0"/>
+        </w:rPr>
+        <w:t>Without opening the old lesson, explain one key idea from Conversation State and Memory. Give an example and a mistake that the idea helps you avoid.</w:t>
+      </w:r>
+    </w:p>
+    <w:p>
+      <w:pPr>
+        <w:spacing w:line="336" w:lineRule="auto" w:after="180"/>
+      </w:pPr>
+      <w:r>
+        <w:rPr>
+          <w:b w:val="0"/>
+        </w:rPr>
+        <w:t xml:space="preserve">Look for: Explain the </w:t>
+      </w:r>
+      <w:r>
+        <w:rPr>
+          <w:b/>
+        </w:rPr>
+        <w:t>mechanism</w:t>
+      </w:r>
+      <w:r>
+        <w:rPr>
+          <w:b w:val="0"/>
+        </w:rPr>
+        <w:t xml:space="preserve"> and terminology of conversation state and retention</w:t>
+      </w:r>
+    </w:p>
+    <w:p>
+      <w:pPr>
+        <w:spacing w:line="336" w:lineRule="auto" w:after="180"/>
+      </w:pPr>
+      <w:r>
+        <w:rPr>
+          <w:b w:val="0"/>
+        </w:rPr>
+        <w:t>Reference example, not the only acceptable wording: Teacher explanation: Conversation state stores facts or prior interactions for later use.</w:t>
+      </w:r>
+    </w:p>
+    <w:p>
+      <w:pPr>
+        <w:spacing w:line="336" w:lineRule="auto" w:after="180"/>
+      </w:pPr>
+      <w:r>
+        <w:rPr>
+          <w:b w:val="0"/>
+        </w:rPr>
+        <w:t>It needs scope, provenance, correction and retention rules rather than indefinite accumulation. This classroom assistant keeps an approved room ID only for the current session.</w:t>
+      </w:r>
+    </w:p>
+    <w:p>
+      <w:pPr>
+        <w:spacing w:line="336" w:lineRule="auto" w:after="180"/>
+      </w:pPr>
+      <w:r>
+        <w:rPr>
+          <w:b w:val="0"/>
+        </w:rPr>
+        <w:t>A later correction replaces the active value but retains an audit event until session end. Do not persist private text merely because it appeared in conversation.</w:t>
+      </w:r>
+    </w:p>
+    <w:p>
+      <w:pPr>
+        <w:spacing w:line="336" w:lineRule="auto" w:after="180"/>
+      </w:pPr>
+      <w:r>
+        <w:rPr>
+          <w:b w:val="0"/>
+        </w:rPr>
+        <w:t>Without opening the old lesson, explain one key idea from Retrieval Augmented Generation. Give an example and a mistake that the idea helps you avoid.</w:t>
+      </w:r>
+    </w:p>
+    <w:p>
+      <w:pPr>
+        <w:spacing w:line="336" w:lineRule="auto" w:after="180"/>
+      </w:pPr>
+      <w:r>
+        <w:rPr>
+          <w:b w:val="0"/>
+        </w:rPr>
+        <w:t xml:space="preserve">Look for: Explain the </w:t>
+      </w:r>
+      <w:r>
+        <w:rPr>
+          <w:b/>
+        </w:rPr>
+        <w:t>mechanism</w:t>
+      </w:r>
+      <w:r>
+        <w:rPr>
+          <w:b w:val="0"/>
+        </w:rPr>
+        <w:t xml:space="preserve"> and terminology of building a grounded answer</w:t>
+      </w:r>
+    </w:p>
+    <w:p>
+      <w:pPr>
+        <w:spacing w:line="336" w:lineRule="auto" w:after="180"/>
+      </w:pPr>
+      <w:r>
+        <w:rPr>
+          <w:b w:val="0"/>
+        </w:rPr>
+        <w:t xml:space="preserve">Reference example, not the only acceptable wording: Teacher explanation: A grounded answer connects each factual claim to </w:t>
+      </w:r>
+      <w:r>
+        <w:rPr>
+          <w:b/>
+        </w:rPr>
+        <w:t>evidence</w:t>
+      </w:r>
+      <w:r>
+        <w:rPr>
+          <w:b w:val="0"/>
+        </w:rPr>
+        <w:t xml:space="preserve"> actually retrieved for the task.</w:t>
+      </w:r>
+    </w:p>
+    <w:p>
+      <w:pPr>
+        <w:spacing w:line="336" w:lineRule="auto" w:after="180"/>
+      </w:pPr>
+      <w:r>
+        <w:rPr>
+          <w:b w:val="0"/>
+        </w:rPr>
+        <w:t>Retrieval success does not automatically make generation faithful. Build a claim-</w:t>
+      </w:r>
+      <w:r>
+        <w:rPr>
+          <w:b/>
+        </w:rPr>
+        <w:t>evidence</w:t>
+      </w:r>
+      <w:r>
+        <w:rPr>
+          <w:b w:val="0"/>
+        </w:rPr>
+        <w:t xml:space="preserve"> table before final wording.</w:t>
+      </w:r>
+    </w:p>
+    <w:p>
+      <w:pPr>
+        <w:spacing w:line="336" w:lineRule="auto" w:after="180"/>
+      </w:pPr>
+      <w:r>
+        <w:rPr>
+          <w:b w:val="0"/>
+        </w:rPr>
+        <w:t>Preserve source versions and qualifiers, omit unsupported claims or explicitly state the gap, then validate the answer against the table.</w:t>
+      </w:r>
+    </w:p>
+    <w:p>
+      <w:pPr>
+        <w:spacing w:line="336" w:lineRule="auto" w:after="180"/>
+      </w:pPr>
+      <w:r>
+        <w:rPr>
+          <w:b w:val="0"/>
+        </w:rPr>
+        <w:t>Without opening the old lesson, explain one key idea from Source Quality. Give an example and a mistake that the idea helps you avoid.</w:t>
+      </w:r>
+    </w:p>
+    <w:p>
+      <w:pPr>
+        <w:spacing w:line="336" w:lineRule="auto" w:after="180"/>
+      </w:pPr>
+      <w:r>
+        <w:rPr>
+          <w:b w:val="0"/>
+        </w:rPr>
+        <w:t xml:space="preserve">Look for: Explain the </w:t>
+      </w:r>
+      <w:r>
+        <w:rPr>
+          <w:b/>
+        </w:rPr>
+        <w:t>mechanism</w:t>
+      </w:r>
+      <w:r>
+        <w:rPr>
+          <w:b w:val="0"/>
+        </w:rPr>
+        <w:t xml:space="preserve"> and terminology of conflicting and time-sensitive sources</w:t>
+      </w:r>
+    </w:p>
+    <w:p>
+      <w:pPr>
+        <w:spacing w:line="336" w:lineRule="auto" w:after="180"/>
+      </w:pPr>
+      <w:r>
+        <w:rPr>
+          <w:b w:val="0"/>
+        </w:rPr>
+        <w:t xml:space="preserve">Reference example, not the only acceptable wording: Teacher explanation: Changing facts require a stated time and source-version policy. Current-looking records can conflict without enough </w:t>
+      </w:r>
+      <w:r>
+        <w:rPr>
+          <w:b/>
+        </w:rPr>
+        <w:t>evidence</w:t>
+      </w:r>
+      <w:r>
+        <w:rPr>
+          <w:b w:val="0"/>
+        </w:rPr>
+        <w:t xml:space="preserve"> to choose between them.</w:t>
+      </w:r>
+    </w:p>
+    <w:p>
+      <w:pPr>
+        <w:spacing w:line="336" w:lineRule="auto" w:after="180"/>
+      </w:pPr>
+      <w:r>
+        <w:rPr>
+          <w:b w:val="0"/>
+        </w:rPr>
+        <w:t>For this toy task a signed amendment supersedes the referenced original from its effective time. Keep both records. A newer timestamp alone has no authority unless the policy grants it.</w:t>
+      </w:r>
+    </w:p>
+    <w:p>
+      <w:pPr>
+        <w:spacing w:line="336" w:lineRule="auto" w:after="180"/>
+      </w:pPr>
+      <w:r>
+        <w:rPr>
+          <w:b w:val="0"/>
+        </w:rPr>
+        <w:t xml:space="preserve">A result depends on the </w:t>
+      </w:r>
+      <w:r>
+        <w:rPr>
+          <w:b/>
+        </w:rPr>
+        <w:t>input</w:t>
+      </w:r>
+      <w:r>
+        <w:rPr>
+          <w:b w:val="0"/>
+        </w:rPr>
+        <w:t xml:space="preserve">s, procedure and conditions that produced it. Preserve data roles and distinguish observed outcomes from </w:t>
+      </w:r>
+      <w:r>
+        <w:rPr>
+          <w:b/>
+        </w:rPr>
+        <w:t>prediction</w:t>
+      </w:r>
+      <w:r>
+        <w:rPr>
+          <w:b w:val="0"/>
+        </w:rPr>
+        <w:t>s or unmeasured conditions.</w:t>
+      </w:r>
+    </w:p>
+    <w:p>
+      <w:pPr>
+        <w:spacing w:line="336" w:lineRule="auto" w:after="180"/>
+      </w:pPr>
+      <w:r>
+        <w:rPr>
+          <w:b w:val="0"/>
+        </w:rPr>
+        <w:t>If the prior concept cannot be explained, use a short retrieval activity before this chapter.</w:t>
+      </w:r>
+    </w:p>
+    <w:p>
+      <w:pPr>
+        <w:pStyle w:val="Heading2"/>
+      </w:pPr>
+      <w:r>
+        <w:t>Earlier wording, alternatives and picture transcripts · reference / check after trying</w:t>
+      </w:r>
+    </w:p>
+    <w:p>
+      <w:pPr>
         <w:pStyle w:val="Heading3"/>
       </w:pPr>
       <w:r>
+        <w:t>Teach the learning cycle</w:t>
+      </w:r>
+    </w:p>
+    <w:p>
+      <w:pPr>
+        <w:pStyle w:val="Heading3"/>
+      </w:pPr>
+      <w:r>
         <w:t>Retrieval answer guidance</w:t>
       </w:r>
     </w:p>
@@ -271,73 +737,6 @@
     </w:p>
     <w:p>
       <w:pPr>
-        <w:spacing w:line="336" w:lineRule="auto" w:after="180"/>
-      </w:pPr>
-      <w:r>
-        <w:rPr>
-          <w:b w:val="0"/>
-        </w:rPr>
-        <w:t>Without opening the old lesson, explain one key idea from Conversation State and Memory. Give an example and a mistake that the idea helps you avoid.</w:t>
-      </w:r>
-    </w:p>
-    <w:p>
-      <w:pPr>
-        <w:spacing w:line="336" w:lineRule="auto" w:after="180"/>
-      </w:pPr>
-      <w:r>
-        <w:rPr>
-          <w:b w:val="0"/>
-        </w:rPr>
-        <w:t xml:space="preserve">Look for: Explain the </w:t>
-      </w:r>
-      <w:r>
-        <w:rPr>
-          <w:b/>
-        </w:rPr>
-        <w:t>mechanism</w:t>
-      </w:r>
-      <w:r>
-        <w:rPr>
-          <w:b w:val="0"/>
-        </w:rPr>
-        <w:t xml:space="preserve"> and terminology of conversation state and retention</w:t>
-      </w:r>
-    </w:p>
-    <w:p>
-      <w:pPr>
-        <w:spacing w:line="336" w:lineRule="auto" w:after="180"/>
-      </w:pPr>
-      <w:r>
-        <w:rPr>
-          <w:b w:val="0"/>
-        </w:rPr>
-        <w:t>Reference example, not the only acceptable wording: Teacher explanation: Conversation state stores facts or prior interactions for later use.</w:t>
-      </w:r>
-    </w:p>
-    <w:p>
-      <w:pPr>
-        <w:spacing w:line="336" w:lineRule="auto" w:after="180"/>
-      </w:pPr>
-      <w:r>
-        <w:rPr>
-          <w:b w:val="0"/>
-        </w:rPr>
-        <w:t>It needs scope, provenance, correction and retention rules rather than indefinite accumulation. This classroom assistant keeps an approved room ID only for the current session.</w:t>
-      </w:r>
-    </w:p>
-    <w:p>
-      <w:pPr>
-        <w:spacing w:line="336" w:lineRule="auto" w:after="180"/>
-      </w:pPr>
-      <w:r>
-        <w:rPr>
-          <w:b w:val="0"/>
-        </w:rPr>
-        <w:t>A later correction replaces the active value but retains an audit event until session end. Do not persist private text merely because it appeared in conversation.</w:t>
-      </w:r>
-    </w:p>
-    <w:p>
-      <w:pPr>
         <w:pStyle w:val="Heading3"/>
       </w:pPr>
       <w:r>
@@ -346,169 +745,10 @@
     </w:p>
     <w:p>
       <w:pPr>
-        <w:spacing w:line="336" w:lineRule="auto" w:after="180"/>
-      </w:pPr>
-      <w:r>
-        <w:rPr>
-          <w:b w:val="0"/>
-        </w:rPr>
-        <w:t>Without opening the old lesson, explain one key idea from Retrieval Augmented Generation. Give an example and a mistake that the idea helps you avoid.</w:t>
-      </w:r>
-    </w:p>
-    <w:p>
-      <w:pPr>
-        <w:spacing w:line="336" w:lineRule="auto" w:after="180"/>
-      </w:pPr>
-      <w:r>
-        <w:rPr>
-          <w:b w:val="0"/>
-        </w:rPr>
-        <w:t xml:space="preserve">Look for: Explain the </w:t>
-      </w:r>
-      <w:r>
-        <w:rPr>
-          <w:b/>
-        </w:rPr>
-        <w:t>mechanism</w:t>
-      </w:r>
-      <w:r>
-        <w:rPr>
-          <w:b w:val="0"/>
-        </w:rPr>
-        <w:t xml:space="preserve"> and terminology of building a grounded answer</w:t>
-      </w:r>
-    </w:p>
-    <w:p>
-      <w:pPr>
-        <w:spacing w:line="336" w:lineRule="auto" w:after="180"/>
-      </w:pPr>
-      <w:r>
-        <w:rPr>
-          <w:b w:val="0"/>
-        </w:rPr>
-        <w:t xml:space="preserve">Reference example, not the only acceptable wording: Teacher explanation: A grounded answer connects each factual claim to </w:t>
-      </w:r>
-      <w:r>
-        <w:rPr>
-          <w:b/>
-        </w:rPr>
-        <w:t>evidence</w:t>
-      </w:r>
-      <w:r>
-        <w:rPr>
-          <w:b w:val="0"/>
-        </w:rPr>
-        <w:t xml:space="preserve"> actually retrieved for the task.</w:t>
-      </w:r>
-    </w:p>
-    <w:p>
-      <w:pPr>
-        <w:spacing w:line="336" w:lineRule="auto" w:after="180"/>
-      </w:pPr>
-      <w:r>
-        <w:rPr>
-          <w:b w:val="0"/>
-        </w:rPr>
-        <w:t>Retrieval success does not automatically make generation faithful. Build a claim-</w:t>
-      </w:r>
-      <w:r>
-        <w:rPr>
-          <w:b/>
-        </w:rPr>
-        <w:t>evidence</w:t>
-      </w:r>
-      <w:r>
-        <w:rPr>
-          <w:b w:val="0"/>
-        </w:rPr>
-        <w:t xml:space="preserve"> table before final wording.</w:t>
-      </w:r>
-    </w:p>
-    <w:p>
-      <w:pPr>
-        <w:spacing w:line="336" w:lineRule="auto" w:after="180"/>
-      </w:pPr>
-      <w:r>
-        <w:rPr>
-          <w:b w:val="0"/>
-        </w:rPr>
-        <w:t>Preserve source versions and qualifiers, omit unsupported claims or explicitly state the gap, then validate the answer against the table.</w:t>
-      </w:r>
-    </w:p>
-    <w:p>
-      <w:pPr>
         <w:pStyle w:val="Heading3"/>
       </w:pPr>
       <w:r>
         <w:t>Source Quality</w:t>
-      </w:r>
-    </w:p>
-    <w:p>
-      <w:pPr>
-        <w:spacing w:line="336" w:lineRule="auto" w:after="180"/>
-      </w:pPr>
-      <w:r>
-        <w:rPr>
-          <w:b w:val="0"/>
-        </w:rPr>
-        <w:t>Without opening the old lesson, explain one key idea from Source Quality. Give an example and a mistake that the idea helps you avoid.</w:t>
-      </w:r>
-    </w:p>
-    <w:p>
-      <w:pPr>
-        <w:spacing w:line="336" w:lineRule="auto" w:after="180"/>
-      </w:pPr>
-      <w:r>
-        <w:rPr>
-          <w:b w:val="0"/>
-        </w:rPr>
-        <w:t xml:space="preserve">Look for: Explain the </w:t>
-      </w:r>
-      <w:r>
-        <w:rPr>
-          <w:b/>
-        </w:rPr>
-        <w:t>mechanism</w:t>
-      </w:r>
-      <w:r>
-        <w:rPr>
-          <w:b w:val="0"/>
-        </w:rPr>
-        <w:t xml:space="preserve"> and terminology of conflicting and time-sensitive sources</w:t>
-      </w:r>
-    </w:p>
-    <w:p>
-      <w:pPr>
-        <w:spacing w:line="336" w:lineRule="auto" w:after="180"/>
-      </w:pPr>
-      <w:r>
-        <w:rPr>
-          <w:b w:val="0"/>
-        </w:rPr>
-        <w:t xml:space="preserve">Reference example, not the only acceptable wording: Teacher explanation: Changing facts require a stated time and source-version policy. Current-looking records can conflict without enough </w:t>
-      </w:r>
-      <w:r>
-        <w:rPr>
-          <w:b/>
-        </w:rPr>
-        <w:t>evidence</w:t>
-      </w:r>
-      <w:r>
-        <w:rPr>
-          <w:b w:val="0"/>
-        </w:rPr>
-        <w:t xml:space="preserve"> to choose between them.</w:t>
-      </w:r>
-    </w:p>
-    <w:p>
-      <w:pPr>
-        <w:spacing w:line="336" w:lineRule="auto" w:after="180"/>
-      </w:pPr>
-      <w:r>
-        <w:rPr>
-          <w:b w:val="0"/>
-        </w:rPr>
-        <w:t>For this toy task a signed amendment supersedes the referenced original from its effective time. Keep both records. A newer timestamp alone has no authority unless the policy grants it.</w:t>
       </w:r>
     </w:p>
     <w:p>
@@ -717,6 +957,11 @@
       </w:r>
     </w:p>
     <w:p>
+      <w:r>
+        <w:t>This compact option is not the full-week schedule. Use the main teaching cycle and allow extra sessions for the investigation, independent work and project.</w:t>
+      </w:r>
+    </w:p>
+    <w:p>
       <w:pPr>
         <w:spacing w:line="336" w:lineRule="auto" w:after="180"/>
       </w:pPr>
@@ -724,7 +969,7 @@
         <w:rPr>
           <w:b w:val="0"/>
         </w:rPr>
-        <w:t>Use the supplied scenario, student illustrations and blank paper. For numeric work, offer counters or a calculator after learners show the setup. Fictional records are supplied; personal data and paid accounts are unnecessary.</w:t>
+        <w:t>Allow 80 minutes: recall 8; explanation 12; worked demonstration 15; guided practice 20; independent assessment 15; project and reflection 10. Extend the lab into a second session when needed.</w:t>
       </w:r>
     </w:p>
     <w:p>
@@ -732,24 +977,510 @@
         <w:pStyle w:val="Heading3"/>
       </w:pPr>
       <w:r>
-        <w:t>Alternative compact allocation</w:t>
-      </w:r>
-    </w:p>
-    <w:p>
-      <w:r>
-        <w:t>This compact option is not the full-week schedule. Use the main teaching cycle and allow extra sessions for the investigation, independent work and project.</w:t>
+        <w:t>Preparation for the connected explanation</w:t>
+      </w:r>
+    </w:p>
+    <w:p>
+      <w:pPr>
+        <w:pStyle w:val="Heading3"/>
+      </w:pPr>
+      <w:r>
+        <w:t>Readiness answer</w:t>
+      </w:r>
+    </w:p>
+    <w:p>
+      <w:pPr>
+        <w:pStyle w:val="Heading3"/>
+      </w:pPr>
+      <w:r>
+        <w:t>End goal for the pictorial case</w:t>
       </w:r>
     </w:p>
     <w:p>
       <w:pPr>
         <w:spacing w:line="336" w:lineRule="auto" w:after="180"/>
-        <w:shd w:fill="F1F6F8"/>
-      </w:pPr>
-      <w:r>
-        <w:rPr>
-          <w:b w:val="0"/>
-        </w:rPr>
-        <w:t>Allow 80 minutes: recall 8; explanation 12; worked demonstration 15; guided practice 20; independent assessment 15; project and reflection 10. Extend the lab into a second session when needed.</w:t>
+      </w:pPr>
+      <w:r>
+        <w:rPr>
+          <w:b w:val="0"/>
+        </w:rPr>
+        <w:t>This added worked case illustrates the week’s main idea. Retain all original and connected topics; schedule its practice within the teaching cycle.</w:t>
+      </w:r>
+    </w:p>
+    <w:p>
+      <w:pPr>
+        <w:pStyle w:val="Heading1"/>
+      </w:pPr>
+      <w:r>
+        <w:t>02. Teach proposal → validation → operation → checked response</w:t>
+      </w:r>
+    </w:p>
+    <w:p>
+      <w:r>
+        <w:t>Keep the room and book contracts separately labelled.</w:t>
+      </w:r>
+    </w:p>
+    <w:p>
+      <w:pPr>
+        <w:pStyle w:val="Heading2"/>
+      </w:pPr>
+      <w:r>
+        <w:t>State the room contract</w:t>
+      </w:r>
+    </w:p>
+    <w:tbl>
+      <w:tblPr>
+        <w:tblStyle w:val="LightShading-Accent1"/>
+        <w:tblW w:type="auto" w:w="0"/>
+        <w:tblLook w:firstColumn="1" w:firstRow="1" w:lastColumn="0" w:lastRow="0" w:noHBand="0" w:noVBand="1" w:val="04A0"/>
+      </w:tblPr>
+      <w:tblGrid>
+        <w:gridCol w:w="5112"/>
+        <w:gridCol w:w="5112"/>
+      </w:tblGrid>
+      <w:tr>
+        <w:trPr>
+          <w:tblHeader/>
+        </w:trPr>
+        <w:tc>
+          <w:tcPr>
+            <w:tcW w:type="dxa" w:w="5112"/>
+          </w:tcPr>
+          <w:p>
+            <w:r>
+              <w:t>Toy lookup_room contract</w:t>
+            </w:r>
+          </w:p>
+        </w:tc>
+        <w:tc>
+          <w:tcPr>
+            <w:tcW w:type="dxa" w:w="5112"/>
+          </w:tcPr>
+          <w:p>
+            <w:r>
+              <w:t>Declared rule</w:t>
+            </w:r>
+          </w:p>
+        </w:tc>
+      </w:tr>
+      <w:tr>
+        <w:tc>
+          <w:tcPr>
+            <w:tcW w:type="dxa" w:w="5112"/>
+          </w:tcPr>
+          <w:p>
+            <w:r>
+              <w:t>Operation and permission</w:t>
+            </w:r>
+          </w:p>
+        </w:tc>
+        <w:tc>
+          <w:tcPr>
+            <w:tcW w:type="dxa" w:w="5112"/>
+          </w:tcPr>
+          <w:p>
+            <w:r>
+              <w:t>Read-only lookup of this public classroom registry; no booking or deletion</w:t>
+            </w:r>
+          </w:p>
+        </w:tc>
+      </w:tr>
+      <w:tr>
+        <w:tc>
+          <w:tcPr>
+            <w:tcW w:type="dxa" w:w="5112"/>
+          </w:tcPr>
+          <w:p>
+            <w:r>
+              <w:t>Request shape</w:t>
+            </w:r>
+          </w:p>
+        </w:tc>
+        <w:tc>
+          <w:tcPr>
+            <w:tcW w:type="dxa" w:w="5112"/>
+          </w:tcPr>
+          <w:p>
+            <w:r>
+              <w:t>Exactly one field room_id; nonempty string; no unknown fields</w:t>
+            </w:r>
+          </w:p>
+        </w:tc>
+      </w:tr>
+      <w:tr>
+        <w:tc>
+          <w:tcPr>
+            <w:tcW w:type="dxa" w:w="5112"/>
+          </w:tcPr>
+          <w:p>
+            <w:r>
+              <w:t>Registry</w:t>
+            </w:r>
+          </w:p>
+        </w:tc>
+        <w:tc>
+          <w:tcPr>
+            <w:tcW w:type="dxa" w:w="5112"/>
+          </w:tcPr>
+          <w:p>
+            <w:r>
+              <w:t>B has capacity 12; Z has measured capacity 0; all other room IDs absent</w:t>
+            </w:r>
+          </w:p>
+        </w:tc>
+      </w:tr>
+      <w:tr>
+        <w:tc>
+          <w:tcPr>
+            <w:tcW w:type="dxa" w:w="5112"/>
+          </w:tcPr>
+          <w:p>
+            <w:r>
+              <w:t>Successful result</w:t>
+            </w:r>
+          </w:p>
+        </w:tc>
+        <w:tc>
+          <w:tcPr>
+            <w:tcW w:type="dxa" w:w="5112"/>
+          </w:tcPr>
+          <w:p>
+            <w:r>
+              <w:t>found=true with matching room_id and exact integer capacity&gt;=0</w:t>
+            </w:r>
+          </w:p>
+        </w:tc>
+      </w:tr>
+      <w:tr>
+        <w:tc>
+          <w:tcPr>
+            <w:tcW w:type="dxa" w:w="5112"/>
+          </w:tcPr>
+          <w:p>
+            <w:r>
+              <w:t>Missing result</w:t>
+            </w:r>
+          </w:p>
+        </w:tc>
+        <w:tc>
+          <w:tcPr>
+            <w:tcW w:type="dxa" w:w="5112"/>
+          </w:tcPr>
+          <w:p>
+            <w:r>
+              <w:t>found=false with matching room_id; no capacity measurement</w:t>
+            </w:r>
+          </w:p>
+        </w:tc>
+      </w:tr>
+      <w:tr>
+        <w:tc>
+          <w:tcPr>
+            <w:tcW w:type="dxa" w:w="5112"/>
+          </w:tcPr>
+          <w:p>
+            <w:r>
+              <w:t>Invalid request</w:t>
+            </w:r>
+          </w:p>
+        </w:tc>
+        <w:tc>
+          <w:tcPr>
+            <w:tcW w:type="dxa" w:w="5112"/>
+          </w:tcPr>
+          <w:p>
+            <w:r>
+              <w:t>Reject before invocation; do not silently remove extra operations</w:t>
+            </w:r>
+          </w:p>
+        </w:tc>
+      </w:tr>
+      <w:tr>
+        <w:tc>
+          <w:tcPr>
+            <w:tcW w:type="dxa" w:w="5112"/>
+          </w:tcPr>
+          <w:p>
+            <w:r>
+              <w:t>Transient timeout</w:t>
+            </w:r>
+          </w:p>
+        </w:tc>
+        <w:tc>
+          <w:tcPr>
+            <w:tcW w:type="dxa" w:w="5112"/>
+          </w:tcPr>
+          <w:p>
+            <w:r>
+              <w:t>At most2 total attempts including first, for this read-only operation only; then report unavailable</w:t>
+            </w:r>
+          </w:p>
+        </w:tc>
+      </w:tr>
+      <w:tr>
+        <w:tc>
+          <w:tcPr>
+            <w:tcW w:type="dxa" w:w="5112"/>
+          </w:tcPr>
+          <w:p>
+            <w:r>
+              <w:t>Do not retry</w:t>
+            </w:r>
+          </w:p>
+        </w:tc>
+        <w:tc>
+          <w:tcPr>
+            <w:tcW w:type="dxa" w:w="5112"/>
+          </w:tcPr>
+          <w:p>
+            <w:r>
+              <w:t>Invalid arguments, not found, denied access or invalid response; no invented success</w:t>
+            </w:r>
+          </w:p>
+        </w:tc>
+      </w:tr>
+    </w:tbl>
+    <w:p>
+      <w:pPr>
+        <w:spacing w:line="336" w:lineRule="auto" w:after="180"/>
+      </w:pPr>
+      <w:r>
+        <w:rPr>
+          <w:b w:val="0"/>
+        </w:rPr>
+        <w:t xml:space="preserve">Tools expose structured operations with </w:t>
+      </w:r>
+      <w:r>
+        <w:rPr>
+          <w:b/>
+        </w:rPr>
+        <w:t>input</w:t>
+      </w:r>
+      <w:r>
+        <w:rPr>
+          <w:b w:val="0"/>
+        </w:rPr>
+        <w:t xml:space="preserve"> and </w:t>
+      </w:r>
+      <w:r>
+        <w:rPr>
+          <w:b/>
+        </w:rPr>
+        <w:t>output</w:t>
+      </w:r>
+      <w:r>
+        <w:rPr>
+          <w:b w:val="0"/>
+        </w:rPr>
+        <w:t xml:space="preserve"> contracts. Generating a </w:t>
+      </w:r>
+      <w:r>
+        <w:rPr>
+          <w:b/>
+        </w:rPr>
+        <w:t>tool call</w:t>
+      </w:r>
+      <w:r>
+        <w:rPr>
+          <w:b w:val="0"/>
+        </w:rPr>
+        <w:t xml:space="preserve"> is a proposal; validation and authorisation decide whether it executes.</w:t>
+      </w:r>
+    </w:p>
+    <w:p>
+      <w:pPr>
+        <w:spacing w:line="336" w:lineRule="auto" w:after="180"/>
+      </w:pPr>
+      <w:r>
+        <w:rPr>
+          <w:b w:val="0"/>
+        </w:rPr>
+        <w:t xml:space="preserve">For lookup_room accept exactly room_id as a nonempty string; return found plus capacity or a not-found result. It is read-only. Reject unknown </w:t>
+      </w:r>
+      <w:r>
+        <w:rPr>
+          <w:b/>
+        </w:rPr>
+        <w:t>argument</w:t>
+      </w:r>
+      <w:r>
+        <w:rPr>
+          <w:b w:val="0"/>
+        </w:rPr>
+        <w:t>s and do not replace missing values with invented facts.</w:t>
+      </w:r>
+    </w:p>
+    <w:p>
+      <w:pPr>
+        <w:pStyle w:val="Heading2"/>
+      </w:pPr>
+      <w:r>
+        <w:t>Trace the room extra-field rejection</w:t>
+      </w:r>
+    </w:p>
+    <w:p>
+      <w:pPr>
+        <w:spacing w:line="336" w:lineRule="auto" w:after="180"/>
+      </w:pPr>
+      <w:r>
+        <w:rPr>
+          <w:b w:val="0"/>
+        </w:rPr>
+        <w:t xml:space="preserve">Proposed call lookup_room has room_id=B and extra </w:t>
+      </w:r>
+      <w:r>
+        <w:rPr>
+          <w:b/>
+        </w:rPr>
+        <w:t>argument</w:t>
+      </w:r>
+      <w:r>
+        <w:rPr>
+          <w:b w:val="0"/>
+        </w:rPr>
+        <w:t xml:space="preserve"> book=true.</w:t>
+      </w:r>
+    </w:p>
+    <w:p>
+      <w:pPr>
+        <w:spacing w:line="336" w:lineRule="auto" w:after="180"/>
+      </w:pPr>
+      <w:r>
+        <w:rPr>
+          <w:b w:val="0"/>
+        </w:rPr>
+        <w:t xml:space="preserve">Reject the extra field under the closed </w:t>
+      </w:r>
+      <w:r>
+        <w:rPr>
+          <w:b/>
+        </w:rPr>
+        <w:t>input</w:t>
+      </w:r>
+      <w:r>
+        <w:rPr>
+          <w:b w:val="0"/>
+        </w:rPr>
+        <w:t xml:space="preserve"> contract. The lookup tool provides no booking authority even if the requested room exists.</w:t>
+      </w:r>
+    </w:p>
+    <w:p>
+      <w:pPr>
+        <w:pStyle w:val="Heading2"/>
+      </w:pPr>
+      <w:r>
+        <w:t>Read the separate book case</w:t>
+      </w:r>
+    </w:p>
+    <w:p>
+      <w:pPr>
+        <w:spacing w:line="336" w:lineRule="auto" w:after="180"/>
+      </w:pPr>
+      <w:r>
+        <w:rPr>
+          <w:b w:val="0"/>
+        </w:rPr>
+        <w:t>Check a library lookup call before it reaches a tool.</w:t>
+      </w:r>
+    </w:p>
+    <w:p>
+      <w:pPr>
+        <w:spacing w:line="336" w:lineRule="auto" w:after="180"/>
+      </w:pPr>
+      <w:r>
+        <w:rPr>
+          <w:b w:val="0"/>
+        </w:rPr>
+        <w:t>lookup_book accepts exactly one field: book_id, a string. Registry IDs are C7 and M2. The proposed call is {book_id: C7}.</w:t>
+      </w:r>
+    </w:p>
+    <w:p>
+      <w:pPr>
+        <w:spacing w:line="336" w:lineRule="auto" w:after="180"/>
+      </w:pPr>
+      <w:r>
+        <w:rPr>
+          <w:b w:val="0"/>
+        </w:rPr>
+        <w:t xml:space="preserve">All </w:t>
+      </w:r>
+      <w:r>
+        <w:rPr>
+          <w:b/>
+        </w:rPr>
+        <w:t>input</w:t>
+      </w:r>
+      <w:r>
+        <w:rPr>
+          <w:b w:val="0"/>
+        </w:rPr>
+        <w:t>s and outcomes in this worked example are invented classroom data; no real model run is claimed.</w:t>
+      </w:r>
+    </w:p>
+    <w:p>
+      <w:pPr>
+        <w:spacing w:line="336" w:lineRule="auto" w:after="180"/>
+      </w:pPr>
+      <w:r>
+        <w:rPr>
+          <w:b w:val="0"/>
+        </w:rPr>
+        <w:t>The separate lookup_book example is a membership-and-operation trace: supplied authorised registry IDs are C7 and M2, and the one allowed input field is book_id as text. The pictured call uses C7. No book-content record or actual response is supplied, so this trace establishes an eligible read-only request, not a completed lookup result. The room tool’s capacity fields do not belong to the book schema.</w:t>
+      </w:r>
+    </w:p>
+    <w:p>
+      <w:pPr>
+        <w:spacing w:line="336" w:lineRule="auto" w:after="180"/>
+      </w:pPr>
+      <w:r>
+        <w:rPr>
+          <w:b w:val="0"/>
+        </w:rPr>
+        <w:t>Object notations in these diagrams are classroom shorthand; exact JSON syntax is introduced next week.</w:t>
+      </w:r>
+    </w:p>
+    <w:p>
+      <w:pPr>
+        <w:pStyle w:val="Heading2"/>
+      </w:pPr>
+      <w:r>
+        <w:t>Trace the operation boundary</w:t>
+      </w:r>
+    </w:p>
+    <w:p>
+      <w:r>
+        <w:drawing>
+          <wp:inline xmlns:a="http://schemas.openxmlformats.org/drawingml/2006/main" xmlns:pic="http://schemas.openxmlformats.org/drawingml/2006/picture">
+            <wp:extent cx="5486400" cy="3182112"/>
+            <wp:docPr id="1" name="Picture 1" descr="Check shape: Exactly book_id is supplied, and C7 is text. → Check membership: C7 occurs in the authorised registry. → Read only: Run the lookup. This tool contract contains no lending or deletion operation."/>
+            <wp:cNvGraphicFramePr>
+              <a:graphicFrameLocks noChangeAspect="1"/>
+            </wp:cNvGraphicFramePr>
+            <a:graphic>
+              <a:graphicData uri="http://schemas.openxmlformats.org/drawingml/2006/picture">
+                <pic:pic>
+                  <pic:nvPicPr>
+                    <pic:cNvPr id="0" name="academy-story-ai-3-21-02.png"/>
+                    <pic:cNvPicPr/>
+                  </pic:nvPicPr>
+                  <pic:blipFill>
+                    <a:blip r:embed="rId9"/>
+                    <a:stretch>
+                      <a:fillRect/>
+                    </a:stretch>
+                  </pic:blipFill>
+                  <pic:spPr>
+                    <a:xfrm>
+                      <a:off x="0" y="0"/>
+                      <a:ext cx="5486400" cy="3182112"/>
+                    </a:xfrm>
+                    <a:prstGeom prst="rect"/>
+                  </pic:spPr>
+                </pic:pic>
+              </a:graphicData>
+            </a:graphic>
+          </wp:inline>
+        </w:drawing>
       </w:r>
     </w:p>
     <w:p>
@@ -757,7 +1488,114 @@
         <w:pStyle w:val="Heading3"/>
       </w:pPr>
       <w:r>
-        <w:t>Preparation for the connected explanation</w:t>
+        <w:t>Read the picture one step at a time</w:t>
+      </w:r>
+    </w:p>
+    <w:tbl>
+      <w:tblPr>
+        <w:tblStyle w:val="LightShading-Accent1"/>
+        <w:tblW w:type="auto" w:w="0"/>
+        <w:tblLook w:firstColumn="1" w:firstRow="1" w:lastColumn="0" w:lastRow="0" w:noHBand="0" w:noVBand="1" w:val="04A0"/>
+      </w:tblPr>
+      <w:tblGrid>
+        <w:gridCol w:w="5112"/>
+        <w:gridCol w:w="5112"/>
+      </w:tblGrid>
+      <w:tr>
+        <w:trPr>
+          <w:tblHeader/>
+        </w:trPr>
+        <w:tc>
+          <w:tcPr>
+            <w:tcW w:type="dxa" w:w="5112"/>
+          </w:tcPr>
+          <w:p>
+            <w:r>
+              <w:t>Step</w:t>
+            </w:r>
+          </w:p>
+        </w:tc>
+        <w:tc>
+          <w:tcPr>
+            <w:tcW w:type="dxa" w:w="5112"/>
+          </w:tcPr>
+          <w:p>
+            <w:r>
+              <w:t>What happens and why</w:t>
+            </w:r>
+          </w:p>
+        </w:tc>
+      </w:tr>
+      <w:tr>
+        <w:tc>
+          <w:tcPr>
+            <w:tcW w:type="dxa" w:w="5112"/>
+          </w:tcPr>
+          <w:p>
+            <w:r>
+              <w:t>1. Check shape</w:t>
+            </w:r>
+          </w:p>
+        </w:tc>
+        <w:tc>
+          <w:tcPr>
+            <w:tcW w:type="dxa" w:w="5112"/>
+          </w:tcPr>
+          <w:p>
+            <w:r>
+              <w:t>Exactly book_id is supplied, and C7 is text.</w:t>
+            </w:r>
+          </w:p>
+        </w:tc>
+      </w:tr>
+      <w:tr>
+        <w:tc>
+          <w:tcPr>
+            <w:tcW w:type="dxa" w:w="5112"/>
+          </w:tcPr>
+          <w:p>
+            <w:r>
+              <w:t>2. Check membership</w:t>
+            </w:r>
+          </w:p>
+        </w:tc>
+        <w:tc>
+          <w:tcPr>
+            <w:tcW w:type="dxa" w:w="5112"/>
+          </w:tcPr>
+          <w:p>
+            <w:r>
+              <w:t>C7 occurs in the authorised registry.</w:t>
+            </w:r>
+          </w:p>
+        </w:tc>
+      </w:tr>
+      <w:tr>
+        <w:tc>
+          <w:tcPr>
+            <w:tcW w:type="dxa" w:w="5112"/>
+          </w:tcPr>
+          <w:p>
+            <w:r>
+              <w:t>3. Read only</w:t>
+            </w:r>
+          </w:p>
+        </w:tc>
+        <w:tc>
+          <w:tcPr>
+            <w:tcW w:type="dxa" w:w="5112"/>
+          </w:tcPr>
+          <w:p>
+            <w:r>
+              <w:t>Run the lookup. This tool contract contains no lending or deletion operation.</w:t>
+            </w:r>
+          </w:p>
+        </w:tc>
+      </w:tr>
+    </w:tbl>
+    <w:p>
+      <w:r>
+        <w:t>Match each pictured step to the supplied facts. This is a worked teaching case, not an independent assessment.</w:t>
       </w:r>
     </w:p>
     <w:p>
@@ -768,7 +1606,7 @@
         <w:rPr>
           <w:b w:val="0"/>
         </w:rPr>
-        <w:t xml:space="preserve">Two 45-minute sessions. Tools expose structured operations with </w:t>
+        <w:t xml:space="preserve">Read the picture in order. Run the lookup. This tool contract contains no lending or deletion operation. The arrows show which recorded </w:t>
       </w:r>
       <w:r>
         <w:rPr>
@@ -780,31 +1618,261 @@
         <w:rPr>
           <w:b w:val="0"/>
         </w:rPr>
-        <w:t xml:space="preserve"> and </w:t>
-      </w:r>
+        <w:t xml:space="preserve"> or intermediate result each decision uses.</w:t>
+      </w:r>
+    </w:p>
+    <w:p>
+      <w:pPr>
+        <w:spacing w:line="336" w:lineRule="auto" w:after="180"/>
+      </w:pPr>
+      <w:r>
+        <w:rPr>
+          <w:b w:val="0"/>
+        </w:rPr>
+        <w:t>Explain the deciding step aloud before checking the changed case; pointing to the final answer alone does not show how it follows.</w:t>
+      </w:r>
+    </w:p>
+    <w:p>
+      <w:pPr>
+        <w:pStyle w:val="Heading2"/>
+      </w:pPr>
+      <w:r>
+        <w:t>Predict adding lend</w:t>
+      </w:r>
+    </w:p>
+    <w:p>
+      <w:pPr>
+        <w:spacing w:line="336" w:lineRule="auto" w:after="180"/>
+      </w:pPr>
+      <w:r>
+        <w:rPr>
+          <w:b w:val="0"/>
+        </w:rPr>
+        <w:t>Change: Add lend: true to the same call.</w:t>
+      </w:r>
+    </w:p>
+    <w:p>
+      <w:pPr>
+        <w:spacing w:line="336" w:lineRule="auto" w:after="180"/>
+      </w:pPr>
       <w:r>
         <w:rPr>
           <w:b/>
         </w:rPr>
+        <w:t>Prediction</w:t>
+      </w:r>
+      <w:r>
+        <w:rPr>
+          <w:b w:val="0"/>
+        </w:rPr>
+        <w:t>: Reject the call before invoking the tool.</w:t>
+      </w:r>
+    </w:p>
+    <w:p>
+      <w:pPr>
+        <w:spacing w:line="336" w:lineRule="auto" w:after="180"/>
+      </w:pPr>
+      <w:r>
+        <w:rPr>
+          <w:b w:val="0"/>
+        </w:rPr>
+        <w:t>Reason: An extra operation is outside the exact allowed contract, even when book_id is valid.</w:t>
+      </w:r>
+    </w:p>
+    <w:p>
+      <w:pPr>
+        <w:pStyle w:val="Heading2"/>
+      </w:pPr>
+      <w:r>
+        <w:t>Name response and access limits</w:t>
+      </w:r>
+    </w:p>
+    <w:p>
+      <w:pPr>
+        <w:spacing w:line="336" w:lineRule="auto" w:after="180"/>
+      </w:pPr>
+      <w:r>
+        <w:rPr>
+          <w:b w:val="0"/>
+        </w:rPr>
+        <w:t xml:space="preserve">A valid </w:t>
+      </w:r>
+      <w:r>
+        <w:rPr>
+          <w:b/>
+        </w:rPr>
+        <w:t>tool call</w:t>
+      </w:r>
+      <w:r>
+        <w:rPr>
+          <w:b w:val="0"/>
+        </w:rPr>
+        <w:t xml:space="preserve"> can still return unavailable or outdated records. Validate the response and access rights separately.</w:t>
+      </w:r>
+    </w:p>
+    <w:p>
+      <w:pPr>
+        <w:spacing w:line="336" w:lineRule="auto" w:after="180"/>
+      </w:pPr>
+      <w:r>
+        <w:rPr>
+          <w:b w:val="0"/>
+        </w:rPr>
+        <w:t xml:space="preserve">Cover the result. Ask learners to name the </w:t>
+      </w:r>
+      <w:r>
+        <w:rPr>
+          <w:b/>
+        </w:rPr>
+        <w:t>input</w:t>
+      </w:r>
+      <w:r>
+        <w:rPr>
+          <w:b w:val="0"/>
+        </w:rPr>
+        <w:t xml:space="preserve">s and predict the next step. Uncover one step, connect the icon to the actual procedure, and explain its </w:t>
+      </w:r>
+      <w:r>
+        <w:rPr>
+          <w:b/>
+        </w:rPr>
+        <w:t>evidence</w:t>
+      </w:r>
+      <w:r>
+        <w:rPr>
+          <w:b w:val="0"/>
+        </w:rPr>
+        <w:t>. Then change the supplied condition and compare.</w:t>
+      </w:r>
+    </w:p>
+    <w:p>
+      <w:pPr>
+        <w:spacing w:line="336" w:lineRule="auto" w:after="180"/>
+      </w:pPr>
+      <w:r>
+        <w:rPr>
+          <w:b w:val="0"/>
+        </w:rPr>
+        <w:t>The picture is a representation; it does not document execution of a real AI model.</w:t>
+      </w:r>
+    </w:p>
+    <w:p>
+      <w:pPr>
+        <w:pStyle w:val="Heading2"/>
+      </w:pPr>
+      <w:r>
+        <w:t>Additional practice · Choosing calculator and search · reference / check after trying</w:t>
+      </w:r>
+    </w:p>
+    <w:p>
+      <w:pPr>
+        <w:spacing w:line="336" w:lineRule="auto" w:after="180"/>
+      </w:pPr>
+      <w:r>
+        <w:rPr>
+          <w:b w:val="0"/>
+        </w:rPr>
+        <w:t>An assistant has calculator and source-search tools. Request: 12 times 9 and habitat definition from a class pack.</w:t>
+      </w:r>
+    </w:p>
+    <w:p>
+      <w:pPr>
+        <w:spacing w:line="336" w:lineRule="auto" w:after="180"/>
+      </w:pPr>
+      <w:r>
+        <w:rPr>
+          <w:b w:val="0"/>
+        </w:rPr>
+        <w:t>Choose and verify tools.</w:t>
+      </w:r>
+    </w:p>
+    <w:p>
+      <w:pPr>
+        <w:spacing w:line="336" w:lineRule="auto" w:after="180"/>
+      </w:pPr>
+      <w:r>
+        <w:rPr>
+          <w:b w:val="0"/>
+        </w:rPr>
+        <w:t xml:space="preserve">Calculator returns 108; search retrieves the definition. Verify </w:t>
+      </w:r>
+      <w:r>
+        <w:rPr>
+          <w:b/>
+        </w:rPr>
+        <w:t>input</w:t>
+      </w:r>
+      <w:r>
+        <w:rPr>
+          <w:b w:val="0"/>
+        </w:rPr>
+        <w:t xml:space="preserve">s, </w:t>
+      </w:r>
+      <w:r>
+        <w:rPr>
+          <w:b/>
+        </w:rPr>
         <w:t>output</w:t>
       </w:r>
       <w:r>
         <w:rPr>
           <w:b w:val="0"/>
         </w:rPr>
-        <w:t xml:space="preserve"> contracts. Generating a </w:t>
-      </w:r>
+        <w:t>s and supporting passage before answering.</w:t>
+      </w:r>
+    </w:p>
+    <w:p>
+      <w:pPr>
+        <w:pStyle w:val="Heading2"/>
+      </w:pPr>
+      <w:r>
+        <w:t>Earlier wording, alternatives and picture transcripts · reference / check after trying</w:t>
+      </w:r>
+    </w:p>
+    <w:p>
+      <w:pPr>
+        <w:spacing w:line="336" w:lineRule="auto" w:after="180"/>
+      </w:pPr>
+      <w:r>
+        <w:rPr>
+          <w:b w:val="0"/>
+        </w:rPr>
+        <w:t>Explain the mechanism</w:t>
+      </w:r>
+    </w:p>
+    <w:p>
+      <w:pPr>
+        <w:spacing w:line="336" w:lineRule="auto" w:after="180"/>
+      </w:pPr>
       <w:r>
         <w:rPr>
           <w:b/>
         </w:rPr>
-        <w:t>tool call</w:t>
-      </w:r>
-      <w:r>
-        <w:rPr>
-          <w:b w:val="0"/>
-        </w:rPr>
-        <w:t xml:space="preserve"> is a proposal; validation and authorisation decide whether it executes.</w:t>
+        <w:t>Input</w:t>
+      </w:r>
+      <w:r>
+        <w:rPr>
+          <w:b w:val="0"/>
+        </w:rPr>
+        <w:t xml:space="preserve"> → </w:t>
+      </w:r>
+      <w:r>
+        <w:rPr>
+          <w:b/>
+        </w:rPr>
+        <w:t>Process</w:t>
+      </w:r>
+      <w:r>
+        <w:rPr>
+          <w:b w:val="0"/>
+        </w:rPr>
+        <w:t xml:space="preserve"> → </w:t>
+      </w:r>
+      <w:r>
+        <w:rPr>
+          <w:b/>
+        </w:rPr>
+        <w:t>Output</w:t>
       </w:r>
     </w:p>
     <w:p>
@@ -815,19 +1883,41 @@
         <w:rPr>
           <w:b w:val="0"/>
         </w:rPr>
-        <w:t xml:space="preserve">Use the supplied constructed scenarios to make the </w:t>
+        <w:t>Trace the information. At each stage, ask what changed and how you could test it.</w:t>
+      </w:r>
+    </w:p>
+    <w:p>
+      <w:pPr>
+        <w:spacing w:line="336" w:lineRule="auto" w:after="180"/>
+      </w:pPr>
+      <w:r>
+        <w:rPr>
+          <w:b w:val="0"/>
+        </w:rPr>
+        <w:t>Which stage could fail even when the other two are correct? Explain:</w:t>
+      </w:r>
+    </w:p>
+    <w:p>
+      <w:pPr>
+        <w:spacing w:line="336" w:lineRule="auto" w:after="180"/>
+      </w:pPr>
+      <w:r>
+        <w:rPr>
+          <w:b w:val="0"/>
+        </w:rPr>
+        <w:t xml:space="preserve">Predict first. Then check each step. A correct answer without visible reasoning is incomplete </w:t>
       </w:r>
       <w:r>
         <w:rPr>
           <w:b/>
         </w:rPr>
-        <w:t>mechanism</w:t>
-      </w:r>
-      <w:r>
-        <w:rPr>
-          <w:b w:val="0"/>
-        </w:rPr>
-        <w:t xml:space="preserve"> inspectable. Collect W4 before sharing solutions.</w:t>
+        <w:t>evidence</w:t>
+      </w:r>
+      <w:r>
+        <w:rPr>
+          <w:b w:val="0"/>
+        </w:rPr>
+        <w:t>.</w:t>
       </w:r>
     </w:p>
     <w:p>
@@ -838,19 +1928,86 @@
         <w:rPr>
           <w:b w:val="0"/>
         </w:rPr>
-        <w:t xml:space="preserve">Students should name intermediate </w:t>
+        <w:t>1. Tool schema requires operation and two numbers.</w:t>
+      </w:r>
+    </w:p>
+    <w:p>
+      <w:pPr>
+        <w:spacing w:line="336" w:lineRule="auto" w:after="180"/>
+      </w:pPr>
+      <w:r>
+        <w:rPr>
+          <w:b w:val="0"/>
+        </w:rPr>
+        <w:t>2. Request sends operation=divide, a=18, b=24.</w:t>
+      </w:r>
+    </w:p>
+    <w:p>
+      <w:pPr>
+        <w:spacing w:line="336" w:lineRule="auto" w:after="180"/>
+      </w:pPr>
+      <w:r>
+        <w:rPr>
+          <w:b w:val="0"/>
+        </w:rPr>
+        <w:t>3. Tool returns result=0.75; product formats 75%.</w:t>
+      </w:r>
+    </w:p>
+    <w:p>
+      <w:pPr>
+        <w:spacing w:line="336" w:lineRule="auto" w:after="180"/>
+      </w:pPr>
+      <w:r>
+        <w:rPr>
+          <w:b w:val="0"/>
+        </w:rPr>
+        <w:t xml:space="preserve">4. Timeout or invalid </w:t>
       </w:r>
       <w:r>
         <w:rPr>
           <w:b/>
         </w:rPr>
+        <w:t>input</w:t>
+      </w:r>
+      <w:r>
+        <w:rPr>
+          <w:b w:val="0"/>
+        </w:rPr>
+        <w:t xml:space="preserve"> must trigger retry, repair, or safe explanation—not invented data.</w:t>
+      </w:r>
+    </w:p>
+    <w:p>
+      <w:pPr>
+        <w:spacing w:line="336" w:lineRule="auto" w:after="180"/>
+      </w:pPr>
+      <w:r>
+        <w:rPr>
+          <w:b w:val="0"/>
+        </w:rPr>
+        <w:t>Recalculate, retrace, or restate the reasoning in your own representation:</w:t>
+      </w:r>
+    </w:p>
+    <w:p>
+      <w:pPr>
+        <w:spacing w:line="336" w:lineRule="auto" w:after="180"/>
+      </w:pPr>
+      <w:r>
+        <w:rPr>
+          <w:b w:val="0"/>
+        </w:rPr>
+        <w:t xml:space="preserve">CHECK Did the </w:t>
+      </w:r>
+      <w:r>
+        <w:rPr>
+          <w:b/>
+        </w:rPr>
         <w:t>evidence</w:t>
       </w:r>
       <w:r>
         <w:rPr>
           <w:b w:val="0"/>
         </w:rPr>
-        <w:t xml:space="preserve"> and limitations; classroom pacing and learning effectiveness remain unvalidated.</w:t>
+        <w:t xml:space="preserve"> answer the exact question? Did the total, path, or source record stay consistent?</w:t>
       </w:r>
     </w:p>
     <w:p>
@@ -858,7 +2015,23 @@
         <w:pStyle w:val="Heading3"/>
       </w:pPr>
       <w:r>
-        <w:t>Readiness answer</w:t>
+        <w:t>Concrete teaching case</w:t>
+      </w:r>
+    </w:p>
+    <w:p>
+      <w:pPr>
+        <w:pStyle w:val="Heading3"/>
+      </w:pPr>
+      <w:r>
+        <w:t>Exact explanation to model</w:t>
+      </w:r>
+    </w:p>
+    <w:p>
+      <w:pPr>
+        <w:pStyle w:val="Heading3"/>
+      </w:pPr>
+      <w:r>
+        <w:t>Explain the added worked example</w:t>
       </w:r>
     </w:p>
     <w:p>
@@ -869,31 +2042,7 @@
         <w:rPr>
           <w:b w:val="0"/>
         </w:rPr>
-        <w:t xml:space="preserve">A result depends on the </w:t>
-      </w:r>
-      <w:r>
-        <w:rPr>
-          <w:b/>
-        </w:rPr>
-        <w:t>input</w:t>
-      </w:r>
-      <w:r>
-        <w:rPr>
-          <w:b w:val="0"/>
-        </w:rPr>
-        <w:t xml:space="preserve">s, procedure and conditions that produced it. Preserve data roles and distinguish observed outcomes from </w:t>
-      </w:r>
-      <w:r>
-        <w:rPr>
-          <w:b/>
-        </w:rPr>
-        <w:t>prediction</w:t>
-      </w:r>
-      <w:r>
-        <w:rPr>
-          <w:b w:val="0"/>
-        </w:rPr>
-        <w:t>s or unmeasured conditions.</w:t>
+        <w:t>Begin by writing the question the procedure is intended to answer. Identify the information already supplied, the information it will produce and the information still missing.</w:t>
       </w:r>
     </w:p>
     <w:p>
@@ -904,474 +2053,7 @@
         <w:rPr>
           <w:b w:val="0"/>
         </w:rPr>
-        <w:t>If the prior concept cannot be explained, use a short retrieval activity before this chapter.</w:t>
-      </w:r>
-    </w:p>
-    <w:p>
-      <w:pPr>
-        <w:spacing w:line="336" w:lineRule="auto" w:after="180"/>
-      </w:pPr>
-      <w:r>
-        <w:rPr>
-          <w:b w:val="0"/>
-        </w:rPr>
-        <w:t>Lesson and workbook; paper and pencil</w:t>
-      </w:r>
-    </w:p>
-    <w:p>
-      <w:pPr>
-        <w:spacing w:line="336" w:lineRule="auto" w:after="180"/>
-      </w:pPr>
-      <w:r>
-        <w:rPr>
-          <w:b w:val="0"/>
-        </w:rPr>
-        <w:t>Calculator and optional local Python 3 for arithmetic; no live API or private data</w:t>
-      </w:r>
-    </w:p>
-    <w:p>
-      <w:pPr>
-        <w:spacing w:line="336" w:lineRule="auto" w:after="180"/>
-      </w:pPr>
-      <w:r>
-        <w:rPr>
-          <w:b w:val="0"/>
-        </w:rPr>
-        <w:t>Prepare the fresh retry separately and withhold its solution until after collection</w:t>
-      </w:r>
-    </w:p>
-    <w:p>
-      <w:pPr>
-        <w:pStyle w:val="Heading3"/>
-      </w:pPr>
-      <w:r>
-        <w:t>End goal for the pictorial case</w:t>
-      </w:r>
-    </w:p>
-    <w:p>
-      <w:pPr>
-        <w:spacing w:line="336" w:lineRule="auto" w:after="180"/>
-      </w:pPr>
-      <w:r>
-        <w:rPr>
-          <w:b w:val="0"/>
-        </w:rPr>
-        <w:t>By the end, I can explain tools and apis using a traced example and a stated limitation.</w:t>
-      </w:r>
-    </w:p>
-    <w:p>
-      <w:pPr>
-        <w:spacing w:line="336" w:lineRule="auto" w:after="180"/>
-      </w:pPr>
-      <w:r>
-        <w:rPr>
-          <w:b w:val="0"/>
-        </w:rPr>
-        <w:t>This added worked case illustrates the week’s main idea. Retain all original and connected topics; schedule its practice within the teaching cycle.</w:t>
-      </w:r>
-    </w:p>
-    <w:p>
-      <w:pPr>
-        <w:pStyle w:val="Heading1"/>
-      </w:pPr>
-      <w:r>
-        <w:t>02. Explain the mechanism</w:t>
-      </w:r>
-    </w:p>
-    <w:p>
-      <w:r>
-        <w:t>Model Tools and APIs using the supplied case, labelled mechanism and reasoning. Make the scope of each conclusion explicit.</w:t>
-      </w:r>
-    </w:p>
-    <w:p>
-      <w:pPr>
-        <w:spacing w:line="336" w:lineRule="auto" w:after="180"/>
-      </w:pPr>
-      <w:r>
-        <w:rPr>
-          <w:b/>
-        </w:rPr>
-        <w:t>Input</w:t>
-      </w:r>
-      <w:r>
-        <w:rPr>
-          <w:b w:val="0"/>
-        </w:rPr>
-        <w:t xml:space="preserve"> → </w:t>
-      </w:r>
-      <w:r>
-        <w:rPr>
-          <w:b/>
-        </w:rPr>
-        <w:t>Process</w:t>
-      </w:r>
-      <w:r>
-        <w:rPr>
-          <w:b w:val="0"/>
-        </w:rPr>
-        <w:t xml:space="preserve"> → </w:t>
-      </w:r>
-      <w:r>
-        <w:rPr>
-          <w:b/>
-        </w:rPr>
-        <w:t>Output</w:t>
-      </w:r>
-    </w:p>
-    <w:p>
-      <w:pPr>
-        <w:spacing w:line="336" w:lineRule="auto" w:after="180"/>
-      </w:pPr>
-      <w:r>
-        <w:rPr>
-          <w:b w:val="0"/>
-        </w:rPr>
-        <w:t>Trace the information. At each stage, ask what changed and how you could test it.</w:t>
-      </w:r>
-    </w:p>
-    <w:p>
-      <w:pPr>
-        <w:spacing w:line="336" w:lineRule="auto" w:after="180"/>
-      </w:pPr>
-      <w:r>
-        <w:rPr>
-          <w:b w:val="0"/>
-        </w:rPr>
-        <w:t>Which stage could fail even when the other two are correct? Explain:</w:t>
-      </w:r>
-    </w:p>
-    <w:p>
-      <w:pPr>
-        <w:spacing w:line="336" w:lineRule="auto" w:after="180"/>
-      </w:pPr>
-      <w:r>
-        <w:rPr>
-          <w:b w:val="0"/>
-        </w:rPr>
-        <w:t xml:space="preserve">Predict first. Then check each step. A correct answer without visible reasoning is incomplete </w:t>
-      </w:r>
-      <w:r>
-        <w:rPr>
-          <w:b/>
-        </w:rPr>
-        <w:t>evidence</w:t>
-      </w:r>
-      <w:r>
-        <w:rPr>
-          <w:b w:val="0"/>
-        </w:rPr>
-        <w:t>.</w:t>
-      </w:r>
-    </w:p>
-    <w:p>
-      <w:pPr>
-        <w:spacing w:line="336" w:lineRule="auto" w:after="180"/>
-        <w:shd w:fill="F4F9FC"/>
-      </w:pPr>
-      <w:r>
-        <w:rPr>
-          <w:b w:val="0"/>
-        </w:rPr>
-        <w:t>1. Tool schema requires operation and two numbers.</w:t>
-      </w:r>
-    </w:p>
-    <w:p>
-      <w:pPr>
-        <w:spacing w:line="336" w:lineRule="auto" w:after="180"/>
-        <w:shd w:fill="F4F9FC"/>
-      </w:pPr>
-      <w:r>
-        <w:rPr>
-          <w:b w:val="0"/>
-        </w:rPr>
-        <w:t>2. Request sends operation=divide, a=18, b=24.</w:t>
-      </w:r>
-    </w:p>
-    <w:p>
-      <w:pPr>
-        <w:spacing w:line="336" w:lineRule="auto" w:after="180"/>
-        <w:shd w:fill="F4F9FC"/>
-      </w:pPr>
-      <w:r>
-        <w:rPr>
-          <w:b w:val="0"/>
-        </w:rPr>
-        <w:t>3. Tool returns result=0.75; product formats 75%.</w:t>
-      </w:r>
-    </w:p>
-    <w:p>
-      <w:pPr>
-        <w:spacing w:line="336" w:lineRule="auto" w:after="180"/>
-        <w:shd w:fill="F4F9FC"/>
-      </w:pPr>
-      <w:r>
-        <w:rPr>
-          <w:b w:val="0"/>
-        </w:rPr>
-        <w:t xml:space="preserve">4. Timeout or invalid </w:t>
-      </w:r>
-      <w:r>
-        <w:rPr>
-          <w:b/>
-        </w:rPr>
-        <w:t>input</w:t>
-      </w:r>
-      <w:r>
-        <w:rPr>
-          <w:b w:val="0"/>
-        </w:rPr>
-        <w:t xml:space="preserve"> must trigger retry, repair, or safe explanation—not invented data.</w:t>
-      </w:r>
-    </w:p>
-    <w:p>
-      <w:pPr>
-        <w:spacing w:line="336" w:lineRule="auto" w:after="180"/>
-      </w:pPr>
-      <w:r>
-        <w:rPr>
-          <w:b w:val="0"/>
-        </w:rPr>
-        <w:t>Recalculate, retrace, or restate the reasoning in your own representation:</w:t>
-      </w:r>
-    </w:p>
-    <w:p>
-      <w:pPr>
-        <w:spacing w:line="336" w:lineRule="auto" w:after="180"/>
-        <w:shd w:fill="F5F1FB"/>
-      </w:pPr>
-      <w:r>
-        <w:rPr>
-          <w:b w:val="0"/>
-        </w:rPr>
-        <w:t xml:space="preserve">CHECK Did the </w:t>
-      </w:r>
-      <w:r>
-        <w:rPr>
-          <w:b/>
-        </w:rPr>
-        <w:t>evidence</w:t>
-      </w:r>
-      <w:r>
-        <w:rPr>
-          <w:b w:val="0"/>
-        </w:rPr>
-        <w:t xml:space="preserve"> answer the exact question? Did the total, path, or source record stay consistent?</w:t>
-      </w:r>
-    </w:p>
-    <w:p>
-      <w:pPr>
-        <w:pStyle w:val="Heading3"/>
-      </w:pPr>
-      <w:r>
-        <w:t>Concrete teaching case</w:t>
-      </w:r>
-    </w:p>
-    <w:p>
-      <w:pPr>
-        <w:pStyle w:val="Heading3"/>
-      </w:pPr>
-      <w:r>
-        <w:t>The teaching case</w:t>
-      </w:r>
-    </w:p>
-    <w:p>
-      <w:pPr>
-        <w:spacing w:line="336" w:lineRule="auto" w:after="180"/>
-        <w:shd w:fill="F1F6FC"/>
-      </w:pPr>
-      <w:r>
-        <w:rPr>
-          <w:b w:val="0"/>
-        </w:rPr>
-        <w:t>An assistant has calculator and source-search tools. Request: 12 times 9 and habitat definition from a class pack.</w:t>
-      </w:r>
-    </w:p>
-    <w:p>
-      <w:pPr>
-        <w:pStyle w:val="Heading3"/>
-      </w:pPr>
-      <w:r>
-        <w:t>The teaching case</w:t>
-      </w:r>
-    </w:p>
-    <w:p>
-      <w:pPr>
-        <w:spacing w:line="336" w:lineRule="auto" w:after="180"/>
-        <w:shd w:fill="F1F6FC"/>
-      </w:pPr>
-      <w:r>
-        <w:rPr>
-          <w:b w:val="0"/>
-        </w:rPr>
-        <w:t>Choose and verify tools.</w:t>
-      </w:r>
-    </w:p>
-    <w:p>
-      <w:pPr>
-        <w:pStyle w:val="Heading3"/>
-      </w:pPr>
-      <w:r>
-        <w:t>Exact explanation to model</w:t>
-      </w:r>
-    </w:p>
-    <w:p>
-      <w:pPr>
-        <w:pStyle w:val="Heading3"/>
-      </w:pPr>
-      <w:r>
-        <w:t>Why the result follows</w:t>
-      </w:r>
-    </w:p>
-    <w:p>
-      <w:pPr>
-        <w:spacing w:line="336" w:lineRule="auto" w:after="180"/>
-        <w:shd w:fill="F1F6FC"/>
-      </w:pPr>
-      <w:r>
-        <w:rPr>
-          <w:b w:val="0"/>
-        </w:rPr>
-        <w:t xml:space="preserve">Calculator returns 108; search retrieves the definition. Verify </w:t>
-      </w:r>
-      <w:r>
-        <w:rPr>
-          <w:b/>
-        </w:rPr>
-        <w:t>input</w:t>
-      </w:r>
-      <w:r>
-        <w:rPr>
-          <w:b w:val="0"/>
-        </w:rPr>
-        <w:t xml:space="preserve">s, </w:t>
-      </w:r>
-      <w:r>
-        <w:rPr>
-          <w:b/>
-        </w:rPr>
-        <w:t>output</w:t>
-      </w:r>
-      <w:r>
-        <w:rPr>
-          <w:b w:val="0"/>
-        </w:rPr>
-        <w:t>s and supporting passage before answering.</w:t>
-      </w:r>
-    </w:p>
-    <w:p>
-      <w:pPr>
-        <w:pStyle w:val="Heading3"/>
-      </w:pPr>
-      <w:r>
-        <w:t>Explain the added worked example</w:t>
-      </w:r>
-    </w:p>
-    <w:p>
-      <w:pPr>
-        <w:spacing w:line="336" w:lineRule="auto" w:after="180"/>
-      </w:pPr>
-      <w:r>
-        <w:rPr>
-          <w:b w:val="0"/>
-        </w:rPr>
-        <w:t xml:space="preserve">Tools expose structured operations with </w:t>
-      </w:r>
-      <w:r>
-        <w:rPr>
-          <w:b/>
-        </w:rPr>
-        <w:t>input</w:t>
-      </w:r>
-      <w:r>
-        <w:rPr>
-          <w:b w:val="0"/>
-        </w:rPr>
-        <w:t xml:space="preserve"> and </w:t>
-      </w:r>
-      <w:r>
-        <w:rPr>
-          <w:b/>
-        </w:rPr>
-        <w:t>output</w:t>
-      </w:r>
-      <w:r>
-        <w:rPr>
-          <w:b w:val="0"/>
-        </w:rPr>
-        <w:t xml:space="preserve"> contracts. Generating a </w:t>
-      </w:r>
-      <w:r>
-        <w:rPr>
-          <w:b/>
-        </w:rPr>
-        <w:t>tool call</w:t>
-      </w:r>
-      <w:r>
-        <w:rPr>
-          <w:b w:val="0"/>
-        </w:rPr>
-        <w:t xml:space="preserve"> is a proposal; validation and authorisation decide whether it executes.</w:t>
-      </w:r>
-    </w:p>
-    <w:p>
-      <w:pPr>
-        <w:pStyle w:val="Heading3"/>
-      </w:pPr>
-      <w:r>
-        <w:t>Explain the added worked example · 1</w:t>
-      </w:r>
-    </w:p>
-    <w:p>
-      <w:pPr>
-        <w:spacing w:line="336" w:lineRule="auto" w:after="180"/>
-      </w:pPr>
-      <w:r>
-        <w:rPr>
-          <w:b w:val="0"/>
-        </w:rPr>
-        <w:t>Begin by writing the question the procedure is intended to answer. Identify the information already supplied, the information it will produce and the information still missing.</w:t>
-      </w:r>
-    </w:p>
-    <w:p>
-      <w:pPr>
-        <w:spacing w:line="336" w:lineRule="auto" w:after="180"/>
-      </w:pPr>
-      <w:r>
-        <w:rPr>
-          <w:b w:val="0"/>
-        </w:rPr>
         <w:t>These are constructed classroom examples; they do not require live accounts, private records or an external service. Do not treat a plausible explanation as a measured outcome.</w:t>
-      </w:r>
-    </w:p>
-    <w:p>
-      <w:pPr>
-        <w:spacing w:line="336" w:lineRule="auto" w:after="180"/>
-      </w:pPr>
-      <w:r>
-        <w:rPr>
-          <w:b w:val="0"/>
-        </w:rPr>
-        <w:t xml:space="preserve">For lookup_room accept exactly room_id as a nonempty string; return found plus capacity or a not-found result. It is read-only. Reject unknown </w:t>
-      </w:r>
-      <w:r>
-        <w:rPr>
-          <w:b/>
-        </w:rPr>
-        <w:t>argument</w:t>
-      </w:r>
-      <w:r>
-        <w:rPr>
-          <w:b w:val="0"/>
-        </w:rPr>
-        <w:t>s and do not replace missing values with invented facts.</w:t>
-      </w:r>
-    </w:p>
-    <w:p>
-      <w:pPr>
-        <w:pStyle w:val="Heading3"/>
-      </w:pPr>
-      <w:r>
-        <w:t>Explain the added worked example · 2</w:t>
       </w:r>
     </w:p>
     <w:p>
@@ -1580,60 +2262,6 @@
         <w:rPr>
           <w:b w:val="0"/>
         </w:rPr>
-        <w:t xml:space="preserve">Proposed call lookup_room has room_id=B and extra </w:t>
-      </w:r>
-      <w:r>
-        <w:rPr>
-          <w:b/>
-        </w:rPr>
-        <w:t>argument</w:t>
-      </w:r>
-      <w:r>
-        <w:rPr>
-          <w:b w:val="0"/>
-        </w:rPr>
-        <w:t xml:space="preserve"> book=true.</w:t>
-      </w:r>
-    </w:p>
-    <w:p>
-      <w:pPr>
-        <w:spacing w:line="336" w:lineRule="auto" w:after="180"/>
-      </w:pPr>
-      <w:r>
-        <w:rPr>
-          <w:b w:val="0"/>
-        </w:rPr>
-        <w:t xml:space="preserve">Reject the extra field under the closed </w:t>
-      </w:r>
-      <w:r>
-        <w:rPr>
-          <w:b/>
-        </w:rPr>
-        <w:t>input</w:t>
-      </w:r>
-      <w:r>
-        <w:rPr>
-          <w:b w:val="0"/>
-        </w:rPr>
-        <w:t xml:space="preserve"> contract. The lookup tool provides no booking authority even if the requested room exists.</w:t>
-      </w:r>
-    </w:p>
-    <w:p>
-      <w:pPr>
-        <w:pStyle w:val="Heading3"/>
-      </w:pPr>
-      <w:r>
-        <w:t>Model the reasoning aloud · 3</w:t>
-      </w:r>
-    </w:p>
-    <w:p>
-      <w:pPr>
-        <w:spacing w:line="336" w:lineRule="auto" w:after="180"/>
-      </w:pPr>
-      <w:r>
-        <w:rPr>
-          <w:b w:val="0"/>
-        </w:rPr>
         <w:t xml:space="preserve">Compare the intermediate </w:t>
       </w:r>
       <w:r>
@@ -1807,73 +2435,10 @@
     </w:p>
     <w:p>
       <w:pPr>
-        <w:spacing w:line="336" w:lineRule="auto" w:after="180"/>
-      </w:pPr>
-      <w:r>
-        <w:rPr>
-          <w:b w:val="0"/>
-        </w:rPr>
-        <w:t>Check a library lookup call before it reaches a tool.</w:t>
-      </w:r>
-    </w:p>
-    <w:p>
-      <w:pPr>
         <w:pStyle w:val="Heading3"/>
       </w:pPr>
       <w:r>
         <w:t>The facts we will use</w:t>
-      </w:r>
-    </w:p>
-    <w:p>
-      <w:pPr>
-        <w:pStyle w:val="Heading3"/>
-      </w:pPr>
-      <w:r>
-        <w:t>Supplied facts</w:t>
-      </w:r>
-    </w:p>
-    <w:p>
-      <w:pPr>
-        <w:spacing w:line="336" w:lineRule="auto" w:after="180"/>
-        <w:shd w:fill="F1F6FC"/>
-      </w:pPr>
-      <w:r>
-        <w:rPr>
-          <w:b w:val="0"/>
-        </w:rPr>
-        <w:t>lookup_book accepts exactly one field: book_id, a string. Registry IDs are C7 and M2. The proposed call is {book_id: C7}.</w:t>
-      </w:r>
-    </w:p>
-    <w:p>
-      <w:pPr>
-        <w:pStyle w:val="Heading3"/>
-      </w:pPr>
-      <w:r>
-        <w:t>Supplied facts</w:t>
-      </w:r>
-    </w:p>
-    <w:p>
-      <w:pPr>
-        <w:spacing w:line="336" w:lineRule="auto" w:after="180"/>
-        <w:shd w:fill="F1F6FC"/>
-      </w:pPr>
-      <w:r>
-        <w:rPr>
-          <w:b w:val="0"/>
-        </w:rPr>
-        <w:t xml:space="preserve">All </w:t>
-      </w:r>
-      <w:r>
-        <w:rPr>
-          <w:b/>
-        </w:rPr>
-        <w:t>input</w:t>
-      </w:r>
-      <w:r>
-        <w:rPr>
-          <w:b w:val="0"/>
-        </w:rPr>
-        <w:t>s and outcomes in this worked example are invented classroom data; no real model run is claimed.</w:t>
       </w:r>
     </w:p>
     <w:p>
@@ -1881,7 +2446,7 @@
         <w:drawing>
           <wp:inline xmlns:a="http://schemas.openxmlformats.org/drawingml/2006/main" xmlns:pic="http://schemas.openxmlformats.org/drawingml/2006/picture">
             <wp:extent cx="5486400" cy="5185229"/>
-            <wp:docPr id="1" name="Picture 1" descr="Tools and APIs. Check shape: Exactly book_id is supplied, and C7 is text.. Check membership: C7 occurs in the authorised registry.. Read only: Run the lookup. This tool contract contains no lending or deletion operation."/>
+            <wp:docPr id="2" name="Picture 2" descr="Tools and APIs. Check shape: Exactly book_id is supplied, and C7 is text.. Check membership: C7 occurs in the authorised registry.. Read only: Run the lookup. This tool contract contains no lending or deletion operation."/>
             <wp:cNvGraphicFramePr>
               <a:graphicFrameLocks noChangeAspect="1"/>
             </wp:cNvGraphicFramePr>
@@ -1893,7 +2458,7 @@
                     <pic:cNvPicPr/>
                   </pic:nvPicPr>
                   <pic:blipFill>
-                    <a:blip r:embed="rId9"/>
+                    <a:blip r:embed="rId10"/>
                     <a:stretch>
                       <a:fillRect/>
                     </a:stretch>
@@ -1917,114 +2482,7 @@
         <w:pStyle w:val="Heading3"/>
       </w:pPr>
       <w:r>
-        <w:t>Read the picture one step at a time</w:t>
-      </w:r>
-    </w:p>
-    <w:tbl>
-      <w:tblPr>
-        <w:tblStyle w:val="LightShading-Accent1"/>
-        <w:tblW w:type="auto" w:w="0"/>
-        <w:tblLook w:firstColumn="1" w:firstRow="1" w:lastColumn="0" w:lastRow="0" w:noHBand="0" w:noVBand="1" w:val="04A0"/>
-      </w:tblPr>
-      <w:tblGrid>
-        <w:gridCol w:w="5112"/>
-        <w:gridCol w:w="5112"/>
-      </w:tblGrid>
-      <w:tr>
-        <w:trPr>
-          <w:tblHeader/>
-        </w:trPr>
-        <w:tc>
-          <w:tcPr>
-            <w:tcW w:type="dxa" w:w="5112"/>
-          </w:tcPr>
-          <w:p>
-            <w:r>
-              <w:t>Step</w:t>
-            </w:r>
-          </w:p>
-        </w:tc>
-        <w:tc>
-          <w:tcPr>
-            <w:tcW w:type="dxa" w:w="5112"/>
-          </w:tcPr>
-          <w:p>
-            <w:r>
-              <w:t>What happens and why</w:t>
-            </w:r>
-          </w:p>
-        </w:tc>
-      </w:tr>
-      <w:tr>
-        <w:tc>
-          <w:tcPr>
-            <w:tcW w:type="dxa" w:w="5112"/>
-          </w:tcPr>
-          <w:p>
-            <w:r>
-              <w:t>1. Check shape</w:t>
-            </w:r>
-          </w:p>
-        </w:tc>
-        <w:tc>
-          <w:tcPr>
-            <w:tcW w:type="dxa" w:w="5112"/>
-          </w:tcPr>
-          <w:p>
-            <w:r>
-              <w:t>Exactly book_id is supplied, and C7 is text.</w:t>
-            </w:r>
-          </w:p>
-        </w:tc>
-      </w:tr>
-      <w:tr>
-        <w:tc>
-          <w:tcPr>
-            <w:tcW w:type="dxa" w:w="5112"/>
-          </w:tcPr>
-          <w:p>
-            <w:r>
-              <w:t>2. Check membership</w:t>
-            </w:r>
-          </w:p>
-        </w:tc>
-        <w:tc>
-          <w:tcPr>
-            <w:tcW w:type="dxa" w:w="5112"/>
-          </w:tcPr>
-          <w:p>
-            <w:r>
-              <w:t>C7 occurs in the authorised registry.</w:t>
-            </w:r>
-          </w:p>
-        </w:tc>
-      </w:tr>
-      <w:tr>
-        <w:tc>
-          <w:tcPr>
-            <w:tcW w:type="dxa" w:w="5112"/>
-          </w:tcPr>
-          <w:p>
-            <w:r>
-              <w:t>3. Read only</w:t>
-            </w:r>
-          </w:p>
-        </w:tc>
-        <w:tc>
-          <w:tcPr>
-            <w:tcW w:type="dxa" w:w="5112"/>
-          </w:tcPr>
-          <w:p>
-            <w:r>
-              <w:t>Run the lookup. This tool contract contains no lending or deletion operation.</w:t>
-            </w:r>
-          </w:p>
-        </w:tc>
-      </w:tr>
-    </w:tbl>
-    <w:p>
-      <w:r>
-        <w:t>Match each pictured step to the supplied facts. This is a worked teaching case, not an independent assessment.</w:t>
+        <w:t>Why this result follows</w:t>
       </w:r>
     </w:p>
     <w:p>
@@ -2032,7 +2490,7 @@
         <w:pStyle w:val="Heading3"/>
       </w:pPr>
       <w:r>
-        <w:t>Why this result follows</w:t>
+        <w:t>What this example does not establish</w:t>
       </w:r>
     </w:p>
     <w:p>
@@ -2040,43 +2498,349 @@
         <w:pStyle w:val="Heading3"/>
       </w:pPr>
       <w:r>
-        <w:t>Why the result follows</w:t>
+        <w:t>Change one thing in the pictured case</w:t>
+      </w:r>
+    </w:p>
+    <w:p>
+      <w:pPr>
+        <w:pStyle w:val="Heading3"/>
+      </w:pPr>
+      <w:r>
+        <w:t>Ask while showing the picture</w:t>
+      </w:r>
+    </w:p>
+    <w:p>
+      <w:pPr>
+        <w:pStyle w:val="Heading1"/>
+      </w:pPr>
+      <w:r>
+        <w:t>03. Guide the explanation, then remove help</w:t>
+      </w:r>
+    </w:p>
+    <w:p>
+      <w:r>
+        <w:t>Collect each learner’s reasoning before showing feedback.</w:t>
+      </w:r>
+    </w:p>
+    <w:p>
+      <w:pPr>
+        <w:pStyle w:val="Heading2"/>
+      </w:pPr>
+      <w:r>
+        <w:t>Main completion prompt</w:t>
       </w:r>
     </w:p>
     <w:p>
       <w:pPr>
         <w:spacing w:line="336" w:lineRule="auto" w:after="180"/>
-        <w:shd w:fill="F1F6FC"/>
-      </w:pPr>
-      <w:r>
-        <w:rPr>
-          <w:b w:val="0"/>
-        </w:rPr>
-        <w:t xml:space="preserve">Read the picture in order. Run the lookup. This tool contract contains no lending or deletion operation. The arrows show which recorded </w:t>
+      </w:pPr>
+      <w:r>
+        <w:rPr>
+          <w:b w:val="0"/>
+        </w:rPr>
+        <w:t xml:space="preserve">Completion task: Proposed call lookup_room has room_id=B and extra </w:t>
       </w:r>
       <w:r>
         <w:rPr>
           <w:b/>
         </w:rPr>
+        <w:t>argument</w:t>
+      </w:r>
+      <w:r>
+        <w:rPr>
+          <w:b w:val="0"/>
+        </w:rPr>
+        <w:t xml:space="preserve"> book=true. Show the intermediate steps and give the conclusion with its scope.</w:t>
+      </w:r>
+    </w:p>
+    <w:p>
+      <w:pPr>
+        <w:pStyle w:val="Heading2"/>
+      </w:pPr>
+      <w:r>
+        <w:t>Expected reasoning and fading help</w:t>
+      </w:r>
+    </w:p>
+    <w:p>
+      <w:pPr>
+        <w:spacing w:line="336" w:lineRule="auto" w:after="180"/>
+      </w:pPr>
+      <w:r>
+        <w:rPr>
+          <w:b w:val="0"/>
+        </w:rPr>
+        <w:t xml:space="preserve">Teacher check: Teacher explanation: Reject the extra field under the closed </w:t>
+      </w:r>
+      <w:r>
+        <w:rPr>
+          <w:b/>
+        </w:rPr>
         <w:t>input</w:t>
       </w:r>
       <w:r>
         <w:rPr>
           <w:b w:val="0"/>
         </w:rPr>
-        <w:t xml:space="preserve"> or intermediate result each decision uses.</w:t>
+        <w:t xml:space="preserve"> contract. The lookup tool provides no booking authority even if the requested room exists.</w:t>
       </w:r>
     </w:p>
     <w:p>
       <w:pPr>
         <w:spacing w:line="336" w:lineRule="auto" w:after="180"/>
-        <w:shd w:fill="F1F6FC"/>
-      </w:pPr>
-      <w:r>
-        <w:rPr>
-          <w:b w:val="0"/>
-        </w:rPr>
-        <w:t>Explain the deciding step aloud before checking the changed case; pointing to the final answer alone does not show how it follows.</w:t>
+      </w:pPr>
+      <w:r>
+        <w:rPr>
+          <w:b w:val="0"/>
+        </w:rPr>
+        <w:t xml:space="preserve">Start by identifying the given </w:t>
+      </w:r>
+      <w:r>
+        <w:rPr>
+          <w:b/>
+        </w:rPr>
+        <w:t>input</w:t>
+      </w:r>
+      <w:r>
+        <w:rPr>
+          <w:b w:val="0"/>
+        </w:rPr>
+        <w:t>s together. Leave the intermediate steps blank. If needed, model one step, then withdraw that help on the next step. Move to a full trace only when the partial trace is understood.</w:t>
+      </w:r>
+    </w:p>
+    <w:p>
+      <w:pPr>
+        <w:spacing w:line="336" w:lineRule="auto" w:after="180"/>
+      </w:pPr>
+      <w:r>
+        <w:rPr>
+          <w:b w:val="0"/>
+        </w:rPr>
+        <w:t>For partners, alternate explainer and checker; collect a response from every learner before discussion.</w:t>
+      </w:r>
+    </w:p>
+    <w:p>
+      <w:pPr>
+        <w:pStyle w:val="Heading2"/>
+      </w:pPr>
+      <w:r>
+        <w:t>Individual misconception check</w:t>
+      </w:r>
+    </w:p>
+    <w:p>
+      <w:pPr>
+        <w:spacing w:line="336" w:lineRule="auto" w:after="180"/>
+      </w:pPr>
+      <w:r>
+        <w:rPr>
+          <w:b w:val="0"/>
+        </w:rPr>
+        <w:t xml:space="preserve">Use the worked case for Tools and </w:t>
+      </w:r>
+      <w:r>
+        <w:rPr>
+          <w:b/>
+        </w:rPr>
+        <w:t>API contract</w:t>
+      </w:r>
+      <w:r>
+        <w:rPr>
+          <w:b w:val="0"/>
+        </w:rPr>
+        <w:t>s. Proposed explanation: “The worked result establishes every future case”. Decide whether this explanation is supported.</w:t>
+      </w:r>
+    </w:p>
+    <w:p>
+      <w:pPr>
+        <w:spacing w:line="336" w:lineRule="auto" w:after="180"/>
+      </w:pPr>
+      <w:r>
+        <w:rPr>
+          <w:b w:val="0"/>
+        </w:rPr>
+        <w:t>Point to the step or supplied fact that decides; explain your repair if needed.</w:t>
+      </w:r>
+    </w:p>
+    <w:p>
+      <w:pPr>
+        <w:spacing w:line="336" w:lineRule="auto" w:after="180"/>
+      </w:pPr>
+      <w:r>
+        <w:rPr>
+          <w:b w:val="0"/>
+        </w:rPr>
+        <w:t>Expected correction: A successful tool result supports only its declared data and operation; it does not authorise subsequent side effects.</w:t>
+      </w:r>
+    </w:p>
+    <w:p>
+      <w:pPr>
+        <w:spacing w:line="336" w:lineRule="auto" w:after="180"/>
+      </w:pPr>
+      <w:r>
+        <w:rPr>
+          <w:b w:val="0"/>
+        </w:rPr>
+        <w:t>Collect explanations, not only yes/no votes. If a misunderstanding is common, re-model the relevant step for the class.</w:t>
+      </w:r>
+    </w:p>
+    <w:p>
+      <w:pPr>
+        <w:spacing w:line="336" w:lineRule="auto" w:after="180"/>
+      </w:pPr>
+      <w:r>
+        <w:rPr>
+          <w:b w:val="0"/>
+        </w:rPr>
+        <w:t>If it affects a few learners, give a short targeted group explanation while others solve a more demanding variation.</w:t>
+      </w:r>
+    </w:p>
+    <w:p>
+      <w:pPr>
+        <w:pStyle w:val="Heading2"/>
+      </w:pPr>
+      <w:r>
+        <w:t>Pictorial question and changed-case reasoning</w:t>
+      </w:r>
+    </w:p>
+    <w:p>
+      <w:pPr>
+        <w:spacing w:line="336" w:lineRule="auto" w:after="180"/>
+      </w:pPr>
+      <w:r>
+        <w:rPr>
+          <w:b w:val="0"/>
+        </w:rPr>
+        <w:t xml:space="preserve">Does a valid C7 ID permit the extra lending action? Point to the relevant step in the picture, then write the changed result and the rule or </w:t>
+      </w:r>
+      <w:r>
+        <w:rPr>
+          <w:b/>
+        </w:rPr>
+        <w:t>evidence</w:t>
+      </w:r>
+      <w:r>
+        <w:rPr>
+          <w:b w:val="0"/>
+        </w:rPr>
+        <w:t xml:space="preserve"> that supports it.</w:t>
+      </w:r>
+    </w:p>
+    <w:p>
+      <w:pPr>
+        <w:spacing w:line="336" w:lineRule="auto" w:after="180"/>
+      </w:pPr>
+      <w:r>
+        <w:rPr>
+          <w:b w:val="0"/>
+        </w:rPr>
+        <w:t>No. ID validity and operation permission are separate checks; reject the extra field under this contract. Changed-case check: Reject the call before invoking the tool.</w:t>
+      </w:r>
+    </w:p>
+    <w:p>
+      <w:pPr>
+        <w:spacing w:line="336" w:lineRule="auto" w:after="180"/>
+      </w:pPr>
+      <w:r>
+        <w:rPr>
+          <w:b w:val="0"/>
+        </w:rPr>
+        <w:t>An extra operation is outside the exact allowed contract, even when book_id is valid.</w:t>
+      </w:r>
+    </w:p>
+    <w:p>
+      <w:pPr>
+        <w:spacing w:line="336" w:lineRule="auto" w:after="180"/>
+      </w:pPr>
+      <w:r>
+        <w:rPr>
+          <w:b w:val="0"/>
+        </w:rPr>
+        <w:t>Changed-case reasoning: Reject the call before invoking the tool. An extra operation is outside the exact allowed contract, even when book_id is valid.</w:t>
+      </w:r>
+    </w:p>
+    <w:p>
+      <w:pPr>
+        <w:spacing w:line="336" w:lineRule="auto" w:after="180"/>
+      </w:pPr>
+      <w:r>
+        <w:rPr>
+          <w:b w:val="0"/>
+        </w:rPr>
+        <w:t xml:space="preserve">Collect each learner’s explanation before discussion. Use the first missing connection between </w:t>
+      </w:r>
+      <w:r>
+        <w:rPr>
+          <w:b/>
+        </w:rPr>
+        <w:t>input</w:t>
+      </w:r>
+      <w:r>
+        <w:rPr>
+          <w:b w:val="0"/>
+        </w:rPr>
+        <w:t xml:space="preserve">, deciding step and result to choose support. This question is worked-case practice, not fresh mastery </w:t>
+      </w:r>
+      <w:r>
+        <w:rPr>
+          <w:b/>
+        </w:rPr>
+        <w:t>evidence</w:t>
+      </w:r>
+      <w:r>
+        <w:rPr>
+          <w:b w:val="0"/>
+        </w:rPr>
+        <w:t>.</w:t>
+      </w:r>
+    </w:p>
+    <w:p>
+      <w:pPr>
+        <w:pStyle w:val="Heading2"/>
+      </w:pPr>
+      <w:r>
+        <w:t>Keep each learner explaining</w:t>
+      </w:r>
+    </w:p>
+    <w:p>
+      <w:pPr>
+        <w:pStyle w:val="ListBullet"/>
+      </w:pPr>
+      <w:r>
+        <w:t>Ask: Which facts are given, and which would we have to assume? Learners mark relevant details before discussing answers.</w:t>
+      </w:r>
+    </w:p>
+    <w:p>
+      <w:pPr>
+        <w:pStyle w:val="ListBullet"/>
+      </w:pPr>
+      <w:r>
+        <w:t>Say: Predict first. Show the rule, information path or calculation that would produce the result. A correct guess is not yet an explanation.</w:t>
+      </w:r>
+    </w:p>
+    <w:p>
+      <w:pPr>
+        <w:pStyle w:val="ListBullet"/>
+      </w:pPr>
+      <w:r>
+        <w:t>In pairs, one learner solves while the other checks evidence; exchange roles. Remove the worked answer before independent assessment.</w:t>
+      </w:r>
+    </w:p>
+    <w:p>
+      <w:pPr>
+        <w:pStyle w:val="Heading2"/>
+      </w:pPr>
+      <w:r>
+        <w:t>Earlier wording, alternatives and picture transcripts · reference / check after trying</w:t>
+      </w:r>
+    </w:p>
+    <w:p>
+      <w:pPr>
+        <w:spacing w:line="336" w:lineRule="auto" w:after="180"/>
+      </w:pPr>
+      <w:r>
+        <w:rPr>
+          <w:b w:val="0"/>
+        </w:rPr>
+        <w:t>Demonstrate and guide practice</w:t>
       </w:r>
     </w:p>
     <w:p>
@@ -2084,7 +2848,87 @@
         <w:pStyle w:val="Heading3"/>
       </w:pPr>
       <w:r>
-        <w:t>What this example does not establish</w:t>
+        <w:t>Board sequence</w:t>
+      </w:r>
+    </w:p>
+    <w:p>
+      <w:pPr>
+        <w:spacing w:line="336" w:lineRule="auto" w:after="180"/>
+      </w:pPr>
+      <w:r>
+        <w:rPr>
+          <w:b w:val="0"/>
+        </w:rPr>
+        <w:t>Write the given facts: An assistant has calculator and source-search tools. Request: 12 times 9 and habitat definition from a class pack.</w:t>
+      </w:r>
+    </w:p>
+    <w:p>
+      <w:pPr>
+        <w:spacing w:line="336" w:lineRule="auto" w:after="180"/>
+      </w:pPr>
+      <w:r>
+        <w:rPr>
+          <w:b w:val="0"/>
+        </w:rPr>
+        <w:t>Write the question to explain: Choose and verify tools.</w:t>
+      </w:r>
+    </w:p>
+    <w:p>
+      <w:pPr>
+        <w:spacing w:line="336" w:lineRule="auto" w:after="180"/>
+      </w:pPr>
+      <w:r>
+        <w:rPr>
+          <w:b w:val="0"/>
+        </w:rPr>
+        <w:t xml:space="preserve">Reveal after </w:t>
+      </w:r>
+      <w:r>
+        <w:rPr>
+          <w:b/>
+        </w:rPr>
+        <w:t>prediction</w:t>
+      </w:r>
+      <w:r>
+        <w:rPr>
+          <w:b w:val="0"/>
+        </w:rPr>
+        <w:t xml:space="preserve">s: Calculator returns 108; search retrieves the definition. Verify </w:t>
+      </w:r>
+      <w:r>
+        <w:rPr>
+          <w:b/>
+        </w:rPr>
+        <w:t>input</w:t>
+      </w:r>
+      <w:r>
+        <w:rPr>
+          <w:b w:val="0"/>
+        </w:rPr>
+        <w:t xml:space="preserve">s, </w:t>
+      </w:r>
+      <w:r>
+        <w:rPr>
+          <w:b/>
+        </w:rPr>
+        <w:t>output</w:t>
+      </w:r>
+      <w:r>
+        <w:rPr>
+          <w:b w:val="0"/>
+        </w:rPr>
+        <w:t>s and supporting passage before answering.</w:t>
+      </w:r>
+    </w:p>
+    <w:p>
+      <w:pPr>
+        <w:spacing w:line="336" w:lineRule="auto" w:after="180"/>
+      </w:pPr>
+      <w:r>
+        <w:rPr>
+          <w:b w:val="0"/>
+        </w:rPr>
+        <w:t>Use the earlier changed question as optional later practice. Reserve Validate the fresh K room calls independently for the first independent attempt before hints or feedback.</w:t>
       </w:r>
     </w:p>
     <w:p>
@@ -2092,386 +2936,18 @@
         <w:pStyle w:val="Heading3"/>
       </w:pPr>
       <w:r>
-        <w:t>Keep the stated limit</w:t>
+        <w:t>Classroom dialogue</w:t>
       </w:r>
     </w:p>
     <w:p>
       <w:pPr>
         <w:spacing w:line="336" w:lineRule="auto" w:after="180"/>
-        <w:shd w:fill="FFF5E6"/>
-      </w:pPr>
-      <w:r>
-        <w:rPr>
-          <w:b w:val="0"/>
-        </w:rPr>
-        <w:t xml:space="preserve">A valid </w:t>
-      </w:r>
-      <w:r>
-        <w:rPr>
-          <w:b/>
-        </w:rPr>
-        <w:t>tool call</w:t>
-      </w:r>
-      <w:r>
-        <w:rPr>
-          <w:b w:val="0"/>
-        </w:rPr>
-        <w:t xml:space="preserve"> can still return unavailable or outdated records. Validate the response and access rights separately.</w:t>
-      </w:r>
-    </w:p>
-    <w:p>
-      <w:pPr>
-        <w:pStyle w:val="Heading3"/>
-      </w:pPr>
-      <w:r>
-        <w:t>Change one thing in the pictured case</w:t>
-      </w:r>
-    </w:p>
-    <w:p>
-      <w:pPr>
-        <w:pStyle w:val="Heading3"/>
-      </w:pPr>
-      <w:r>
-        <w:t>Change one thing</w:t>
-      </w:r>
-    </w:p>
-    <w:p>
-      <w:pPr>
-        <w:spacing w:line="336" w:lineRule="auto" w:after="180"/>
-        <w:shd w:fill="F5F1FB"/>
-      </w:pPr>
-      <w:r>
-        <w:rPr>
-          <w:b w:val="0"/>
-        </w:rPr>
-        <w:t>Change: Add lend: true to the same call.</w:t>
-      </w:r>
-    </w:p>
-    <w:p>
-      <w:pPr>
-        <w:pStyle w:val="Heading3"/>
-      </w:pPr>
-      <w:r>
-        <w:t>Predicted result</w:t>
-      </w:r>
-    </w:p>
-    <w:p>
-      <w:pPr>
-        <w:spacing w:line="336" w:lineRule="auto" w:after="180"/>
-        <w:shd w:fill="F1F6FC"/>
-      </w:pPr>
-      <w:r>
-        <w:rPr>
-          <w:b/>
-        </w:rPr>
-        <w:t>Prediction</w:t>
-      </w:r>
-      <w:r>
-        <w:rPr>
-          <w:b w:val="0"/>
-        </w:rPr>
-        <w:t>: Reject the call before invoking the tool.</w:t>
-      </w:r>
-    </w:p>
-    <w:p>
-      <w:pPr>
-        <w:pStyle w:val="Heading3"/>
-      </w:pPr>
-      <w:r>
-        <w:t>Why the result follows</w:t>
-      </w:r>
-    </w:p>
-    <w:p>
-      <w:pPr>
-        <w:spacing w:line="336" w:lineRule="auto" w:after="180"/>
-        <w:shd w:fill="F1F6FC"/>
-      </w:pPr>
-      <w:r>
-        <w:rPr>
-          <w:b w:val="0"/>
-        </w:rPr>
-        <w:t>Reason: An extra operation is outside the exact allowed contract, even when book_id is valid.</w:t>
-      </w:r>
-    </w:p>
-    <w:p>
-      <w:pPr>
-        <w:pStyle w:val="Heading3"/>
-      </w:pPr>
-      <w:r>
-        <w:t>Ask while showing the picture</w:t>
-      </w:r>
-    </w:p>
-    <w:p>
-      <w:pPr>
-        <w:pStyle w:val="Heading3"/>
-      </w:pPr>
-      <w:r>
-        <w:t>Ask while showing the picture · 4</w:t>
-      </w:r>
-    </w:p>
-    <w:p>
-      <w:pPr>
-        <w:spacing w:line="336" w:lineRule="auto" w:after="180"/>
-      </w:pPr>
-      <w:r>
-        <w:rPr>
-          <w:b w:val="0"/>
-        </w:rPr>
-        <w:t xml:space="preserve">Cover the result. Ask learners to name the </w:t>
-      </w:r>
-      <w:r>
-        <w:rPr>
-          <w:b/>
-        </w:rPr>
-        <w:t>input</w:t>
-      </w:r>
-      <w:r>
-        <w:rPr>
-          <w:b w:val="0"/>
-        </w:rPr>
-        <w:t xml:space="preserve">s and predict the next step. Uncover one step, connect the icon to the actual procedure, and explain its </w:t>
-      </w:r>
-      <w:r>
-        <w:rPr>
-          <w:b/>
-        </w:rPr>
-        <w:t>evidence</w:t>
-      </w:r>
-      <w:r>
-        <w:rPr>
-          <w:b w:val="0"/>
-        </w:rPr>
-        <w:t>. Then change the supplied condition and compare.</w:t>
-      </w:r>
-    </w:p>
-    <w:p>
-      <w:pPr>
-        <w:spacing w:line="336" w:lineRule="auto" w:after="180"/>
-      </w:pPr>
-      <w:r>
-        <w:rPr>
-          <w:b w:val="0"/>
-        </w:rPr>
-        <w:t>The picture is a representation; it does not document execution of a real AI model.</w:t>
-      </w:r>
-    </w:p>
-    <w:p>
-      <w:pPr>
-        <w:pStyle w:val="Heading1"/>
-      </w:pPr>
-      <w:r>
-        <w:t>03. Demonstrate and guide practice</w:t>
-      </w:r>
-    </w:p>
-    <w:p>
-      <w:r>
-        <w:t>Demonstrate Tools and APIs, reduce support deliberately and check individual reasoning before discussing answers.</w:t>
-      </w:r>
-    </w:p>
-    <w:p>
-      <w:pPr>
-        <w:pStyle w:val="Heading3"/>
-      </w:pPr>
-      <w:r>
-        <w:t>Board sequence</w:t>
-      </w:r>
-    </w:p>
-    <w:p>
-      <w:pPr>
-        <w:pStyle w:val="Heading3"/>
-      </w:pPr>
-      <w:r>
-        <w:t>1. Put the facts on the board</w:t>
-      </w:r>
-    </w:p>
-    <w:p>
-      <w:pPr>
-        <w:spacing w:line="336" w:lineRule="auto" w:after="180"/>
-        <w:shd w:fill="F4F9FC"/>
-      </w:pPr>
-      <w:r>
-        <w:rPr>
-          <w:b w:val="0"/>
-        </w:rPr>
-        <w:t>Write the given facts: An assistant has calculator and source-search tools. Request: 12 times 9 and habitat definition from a class pack.</w:t>
-      </w:r>
-    </w:p>
-    <w:p>
-      <w:pPr>
-        <w:pStyle w:val="Heading3"/>
-      </w:pPr>
-      <w:r>
-        <w:t>2. State the decision to explain</w:t>
-      </w:r>
-    </w:p>
-    <w:p>
-      <w:pPr>
-        <w:spacing w:line="336" w:lineRule="auto" w:after="180"/>
-        <w:shd w:fill="F4F9FC"/>
-      </w:pPr>
-      <w:r>
-        <w:rPr>
-          <w:b w:val="0"/>
-        </w:rPr>
-        <w:t>Write the question to explain: Choose and verify tools.</w:t>
-      </w:r>
-    </w:p>
-    <w:p>
-      <w:pPr>
-        <w:pStyle w:val="Heading3"/>
-      </w:pPr>
-      <w:r>
-        <w:t>3. Reveal the worked reasoning</w:t>
-      </w:r>
-    </w:p>
-    <w:p>
-      <w:pPr>
-        <w:spacing w:line="336" w:lineRule="auto" w:after="180"/>
-        <w:shd w:fill="F1F6FC"/>
-      </w:pPr>
-      <w:r>
-        <w:rPr>
-          <w:b w:val="0"/>
-        </w:rPr>
-        <w:t xml:space="preserve">Reveal after </w:t>
-      </w:r>
-      <w:r>
-        <w:rPr>
-          <w:b/>
-        </w:rPr>
-        <w:t>prediction</w:t>
-      </w:r>
-      <w:r>
-        <w:rPr>
-          <w:b w:val="0"/>
-        </w:rPr>
-        <w:t xml:space="preserve">s: Calculator returns 108; search retrieves the definition. Verify </w:t>
-      </w:r>
-      <w:r>
-        <w:rPr>
-          <w:b/>
-        </w:rPr>
-        <w:t>input</w:t>
-      </w:r>
-      <w:r>
-        <w:rPr>
-          <w:b w:val="0"/>
-        </w:rPr>
-        <w:t xml:space="preserve">s, </w:t>
-      </w:r>
-      <w:r>
-        <w:rPr>
-          <w:b/>
-        </w:rPr>
-        <w:t>output</w:t>
-      </w:r>
-      <w:r>
-        <w:rPr>
-          <w:b w:val="0"/>
-        </w:rPr>
-        <w:t>s and supporting passage before answering.</w:t>
-      </w:r>
-    </w:p>
-    <w:p>
-      <w:pPr>
-        <w:pStyle w:val="Heading3"/>
-      </w:pPr>
-      <w:r>
-        <w:t>Hold back the independent task</w:t>
-      </w:r>
-    </w:p>
-    <w:p>
-      <w:pPr>
-        <w:spacing w:line="336" w:lineRule="auto" w:after="180"/>
-        <w:shd w:fill="F5F1FB"/>
-      </w:pPr>
-      <w:r>
-        <w:rPr>
-          <w:b w:val="0"/>
-        </w:rPr>
-        <w:t>Keep for an independent attempt: A tool can look up book availability and also place an order. The user asks only whether a book is available. Which action is authorized?</w:t>
-      </w:r>
-    </w:p>
-    <w:p>
-      <w:pPr>
-        <w:pStyle w:val="Heading3"/>
-      </w:pPr>
-      <w:r>
-        <w:t>Classroom dialogue</w:t>
-      </w:r>
-    </w:p>
-    <w:p>
-      <w:pPr>
-        <w:pStyle w:val="Heading3"/>
-      </w:pPr>
-      <w:r>
-        <w:t>Ask the class</w:t>
-      </w:r>
-    </w:p>
-    <w:p>
-      <w:pPr>
-        <w:spacing w:line="336" w:lineRule="auto" w:after="180"/>
-        <w:shd w:fill="F5F1FB"/>
-      </w:pPr>
-      <w:r>
-        <w:rPr>
-          <w:b w:val="0"/>
-        </w:rPr>
-        <w:t>Ask: Which facts are given, and which would we have to assume? Learners mark relevant details before discussing answers.</w:t>
-      </w:r>
-    </w:p>
-    <w:p>
-      <w:pPr>
-        <w:pStyle w:val="Heading3"/>
-      </w:pPr>
-      <w:r>
-        <w:t>Language to model</w:t>
-      </w:r>
-    </w:p>
-    <w:p>
-      <w:pPr>
-        <w:spacing w:line="336" w:lineRule="auto" w:after="180"/>
-        <w:shd w:fill="F1F6F8"/>
-      </w:pPr>
-      <w:r>
-        <w:rPr>
-          <w:b w:val="0"/>
-        </w:rPr>
-        <w:t>Say: Predict first. Show the rule, information path or calculation that would produce the result. A correct guess is not yet an explanation.</w:t>
-      </w:r>
-    </w:p>
-    <w:p>
-      <w:pPr>
-        <w:spacing w:line="336" w:lineRule="auto" w:after="180"/>
       </w:pPr>
       <w:r>
         <w:rPr>
           <w:b w:val="0"/>
         </w:rPr>
         <w:t>Reveal reasoning one step at a time. Explain why a tempting alternative fails. Write units and denominators for arithmetic, trace conditions for decisions, and identify supporting sources for claims.</w:t>
-      </w:r>
-    </w:p>
-    <w:p>
-      <w:pPr>
-        <w:spacing w:line="336" w:lineRule="auto" w:after="180"/>
-      </w:pPr>
-      <w:r>
-        <w:rPr>
-          <w:b w:val="0"/>
-        </w:rPr>
-        <w:t xml:space="preserve">In pairs, one learner solves while the other checks </w:t>
-      </w:r>
-      <w:r>
-        <w:rPr>
-          <w:b/>
-        </w:rPr>
-        <w:t>evidence</w:t>
-      </w:r>
-      <w:r>
-        <w:rPr>
-          <w:b w:val="0"/>
-        </w:rPr>
-        <w:t>; exchange roles. Remove the worked answer before independent assessment.</w:t>
       </w:r>
     </w:p>
     <w:p>
@@ -2784,410 +3260,103 @@
         <w:pStyle w:val="Heading3"/>
       </w:pPr>
       <w:r>
-        <w:t>Completion practice</w:t>
+        <w:t>Individual reasoning check</w:t>
+      </w:r>
+    </w:p>
+    <w:p>
+      <w:pPr>
+        <w:pStyle w:val="Heading3"/>
+      </w:pPr>
+      <w:r>
+        <w:t>Pictorial practice question</w:t>
+      </w:r>
+    </w:p>
+    <w:p>
+      <w:pPr>
+        <w:pStyle w:val="Heading3"/>
+      </w:pPr>
+      <w:r>
+        <w:t>Reasoned teacher answer</w:t>
+      </w:r>
+    </w:p>
+    <w:p>
+      <w:pPr>
+        <w:pStyle w:val="Heading1"/>
+      </w:pPr>
+      <w:r>
+        <w:t>04. Run the supplied investigation</w:t>
+      </w:r>
+    </w:p>
+    <w:p>
+      <w:r>
+        <w:t>Keep expected results, observed paper traces and remaining limits distinguishable.</w:t>
+      </w:r>
+    </w:p>
+    <w:p>
+      <w:pPr>
+        <w:pStyle w:val="Heading2"/>
+      </w:pPr>
+      <w:r>
+        <w:t>Supplied materials and answer guidance</w:t>
       </w:r>
     </w:p>
     <w:p>
       <w:pPr>
         <w:spacing w:line="336" w:lineRule="auto" w:after="180"/>
-        <w:shd w:fill="F5F1FB"/>
-      </w:pPr>
-      <w:r>
-        <w:rPr>
-          <w:b w:val="0"/>
-        </w:rPr>
-        <w:t xml:space="preserve">Completion task: Proposed call lookup_room has room_id=B and extra </w:t>
-      </w:r>
-      <w:r>
-        <w:rPr>
-          <w:b/>
-        </w:rPr>
-        <w:t>argument</w:t>
-      </w:r>
-      <w:r>
-        <w:rPr>
-          <w:b w:val="0"/>
-        </w:rPr>
-        <w:t xml:space="preserve"> book=true. Show the intermediate steps and give the conclusion with its scope.</w:t>
-      </w:r>
-    </w:p>
-    <w:p>
-      <w:pPr>
-        <w:pStyle w:val="Heading3"/>
-      </w:pPr>
-      <w:r>
-        <w:t>Reasoning to listen for</w:t>
-      </w:r>
-    </w:p>
-    <w:p>
-      <w:pPr>
-        <w:spacing w:line="336" w:lineRule="auto" w:after="180"/>
-        <w:shd w:fill="F1F6FC"/>
-      </w:pPr>
-      <w:r>
-        <w:rPr>
-          <w:b w:val="0"/>
-        </w:rPr>
-        <w:t xml:space="preserve">Teacher check: Teacher explanation: Reject the extra field under the closed </w:t>
-      </w:r>
-      <w:r>
-        <w:rPr>
-          <w:b/>
-        </w:rPr>
-        <w:t>input</w:t>
-      </w:r>
-      <w:r>
-        <w:rPr>
-          <w:b w:val="0"/>
-        </w:rPr>
-        <w:t xml:space="preserve"> contract. The lookup tool provides no booking authority even if the requested room exists.</w:t>
-      </w:r>
-    </w:p>
-    <w:p>
-      <w:pPr>
-        <w:spacing w:line="336" w:lineRule="auto" w:after="180"/>
-      </w:pPr>
-      <w:r>
-        <w:rPr>
-          <w:b w:val="0"/>
-        </w:rPr>
-        <w:t xml:space="preserve">Start by identifying the given </w:t>
-      </w:r>
-      <w:r>
-        <w:rPr>
-          <w:b/>
-        </w:rPr>
-        <w:t>input</w:t>
-      </w:r>
-      <w:r>
-        <w:rPr>
-          <w:b w:val="0"/>
-        </w:rPr>
-        <w:t>s together. Leave the intermediate steps blank. If needed, model one step, then withdraw that help on the next step. Move to a full trace only when the partial trace is understood.</w:t>
-      </w:r>
-    </w:p>
-    <w:p>
-      <w:pPr>
-        <w:spacing w:line="336" w:lineRule="auto" w:after="180"/>
-      </w:pPr>
-      <w:r>
-        <w:rPr>
-          <w:b w:val="0"/>
-        </w:rPr>
-        <w:t>For partners, alternate explainer and checker; collect a response from every learner before discussion.</w:t>
-      </w:r>
-    </w:p>
-    <w:p>
-      <w:pPr>
-        <w:pStyle w:val="Heading3"/>
-      </w:pPr>
-      <w:r>
-        <w:t>Individual reasoning check</w:t>
-      </w:r>
-    </w:p>
-    <w:p>
-      <w:pPr>
-        <w:spacing w:line="336" w:lineRule="auto" w:after="180"/>
-      </w:pPr>
-      <w:r>
-        <w:rPr>
-          <w:b w:val="0"/>
-        </w:rPr>
-        <w:t xml:space="preserve">Use the worked case for Tools and </w:t>
-      </w:r>
-      <w:r>
-        <w:rPr>
-          <w:b/>
-        </w:rPr>
-        <w:t>API contract</w:t>
-      </w:r>
-      <w:r>
-        <w:rPr>
-          <w:b w:val="0"/>
-        </w:rPr>
-        <w:t>s. Proposed explanation: “The worked result establishes every future case”. Decide whether this explanation is supported.</w:t>
-      </w:r>
-    </w:p>
-    <w:p>
-      <w:pPr>
-        <w:spacing w:line="336" w:lineRule="auto" w:after="180"/>
-      </w:pPr>
-      <w:r>
-        <w:rPr>
-          <w:b w:val="0"/>
-        </w:rPr>
-        <w:t>Point to the step or supplied fact that decides; explain your repair if needed.</w:t>
-      </w:r>
-    </w:p>
-    <w:p>
-      <w:pPr>
-        <w:pStyle w:val="Heading3"/>
-      </w:pPr>
-      <w:r>
-        <w:t>Expected repair</w:t>
-      </w:r>
-    </w:p>
-    <w:p>
-      <w:pPr>
-        <w:spacing w:line="336" w:lineRule="auto" w:after="180"/>
-        <w:shd w:fill="F1F6FC"/>
-      </w:pPr>
-      <w:r>
-        <w:rPr>
-          <w:b w:val="0"/>
-        </w:rPr>
-        <w:t>Expected correction: A successful tool result supports only its declared data and operation; it does not authorise subsequent side effects.</w:t>
-      </w:r>
-    </w:p>
-    <w:p>
-      <w:pPr>
-        <w:spacing w:line="336" w:lineRule="auto" w:after="180"/>
-      </w:pPr>
-      <w:r>
-        <w:rPr>
-          <w:b w:val="0"/>
-        </w:rPr>
-        <w:t>Collect explanations, not only yes/no votes. If a misunderstanding is common, re-model the relevant step for the class.</w:t>
-      </w:r>
-    </w:p>
-    <w:p>
-      <w:pPr>
-        <w:spacing w:line="336" w:lineRule="auto" w:after="180"/>
-      </w:pPr>
-      <w:r>
-        <w:rPr>
-          <w:b w:val="0"/>
-        </w:rPr>
-        <w:t>If it affects a few learners, give a short targeted group explanation while others solve a more demanding variation.</w:t>
-      </w:r>
-    </w:p>
-    <w:p>
-      <w:pPr>
-        <w:pStyle w:val="Heading3"/>
-      </w:pPr>
-      <w:r>
-        <w:t>Pictorial practice question</w:t>
-      </w:r>
-    </w:p>
-    <w:p>
-      <w:pPr>
-        <w:spacing w:line="336" w:lineRule="auto" w:after="180"/>
-      </w:pPr>
-      <w:r>
-        <w:rPr>
-          <w:b w:val="0"/>
-        </w:rPr>
-        <w:t xml:space="preserve">Does a valid C7 ID permit the extra lending action? Point to the relevant step in the picture, then write the changed result and the rule or </w:t>
-      </w:r>
-      <w:r>
-        <w:rPr>
-          <w:b/>
-        </w:rPr>
-        <w:t>evidence</w:t>
-      </w:r>
-      <w:r>
-        <w:rPr>
-          <w:b w:val="0"/>
-        </w:rPr>
-        <w:t xml:space="preserve"> that supports it.</w:t>
-      </w:r>
-    </w:p>
-    <w:p>
-      <w:pPr>
-        <w:pStyle w:val="Heading3"/>
-      </w:pPr>
-      <w:r>
-        <w:t>Reasoned teacher answer</w:t>
-      </w:r>
-    </w:p>
-    <w:p>
-      <w:pPr>
-        <w:spacing w:line="336" w:lineRule="auto" w:after="180"/>
-      </w:pPr>
-      <w:r>
-        <w:rPr>
-          <w:b w:val="0"/>
-        </w:rPr>
-        <w:t>No. ID validity and operation permission are separate checks; reject the extra field under this contract. Changed-case check: Reject the call before invoking the tool.</w:t>
-      </w:r>
-    </w:p>
-    <w:p>
-      <w:pPr>
-        <w:spacing w:line="336" w:lineRule="auto" w:after="180"/>
-      </w:pPr>
-      <w:r>
-        <w:rPr>
-          <w:b w:val="0"/>
-        </w:rPr>
-        <w:t>An extra operation is outside the exact allowed contract, even when book_id is valid.</w:t>
-      </w:r>
-    </w:p>
-    <w:p>
-      <w:pPr>
-        <w:spacing w:line="336" w:lineRule="auto" w:after="180"/>
-      </w:pPr>
-      <w:r>
-        <w:rPr>
-          <w:b w:val="0"/>
-        </w:rPr>
-        <w:t>Changed-case reasoning: Reject the call before invoking the tool. An extra operation is outside the exact allowed contract, even when book_id is valid.</w:t>
-      </w:r>
-    </w:p>
-    <w:p>
-      <w:pPr>
-        <w:spacing w:line="336" w:lineRule="auto" w:after="180"/>
-      </w:pPr>
-      <w:r>
-        <w:rPr>
-          <w:b w:val="0"/>
-        </w:rPr>
-        <w:t xml:space="preserve">Collect each learner’s explanation before discussion. Use the first missing connection between </w:t>
-      </w:r>
-      <w:r>
-        <w:rPr>
-          <w:b/>
-        </w:rPr>
-        <w:t>input</w:t>
-      </w:r>
-      <w:r>
-        <w:rPr>
-          <w:b w:val="0"/>
-        </w:rPr>
-        <w:t xml:space="preserve">, deciding step and result to choose support. This question is worked-case practice, not fresh mastery </w:t>
-      </w:r>
-      <w:r>
-        <w:rPr>
-          <w:b/>
-        </w:rPr>
-        <w:t>evidence</w:t>
-      </w:r>
-      <w:r>
-        <w:rPr>
-          <w:b w:val="0"/>
-        </w:rPr>
-        <w:t>.</w:t>
-      </w:r>
-    </w:p>
-    <w:p>
-      <w:pPr>
-        <w:pStyle w:val="Heading1"/>
-      </w:pPr>
-      <w:r>
-        <w:t>04. Run the weekly evidence lab</w:t>
-      </w:r>
-    </w:p>
-    <w:p>
-      <w:r>
-        <w:t>Run the Tools and APIs investigation and use the first unsupported step to choose a teaching response.</w:t>
-      </w:r>
-    </w:p>
-    <w:p>
-      <w:pPr>
-        <w:spacing w:line="336" w:lineRule="auto" w:after="180"/>
-      </w:pPr>
-      <w:r>
-        <w:rPr>
-          <w:b w:val="0"/>
-        </w:rPr>
-        <w:t>Words You Can Use to Reason</w:t>
-      </w:r>
-    </w:p>
-    <w:p>
-      <w:pPr>
-        <w:spacing w:line="336" w:lineRule="auto" w:after="180"/>
-      </w:pPr>
-      <w:r>
-        <w:rPr>
-          <w:b w:val="0"/>
-        </w:rPr>
-        <w:t>A definition matters when you can recognize the idea, use it, and contrast it with a near-miss.</w:t>
-      </w:r>
-    </w:p>
-    <w:p>
-      <w:pPr>
-        <w:spacing w:line="336" w:lineRule="auto" w:after="180"/>
-      </w:pPr>
-      <w:r>
-        <w:rPr>
-          <w:b w:val="0"/>
-        </w:rPr>
+      </w:pPr>
+      <w:r>
+        <w:rPr>
+          <w:b w:val="0"/>
+        </w:rPr>
+        <w:t>Six-card key: A valid B/12; B valid Z/0; C extra field rejected; D numeric ID rejected; E unavailable after two total timeout attempts; F response identity mismatch rejected. Book trace establishes only eligible request, no supplied actual result. Independent K calls: numeric ID invalid, text K valid input but not found, extra delete field invalid. Not found has no measured capacity; it is not zero.</w:t>
+      </w:r>
+    </w:p>
+    <w:p>
+      <w:pPr>
+        <w:pStyle w:val="Heading2"/>
+      </w:pPr>
+      <w:r>
+        <w:t>Run and record</w:t>
+      </w:r>
+    </w:p>
+    <w:p>
+      <w:pPr>
+        <w:pStyle w:val="ListNumber"/>
+      </w:pPr>
+      <w:r>
         <w:t>Predict → Test → Record → Explain</w:t>
       </w:r>
     </w:p>
     <w:p>
       <w:pPr>
-        <w:spacing w:line="336" w:lineRule="auto" w:after="180"/>
-      </w:pPr>
-      <w:r>
-        <w:rPr>
-          <w:b w:val="0"/>
-        </w:rPr>
+        <w:pStyle w:val="ListNumber"/>
+      </w:pPr>
+      <w:r>
         <w:t>Keep expected and actual results separate. Surprises are useful data when recorded honestly.</w:t>
       </w:r>
     </w:p>
     <w:p>
       <w:pPr>
-        <w:spacing w:line="336" w:lineRule="auto" w:after="180"/>
-      </w:pPr>
-      <w:r>
-        <w:rPr>
-          <w:b w:val="0"/>
-        </w:rPr>
-        <w:t xml:space="preserve">Match requests to schemas, validate </w:t>
-      </w:r>
-      <w:r>
-        <w:rPr>
-          <w:b/>
-        </w:rPr>
-        <w:t>argument</w:t>
-      </w:r>
-      <w:r>
-        <w:rPr>
-          <w:b w:val="0"/>
-        </w:rPr>
-        <w:t>s, simulate successful and failed calls, and design a maximum retry rule.</w:t>
-      </w:r>
-    </w:p>
-    <w:p>
-      <w:pPr>
-        <w:spacing w:line="336" w:lineRule="auto" w:after="180"/>
-        <w:shd w:fill="F5F1FB"/>
-      </w:pPr>
-      <w:r>
-        <w:rPr>
-          <w:b w:val="0"/>
-        </w:rPr>
+        <w:pStyle w:val="ListNumber"/>
+      </w:pPr>
+      <w:r>
+        <w:t>Use the six supplied toy room-lookup cards and complete closed contract. Validate arguments, action scope and response identity; distinguish measured zero from missing and stop after at most two total read-only timeout attempts. Record paper traces, not live calls.</w:t>
+      </w:r>
+    </w:p>
+    <w:p>
+      <w:pPr>
+        <w:pStyle w:val="ListNumber"/>
+      </w:pPr>
+      <w:r>
         <w:t>What did the hardest test teach you that the normal test did not?</w:t>
       </w:r>
     </w:p>
     <w:p>
       <w:pPr>
-        <w:pStyle w:val="Heading3"/>
-      </w:pPr>
-      <w:r>
-        <w:t>Make the lab runnable</w:t>
-      </w:r>
-    </w:p>
-    <w:p>
-      <w:pPr>
-        <w:spacing w:line="336" w:lineRule="auto" w:after="180"/>
-      </w:pPr>
-      <w:r>
-        <w:rPr>
-          <w:b w:val="0"/>
-        </w:rPr>
-        <w:t>Use the concrete case as the shared normal case and the independent question as a second case. Each pair creates a boundary or missing-information case and predicts its result before testing.</w:t>
-      </w:r>
-    </w:p>
-    <w:p>
-      <w:pPr>
-        <w:spacing w:line="336" w:lineRule="auto" w:after="180"/>
-      </w:pPr>
-      <w:r>
-        <w:rPr>
-          <w:b w:val="0"/>
-        </w:rPr>
-        <w:t>Keep the expected result separate from an observed mistake.</w:t>
+        <w:pStyle w:val="Heading2"/>
+      </w:pPr>
+      <w:r>
+        <w:t>Keep an inspectable record</w:t>
       </w:r>
     </w:p>
     <w:tbl>
@@ -3338,10 +3507,10 @@
     </w:tbl>
     <w:p>
       <w:pPr>
-        <w:pStyle w:val="Heading3"/>
-      </w:pPr>
-      <w:r>
-        <w:t>Diagnose and reteach</w:t>
+        <w:pStyle w:val="Heading2"/>
+      </w:pPr>
+      <w:r>
+        <w:t>Diagnose the first misunderstanding</w:t>
       </w:r>
     </w:p>
     <w:p>
@@ -3352,7 +3521,7 @@
         <w:rPr>
           <w:b w:val="0"/>
         </w:rPr>
-        <w:t>For guessing, return to given facts and request a trace. For vocabulary without application, use one example and one non-example. For arithmetic errors, check the setup before the calculation.</w:t>
+        <w:t>The worked result establishes every future case: A successful tool result supports only its declared data and operation; it does not authorise subsequent side effects.</w:t>
       </w:r>
     </w:p>
     <w:p>
@@ -3363,15 +3532,31 @@
         <w:rPr>
           <w:b w:val="0"/>
         </w:rPr>
-        <w:t>Finish with a different uncoached case before recording mastery.</w:t>
-      </w:r>
-    </w:p>
-    <w:p>
-      <w:pPr>
-        <w:pStyle w:val="Heading3"/>
-      </w:pPr>
-      <w:r>
-        <w:t>Address these additional misconceptions</w:t>
+        <w:t xml:space="preserve">A missing </w:t>
+      </w:r>
+      <w:r>
+        <w:rPr>
+          <w:b/>
+        </w:rPr>
+        <w:t>input</w:t>
+      </w:r>
+      <w:r>
+        <w:rPr>
+          <w:b w:val="0"/>
+        </w:rPr>
+        <w:t xml:space="preserve"> may be replaced without recording the change: A replacement changes the </w:t>
+      </w:r>
+      <w:r>
+        <w:rPr>
+          <w:b/>
+        </w:rPr>
+        <w:t>evidence</w:t>
+      </w:r>
+      <w:r>
+        <w:rPr>
+          <w:b w:val="0"/>
+        </w:rPr>
+        <w:t xml:space="preserve"> or contract. Record the change and its justification; do not silently turn unknown into a measured value.</w:t>
       </w:r>
     </w:p>
     <w:p>
@@ -3382,73 +3567,27 @@
         <w:rPr>
           <w:b w:val="0"/>
         </w:rPr>
-        <w:t>The worked result establishes every future case: A successful tool result supports only its declared data and operation; it does not authorise subsequent side effects.</w:t>
-      </w:r>
-    </w:p>
-    <w:p>
-      <w:pPr>
-        <w:spacing w:line="336" w:lineRule="auto" w:after="180"/>
-      </w:pPr>
-      <w:r>
-        <w:rPr>
-          <w:b w:val="0"/>
-        </w:rPr>
-        <w:t xml:space="preserve">A missing </w:t>
+        <w:t xml:space="preserve">Repeating an assessed case is new independent </w:t>
       </w:r>
       <w:r>
         <w:rPr>
           <w:b/>
         </w:rPr>
-        <w:t>input</w:t>
-      </w:r>
-      <w:r>
-        <w:rPr>
-          <w:b w:val="0"/>
-        </w:rPr>
-        <w:t xml:space="preserve"> may be replaced without recording the change: A replacement changes the </w:t>
-      </w:r>
-      <w:r>
-        <w:rPr>
-          <w:b/>
-        </w:rPr>
         <w:t>evidence</w:t>
       </w:r>
       <w:r>
         <w:rPr>
           <w:b w:val="0"/>
         </w:rPr>
-        <w:t xml:space="preserve"> or contract. Record the change and its justification; do not silently turn unknown into a measured value.</w:t>
-      </w:r>
-    </w:p>
-    <w:p>
-      <w:pPr>
-        <w:spacing w:line="336" w:lineRule="auto" w:after="180"/>
-      </w:pPr>
-      <w:r>
-        <w:rPr>
-          <w:b w:val="0"/>
-        </w:rPr>
-        <w:t xml:space="preserve">Repeating an assessed case is new independent </w:t>
-      </w:r>
-      <w:r>
-        <w:rPr>
-          <w:b/>
-        </w:rPr>
-        <w:t>evidence</w:t>
-      </w:r>
-      <w:r>
-        <w:rPr>
-          <w:b w:val="0"/>
-        </w:rPr>
         <w:t>: A replay checks consistency. An example used for feedback or revision cannot later be described as untouched final evaluation.</w:t>
       </w:r>
     </w:p>
     <w:p>
       <w:pPr>
-        <w:pStyle w:val="Heading3"/>
-      </w:pPr>
-      <w:r>
-        <w:t>Match the support to the first error</w:t>
+        <w:pStyle w:val="Heading2"/>
+      </w:pPr>
+      <w:r>
+        <w:t>Choose support from the response</w:t>
       </w:r>
     </w:p>
     <w:tbl>
@@ -3621,15 +3760,722 @@
     </w:p>
     <w:p>
       <w:pPr>
+        <w:pStyle w:val="Heading2"/>
+      </w:pPr>
+      <w:r>
+        <w:t>Earlier wording, alternatives and picture transcripts · reference / check after trying</w:t>
+      </w:r>
+    </w:p>
+    <w:p>
+      <w:pPr>
+        <w:spacing w:line="336" w:lineRule="auto" w:after="180"/>
+      </w:pPr>
+      <w:r>
+        <w:rPr>
+          <w:b w:val="0"/>
+        </w:rPr>
+        <w:t>Run the weekly evidence lab</w:t>
+      </w:r>
+    </w:p>
+    <w:p>
+      <w:pPr>
+        <w:spacing w:line="336" w:lineRule="auto" w:after="180"/>
+      </w:pPr>
+      <w:r>
+        <w:rPr>
+          <w:b w:val="0"/>
+        </w:rPr>
+        <w:t>Words You Can Use to Reason</w:t>
+      </w:r>
+    </w:p>
+    <w:p>
+      <w:pPr>
+        <w:spacing w:line="336" w:lineRule="auto" w:after="180"/>
+      </w:pPr>
+      <w:r>
+        <w:rPr>
+          <w:b w:val="0"/>
+        </w:rPr>
+        <w:t>A definition matters when you can recognize the idea, use it, and contrast it with a near-miss.</w:t>
+      </w:r>
+    </w:p>
+    <w:p>
+      <w:pPr>
+        <w:pStyle w:val="Heading3"/>
+      </w:pPr>
+      <w:r>
+        <w:t>Make the lab runnable</w:t>
+      </w:r>
+    </w:p>
+    <w:p>
+      <w:pPr>
+        <w:spacing w:line="336" w:lineRule="auto" w:after="180"/>
+      </w:pPr>
+      <w:r>
+        <w:rPr>
+          <w:b w:val="0"/>
+        </w:rPr>
+        <w:t>Use the supplied investigation for shared practice. Keep predictions and observed paper-trace results separate. Reserve Validate the fresh K room calls independently for the individual first attempt before feedback; do not use the reserved case as a paired lab task.</w:t>
+      </w:r>
+    </w:p>
+    <w:p>
+      <w:pPr>
+        <w:pStyle w:val="Heading3"/>
+      </w:pPr>
+      <w:r>
+        <w:t>Diagnose and reteach</w:t>
+      </w:r>
+    </w:p>
+    <w:p>
+      <w:pPr>
+        <w:spacing w:line="336" w:lineRule="auto" w:after="180"/>
+      </w:pPr>
+      <w:r>
+        <w:rPr>
+          <w:b w:val="0"/>
+        </w:rPr>
+        <w:t>For guessing, return to given facts and request a trace. For vocabulary without application, use one example and one non-example. For arithmetic errors, check the setup before the calculation.</w:t>
+      </w:r>
+    </w:p>
+    <w:p>
+      <w:pPr>
+        <w:spacing w:line="336" w:lineRule="auto" w:after="180"/>
+      </w:pPr>
+      <w:r>
+        <w:rPr>
+          <w:b w:val="0"/>
+        </w:rPr>
+        <w:t>Finish with a different uncoached case before recording mastery.</w:t>
+      </w:r>
+    </w:p>
+    <w:p>
+      <w:pPr>
+        <w:pStyle w:val="Heading3"/>
+      </w:pPr>
+      <w:r>
+        <w:t>Address these additional misconceptions</w:t>
+      </w:r>
+    </w:p>
+    <w:p>
+      <w:pPr>
+        <w:pStyle w:val="Heading3"/>
+      </w:pPr>
+      <w:r>
+        <w:t>Match the support to the first error</w:t>
+      </w:r>
+    </w:p>
+    <w:p>
+      <w:pPr>
         <w:pStyle w:val="Heading1"/>
       </w:pPr>
       <w:r>
-        <w:t>05. Assess and explain the answers</w:t>
-      </w:r>
-    </w:p>
-    <w:p>
-      <w:r>
-        <w:t>Use the Tools and APIs questions, teacher keys and criteria after the relevant attempts. Previously discussed cases are practice; protect the separately selected independent task.</w:t>
+        <w:t>05. Assess the selected new case</w:t>
+      </w:r>
+    </w:p>
+    <w:p>
+      <w:r>
+        <w:t>Keep this key until after the first attempt; accept valid alternatives with defensible reasoning.</w:t>
+      </w:r>
+    </w:p>
+    <w:p>
+      <w:pPr>
+        <w:pStyle w:val="Heading2"/>
+      </w:pPr>
+      <w:r>
+        <w:t>Selected independent question and key</w:t>
+      </w:r>
+    </w:p>
+    <w:p>
+      <w:pPr>
+        <w:spacing w:line="336" w:lineRule="auto" w:after="180"/>
+      </w:pPr>
+      <w:r>
+        <w:rPr>
+          <w:b w:val="0"/>
+        </w:rPr>
+        <w:t>Selected case: Tool accepts room_id string. Calls are {room_id:7}, {room_id:K} and {room_id:K, delete:true}. Validate; K is absent from the registry.</w:t>
+      </w:r>
+    </w:p>
+    <w:p>
+      <w:pPr>
+        <w:spacing w:line="336" w:lineRule="auto" w:after="180"/>
+      </w:pPr>
+      <w:r>
+        <w:rPr>
+          <w:b w:val="0"/>
+        </w:rPr>
+        <w:t xml:space="preserve">Teacher explanation: First fails type; second is valid </w:t>
+      </w:r>
+      <w:r>
+        <w:rPr>
+          <w:b/>
+        </w:rPr>
+        <w:t>input</w:t>
+      </w:r>
+      <w:r>
+        <w:rPr>
+          <w:b w:val="0"/>
+        </w:rPr>
+        <w:t xml:space="preserve"> returning </w:t>
+      </w:r>
+      <w:r>
+        <w:rPr>
+          <w:b/>
+        </w:rPr>
+        <w:t>not found</w:t>
+      </w:r>
+      <w:r>
+        <w:rPr>
+          <w:b w:val="0"/>
+        </w:rPr>
+        <w:t xml:space="preserve">; third fails extra-field validation. </w:t>
+      </w:r>
+      <w:r>
+        <w:rPr>
+          <w:b/>
+        </w:rPr>
+        <w:t>Not found</w:t>
+      </w:r>
+      <w:r>
+        <w:rPr>
+          <w:b w:val="0"/>
+        </w:rPr>
+        <w:t xml:space="preserve"> is not capacity zero.</w:t>
+      </w:r>
+    </w:p>
+    <w:p>
+      <w:pPr>
+        <w:pStyle w:val="Heading2"/>
+      </w:pPr>
+      <w:r>
+        <w:t>Judge explanation, trace and limits</w:t>
+      </w:r>
+    </w:p>
+    <w:tbl>
+      <w:tblPr>
+        <w:tblStyle w:val="LightShading-Accent1"/>
+        <w:tblW w:type="auto" w:w="0"/>
+        <w:tblLook w:firstColumn="1" w:firstRow="1" w:lastColumn="0" w:lastRow="0" w:noHBand="0" w:noVBand="1" w:val="04A0"/>
+      </w:tblPr>
+      <w:tblGrid>
+        <w:gridCol w:w="5112"/>
+        <w:gridCol w:w="5112"/>
+      </w:tblGrid>
+      <w:tr>
+        <w:trPr>
+          <w:tblHeader/>
+        </w:trPr>
+        <w:tc>
+          <w:tcPr>
+            <w:tcW w:type="dxa" w:w="5112"/>
+          </w:tcPr>
+          <w:p>
+            <w:r>
+              <w:t>Dimension</w:t>
+            </w:r>
+          </w:p>
+        </w:tc>
+        <w:tc>
+          <w:tcPr>
+            <w:tcW w:type="dxa" w:w="5112"/>
+          </w:tcPr>
+          <w:p>
+            <w:r>
+              <w:t>Evidence required</w:t>
+            </w:r>
+          </w:p>
+        </w:tc>
+      </w:tr>
+      <w:tr>
+        <w:tc>
+          <w:tcPr>
+            <w:tcW w:type="dxa" w:w="5112"/>
+          </w:tcPr>
+          <w:p>
+            <w:r>
+              <w:t>Explanation</w:t>
+            </w:r>
+          </w:p>
+        </w:tc>
+        <w:tc>
+          <w:tcPr>
+            <w:tcW w:type="dxa" w:w="5112"/>
+          </w:tcPr>
+          <w:p>
+            <w:r>
+              <w:t>Names the applicable idea or procedure and ties it to the supplied facts.</w:t>
+            </w:r>
+          </w:p>
+        </w:tc>
+      </w:tr>
+      <w:tr>
+        <w:tc>
+          <w:tcPr>
+            <w:tcW w:type="dxa" w:w="5112"/>
+          </w:tcPr>
+          <w:p>
+            <w:r>
+              <w:t>Trace and result</w:t>
+            </w:r>
+          </w:p>
+        </w:tc>
+        <w:tc>
+          <w:tcPr>
+            <w:tcW w:type="dxa" w:w="5112"/>
+          </w:tcPr>
+          <w:p>
+            <w:r>
+              <w:t>Preserves the given inputs and shows the relevant intermediate steps; distinguishes a prediction from an observed execution.</w:t>
+            </w:r>
+          </w:p>
+        </w:tc>
+      </w:tr>
+      <w:tr>
+        <w:tc>
+          <w:tcPr>
+            <w:tcW w:type="dxa" w:w="5112"/>
+          </w:tcPr>
+          <w:p>
+            <w:r>
+              <w:t>Limits</w:t>
+            </w:r>
+          </w:p>
+        </w:tc>
+        <w:tc>
+          <w:tcPr>
+            <w:tcW w:type="dxa" w:w="5112"/>
+          </w:tcPr>
+          <w:p>
+            <w:r>
+              <w:t>States the assumptions, missing evidence or conditions under which the result would change.</w:t>
+            </w:r>
+          </w:p>
+        </w:tc>
+      </w:tr>
+    </w:tbl>
+    <w:p>
+      <w:pPr>
+        <w:spacing w:line="336" w:lineRule="auto" w:after="180"/>
+      </w:pPr>
+      <w:r>
+        <w:rPr>
+          <w:b w:val="0"/>
+        </w:rPr>
+        <w:t>Record each dimension as not yet, with support, or independent. Accept a valid alternative procedure with a defensible trace.</w:t>
+      </w:r>
+    </w:p>
+    <w:p>
+      <w:pPr>
+        <w:spacing w:line="336" w:lineRule="auto" w:after="180"/>
+      </w:pPr>
+      <w:r>
+        <w:rPr>
+          <w:b w:val="0"/>
+        </w:rPr>
+        <w:t xml:space="preserve">Do not penalise an honestly recorded model failure if the learner correctly explains its </w:t>
+      </w:r>
+      <w:r>
+        <w:rPr>
+          <w:b/>
+        </w:rPr>
+        <w:t>evidence</w:t>
+      </w:r>
+      <w:r>
+        <w:rPr>
+          <w:b w:val="0"/>
+        </w:rPr>
+        <w:t xml:space="preserve"> and limits.</w:t>
+      </w:r>
+    </w:p>
+    <w:p>
+      <w:pPr>
+        <w:pStyle w:val="Heading2"/>
+      </w:pPr>
+      <w:r>
+        <w:t>Give one usable repair action</w:t>
+      </w:r>
+    </w:p>
+    <w:p>
+      <w:pPr>
+        <w:spacing w:line="336" w:lineRule="auto" w:after="180"/>
+      </w:pPr>
+      <w:r>
+        <w:rPr>
+          <w:b w:val="0"/>
+        </w:rPr>
+        <w:t>Name the earliest unsupported step and give one action to repair it. Have the learner make that repair now and explain why. Then assess the relevant skill on a fresh, fully specified case.</w:t>
+      </w:r>
+    </w:p>
+    <w:p>
+      <w:pPr>
+        <w:spacing w:line="336" w:lineRule="auto" w:after="180"/>
+      </w:pPr>
+      <w:r>
+        <w:rPr>
+          <w:b w:val="0"/>
+        </w:rPr>
+        <w:t>Confirm it was not previously practised with feedback; solve and check the new case before assigning it. A follow-up design prompt is a starting brief, not automatically an equivalent test.</w:t>
+      </w:r>
+    </w:p>
+    <w:p>
+      <w:pPr>
+        <w:pStyle w:val="Heading2"/>
+      </w:pPr>
+      <w:r>
+        <w:t>W1 Explain the mechanism</w:t>
+      </w:r>
+    </w:p>
+    <w:p>
+      <w:pPr>
+        <w:spacing w:line="336" w:lineRule="auto" w:after="180"/>
+      </w:pPr>
+      <w:r>
+        <w:rPr>
+          <w:b w:val="0"/>
+        </w:rPr>
+        <w:t xml:space="preserve">Explain the weekly </w:t>
+      </w:r>
+      <w:r>
+        <w:rPr>
+          <w:b/>
+        </w:rPr>
+        <w:t>mechanism</w:t>
+      </w:r>
+      <w:r>
+        <w:rPr>
+          <w:b w:val="0"/>
+        </w:rPr>
+        <w:t xml:space="preserve"> in your own words. Use the worked scenario to name its </w:t>
+      </w:r>
+      <w:r>
+        <w:rPr>
+          <w:b/>
+        </w:rPr>
+        <w:t>input</w:t>
+      </w:r>
+      <w:r>
+        <w:rPr>
+          <w:b w:val="0"/>
+        </w:rPr>
+        <w:t xml:space="preserve">, decision rule and </w:t>
+      </w:r>
+      <w:r>
+        <w:rPr>
+          <w:b/>
+        </w:rPr>
+        <w:t>output</w:t>
+      </w:r>
+      <w:r>
+        <w:rPr>
+          <w:b w:val="0"/>
+        </w:rPr>
+        <w:t>.</w:t>
+      </w:r>
+    </w:p>
+    <w:p>
+      <w:pPr>
+        <w:spacing w:line="336" w:lineRule="auto" w:after="180"/>
+      </w:pPr>
+      <w:r>
+        <w:rPr>
+          <w:b w:val="0"/>
+        </w:rPr>
+        <w:t xml:space="preserve">Teacher explanation: Tools expose structured operations with </w:t>
+      </w:r>
+      <w:r>
+        <w:rPr>
+          <w:b/>
+        </w:rPr>
+        <w:t>input</w:t>
+      </w:r>
+      <w:r>
+        <w:rPr>
+          <w:b w:val="0"/>
+        </w:rPr>
+        <w:t xml:space="preserve"> and </w:t>
+      </w:r>
+      <w:r>
+        <w:rPr>
+          <w:b/>
+        </w:rPr>
+        <w:t>output</w:t>
+      </w:r>
+      <w:r>
+        <w:rPr>
+          <w:b w:val="0"/>
+        </w:rPr>
+        <w:t xml:space="preserve"> contracts. Generating a </w:t>
+      </w:r>
+      <w:r>
+        <w:rPr>
+          <w:b/>
+        </w:rPr>
+        <w:t>tool call</w:t>
+      </w:r>
+      <w:r>
+        <w:rPr>
+          <w:b w:val="0"/>
+        </w:rPr>
+        <w:t xml:space="preserve"> is a proposal; validation and authorisation decide whether it executes.</w:t>
+      </w:r>
+    </w:p>
+    <w:p>
+      <w:pPr>
+        <w:spacing w:line="336" w:lineRule="auto" w:after="180"/>
+      </w:pPr>
+      <w:r>
+        <w:rPr>
+          <w:b w:val="0"/>
+        </w:rPr>
+        <w:t xml:space="preserve">For lookup_room accept exactly room_id as a nonempty string; return found plus capacity or a not-found result. It is read-only. Reject unknown </w:t>
+      </w:r>
+      <w:r>
+        <w:rPr>
+          <w:b/>
+        </w:rPr>
+        <w:t>argument</w:t>
+      </w:r>
+      <w:r>
+        <w:rPr>
+          <w:b w:val="0"/>
+        </w:rPr>
+        <w:t>s and do not replace missing values with invented facts.</w:t>
+      </w:r>
+    </w:p>
+    <w:p>
+      <w:pPr>
+        <w:pStyle w:val="Heading2"/>
+      </w:pPr>
+      <w:r>
+        <w:t>W2 Trace the worked case</w:t>
+      </w:r>
+    </w:p>
+    <w:p>
+      <w:pPr>
+        <w:spacing w:line="336" w:lineRule="auto" w:after="180"/>
+      </w:pPr>
+      <w:r>
+        <w:rPr>
+          <w:b w:val="0"/>
+        </w:rPr>
+        <w:t xml:space="preserve">Proposed call lookup_room has room_id=B and extra </w:t>
+      </w:r>
+      <w:r>
+        <w:rPr>
+          <w:b/>
+        </w:rPr>
+        <w:t>argument</w:t>
+      </w:r>
+      <w:r>
+        <w:rPr>
+          <w:b w:val="0"/>
+        </w:rPr>
+        <w:t xml:space="preserve"> book=true. Show the intermediate steps and give the conclusion with its scope.</w:t>
+      </w:r>
+    </w:p>
+    <w:p>
+      <w:pPr>
+        <w:spacing w:line="336" w:lineRule="auto" w:after="180"/>
+      </w:pPr>
+      <w:r>
+        <w:rPr>
+          <w:b w:val="0"/>
+        </w:rPr>
+        <w:t xml:space="preserve">Teacher explanation: Reject the extra field under the closed </w:t>
+      </w:r>
+      <w:r>
+        <w:rPr>
+          <w:b/>
+        </w:rPr>
+        <w:t>input</w:t>
+      </w:r>
+      <w:r>
+        <w:rPr>
+          <w:b w:val="0"/>
+        </w:rPr>
+        <w:t xml:space="preserve"> contract. The lookup tool provides no booking authority even if the requested room exists.</w:t>
+      </w:r>
+    </w:p>
+    <w:p>
+      <w:pPr>
+        <w:pStyle w:val="Heading2"/>
+      </w:pPr>
+      <w:r>
+        <w:t>W3 Audit the limit</w:t>
+      </w:r>
+    </w:p>
+    <w:p>
+      <w:pPr>
+        <w:spacing w:line="336" w:lineRule="auto" w:after="180"/>
+      </w:pPr>
+      <w:r>
+        <w:rPr>
+          <w:b w:val="0"/>
+        </w:rPr>
+        <w:t>A report omits this qualification: A successful tool result supports only its declared data and operation; it does not authorise subsequent side effects.</w:t>
+      </w:r>
+    </w:p>
+    <w:p>
+      <w:pPr>
+        <w:spacing w:line="336" w:lineRule="auto" w:after="180"/>
+      </w:pPr>
+      <w:r>
+        <w:rPr>
+          <w:b w:val="0"/>
+        </w:rPr>
+        <w:t>Explain how omitting it could change a reader's interpretation, and write an accurate replacement.</w:t>
+      </w:r>
+    </w:p>
+    <w:p>
+      <w:pPr>
+        <w:spacing w:line="336" w:lineRule="auto" w:after="180"/>
+      </w:pPr>
+      <w:r>
+        <w:rPr>
+          <w:b w:val="0"/>
+        </w:rPr>
+        <w:t>Teacher explanation: A successful tool result supports only its declared data and operation; it does not authorise subsequent side effects.</w:t>
+      </w:r>
+    </w:p>
+    <w:p>
+      <w:pPr>
+        <w:spacing w:line="336" w:lineRule="auto" w:after="180"/>
+      </w:pPr>
+      <w:r>
+        <w:rPr>
+          <w:b w:val="0"/>
+        </w:rPr>
+        <w:t xml:space="preserve">State the observed result separately from the unverified or out-of-scope claim; preserve the original </w:t>
+      </w:r>
+      <w:r>
+        <w:rPr>
+          <w:b/>
+        </w:rPr>
+        <w:t>evidence</w:t>
+      </w:r>
+      <w:r>
+        <w:rPr>
+          <w:b w:val="0"/>
+        </w:rPr>
+        <w:t xml:space="preserve"> rather than inventing a missing fact.</w:t>
+      </w:r>
+    </w:p>
+    <w:p>
+      <w:pPr>
+        <w:pStyle w:val="Heading2"/>
+      </w:pPr>
+      <w:r>
+        <w:t>W5 Design a revealing follow-up</w:t>
+      </w:r>
+    </w:p>
+    <w:p>
+      <w:pPr>
+        <w:spacing w:line="336" w:lineRule="auto" w:after="180"/>
+      </w:pPr>
+      <w:r>
+        <w:rPr>
+          <w:b w:val="0"/>
+        </w:rPr>
+        <w:t>For the worked scenario, propose one additional case that could reveal a failure, describe its expected outcome before running it, and explain what would need to remain fixed for a fair comparison.</w:t>
+      </w:r>
+    </w:p>
+    <w:p>
+      <w:pPr>
+        <w:spacing w:line="336" w:lineRule="auto" w:after="180"/>
+      </w:pPr>
+      <w:r>
+        <w:rPr>
+          <w:b w:val="0"/>
+        </w:rPr>
+        <w:t>Do not reuse W4 as a new final test after receiving feedback.</w:t>
+      </w:r>
+    </w:p>
+    <w:p>
+      <w:pPr>
+        <w:spacing w:line="336" w:lineRule="auto" w:after="180"/>
+      </w:pPr>
+      <w:r>
+        <w:rPr>
+          <w:b w:val="0"/>
+        </w:rPr>
+        <w:t xml:space="preserve">Teacher explanation: Accept a concrete variant of the worked </w:t>
+      </w:r>
+      <w:r>
+        <w:rPr>
+          <w:b/>
+        </w:rPr>
+        <w:t>input</w:t>
+      </w:r>
+      <w:r>
+        <w:rPr>
+          <w:b w:val="0"/>
+        </w:rPr>
+        <w:t xml:space="preserve"> or a missing/conflicting/boundary condition, with an expectation derived from the declared procedure.</w:t>
+      </w:r>
+    </w:p>
+    <w:p>
+      <w:pPr>
+        <w:spacing w:line="336" w:lineRule="auto" w:after="180"/>
+      </w:pPr>
+      <w:r>
+        <w:rPr>
+          <w:b w:val="0"/>
+        </w:rPr>
+        <w:t xml:space="preserve">Require preserved settings, original </w:t>
+      </w:r>
+      <w:r>
+        <w:rPr>
+          <w:b/>
+        </w:rPr>
+        <w:t>output</w:t>
+      </w:r>
+      <w:r>
+        <w:rPr>
+          <w:b w:val="0"/>
+        </w:rPr>
+        <w:t>s and data roles. A successful tool result supports only its declared data and operation; it does not authorise subsequent side effects.</w:t>
+      </w:r>
+    </w:p>
+    <w:p>
+      <w:pPr>
+        <w:spacing w:line="336" w:lineRule="auto" w:after="180"/>
+      </w:pPr>
+      <w:r>
+        <w:rPr>
+          <w:b w:val="0"/>
+        </w:rPr>
+        <w:t xml:space="preserve">The new case should test this particular </w:t>
+      </w:r>
+      <w:r>
+        <w:rPr>
+          <w:b/>
+        </w:rPr>
+        <w:t>mechanism</w:t>
+      </w:r>
+      <w:r>
+        <w:rPr>
+          <w:b w:val="0"/>
+        </w:rPr>
+        <w:t xml:space="preserve"> rather than merely restate the original result.</w:t>
+      </w:r>
+    </w:p>
+    <w:p>
+      <w:pPr>
+        <w:pStyle w:val="Heading2"/>
+      </w:pPr>
+      <w:r>
+        <w:t>Earlier wording, alternatives and picture transcripts · reference / check after trying</w:t>
+      </w:r>
+    </w:p>
+    <w:p>
+      <w:pPr>
+        <w:spacing w:line="336" w:lineRule="auto" w:after="180"/>
+      </w:pPr>
+      <w:r>
+        <w:rPr>
+          <w:b w:val="0"/>
+        </w:rPr>
+        <w:t>Assess and explain the answers</w:t>
       </w:r>
     </w:p>
     <w:p>
@@ -3642,46 +4488,56 @@
     </w:p>
     <w:p>
       <w:pPr>
+        <w:spacing w:line="336" w:lineRule="auto" w:after="180"/>
+      </w:pPr>
+      <w:r>
+        <w:rPr>
+          <w:b w:val="0"/>
+        </w:rPr>
+        <w:t xml:space="preserve">Calculator returns 108; search retrieves the definition. Verify </w:t>
+      </w:r>
+      <w:r>
+        <w:rPr>
+          <w:b/>
+        </w:rPr>
+        <w:t>input</w:t>
+      </w:r>
+      <w:r>
+        <w:rPr>
+          <w:b w:val="0"/>
+        </w:rPr>
+        <w:t xml:space="preserve">s, </w:t>
+      </w:r>
+      <w:r>
+        <w:rPr>
+          <w:b/>
+        </w:rPr>
+        <w:t>output</w:t>
+      </w:r>
+      <w:r>
+        <w:rPr>
+          <w:b w:val="0"/>
+        </w:rPr>
+        <w:t>s and supporting passage before answering.</w:t>
+      </w:r>
+    </w:p>
+    <w:p>
+      <w:pPr>
         <w:pStyle w:val="Heading3"/>
       </w:pPr>
       <w:r>
-        <w:t>Teacher key · Worked case answer</w:t>
+        <w:t>Additional transfer practice question</w:t>
       </w:r>
     </w:p>
     <w:p>
       <w:pPr>
         <w:spacing w:line="336" w:lineRule="auto" w:after="180"/>
-        <w:shd w:fill="F1F6FC"/>
-      </w:pPr>
-      <w:r>
-        <w:rPr>
-          <w:b w:val="0"/>
-        </w:rPr>
-        <w:t xml:space="preserve">Calculator returns 108; search retrieves the definition. Verify </w:t>
-      </w:r>
-      <w:r>
-        <w:rPr>
-          <w:b/>
-        </w:rPr>
-        <w:t>input</w:t>
-      </w:r>
-      <w:r>
-        <w:rPr>
-          <w:b w:val="0"/>
-        </w:rPr>
-        <w:t xml:space="preserve">s, </w:t>
-      </w:r>
-      <w:r>
-        <w:rPr>
-          <w:b/>
-        </w:rPr>
-        <w:t>output</w:t>
-      </w:r>
-      <w:r>
-        <w:rPr>
-          <w:b w:val="0"/>
-        </w:rPr>
-        <w:t>s and supporting passage before answering.</w:t>
+      </w:pPr>
+      <w:r>
+        <w:rPr>
+          <w:b w:val="0"/>
+        </w:rPr>
+        <w:t>A tool can look up book availability and also place an order. The user asks only whether a book is available. Which action is authorized?</w:t>
       </w:r>
     </w:p>
     <w:p>
@@ -3689,49 +4545,12 @@
         <w:pStyle w:val="Heading3"/>
       </w:pPr>
       <w:r>
-        <w:t>Independent question</w:t>
-      </w:r>
-    </w:p>
-    <w:p>
-      <w:pPr>
-        <w:pStyle w:val="Heading3"/>
-      </w:pPr>
-      <w:r>
-        <w:t>Independent question · withhold the key</w:t>
+        <w:t>Reasoned practice answer</w:t>
       </w:r>
     </w:p>
     <w:p>
       <w:pPr>
         <w:spacing w:line="336" w:lineRule="auto" w:after="180"/>
-        <w:shd w:fill="F5F1FB"/>
-      </w:pPr>
-      <w:r>
-        <w:rPr>
-          <w:b w:val="0"/>
-        </w:rPr>
-        <w:t>A tool can look up book availability and also place an order. The user asks only whether a book is available. Which action is authorized?</w:t>
-      </w:r>
-    </w:p>
-    <w:p>
-      <w:pPr>
-        <w:pStyle w:val="Heading3"/>
-      </w:pPr>
-      <w:r>
-        <w:t>Expected independent answer</w:t>
-      </w:r>
-    </w:p>
-    <w:p>
-      <w:pPr>
-        <w:pStyle w:val="Heading3"/>
-      </w:pPr>
-      <w:r>
-        <w:t>Teacher key · Expected independent answer</w:t>
-      </w:r>
-    </w:p>
-    <w:p>
-      <w:pPr>
-        <w:spacing w:line="336" w:lineRule="auto" w:after="180"/>
-        <w:shd w:fill="F1F6FC"/>
       </w:pPr>
       <w:r>
         <w:rPr>
@@ -4037,22 +4856,87 @@
     </w:p>
     <w:p>
       <w:pPr>
+        <w:spacing w:line="336" w:lineRule="auto" w:after="180"/>
+      </w:pPr>
+      <w:r>
+        <w:rPr>
+          <w:b w:val="0"/>
+        </w:rPr>
+        <w:t xml:space="preserve">Calculate 102 and verify 17×6. Retrieve the relevant roots passage and cite its supported answer. Check tool </w:t>
+      </w:r>
+      <w:r>
+        <w:rPr>
+          <w:b/>
+        </w:rPr>
+        <w:t>input</w:t>
+      </w:r>
+      <w:r>
+        <w:rPr>
+          <w:b w:val="0"/>
+        </w:rPr>
+        <w:t>s and returned records. Neither a calculator nor a search tool should be given unrelated action permissions.</w:t>
+      </w:r>
+    </w:p>
+    <w:p>
+      <w:pPr>
         <w:pStyle w:val="Heading3"/>
       </w:pPr>
       <w:r>
-        <w:t>Teacher key · Original transfer answer</w:t>
+        <w:t>Explanations for the additional workbook examples</w:t>
+      </w:r>
+    </w:p>
+    <w:p>
+      <w:pPr>
+        <w:pStyle w:val="Heading3"/>
+      </w:pPr>
+      <w:r>
+        <w:t>W1 Explain the mechanism</w:t>
+      </w:r>
+    </w:p>
+    <w:p>
+      <w:pPr>
+        <w:pStyle w:val="Heading3"/>
+      </w:pPr>
+      <w:r>
+        <w:t>W2 Trace the worked case</w:t>
+      </w:r>
+    </w:p>
+    <w:p>
+      <w:pPr>
+        <w:pStyle w:val="Heading3"/>
+      </w:pPr>
+      <w:r>
+        <w:t>W3 Audit the limit</w:t>
+      </w:r>
+    </w:p>
+    <w:p>
+      <w:pPr>
+        <w:pStyle w:val="Heading3"/>
+      </w:pPr>
+      <w:r>
+        <w:t>W4 Apply a new case independently</w:t>
       </w:r>
     </w:p>
     <w:p>
       <w:pPr>
         <w:spacing w:line="336" w:lineRule="auto" w:after="180"/>
-        <w:shd w:fill="F1F6FC"/>
-      </w:pPr>
-      <w:r>
-        <w:rPr>
-          <w:b w:val="0"/>
-        </w:rPr>
-        <w:t xml:space="preserve">Calculate 102 and verify 17×6. Retrieve the relevant roots passage and cite its supported answer. Check tool </w:t>
+      </w:pPr>
+      <w:r>
+        <w:rPr>
+          <w:b w:val="0"/>
+        </w:rPr>
+        <w:t>Tool accepts room_id string. Calls are {room_id:7}, {room_id:K} and {room_id:K, delete:true}. Validate; K is absent from the registry.</w:t>
+      </w:r>
+    </w:p>
+    <w:p>
+      <w:pPr>
+        <w:spacing w:line="336" w:lineRule="auto" w:after="180"/>
+      </w:pPr>
+      <w:r>
+        <w:rPr>
+          <w:b w:val="0"/>
+        </w:rPr>
+        <w:t xml:space="preserve">Teacher explanation: First fails type; second is valid </w:t>
       </w:r>
       <w:r>
         <w:rPr>
@@ -4064,7 +4948,31 @@
         <w:rPr>
           <w:b w:val="0"/>
         </w:rPr>
-        <w:t>s and returned records. Neither a calculator nor a search tool should be given unrelated action permissions.</w:t>
+        <w:t xml:space="preserve"> returning </w:t>
+      </w:r>
+      <w:r>
+        <w:rPr>
+          <w:b/>
+        </w:rPr>
+        <w:t>not found</w:t>
+      </w:r>
+      <w:r>
+        <w:rPr>
+          <w:b w:val="0"/>
+        </w:rPr>
+        <w:t xml:space="preserve">; third fails extra-field validation. </w:t>
+      </w:r>
+      <w:r>
+        <w:rPr>
+          <w:b/>
+        </w:rPr>
+        <w:t>Not found</w:t>
+      </w:r>
+      <w:r>
+        <w:rPr>
+          <w:b w:val="0"/>
+        </w:rPr>
+        <w:t xml:space="preserve"> is not capacity zero.</w:t>
       </w:r>
     </w:p>
     <w:p>
@@ -4072,7 +4980,7 @@
         <w:pStyle w:val="Heading3"/>
       </w:pPr>
       <w:r>
-        <w:t>Explanations for the additional workbook examples</w:t>
+        <w:t>W5 Design a revealing follow-up</w:t>
       </w:r>
     </w:p>
     <w:p>
@@ -4080,7 +4988,7 @@
         <w:pStyle w:val="Heading3"/>
       </w:pPr>
       <w:r>
-        <w:t>W1 Explain the mechanism</w:t>
+        <w:t>Assess independent transfer</w:t>
       </w:r>
     </w:p>
     <w:p>
@@ -4088,31 +4996,240 @@
         <w:pStyle w:val="Heading3"/>
       </w:pPr>
       <w:r>
-        <w:t>Workbook question · W1</w:t>
+        <w:t>Selected case answer</w:t>
+      </w:r>
+    </w:p>
+    <w:p>
+      <w:pPr>
+        <w:pStyle w:val="Heading3"/>
+      </w:pPr>
+      <w:r>
+        <w:t>Feedback that the learner uses</w:t>
+      </w:r>
+    </w:p>
+    <w:p>
+      <w:pPr>
+        <w:pStyle w:val="Heading1"/>
+      </w:pPr>
+      <w:r>
+        <w:t>06. Connect, adapt and return</w:t>
+      </w:r>
+    </w:p>
+    <w:p>
+      <w:r>
+        <w:t>Retain the project evidence and revisit the reasoning on a changed case.</w:t>
+      </w:r>
+    </w:p>
+    <w:p>
+      <w:pPr>
+        <w:pStyle w:val="Heading2"/>
+      </w:pPr>
+      <w:r>
+        <w:t>Project evidence to keep</w:t>
       </w:r>
     </w:p>
     <w:p>
       <w:pPr>
         <w:spacing w:line="336" w:lineRule="auto" w:after="180"/>
-        <w:shd w:fill="F5F1FB"/>
-      </w:pPr>
-      <w:r>
-        <w:rPr>
-          <w:b w:val="0"/>
-        </w:rPr>
-        <w:t xml:space="preserve">Explain the weekly </w:t>
+      </w:pPr>
+      <w:r>
+        <w:rPr>
+          <w:b w:val="0"/>
+        </w:rPr>
+        <w:t xml:space="preserve">Allow only retrieval and calculator tools with validated </w:t>
       </w:r>
       <w:r>
         <w:rPr>
           <w:b/>
         </w:rPr>
+        <w:t>argument</w:t>
+      </w:r>
+      <w:r>
+        <w:rPr>
+          <w:b w:val="0"/>
+        </w:rPr>
+        <w:t>s and visible results.</w:t>
+      </w:r>
+    </w:p>
+    <w:p>
+      <w:pPr>
+        <w:spacing w:line="336" w:lineRule="auto" w:after="180"/>
+      </w:pPr>
+      <w:r>
+        <w:rPr>
+          <w:b w:val="0"/>
+        </w:rPr>
+        <w:t xml:space="preserve">Keep the decision, </w:t>
+      </w:r>
+      <w:r>
+        <w:rPr>
+          <w:b/>
+        </w:rPr>
+        <w:t>input</w:t>
+      </w:r>
+      <w:r>
+        <w:rPr>
+          <w:b w:val="0"/>
+        </w:rPr>
+        <w:t xml:space="preserve">, result, explanation and remaining limitation in the project </w:t>
+      </w:r>
+      <w:r>
+        <w:rPr>
+          <w:b/>
+        </w:rPr>
+        <w:t>evidence</w:t>
+      </w:r>
+      <w:r>
+        <w:rPr>
+          <w:b w:val="0"/>
+        </w:rPr>
+        <w:t xml:space="preserve"> record. Retrieve this record next week rather than restarting the project.</w:t>
+      </w:r>
+    </w:p>
+    <w:p>
+      <w:pPr>
+        <w:spacing w:line="336" w:lineRule="auto" w:after="180"/>
+      </w:pPr>
+      <w:r>
+        <w:rPr>
+          <w:b w:val="0"/>
+        </w:rPr>
+        <w:t xml:space="preserve">For your Verified Study Buddy, save the </w:t>
+      </w:r>
+      <w:r>
+        <w:rPr>
+          <w:b/>
+        </w:rPr>
+        <w:t>input</w:t>
+      </w:r>
+      <w:r>
+        <w:rPr>
+          <w:b w:val="0"/>
+        </w:rPr>
+        <w:t>, procedure, observed result and limitation of this check.</w:t>
+      </w:r>
+    </w:p>
+    <w:p>
+      <w:pPr>
+        <w:spacing w:line="336" w:lineRule="auto" w:after="180"/>
+      </w:pPr>
+      <w:r>
+        <w:rPr>
+          <w:b w:val="0"/>
+        </w:rPr>
+        <w:t>Label this worked example as practice; use a different, previously unreviewed case when checking independent understanding.</w:t>
+      </w:r>
+    </w:p>
+    <w:p>
+      <w:pPr>
+        <w:pStyle w:val="Heading2"/>
+      </w:pPr>
+      <w:r>
+        <w:t>Support while preserving the reasoning goal</w:t>
+      </w:r>
+    </w:p>
+    <w:p>
+      <w:pPr>
+        <w:spacing w:line="336" w:lineRule="auto" w:after="180"/>
+      </w:pPr>
+      <w:r>
+        <w:rPr>
+          <w:b w:val="0"/>
+        </w:rPr>
+        <w:t xml:space="preserve">Provide one short approved passage; separate instruction, </w:t>
+      </w:r>
+      <w:r>
+        <w:rPr>
+          <w:b/>
+        </w:rPr>
+        <w:t>input</w:t>
+      </w:r>
+      <w:r>
+        <w:rPr>
+          <w:b w:val="0"/>
+        </w:rPr>
+        <w:t xml:space="preserve">, </w:t>
+      </w:r>
+      <w:r>
+        <w:rPr>
+          <w:b/>
+        </w:rPr>
+        <w:t>output</w:t>
+      </w:r>
+      <w:r>
+        <w:rPr>
+          <w:b w:val="0"/>
+        </w:rPr>
+        <w:t xml:space="preserve"> and </w:t>
+      </w:r>
+      <w:r>
+        <w:rPr>
+          <w:b/>
+        </w:rPr>
+        <w:t>evidence</w:t>
+      </w:r>
+      <w:r>
+        <w:rPr>
+          <w:b w:val="0"/>
+        </w:rPr>
+        <w:t>. Stretch: introduce an unsupported claim or conflicting source and validate claim by claim with a fallback.</w:t>
+      </w:r>
+    </w:p>
+    <w:p>
+      <w:pPr>
+        <w:spacing w:line="336" w:lineRule="auto" w:after="180"/>
+      </w:pPr>
+      <w:r>
+        <w:rPr>
+          <w:b w:val="0"/>
+        </w:rPr>
+        <w:t xml:space="preserve">Provide an </w:t>
+      </w:r>
+      <w:r>
+        <w:rPr>
+          <w:b/>
+        </w:rPr>
+        <w:t>input</w:t>
+      </w:r>
+      <w:r>
+        <w:rPr>
+          <w:b w:val="0"/>
+        </w:rPr>
+        <w:t>/procedure/result/limit frame and a calculator when needed. Ask students to identify the first step before completing the whole trace.</w:t>
+      </w:r>
+    </w:p>
+    <w:p>
+      <w:pPr>
+        <w:spacing w:line="336" w:lineRule="auto" w:after="180"/>
+      </w:pPr>
+      <w:r>
+        <w:rPr>
+          <w:b w:val="0"/>
+        </w:rPr>
+        <w:t xml:space="preserve">Extension: compare two concrete variants of this </w:t>
+      </w:r>
+      <w:r>
+        <w:rPr>
+          <w:b/>
+        </w:rPr>
         <w:t>mechanism</w:t>
       </w:r>
       <w:r>
         <w:rPr>
           <w:b w:val="0"/>
         </w:rPr>
-        <w:t xml:space="preserve"> in your own words. Use the worked scenario to name its </w:t>
+        <w:t xml:space="preserve"> while holding unrelated conditions fixed; report both successful and unsuccessful outcomes.</w:t>
+      </w:r>
+    </w:p>
+    <w:p>
+      <w:pPr>
+        <w:spacing w:line="336" w:lineRule="auto" w:after="180"/>
+      </w:pPr>
+      <w:r>
+        <w:rPr>
+          <w:b w:val="0"/>
+        </w:rPr>
+        <w:t xml:space="preserve">W4: First fails type; second is valid </w:t>
       </w:r>
       <w:r>
         <w:rPr>
@@ -4124,1052 +5241,59 @@
         <w:rPr>
           <w:b w:val="0"/>
         </w:rPr>
-        <w:t xml:space="preserve">, decision rule and </w:t>
+        <w:t xml:space="preserve"> returning </w:t>
       </w:r>
       <w:r>
         <w:rPr>
           <w:b/>
         </w:rPr>
-        <w:t>output</w:t>
-      </w:r>
-      <w:r>
-        <w:rPr>
-          <w:b w:val="0"/>
-        </w:rPr>
-        <w:t>.</w:t>
-      </w:r>
-    </w:p>
-    <w:p>
-      <w:pPr>
-        <w:pStyle w:val="Heading3"/>
-      </w:pPr>
-      <w:r>
-        <w:t>Teacher reasoning · W1</w:t>
+        <w:t>not found</w:t>
+      </w:r>
+      <w:r>
+        <w:rPr>
+          <w:b w:val="0"/>
+        </w:rPr>
+        <w:t xml:space="preserve">; third fails extra-field validation. </w:t>
+      </w:r>
+      <w:r>
+        <w:rPr>
+          <w:b/>
+        </w:rPr>
+        <w:t>Not found</w:t>
+      </w:r>
+      <w:r>
+        <w:rPr>
+          <w:b w:val="0"/>
+        </w:rPr>
+        <w:t xml:space="preserve"> is not capacity zero. Require intermediate reasoning and the stated scope.</w:t>
       </w:r>
     </w:p>
     <w:p>
       <w:pPr>
         <w:spacing w:line="336" w:lineRule="auto" w:after="180"/>
-        <w:shd w:fill="F1F6FC"/>
-      </w:pPr>
-      <w:r>
-        <w:rPr>
-          <w:b w:val="0"/>
-        </w:rPr>
-        <w:t xml:space="preserve">Teacher explanation: Tools expose structured operations with </w:t>
+      </w:pPr>
+      <w:r>
+        <w:rPr>
+          <w:b w:val="0"/>
+        </w:rPr>
+        <w:t xml:space="preserve">Fresh retry: Room M exists with measured capacity zero; room N is absent. Distinguish results. Expected reasoning: M found with capacity 0; N </w:t>
       </w:r>
       <w:r>
         <w:rPr>
           <w:b/>
         </w:rPr>
-        <w:t>input</w:t>
-      </w:r>
-      <w:r>
-        <w:rPr>
-          <w:b w:val="0"/>
-        </w:rPr>
-        <w:t xml:space="preserve"> and </w:t>
-      </w:r>
-      <w:r>
-        <w:rPr>
-          <w:b/>
-        </w:rPr>
-        <w:t>output</w:t>
-      </w:r>
-      <w:r>
-        <w:rPr>
-          <w:b w:val="0"/>
-        </w:rPr>
-        <w:t xml:space="preserve"> contracts. Generating a </w:t>
-      </w:r>
-      <w:r>
-        <w:rPr>
-          <w:b/>
-        </w:rPr>
-        <w:t>tool call</w:t>
-      </w:r>
-      <w:r>
-        <w:rPr>
-          <w:b w:val="0"/>
-        </w:rPr>
-        <w:t xml:space="preserve"> is a proposal; validation and authorisation decide whether it executes.</w:t>
+        <w:t>not found</w:t>
+      </w:r>
+      <w:r>
+        <w:rPr>
+          <w:b w:val="0"/>
+        </w:rPr>
+        <w:t xml:space="preserve"> with no measured capacity. Preserve zero separately from missing.</w:t>
       </w:r>
     </w:p>
     <w:p>
       <w:pPr>
         <w:spacing w:line="336" w:lineRule="auto" w:after="180"/>
-        <w:shd w:fill="F1F6FC"/>
-      </w:pPr>
-      <w:r>
-        <w:rPr>
-          <w:b w:val="0"/>
-        </w:rPr>
-        <w:t xml:space="preserve">For lookup_room accept exactly room_id as a nonempty string; return found plus capacity or a not-found result. It is read-only. Reject unknown </w:t>
-      </w:r>
-      <w:r>
-        <w:rPr>
-          <w:b/>
-        </w:rPr>
-        <w:t>argument</w:t>
-      </w:r>
-      <w:r>
-        <w:rPr>
-          <w:b w:val="0"/>
-        </w:rPr>
-        <w:t>s and do not replace missing values with invented facts.</w:t>
-      </w:r>
-    </w:p>
-    <w:p>
-      <w:pPr>
-        <w:pStyle w:val="Heading3"/>
-      </w:pPr>
-      <w:r>
-        <w:t>W2 Trace the worked case</w:t>
-      </w:r>
-    </w:p>
-    <w:p>
-      <w:pPr>
-        <w:pStyle w:val="Heading3"/>
-      </w:pPr>
-      <w:r>
-        <w:t>Workbook question · W2</w:t>
-      </w:r>
-    </w:p>
-    <w:p>
-      <w:pPr>
-        <w:spacing w:line="336" w:lineRule="auto" w:after="180"/>
-        <w:shd w:fill="F5F1FB"/>
-      </w:pPr>
-      <w:r>
-        <w:rPr>
-          <w:b w:val="0"/>
-        </w:rPr>
-        <w:t xml:space="preserve">Proposed call lookup_room has room_id=B and extra </w:t>
-      </w:r>
-      <w:r>
-        <w:rPr>
-          <w:b/>
-        </w:rPr>
-        <w:t>argument</w:t>
-      </w:r>
-      <w:r>
-        <w:rPr>
-          <w:b w:val="0"/>
-        </w:rPr>
-        <w:t xml:space="preserve"> book=true. Show the intermediate steps and give the conclusion with its scope.</w:t>
-      </w:r>
-    </w:p>
-    <w:p>
-      <w:pPr>
-        <w:pStyle w:val="Heading3"/>
-      </w:pPr>
-      <w:r>
-        <w:t>Teacher reasoning · W2</w:t>
-      </w:r>
-    </w:p>
-    <w:p>
-      <w:pPr>
-        <w:spacing w:line="336" w:lineRule="auto" w:after="180"/>
-        <w:shd w:fill="F1F6FC"/>
-      </w:pPr>
-      <w:r>
-        <w:rPr>
-          <w:b w:val="0"/>
-        </w:rPr>
-        <w:t xml:space="preserve">Teacher explanation: Reject the extra field under the closed </w:t>
-      </w:r>
-      <w:r>
-        <w:rPr>
-          <w:b/>
-        </w:rPr>
-        <w:t>input</w:t>
-      </w:r>
-      <w:r>
-        <w:rPr>
-          <w:b w:val="0"/>
-        </w:rPr>
-        <w:t xml:space="preserve"> contract. The lookup tool provides no booking authority even if the requested room exists.</w:t>
-      </w:r>
-    </w:p>
-    <w:p>
-      <w:pPr>
-        <w:pStyle w:val="Heading3"/>
-      </w:pPr>
-      <w:r>
-        <w:t>W3 Audit the limit</w:t>
-      </w:r>
-    </w:p>
-    <w:p>
-      <w:pPr>
-        <w:pStyle w:val="Heading3"/>
-      </w:pPr>
-      <w:r>
-        <w:t>Workbook question · W3</w:t>
-      </w:r>
-    </w:p>
-    <w:p>
-      <w:pPr>
-        <w:spacing w:line="336" w:lineRule="auto" w:after="180"/>
-        <w:shd w:fill="F5F1FB"/>
-      </w:pPr>
-      <w:r>
-        <w:rPr>
-          <w:b w:val="0"/>
-        </w:rPr>
-        <w:t>A report omits this qualification: A successful tool result supports only its declared data and operation; it does not authorise subsequent side effects.</w:t>
-      </w:r>
-    </w:p>
-    <w:p>
-      <w:pPr>
-        <w:spacing w:line="336" w:lineRule="auto" w:after="180"/>
-        <w:shd w:fill="F5F1FB"/>
-      </w:pPr>
-      <w:r>
-        <w:rPr>
-          <w:b w:val="0"/>
-        </w:rPr>
-        <w:t>Explain how omitting it could change a reader's interpretation, and write an accurate replacement.</w:t>
-      </w:r>
-    </w:p>
-    <w:p>
-      <w:pPr>
-        <w:pStyle w:val="Heading3"/>
-      </w:pPr>
-      <w:r>
-        <w:t>Teacher reasoning · W3</w:t>
-      </w:r>
-    </w:p>
-    <w:p>
-      <w:pPr>
-        <w:spacing w:line="336" w:lineRule="auto" w:after="180"/>
-        <w:shd w:fill="F1F6FC"/>
-      </w:pPr>
-      <w:r>
-        <w:rPr>
-          <w:b w:val="0"/>
-        </w:rPr>
-        <w:t>Teacher explanation: A successful tool result supports only its declared data and operation; it does not authorise subsequent side effects.</w:t>
-      </w:r>
-    </w:p>
-    <w:p>
-      <w:pPr>
-        <w:spacing w:line="336" w:lineRule="auto" w:after="180"/>
-        <w:shd w:fill="F1F6FC"/>
-      </w:pPr>
-      <w:r>
-        <w:rPr>
-          <w:b w:val="0"/>
-        </w:rPr>
-        <w:t xml:space="preserve">State the observed result separately from the unverified or out-of-scope claim; preserve the original </w:t>
-      </w:r>
-      <w:r>
-        <w:rPr>
-          <w:b/>
-        </w:rPr>
-        <w:t>evidence</w:t>
-      </w:r>
-      <w:r>
-        <w:rPr>
-          <w:b w:val="0"/>
-        </w:rPr>
-        <w:t xml:space="preserve"> rather than inventing a missing fact.</w:t>
-      </w:r>
-    </w:p>
-    <w:p>
-      <w:pPr>
-        <w:pStyle w:val="Heading3"/>
-      </w:pPr>
-      <w:r>
-        <w:t>W4 Apply a new case independently</w:t>
-      </w:r>
-    </w:p>
-    <w:p>
-      <w:pPr>
-        <w:pStyle w:val="Heading3"/>
-      </w:pPr>
-      <w:r>
-        <w:t>Workbook question · W4</w:t>
-      </w:r>
-    </w:p>
-    <w:p>
-      <w:pPr>
-        <w:spacing w:line="336" w:lineRule="auto" w:after="180"/>
-        <w:shd w:fill="F5F1FB"/>
-      </w:pPr>
-      <w:r>
-        <w:rPr>
-          <w:b w:val="0"/>
-        </w:rPr>
-        <w:t>Tool accepts room_id string. Calls are {room_id:7}, {room_id:K} and {room_id:K, delete:true}. Validate; K is absent from the registry.</w:t>
-      </w:r>
-    </w:p>
-    <w:p>
-      <w:pPr>
-        <w:pStyle w:val="Heading3"/>
-      </w:pPr>
-      <w:r>
-        <w:t>Teacher reasoning · W4</w:t>
-      </w:r>
-    </w:p>
-    <w:p>
-      <w:pPr>
-        <w:spacing w:line="336" w:lineRule="auto" w:after="180"/>
-        <w:shd w:fill="F1F6FC"/>
-      </w:pPr>
-      <w:r>
-        <w:rPr>
-          <w:b w:val="0"/>
-        </w:rPr>
-        <w:t xml:space="preserve">Teacher explanation: First fails type; second is valid </w:t>
-      </w:r>
-      <w:r>
-        <w:rPr>
-          <w:b/>
-        </w:rPr>
-        <w:t>input</w:t>
-      </w:r>
-      <w:r>
-        <w:rPr>
-          <w:b w:val="0"/>
-        </w:rPr>
-        <w:t xml:space="preserve"> returning </w:t>
-      </w:r>
-      <w:r>
-        <w:rPr>
-          <w:b/>
-        </w:rPr>
-        <w:t>not found</w:t>
-      </w:r>
-      <w:r>
-        <w:rPr>
-          <w:b w:val="0"/>
-        </w:rPr>
-        <w:t xml:space="preserve">; third fails extra-field validation. </w:t>
-      </w:r>
-      <w:r>
-        <w:rPr>
-          <w:b/>
-        </w:rPr>
-        <w:t>Not found</w:t>
-      </w:r>
-      <w:r>
-        <w:rPr>
-          <w:b w:val="0"/>
-        </w:rPr>
-        <w:t xml:space="preserve"> is not capacity zero.</w:t>
-      </w:r>
-    </w:p>
-    <w:p>
-      <w:pPr>
-        <w:pStyle w:val="Heading3"/>
-      </w:pPr>
-      <w:r>
-        <w:t>W5 Design a revealing follow-up</w:t>
-      </w:r>
-    </w:p>
-    <w:p>
-      <w:pPr>
-        <w:pStyle w:val="Heading3"/>
-      </w:pPr>
-      <w:r>
-        <w:t>Workbook question · W5</w:t>
-      </w:r>
-    </w:p>
-    <w:p>
-      <w:pPr>
-        <w:spacing w:line="336" w:lineRule="auto" w:after="180"/>
-        <w:shd w:fill="F5F1FB"/>
-      </w:pPr>
-      <w:r>
-        <w:rPr>
-          <w:b w:val="0"/>
-        </w:rPr>
-        <w:t>For the worked scenario, propose one additional case that could reveal a failure, describe its expected outcome before running it, and explain what would need to remain fixed for a fair comparison.</w:t>
-      </w:r>
-    </w:p>
-    <w:p>
-      <w:pPr>
-        <w:spacing w:line="336" w:lineRule="auto" w:after="180"/>
-        <w:shd w:fill="F5F1FB"/>
-      </w:pPr>
-      <w:r>
-        <w:rPr>
-          <w:b w:val="0"/>
-        </w:rPr>
-        <w:t>Do not reuse W4 as a new final test after receiving feedback.</w:t>
-      </w:r>
-    </w:p>
-    <w:p>
-      <w:pPr>
-        <w:pStyle w:val="Heading3"/>
-      </w:pPr>
-      <w:r>
-        <w:t>Teacher reasoning · W5</w:t>
-      </w:r>
-    </w:p>
-    <w:p>
-      <w:pPr>
-        <w:spacing w:line="336" w:lineRule="auto" w:after="180"/>
-        <w:shd w:fill="F1F6FC"/>
-      </w:pPr>
-      <w:r>
-        <w:rPr>
-          <w:b w:val="0"/>
-        </w:rPr>
-        <w:t xml:space="preserve">Teacher explanation: Accept a concrete variant of the worked </w:t>
-      </w:r>
-      <w:r>
-        <w:rPr>
-          <w:b/>
-        </w:rPr>
-        <w:t>input</w:t>
-      </w:r>
-      <w:r>
-        <w:rPr>
-          <w:b w:val="0"/>
-        </w:rPr>
-        <w:t xml:space="preserve"> or a missing/conflicting/boundary condition, with an expectation derived from the declared procedure.</w:t>
-      </w:r>
-    </w:p>
-    <w:p>
-      <w:pPr>
-        <w:spacing w:line="336" w:lineRule="auto" w:after="180"/>
-        <w:shd w:fill="F1F6FC"/>
-      </w:pPr>
-      <w:r>
-        <w:rPr>
-          <w:b w:val="0"/>
-        </w:rPr>
-        <w:t xml:space="preserve">Require preserved settings, original </w:t>
-      </w:r>
-      <w:r>
-        <w:rPr>
-          <w:b/>
-        </w:rPr>
-        <w:t>output</w:t>
-      </w:r>
-      <w:r>
-        <w:rPr>
-          <w:b w:val="0"/>
-        </w:rPr>
-        <w:t>s and data roles. A successful tool result supports only its declared data and operation; it does not authorise subsequent side effects.</w:t>
-      </w:r>
-    </w:p>
-    <w:p>
-      <w:pPr>
-        <w:spacing w:line="336" w:lineRule="auto" w:after="180"/>
-        <w:shd w:fill="F1F6FC"/>
-      </w:pPr>
-      <w:r>
-        <w:rPr>
-          <w:b w:val="0"/>
-        </w:rPr>
-        <w:t xml:space="preserve">The new case should test this particular </w:t>
-      </w:r>
-      <w:r>
-        <w:rPr>
-          <w:b/>
-        </w:rPr>
-        <w:t>mechanism</w:t>
-      </w:r>
-      <w:r>
-        <w:rPr>
-          <w:b w:val="0"/>
-        </w:rPr>
-        <w:t xml:space="preserve"> rather than merely restate the original result.</w:t>
-      </w:r>
-    </w:p>
-    <w:p>
-      <w:pPr>
-        <w:pStyle w:val="Heading3"/>
-      </w:pPr>
-      <w:r>
-        <w:t>Assess independent transfer</w:t>
-      </w:r>
-    </w:p>
-    <w:p>
-      <w:pPr>
-        <w:pStyle w:val="Heading3"/>
-      </w:pPr>
-      <w:r>
-        <w:t>Independent question · withhold the key</w:t>
-      </w:r>
-    </w:p>
-    <w:p>
-      <w:pPr>
-        <w:spacing w:line="336" w:lineRule="auto" w:after="180"/>
-        <w:shd w:fill="F5F1FB"/>
-      </w:pPr>
-      <w:r>
-        <w:rPr>
-          <w:b w:val="0"/>
-        </w:rPr>
-        <w:t>Selected case: Tool accepts room_id string. Calls are {room_id:7}, {room_id:K} and {room_id:K, delete:true}. Validate; K is absent from the registry.</w:t>
-      </w:r>
-    </w:p>
-    <w:p>
-      <w:pPr>
-        <w:pStyle w:val="Heading3"/>
-      </w:pPr>
-      <w:r>
-        <w:t>Selected case answer</w:t>
-      </w:r>
-    </w:p>
-    <w:p>
-      <w:pPr>
-        <w:pStyle w:val="Heading3"/>
-      </w:pPr>
-      <w:r>
-        <w:t>Teacher key · Selected case answer</w:t>
-      </w:r>
-    </w:p>
-    <w:p>
-      <w:pPr>
-        <w:spacing w:line="336" w:lineRule="auto" w:after="180"/>
-        <w:shd w:fill="F1F6FC"/>
-      </w:pPr>
-      <w:r>
-        <w:rPr>
-          <w:b w:val="0"/>
-        </w:rPr>
-        <w:t xml:space="preserve">Teacher explanation: First fails type; second is valid </w:t>
-      </w:r>
-      <w:r>
-        <w:rPr>
-          <w:b/>
-        </w:rPr>
-        <w:t>input</w:t>
-      </w:r>
-      <w:r>
-        <w:rPr>
-          <w:b w:val="0"/>
-        </w:rPr>
-        <w:t xml:space="preserve"> returning </w:t>
-      </w:r>
-      <w:r>
-        <w:rPr>
-          <w:b/>
-        </w:rPr>
-        <w:t>not found</w:t>
-      </w:r>
-      <w:r>
-        <w:rPr>
-          <w:b w:val="0"/>
-        </w:rPr>
-        <w:t xml:space="preserve">; third fails extra-field validation. </w:t>
-      </w:r>
-      <w:r>
-        <w:rPr>
-          <w:b/>
-        </w:rPr>
-        <w:t>Not found</w:t>
-      </w:r>
-      <w:r>
-        <w:rPr>
-          <w:b w:val="0"/>
-        </w:rPr>
-        <w:t xml:space="preserve"> is not capacity zero.</w:t>
-      </w:r>
-    </w:p>
-    <w:tbl>
-      <w:tblPr>
-        <w:tblStyle w:val="LightShading-Accent1"/>
-        <w:tblW w:type="auto" w:w="0"/>
-        <w:tblLook w:firstColumn="1" w:firstRow="1" w:lastColumn="0" w:lastRow="0" w:noHBand="0" w:noVBand="1" w:val="04A0"/>
-      </w:tblPr>
-      <w:tblGrid>
-        <w:gridCol w:w="5112"/>
-        <w:gridCol w:w="5112"/>
-      </w:tblGrid>
-      <w:tr>
-        <w:trPr>
-          <w:tblHeader/>
-        </w:trPr>
-        <w:tc>
-          <w:tcPr>
-            <w:tcW w:type="dxa" w:w="5112"/>
-          </w:tcPr>
-          <w:p>
-            <w:r>
-              <w:t>Dimension</w:t>
-            </w:r>
-          </w:p>
-        </w:tc>
-        <w:tc>
-          <w:tcPr>
-            <w:tcW w:type="dxa" w:w="5112"/>
-          </w:tcPr>
-          <w:p>
-            <w:r>
-              <w:t>Evidence required</w:t>
-            </w:r>
-          </w:p>
-        </w:tc>
-      </w:tr>
-      <w:tr>
-        <w:tc>
-          <w:tcPr>
-            <w:tcW w:type="dxa" w:w="5112"/>
-          </w:tcPr>
-          <w:p>
-            <w:r>
-              <w:t>Explanation</w:t>
-            </w:r>
-          </w:p>
-        </w:tc>
-        <w:tc>
-          <w:tcPr>
-            <w:tcW w:type="dxa" w:w="5112"/>
-          </w:tcPr>
-          <w:p>
-            <w:r>
-              <w:t>Names the applicable idea or procedure and ties it to the supplied facts.</w:t>
-            </w:r>
-          </w:p>
-        </w:tc>
-      </w:tr>
-      <w:tr>
-        <w:tc>
-          <w:tcPr>
-            <w:tcW w:type="dxa" w:w="5112"/>
-          </w:tcPr>
-          <w:p>
-            <w:r>
-              <w:t>Trace and result</w:t>
-            </w:r>
-          </w:p>
-        </w:tc>
-        <w:tc>
-          <w:tcPr>
-            <w:tcW w:type="dxa" w:w="5112"/>
-          </w:tcPr>
-          <w:p>
-            <w:r>
-              <w:t>Preserves the given inputs and shows the relevant intermediate steps; distinguishes a prediction from an observed execution.</w:t>
-            </w:r>
-          </w:p>
-        </w:tc>
-      </w:tr>
-      <w:tr>
-        <w:tc>
-          <w:tcPr>
-            <w:tcW w:type="dxa" w:w="5112"/>
-          </w:tcPr>
-          <w:p>
-            <w:r>
-              <w:t>Limits</w:t>
-            </w:r>
-          </w:p>
-        </w:tc>
-        <w:tc>
-          <w:tcPr>
-            <w:tcW w:type="dxa" w:w="5112"/>
-          </w:tcPr>
-          <w:p>
-            <w:r>
-              <w:t>States the assumptions, missing evidence or conditions under which the result would change.</w:t>
-            </w:r>
-          </w:p>
-        </w:tc>
-      </w:tr>
-    </w:tbl>
-    <w:p>
-      <w:pPr>
-        <w:pStyle w:val="Heading3"/>
-      </w:pPr>
-      <w:r>
-        <w:t>Teacher key · Selected case answer</w:t>
-      </w:r>
-    </w:p>
-    <w:p>
-      <w:pPr>
-        <w:spacing w:line="336" w:lineRule="auto" w:after="180"/>
-        <w:shd w:fill="F1F6FC"/>
-      </w:pPr>
-      <w:r>
-        <w:rPr>
-          <w:b w:val="0"/>
-        </w:rPr>
-        <w:t>Record each dimension as not yet, with support, or independent. Accept a valid alternative procedure with a defensible trace.</w:t>
-      </w:r>
-    </w:p>
-    <w:p>
-      <w:pPr>
-        <w:spacing w:line="336" w:lineRule="auto" w:after="180"/>
-        <w:shd w:fill="F1F6FC"/>
-      </w:pPr>
-      <w:r>
-        <w:rPr>
-          <w:b w:val="0"/>
-        </w:rPr>
-        <w:t xml:space="preserve">Do not penalise an honestly recorded model failure if the learner correctly explains its </w:t>
-      </w:r>
-      <w:r>
-        <w:rPr>
-          <w:b/>
-        </w:rPr>
-        <w:t>evidence</w:t>
-      </w:r>
-      <w:r>
-        <w:rPr>
-          <w:b w:val="0"/>
-        </w:rPr>
-        <w:t xml:space="preserve"> and limits.</w:t>
-      </w:r>
-    </w:p>
-    <w:p>
-      <w:pPr>
-        <w:pStyle w:val="Heading3"/>
-      </w:pPr>
-      <w:r>
-        <w:t>Feedback that the learner uses</w:t>
-      </w:r>
-    </w:p>
-    <w:p>
-      <w:pPr>
-        <w:spacing w:line="336" w:lineRule="auto" w:after="180"/>
-      </w:pPr>
-      <w:r>
-        <w:rPr>
-          <w:b w:val="0"/>
-        </w:rPr>
-        <w:t>Name the earliest unsupported step and give one action to repair it. Have the learner make that repair now and explain why. Then assess the relevant skill on a fresh, fully specified case.</w:t>
-      </w:r>
-    </w:p>
-    <w:p>
-      <w:pPr>
-        <w:spacing w:line="336" w:lineRule="auto" w:after="180"/>
-      </w:pPr>
-      <w:r>
-        <w:rPr>
-          <w:b w:val="0"/>
-        </w:rPr>
-        <w:t>Confirm it was not previously practised with feedback; solve and check the new case before assigning it. A follow-up design prompt is a starting brief, not automatically an equivalent test.</w:t>
-      </w:r>
-    </w:p>
-    <w:p>
-      <w:pPr>
-        <w:pStyle w:val="Heading1"/>
-      </w:pPr>
-      <w:r>
-        <w:t>06. Connect and extend learning</w:t>
-      </w:r>
-    </w:p>
-    <w:p>
-      <w:r>
-        <w:t>Connect Tools and APIs to Verified Study Buddy, adapt support and plan a later changed-case check.</w:t>
-      </w:r>
-    </w:p>
-    <w:p>
-      <w:pPr>
-        <w:pStyle w:val="Heading3"/>
-      </w:pPr>
-      <w:r>
-        <w:t>Verified Study Buddy</w:t>
-      </w:r>
-    </w:p>
-    <w:p>
-      <w:pPr>
-        <w:spacing w:line="336" w:lineRule="auto" w:after="180"/>
-      </w:pPr>
-      <w:r>
-        <w:rPr>
-          <w:b w:val="0"/>
-        </w:rPr>
-        <w:t xml:space="preserve">Allow only retrieval and calculator tools with validated </w:t>
-      </w:r>
-      <w:r>
-        <w:rPr>
-          <w:b/>
-        </w:rPr>
-        <w:t>argument</w:t>
-      </w:r>
-      <w:r>
-        <w:rPr>
-          <w:b w:val="0"/>
-        </w:rPr>
-        <w:t>s and visible results.</w:t>
-      </w:r>
-    </w:p>
-    <w:p>
-      <w:pPr>
-        <w:spacing w:line="336" w:lineRule="auto" w:after="180"/>
-      </w:pPr>
-      <w:r>
-        <w:rPr>
-          <w:b w:val="0"/>
-        </w:rPr>
-        <w:t xml:space="preserve">Keep the decision, </w:t>
-      </w:r>
-      <w:r>
-        <w:rPr>
-          <w:b/>
-        </w:rPr>
-        <w:t>input</w:t>
-      </w:r>
-      <w:r>
-        <w:rPr>
-          <w:b w:val="0"/>
-        </w:rPr>
-        <w:t xml:space="preserve">, result, explanation and remaining limitation in the project </w:t>
-      </w:r>
-      <w:r>
-        <w:rPr>
-          <w:b/>
-        </w:rPr>
-        <w:t>evidence</w:t>
-      </w:r>
-      <w:r>
-        <w:rPr>
-          <w:b w:val="0"/>
-        </w:rPr>
-        <w:t xml:space="preserve"> record. Retrieve this record next week rather than restarting the project.</w:t>
-      </w:r>
-    </w:p>
-    <w:p>
-      <w:pPr>
-        <w:pStyle w:val="Heading3"/>
-      </w:pPr>
-      <w:r>
-        <w:t>Support and stretch</w:t>
-      </w:r>
-    </w:p>
-    <w:p>
-      <w:pPr>
-        <w:spacing w:line="336" w:lineRule="auto" w:after="180"/>
-      </w:pPr>
-      <w:r>
-        <w:rPr>
-          <w:b w:val="0"/>
-        </w:rPr>
-        <w:t xml:space="preserve">Provide one short approved passage; separate instruction, </w:t>
-      </w:r>
-      <w:r>
-        <w:rPr>
-          <w:b/>
-        </w:rPr>
-        <w:t>input</w:t>
-      </w:r>
-      <w:r>
-        <w:rPr>
-          <w:b w:val="0"/>
-        </w:rPr>
-        <w:t xml:space="preserve">, </w:t>
-      </w:r>
-      <w:r>
-        <w:rPr>
-          <w:b/>
-        </w:rPr>
-        <w:t>output</w:t>
-      </w:r>
-      <w:r>
-        <w:rPr>
-          <w:b w:val="0"/>
-        </w:rPr>
-        <w:t xml:space="preserve"> and </w:t>
-      </w:r>
-      <w:r>
-        <w:rPr>
-          <w:b/>
-        </w:rPr>
-        <w:t>evidence</w:t>
-      </w:r>
-      <w:r>
-        <w:rPr>
-          <w:b w:val="0"/>
-        </w:rPr>
-        <w:t>. Stretch: introduce an unsupported claim or conflicting source and validate claim by claim with a fallback.</w:t>
-      </w:r>
-    </w:p>
-    <w:p>
-      <w:pPr>
-        <w:pStyle w:val="Heading3"/>
-      </w:pPr>
-      <w:r>
-        <w:t>Exit reflection</w:t>
-      </w:r>
-    </w:p>
-    <w:p>
-      <w:pPr>
-        <w:spacing w:line="336" w:lineRule="auto" w:after="180"/>
-      </w:pPr>
-      <w:r>
-        <w:rPr>
-          <w:b w:val="0"/>
-        </w:rPr>
-        <w:t xml:space="preserve">Ask for one decision the learner can now justify and one situation requiring more </w:t>
-      </w:r>
-      <w:r>
-        <w:rPr>
-          <w:b/>
-        </w:rPr>
-        <w:t>evidence</w:t>
-      </w:r>
-      <w:r>
-        <w:rPr>
-          <w:b w:val="0"/>
-        </w:rPr>
-        <w:t xml:space="preserve"> or human review. Confidence ratings are separate from correct independent performance.</w:t>
-      </w:r>
-    </w:p>
-    <w:p>
-      <w:pPr>
-        <w:pStyle w:val="Heading3"/>
-      </w:pPr>
-      <w:r>
-        <w:t>Bridge to the next week</w:t>
-      </w:r>
-    </w:p>
-    <w:p>
-      <w:pPr>
-        <w:spacing w:line="336" w:lineRule="auto" w:after="180"/>
-      </w:pPr>
-      <w:r>
-        <w:rPr>
-          <w:b w:val="0"/>
-        </w:rPr>
-        <w:t xml:space="preserve">Next: Week 22: Requests, Responses, and JSON. Retrieve today’s </w:t>
-      </w:r>
-      <w:r>
-        <w:rPr>
-          <w:b/>
-        </w:rPr>
-        <w:t>evidence</w:t>
-      </w:r>
-      <w:r>
-        <w:rPr>
-          <w:b w:val="0"/>
-        </w:rPr>
-        <w:t xml:space="preserve"> and identify what carries forward and what is new.</w:t>
-      </w:r>
-    </w:p>
-    <w:p>
-      <w:pPr>
-        <w:pStyle w:val="Heading3"/>
-      </w:pPr>
-      <w:r>
-        <w:t>Support and fresh reassessment</w:t>
-      </w:r>
-    </w:p>
-    <w:p>
-      <w:pPr>
-        <w:spacing w:line="336" w:lineRule="auto" w:after="180"/>
-      </w:pPr>
-      <w:r>
-        <w:rPr>
-          <w:b w:val="0"/>
-        </w:rPr>
-        <w:t xml:space="preserve">Provide an </w:t>
-      </w:r>
-      <w:r>
-        <w:rPr>
-          <w:b/>
-        </w:rPr>
-        <w:t>input</w:t>
-      </w:r>
-      <w:r>
-        <w:rPr>
-          <w:b w:val="0"/>
-        </w:rPr>
-        <w:t>/procedure/result/limit frame and a calculator when needed. Ask students to identify the first step before completing the whole trace.</w:t>
-      </w:r>
-    </w:p>
-    <w:p>
-      <w:pPr>
-        <w:spacing w:line="336" w:lineRule="auto" w:after="180"/>
-      </w:pPr>
-      <w:r>
-        <w:rPr>
-          <w:b w:val="0"/>
-        </w:rPr>
-        <w:t xml:space="preserve">Extension: compare two concrete variants of this </w:t>
-      </w:r>
-      <w:r>
-        <w:rPr>
-          <w:b/>
-        </w:rPr>
-        <w:t>mechanism</w:t>
-      </w:r>
-      <w:r>
-        <w:rPr>
-          <w:b w:val="0"/>
-        </w:rPr>
-        <w:t xml:space="preserve"> while holding unrelated conditions fixed; report both successful and unsuccessful outcomes.</w:t>
-      </w:r>
-    </w:p>
-    <w:p>
-      <w:pPr>
-        <w:spacing w:line="336" w:lineRule="auto" w:after="180"/>
-      </w:pPr>
-      <w:r>
-        <w:rPr>
-          <w:b w:val="0"/>
-        </w:rPr>
-        <w:t xml:space="preserve">W4: First fails type; second is valid </w:t>
-      </w:r>
-      <w:r>
-        <w:rPr>
-          <w:b/>
-        </w:rPr>
-        <w:t>input</w:t>
-      </w:r>
-      <w:r>
-        <w:rPr>
-          <w:b w:val="0"/>
-        </w:rPr>
-        <w:t xml:space="preserve"> returning </w:t>
-      </w:r>
-      <w:r>
-        <w:rPr>
-          <w:b/>
-        </w:rPr>
-        <w:t>not found</w:t>
-      </w:r>
-      <w:r>
-        <w:rPr>
-          <w:b w:val="0"/>
-        </w:rPr>
-        <w:t xml:space="preserve">; third fails extra-field validation. </w:t>
-      </w:r>
-      <w:r>
-        <w:rPr>
-          <w:b/>
-        </w:rPr>
-        <w:t>Not found</w:t>
-      </w:r>
-      <w:r>
-        <w:rPr>
-          <w:b w:val="0"/>
-        </w:rPr>
-        <w:t xml:space="preserve"> is not capacity zero. Require intermediate reasoning and the stated scope.</w:t>
-      </w:r>
-    </w:p>
-    <w:p>
-      <w:pPr>
-        <w:spacing w:line="336" w:lineRule="auto" w:after="180"/>
-      </w:pPr>
-      <w:r>
-        <w:rPr>
-          <w:b w:val="0"/>
-        </w:rPr>
-        <w:t xml:space="preserve">Fresh retry: Room M exists with measured capacity zero; room N is absent. Distinguish results. Expected reasoning: M found with capacity 0; N </w:t>
-      </w:r>
-      <w:r>
-        <w:rPr>
-          <w:b/>
-        </w:rPr>
-        <w:t>not found</w:t>
-      </w:r>
-      <w:r>
-        <w:rPr>
-          <w:b w:val="0"/>
-        </w:rPr>
-        <w:t xml:space="preserve"> with no measured capacity. Preserve zero separately from missing.</w:t>
-      </w:r>
-    </w:p>
-    <w:p>
-      <w:pPr>
-        <w:spacing w:line="336" w:lineRule="auto" w:after="180"/>
       </w:pPr>
       <w:r>
         <w:rPr>
@@ -5180,33 +5304,10 @@
     </w:p>
     <w:p>
       <w:pPr>
-        <w:spacing w:line="336" w:lineRule="auto" w:after="180"/>
-      </w:pPr>
-      <w:r>
-        <w:rPr>
-          <w:b w:val="0"/>
-        </w:rPr>
-        <w:t xml:space="preserve">Next connection: Conversation state and retention. Preserve the current case record and retrieve its </w:t>
-      </w:r>
-      <w:r>
-        <w:rPr>
-          <w:b/>
-        </w:rPr>
-        <w:t>evidence</w:t>
-      </w:r>
-      <w:r>
-        <w:rPr>
-          <w:b w:val="0"/>
-        </w:rPr>
-        <w:t xml:space="preserve"> boundary before moving on.</w:t>
-      </w:r>
-    </w:p>
-    <w:p>
-      <w:pPr>
-        <w:pStyle w:val="Heading3"/>
-      </w:pPr>
-      <w:r>
-        <w:t>Plan the delayed return</w:t>
+        <w:pStyle w:val="Heading2"/>
+      </w:pPr>
+      <w:r>
+        <w:t>Plan the delayed check</w:t>
       </w:r>
     </w:p>
     <w:p>
@@ -5423,71 +5524,176 @@
     </w:p>
     <w:p>
       <w:pPr>
+        <w:pStyle w:val="Heading2"/>
+      </w:pPr>
+      <w:r>
+        <w:t>Bridge to next week</w:t>
+      </w:r>
+    </w:p>
+    <w:p>
+      <w:pPr>
+        <w:spacing w:line="336" w:lineRule="auto" w:after="180"/>
+      </w:pPr>
+      <w:r>
+        <w:rPr>
+          <w:b w:val="0"/>
+        </w:rPr>
+        <w:t xml:space="preserve">Ask for one decision the learner can now justify and one situation requiring more </w:t>
+      </w:r>
+      <w:r>
+        <w:rPr>
+          <w:b/>
+        </w:rPr>
+        <w:t>evidence</w:t>
+      </w:r>
+      <w:r>
+        <w:rPr>
+          <w:b w:val="0"/>
+        </w:rPr>
+        <w:t xml:space="preserve"> or human review. Confidence ratings are separate from correct independent performance.</w:t>
+      </w:r>
+    </w:p>
+    <w:p>
+      <w:pPr>
+        <w:spacing w:line="336" w:lineRule="auto" w:after="180"/>
+      </w:pPr>
+      <w:r>
+        <w:rPr>
+          <w:b w:val="0"/>
+        </w:rPr>
+        <w:t xml:space="preserve">Next: Week 22: Requests, Responses, and JSON. Retrieve today’s </w:t>
+      </w:r>
+      <w:r>
+        <w:rPr>
+          <w:b/>
+        </w:rPr>
+        <w:t>evidence</w:t>
+      </w:r>
+      <w:r>
+        <w:rPr>
+          <w:b w:val="0"/>
+        </w:rPr>
+        <w:t xml:space="preserve"> and identify what carries forward and what is new.</w:t>
+      </w:r>
+    </w:p>
+    <w:p>
+      <w:pPr>
+        <w:spacing w:line="336" w:lineRule="auto" w:after="180"/>
+      </w:pPr>
+      <w:r>
+        <w:rPr>
+          <w:b w:val="0"/>
+        </w:rPr>
+        <w:t>Next is Week 22: Requests Responses and JSON. Carry forward exact input/output contracts and response checks when learning the precise wire-format notation.</w:t>
+      </w:r>
+    </w:p>
+    <w:p>
+      <w:pPr>
+        <w:pStyle w:val="Heading2"/>
+      </w:pPr>
+      <w:r>
+        <w:t>Earlier wording, alternatives and picture transcripts · reference / check after trying</w:t>
+      </w:r>
+    </w:p>
+    <w:p>
+      <w:pPr>
+        <w:spacing w:line="336" w:lineRule="auto" w:after="180"/>
+      </w:pPr>
+      <w:r>
+        <w:rPr>
+          <w:b w:val="0"/>
+        </w:rPr>
+        <w:t>Connect and extend learning</w:t>
+      </w:r>
+    </w:p>
+    <w:p>
+      <w:pPr>
         <w:pStyle w:val="Heading3"/>
       </w:pPr>
       <w:r>
+        <w:t>Verified Study Buddy</w:t>
+      </w:r>
+    </w:p>
+    <w:p>
+      <w:pPr>
+        <w:pStyle w:val="Heading3"/>
+      </w:pPr>
+      <w:r>
+        <w:t>Support and stretch</w:t>
+      </w:r>
+    </w:p>
+    <w:p>
+      <w:pPr>
+        <w:pStyle w:val="Heading3"/>
+      </w:pPr>
+      <w:r>
+        <w:t>Exit reflection</w:t>
+      </w:r>
+    </w:p>
+    <w:p>
+      <w:pPr>
+        <w:pStyle w:val="Heading3"/>
+      </w:pPr>
+      <w:r>
+        <w:t>Bridge to the next week</w:t>
+      </w:r>
+    </w:p>
+    <w:p>
+      <w:pPr>
+        <w:pStyle w:val="Heading3"/>
+      </w:pPr>
+      <w:r>
+        <w:t>Support and fresh reassessment</w:t>
+      </w:r>
+    </w:p>
+    <w:p>
+      <w:pPr>
+        <w:pStyle w:val="Heading3"/>
+      </w:pPr>
+      <w:r>
+        <w:t>Plan the delayed return</w:t>
+      </w:r>
+    </w:p>
+    <w:p>
+      <w:pPr>
+        <w:pStyle w:val="Heading3"/>
+      </w:pPr>
+      <w:r>
         <w:t>Project evidence from this case</w:t>
       </w:r>
     </w:p>
     <w:p>
       <w:pPr>
+        <w:pStyle w:val="Heading1"/>
+      </w:pPr>
+      <w:r>
+        <w:t>Reference bank and extra practice</w:t>
+      </w:r>
+    </w:p>
+    <w:p>
+      <w:pPr>
+        <w:pStyle w:val="Heading1"/>
+      </w:pPr>
+      <w:r>
+        <w:t>07. Reference: alternative planning checklist</w:t>
+      </w:r>
+    </w:p>
+    <w:p>
+      <w:r>
+        <w:t>Use as a reminder alongside the main route rather than teaching the cycle twice.</w:t>
+      </w:r>
+    </w:p>
+    <w:p>
+      <w:pPr>
+        <w:pStyle w:val="Heading2"/>
+      </w:pPr>
+      <w:r>
+        <w:t>Preparation and schedule</w:t>
+      </w:r>
+    </w:p>
+    <w:p>
+      <w:pPr>
         <w:spacing w:line="336" w:lineRule="auto" w:after="180"/>
-      </w:pPr>
-      <w:r>
-        <w:rPr>
-          <w:b w:val="0"/>
-        </w:rPr>
-        <w:t xml:space="preserve">For your Verified Study Buddy, save the </w:t>
-      </w:r>
-      <w:r>
-        <w:rPr>
-          <w:b/>
-        </w:rPr>
-        <w:t>input</w:t>
-      </w:r>
-      <w:r>
-        <w:rPr>
-          <w:b w:val="0"/>
-        </w:rPr>
-        <w:t>, procedure, observed result and limitation of this check.</w:t>
-      </w:r>
-    </w:p>
-    <w:p>
-      <w:pPr>
-        <w:spacing w:line="336" w:lineRule="auto" w:after="180"/>
-      </w:pPr>
-      <w:r>
-        <w:rPr>
-          <w:b w:val="0"/>
-        </w:rPr>
-        <w:t>Label this worked example as practice; use a different, previously unreviewed case when checking independent understanding.</w:t>
-      </w:r>
-    </w:p>
-    <w:p>
-      <w:pPr>
-        <w:pStyle w:val="Heading1"/>
-      </w:pPr>
-      <w:r>
-        <w:t>07. Prepare, teach and assess</w:t>
-      </w:r>
-    </w:p>
-    <w:p>
-      <w:r>
-        <w:t>Use this preparation summary alongside the detailed Tools and APIs lesson; it is a checklist rather than a replacement for the full sequence.</w:t>
-      </w:r>
-    </w:p>
-    <w:p>
-      <w:pPr>
-        <w:pStyle w:val="Heading3"/>
-      </w:pPr>
-      <w:r>
-        <w:t>Teaching target</w:t>
-      </w:r>
-    </w:p>
-    <w:p>
-      <w:pPr>
-        <w:spacing w:line="336" w:lineRule="auto" w:after="180"/>
-        <w:shd w:fill="EDF7F3"/>
       </w:pPr>
       <w:r>
         <w:rPr>
@@ -5688,6 +5894,14 @@
     </w:tbl>
     <w:p>
       <w:pPr>
+        <w:pStyle w:val="Heading2"/>
+      </w:pPr>
+      <w:r>
+        <w:t>Practice and assessment reminders</w:t>
+      </w:r>
+    </w:p>
+    <w:p>
+      <w:pPr>
         <w:spacing w:line="336" w:lineRule="auto" w:after="180"/>
       </w:pPr>
       <w:r>
@@ -5711,16 +5925,7 @@
     </w:p>
     <w:p>
       <w:pPr>
-        <w:pStyle w:val="Heading3"/>
-      </w:pPr>
-      <w:r>
-        <w:t>Supported practice answer</w:t>
-      </w:r>
-    </w:p>
-    <w:p>
-      <w:pPr>
         <w:spacing w:line="336" w:lineRule="auto" w:after="180"/>
-        <w:shd w:fill="F1F6FC"/>
       </w:pPr>
       <w:r>
         <w:rPr>
@@ -5777,16 +5982,7 @@
     </w:p>
     <w:p>
       <w:pPr>
-        <w:pStyle w:val="Heading3"/>
-      </w:pPr>
-      <w:r>
-        <w:t>Repair the misconception</w:t>
-      </w:r>
-    </w:p>
-    <w:p>
-      <w:pPr>
         <w:spacing w:line="336" w:lineRule="auto" w:after="180"/>
-        <w:shd w:fill="FFF5E6"/>
       </w:pPr>
       <w:r>
         <w:rPr>
@@ -5797,16 +5993,7 @@
     </w:p>
     <w:p>
       <w:pPr>
-        <w:pStyle w:val="Heading3"/>
-      </w:pPr>
-      <w:r>
-        <w:t>Support without giving away the answer</w:t>
-      </w:r>
-    </w:p>
-    <w:p>
-      <w:pPr>
         <w:spacing w:line="336" w:lineRule="auto" w:after="180"/>
-        <w:shd w:fill="F1F6F8"/>
       </w:pPr>
       <w:r>
         <w:rPr>
@@ -5829,16 +6016,7 @@
     </w:p>
     <w:p>
       <w:pPr>
-        <w:pStyle w:val="Heading3"/>
-      </w:pPr>
-      <w:r>
-        <w:t>Extend the reasoning</w:t>
-      </w:r>
-    </w:p>
-    <w:p>
-      <w:pPr>
         <w:spacing w:line="336" w:lineRule="auto" w:after="180"/>
-        <w:shd w:fill="F5F1FB"/>
       </w:pPr>
       <w:r>
         <w:rPr>
@@ -5862,7 +6040,6 @@
     <w:p>
       <w:pPr>
         <w:spacing w:line="336" w:lineRule="auto" w:after="180"/>
-        <w:shd w:fill="F5F1FB"/>
       </w:pPr>
       <w:r>
         <w:rPr>
@@ -5873,16 +6050,7 @@
     </w:p>
     <w:p>
       <w:pPr>
-        <w:pStyle w:val="Heading3"/>
-      </w:pPr>
-      <w:r>
-        <w:t>Protect the independent attempt</w:t>
-      </w:r>
-    </w:p>
-    <w:p>
-      <w:pPr>
         <w:spacing w:line="336" w:lineRule="auto" w:after="180"/>
-        <w:shd w:fill="FFF5E6"/>
       </w:pPr>
       <w:r>
         <w:rPr>
@@ -6077,16 +6245,7 @@
     </w:tbl>
     <w:p>
       <w:pPr>
-        <w:pStyle w:val="Heading3"/>
-      </w:pPr>
-      <w:r>
-        <w:t>Project checkpoint</w:t>
-      </w:r>
-    </w:p>
-    <w:p>
-      <w:pPr>
         <w:spacing w:line="336" w:lineRule="auto" w:after="180"/>
-        <w:shd w:fill="EDF7F3"/>
       </w:pPr>
       <w:r>
         <w:rPr>
@@ -6123,12 +6282,20 @@
         <w:pStyle w:val="Heading1"/>
       </w:pPr>
       <w:r>
-        <w:t>08. Use feedback, labs and repair paths</w:t>
-      </w:r>
-    </w:p>
-    <w:p>
-      <w:r>
-        <w:t>Use feedback, earlier review and portfolios purposefully. Apply the coding routine only when this lesson has an executable lab.</w:t>
+        <w:t>08. Reference: feedback and records</w:t>
+      </w:r>
+    </w:p>
+    <w:p>
+      <w:r>
+        <w:t>Use digital tools where they help retain an explanation and its evidence.</w:t>
+      </w:r>
+    </w:p>
+    <w:p>
+      <w:pPr>
+        <w:pStyle w:val="Heading2"/>
+      </w:pPr>
+      <w:r>
+        <w:t>Keep practice and independent evidence separate</w:t>
       </w:r>
     </w:p>
     <w:p>
@@ -6167,10 +6334,52 @@
     </w:p>
     <w:p>
       <w:pPr>
-        <w:pStyle w:val="Heading3"/>
-      </w:pPr>
-      <w:r>
-        <w:t>For later coding lessons</w:t>
+        <w:pStyle w:val="Heading2"/>
+      </w:pPr>
+      <w:r>
+        <w:t>Repair and portfolio records</w:t>
+      </w:r>
+    </w:p>
+    <w:p>
+      <w:pPr>
+        <w:spacing w:line="336" w:lineRule="auto" w:after="180"/>
+      </w:pPr>
+      <w:r>
+        <w:rPr>
+          <w:b w:val="0"/>
+        </w:rPr>
+        <w:t>Use the earlier worked-explanation links to address a specific missing building block, then return to the current question. Adapt this suggestion after observing the learner; it is not an automatic diagnosis.</w:t>
+      </w:r>
+    </w:p>
+    <w:p>
+      <w:pPr>
+        <w:spacing w:line="336" w:lineRule="auto" w:after="180"/>
+      </w:pPr>
+      <w:r>
+        <w:rPr>
+          <w:b w:val="0"/>
+        </w:rPr>
+        <w:t xml:space="preserve">Collect the completed-work portfolio as </w:t>
+      </w:r>
+      <w:r>
+        <w:rPr>
+          <w:b/>
+        </w:rPr>
+        <w:t>evidence</w:t>
+      </w:r>
+      <w:r>
+        <w:rPr>
+          <w:b w:val="0"/>
+        </w:rPr>
+        <w:t>. Record support separately from correctness, and assess explanation, trace/test and limitations. Progress ticks and quiz selections alone do not establish mastery.</w:t>
+      </w:r>
+    </w:p>
+    <w:p>
+      <w:pPr>
+        <w:pStyle w:val="Heading2"/>
+      </w:pPr>
+      <w:r>
+        <w:t>Earlier wording, alternatives and picture transcripts · reference / check after trying</w:t>
       </w:r>
     </w:p>
     <w:p>
@@ -6181,7 +6390,6 @@
     <w:p>
       <w:pPr>
         <w:spacing w:line="336" w:lineRule="auto" w:after="180"/>
-        <w:shd w:fill="F1F6F8"/>
       </w:pPr>
       <w:r>
         <w:rPr>
@@ -6204,77 +6412,20 @@
     </w:p>
     <w:p>
       <w:pPr>
-        <w:spacing w:line="336" w:lineRule="auto" w:after="180"/>
-      </w:pPr>
-      <w:r>
-        <w:rPr>
-          <w:b w:val="0"/>
-        </w:rPr>
-        <w:t>Use the earlier worked-explanation links to address a specific missing building block, then return to the current question. Adapt this suggestion after observing the learner; it is not an automatic diagnosis.</w:t>
-      </w:r>
-    </w:p>
-    <w:p>
-      <w:pPr>
-        <w:spacing w:line="336" w:lineRule="auto" w:after="180"/>
-      </w:pPr>
-      <w:r>
-        <w:rPr>
-          <w:b w:val="0"/>
-        </w:rPr>
-        <w:t xml:space="preserve">Collect the completed-work portfolio as </w:t>
-      </w:r>
-      <w:r>
-        <w:rPr>
-          <w:b/>
-        </w:rPr>
-        <w:t>evidence</w:t>
-      </w:r>
-      <w:r>
-        <w:rPr>
-          <w:b w:val="0"/>
-        </w:rPr>
-        <w:t>. Record support separately from correctness, and assess explanation, trace/test and limitations. Progress ticks and quiz selections alone do not establish mastery.</w:t>
-      </w:r>
-    </w:p>
-    <w:p>
-      <w:pPr>
         <w:pStyle w:val="Heading1"/>
       </w:pPr>
       <w:r>
-        <w:t>09. Visual concept journey</w:t>
-      </w:r>
-    </w:p>
-    <w:p>
-      <w:r>
-        <w:t>Show one Tools and APIs graphic at a time, request a prediction and discuss its trace before the independent assessment.</w:t>
-      </w:r>
-    </w:p>
-    <w:p>
-      <w:pPr>
-        <w:spacing w:line="336" w:lineRule="auto" w:after="180"/>
-      </w:pPr>
-      <w:r>
-        <w:rPr>
-          <w:b w:val="0"/>
-        </w:rPr>
-        <w:t xml:space="preserve">Use one picture at a time. Hide a worked result before asking for a </w:t>
-      </w:r>
-      <w:r>
-        <w:rPr>
-          <w:b/>
-        </w:rPr>
-        <w:t>prediction</w:t>
-      </w:r>
-      <w:r>
-        <w:rPr>
-          <w:b w:val="0"/>
-        </w:rPr>
-        <w:t>, then reveal it for feedback. These are supported teaching cases; retain the separate independent assessment for a fresh first attempt.</w:t>
-      </w:r>
-    </w:p>
-    <w:p>
-      <w:pPr>
-        <w:pStyle w:val="Heading3"/>
+        <w:t>09. Reference: teach with the six pictures</w:t>
+      </w:r>
+    </w:p>
+    <w:p>
+      <w:r>
+        <w:t>Choose the picture for the teaching move and connect it to the explanation.</w:t>
+      </w:r>
+    </w:p>
+    <w:p>
+      <w:pPr>
+        <w:pStyle w:val="Heading2"/>
       </w:pPr>
       <w:r>
         <w:t>01. Tools and APIs: the case</w:t>
@@ -6285,7 +6436,7 @@
         <w:drawing>
           <wp:inline xmlns:a="http://schemas.openxmlformats.org/drawingml/2006/main" xmlns:pic="http://schemas.openxmlformats.org/drawingml/2006/picture">
             <wp:extent cx="5486400" cy="2990088"/>
-            <wp:docPr id="2" name="Picture 2" descr="Check a library lookup call before it reaches a tool. Supplied facts: lookup_book accepts exactly one field: book_id, a string. Registry IDs are C7 and M2. The proposed call is {book_id: C7}. All inputs and outcomes in this worked example are invented classroom data; no real model run is claimed."/>
+            <wp:docPr id="3" name="Picture 3" descr="Check a library lookup call before it reaches a tool. Supplied facts: lookup_book accepts exactly one field: book_id, a string. Registry IDs are C7 and M2. The proposed call is {book_id: C7}. All inputs and outcomes in this worked example are invented classroom data; no real model run is claimed."/>
             <wp:cNvGraphicFramePr>
               <a:graphicFrameLocks noChangeAspect="1"/>
             </wp:cNvGraphicFramePr>
@@ -6297,7 +6448,7 @@
                     <pic:cNvPicPr/>
                   </pic:nvPicPr>
                   <pic:blipFill>
-                    <a:blip r:embed="rId10"/>
+                    <a:blip r:embed="rId11"/>
                     <a:stretch>
                       <a:fillRect/>
                     </a:stretch>
@@ -6353,7 +6504,6 @@
     <w:p>
       <w:pPr>
         <w:spacing w:line="336" w:lineRule="auto" w:after="180"/>
-        <w:shd w:fill="F5F1FB"/>
       </w:pPr>
       <w:r>
         <w:rPr>
@@ -6364,16 +6514,7 @@
     </w:p>
     <w:p>
       <w:pPr>
-        <w:pStyle w:val="Heading3"/>
-      </w:pPr>
-      <w:r>
-        <w:t>Discuss while showing the picture</w:t>
-      </w:r>
-    </w:p>
-    <w:p>
-      <w:pPr>
         <w:spacing w:line="336" w:lineRule="auto" w:after="180"/>
-        <w:shd w:fill="F1F6F8"/>
       </w:pPr>
       <w:r>
         <w:rPr>
@@ -6384,7 +6525,7 @@
     </w:p>
     <w:p>
       <w:pPr>
-        <w:pStyle w:val="Heading3"/>
+        <w:pStyle w:val="Heading2"/>
       </w:pPr>
       <w:r>
         <w:t>02. Follow the deciding steps</w:t>
@@ -6395,7 +6536,7 @@
         <w:drawing>
           <wp:inline xmlns:a="http://schemas.openxmlformats.org/drawingml/2006/main" xmlns:pic="http://schemas.openxmlformats.org/drawingml/2006/picture">
             <wp:extent cx="5486400" cy="3182112"/>
-            <wp:docPr id="3" name="Picture 3" descr="Check shape: Exactly book_id is supplied, and C7 is text. → Check membership: C7 occurs in the authorised registry. → Read only: Run the lookup. This tool contract contains no lending or deletion operation."/>
+            <wp:docPr id="4" name="Picture 4" descr="Check shape: Exactly book_id is supplied, and C7 is text. → Check membership: C7 occurs in the authorised registry. → Read only: Run the lookup. This tool contract contains no lending or deletion operation."/>
             <wp:cNvGraphicFramePr>
               <a:graphicFrameLocks noChangeAspect="1"/>
             </wp:cNvGraphicFramePr>
@@ -6407,7 +6548,7 @@
                     <pic:cNvPicPr/>
                   </pic:nvPicPr>
                   <pic:blipFill>
-                    <a:blip r:embed="rId11"/>
+                    <a:blip r:embed="rId9"/>
                     <a:stretch>
                       <a:fillRect/>
                     </a:stretch>
@@ -6440,7 +6581,6 @@
     <w:p>
       <w:pPr>
         <w:spacing w:line="336" w:lineRule="auto" w:after="180"/>
-        <w:shd w:fill="F5F1FB"/>
       </w:pPr>
       <w:r>
         <w:rPr>
@@ -6463,16 +6603,7 @@
     </w:p>
     <w:p>
       <w:pPr>
-        <w:pStyle w:val="Heading3"/>
-      </w:pPr>
-      <w:r>
-        <w:t>Discuss while showing the picture</w:t>
-      </w:r>
-    </w:p>
-    <w:p>
-      <w:pPr>
         <w:spacing w:line="336" w:lineRule="auto" w:after="180"/>
-        <w:shd w:fill="F1F6F8"/>
       </w:pPr>
       <w:r>
         <w:rPr>
@@ -6495,7 +6626,7 @@
     </w:p>
     <w:p>
       <w:pPr>
-        <w:pStyle w:val="Heading3"/>
+        <w:pStyle w:val="Heading2"/>
       </w:pPr>
       <w:r>
         <w:t>03. Tools and API contracts — evidence trace</w:t>
@@ -6506,7 +6637,7 @@
         <w:drawing>
           <wp:inline xmlns:a="http://schemas.openxmlformats.org/drawingml/2006/main" xmlns:pic="http://schemas.openxmlformats.org/drawingml/2006/picture">
             <wp:extent cx="5486400" cy="3145536"/>
-            <wp:docPr id="4" name="Picture 4" descr="Tools and API contracts — evidence trace. Proposed call lookup_room has room_id=B and extra argument book=true. | For lookup_room accept exactly room_id as a nonempty string; return found plus capacity or a not-found result. It is read-only. Reject unknown arguments and do not replace missing values with invented facts. | Reject the extra field under the closed input contract. The lookup tool provides no booking authority even if the requested room exists."/>
+            <wp:docPr id="5" name="Picture 5" descr="Tools and API contracts — evidence trace. Proposed call lookup_room has room_id=B and extra argument book=true. | For lookup_room accept exactly room_id as a nonempty string; return found plus capacity or a not-found result. It is read-only. Reject unknown arguments and do not replace missing values with invented facts. | Reject the extra field under the closed input contract. The lookup tool provides no booking authority even if the requested room exists."/>
             <wp:cNvGraphicFramePr>
               <a:graphicFrameLocks noChangeAspect="1"/>
             </wp:cNvGraphicFramePr>
@@ -6633,7 +6764,6 @@
     <w:p>
       <w:pPr>
         <w:spacing w:line="336" w:lineRule="auto" w:after="180"/>
-        <w:shd w:fill="F5F1FB"/>
       </w:pPr>
       <w:r>
         <w:rPr>
@@ -6644,16 +6774,7 @@
     </w:p>
     <w:p>
       <w:pPr>
-        <w:pStyle w:val="Heading3"/>
-      </w:pPr>
-      <w:r>
-        <w:t>Discuss while showing the picture</w:t>
-      </w:r>
-    </w:p>
-    <w:p>
-      <w:pPr>
         <w:spacing w:line="336" w:lineRule="auto" w:after="180"/>
-        <w:shd w:fill="F1F6F8"/>
       </w:pPr>
       <w:r>
         <w:rPr>
@@ -6664,7 +6785,7 @@
     </w:p>
     <w:p>
       <w:pPr>
-        <w:pStyle w:val="Heading3"/>
+        <w:pStyle w:val="Heading2"/>
       </w:pPr>
       <w:r>
         <w:t>04. Change one thing. Trace what follows.</w:t>
@@ -6675,7 +6796,7 @@
         <w:drawing>
           <wp:inline xmlns:a="http://schemas.openxmlformats.org/drawingml/2006/main" xmlns:pic="http://schemas.openxmlformats.org/drawingml/2006/picture">
             <wp:extent cx="5486400" cy="3026664"/>
-            <wp:docPr id="5" name="Picture 5" descr="Original case: Run the lookup. This tool contract contains no lending or deletion operation. Changed condition: Add lend: true to the same call. Expected result: Reject the call before invoking the tool. Reason: An extra operation is outside the exact allowed contract, even when book_id is valid."/>
+            <wp:docPr id="6" name="Picture 6" descr="Original case: Run the lookup. This tool contract contains no lending or deletion operation. Changed condition: Add lend: true to the same call. Expected result: Reject the call before invoking the tool. Reason: An extra operation is outside the exact allowed contract, even when book_id is valid."/>
             <wp:cNvGraphicFramePr>
               <a:graphicFrameLocks noChangeAspect="1"/>
             </wp:cNvGraphicFramePr>
@@ -6731,7 +6852,6 @@
     <w:p>
       <w:pPr>
         <w:spacing w:line="336" w:lineRule="auto" w:after="180"/>
-        <w:shd w:fill="F5F1FB"/>
       </w:pPr>
       <w:r>
         <w:rPr>
@@ -6742,16 +6862,7 @@
     </w:p>
     <w:p>
       <w:pPr>
-        <w:pStyle w:val="Heading3"/>
-      </w:pPr>
-      <w:r>
-        <w:t>Discuss while showing the picture</w:t>
-      </w:r>
-    </w:p>
-    <w:p>
-      <w:pPr>
         <w:spacing w:line="336" w:lineRule="auto" w:after="180"/>
-        <w:shd w:fill="F1F6F8"/>
       </w:pPr>
       <w:r>
         <w:rPr>
@@ -6763,7 +6874,6 @@
     <w:p>
       <w:pPr>
         <w:spacing w:line="336" w:lineRule="auto" w:after="180"/>
-        <w:shd w:fill="F1F6F8"/>
       </w:pPr>
       <w:r>
         <w:rPr>
@@ -6774,7 +6884,7 @@
     </w:p>
     <w:p>
       <w:pPr>
-        <w:pStyle w:val="Heading3"/>
+        <w:pStyle w:val="Heading2"/>
       </w:pPr>
       <w:r>
         <w:t>05. Connect the explanation to its limit</w:t>
@@ -6785,7 +6895,7 @@
         <w:drawing>
           <wp:inline xmlns:a="http://schemas.openxmlformats.org/drawingml/2006/main" xmlns:pic="http://schemas.openxmlformats.org/drawingml/2006/picture">
             <wp:extent cx="5486400" cy="2834640"/>
-            <wp:docPr id="6" name="Picture 6" descr="Read the picture in order. Run the lookup. This tool contract contains no lending or deletion operation. The arrows show which recorded input or intermediate result each decision uses. Explain the deciding step aloud before checking the changed case; pointing to the final answer alone does not show how it follows. Limit: A valid tool call can still return unavailable or outdated records. Validate the response and access rights separately."/>
+            <wp:docPr id="7" name="Picture 7" descr="Read the picture in order. Run the lookup. This tool contract contains no lending or deletion operation. The arrows show which recorded input or intermediate result each decision uses. Explain the deciding step aloud before checking the changed case; pointing to the final answer alone does not show how it follows. Limit: A valid tool call can still return unavailable or outdated records. Validate the response and access rights separately."/>
             <wp:cNvGraphicFramePr>
               <a:graphicFrameLocks noChangeAspect="1"/>
             </wp:cNvGraphicFramePr>
@@ -6876,7 +6986,6 @@
     <w:p>
       <w:pPr>
         <w:spacing w:line="336" w:lineRule="auto" w:after="180"/>
-        <w:shd w:fill="F5F1FB"/>
       </w:pPr>
       <w:r>
         <w:rPr>
@@ -6887,16 +6996,7 @@
     </w:p>
     <w:p>
       <w:pPr>
-        <w:pStyle w:val="Heading3"/>
-      </w:pPr>
-      <w:r>
-        <w:t>Discuss while showing the picture</w:t>
-      </w:r>
-    </w:p>
-    <w:p>
-      <w:pPr>
         <w:spacing w:line="336" w:lineRule="auto" w:after="180"/>
-        <w:shd w:fill="F1F6F8"/>
       </w:pPr>
       <w:r>
         <w:rPr>
@@ -6908,7 +7008,6 @@
     <w:p>
       <w:pPr>
         <w:spacing w:line="336" w:lineRule="auto" w:after="180"/>
-        <w:shd w:fill="F1F6F8"/>
       </w:pPr>
       <w:r>
         <w:rPr>
@@ -6931,7 +7030,7 @@
     </w:p>
     <w:p>
       <w:pPr>
-        <w:pStyle w:val="Heading3"/>
+        <w:pStyle w:val="Heading2"/>
       </w:pPr>
       <w:r>
         <w:t>06. Make the idea visible in your project</w:t>
@@ -6942,7 +7041,7 @@
         <w:drawing>
           <wp:inline xmlns:a="http://schemas.openxmlformats.org/drawingml/2006/main" xmlns:pic="http://schemas.openxmlformats.org/drawingml/2006/picture">
             <wp:extent cx="5486400" cy="3681984"/>
-            <wp:docPr id="7" name="Picture 7" descr="For your Verified Study Buddy, save the input, procedure, observed result and limitation of this check. Label this worked example as practice; use a different, previously unreviewed case when checking independent understanding. Draw your input, deciding step, result and limit. Supported question: Does a valid C7 ID permit the extra lending action? Point to the relevant step in the picture, then write the changed result and the rule or evidence that supports it."/>
+            <wp:docPr id="8" name="Picture 8" descr="For your Verified Study Buddy, save the input, procedure, observed result and limitation of this check. Label this worked example as practice; use a different, previously unreviewed case when checking independent understanding. Draw your input, deciding step, result and limit. Supported question: Does a valid C7 ID permit the extra lending action? Point to the relevant step in the picture, then write the changed result and the rule or evidence that supports it."/>
             <wp:cNvGraphicFramePr>
               <a:graphicFrameLocks noChangeAspect="1"/>
             </wp:cNvGraphicFramePr>
@@ -7045,7 +7144,6 @@
     <w:p>
       <w:pPr>
         <w:spacing w:line="336" w:lineRule="auto" w:after="180"/>
-        <w:shd w:fill="F5F1FB"/>
       </w:pPr>
       <w:r>
         <w:rPr>
@@ -7068,58 +7166,126 @@
     </w:p>
     <w:p>
       <w:pPr>
+        <w:spacing w:line="336" w:lineRule="auto" w:after="180"/>
+      </w:pPr>
+      <w:r>
+        <w:rPr>
+          <w:b w:val="0"/>
+        </w:rPr>
+        <w:t xml:space="preserve">Teacher prompt: Draw your project trace and justify the deciding step using </w:t>
+      </w:r>
+      <w:r>
+        <w:rPr>
+          <w:b/>
+        </w:rPr>
+        <w:t>evidence</w:t>
+      </w:r>
+      <w:r>
+        <w:rPr>
+          <w:b w:val="0"/>
+        </w:rPr>
+        <w:t>. Ask learners to describe one label or arrow in ordinary words. Use the adjacent transcript if the image is difficult to see.</w:t>
+      </w:r>
+    </w:p>
+    <w:p>
+      <w:pPr>
+        <w:spacing w:line="336" w:lineRule="auto" w:after="180"/>
+      </w:pPr>
+      <w:r>
+        <w:rPr>
+          <w:b w:val="0"/>
+        </w:rPr>
+        <w:t>Supported practice key: No. ID validity and operation permission are separate checks; reject the extra field under this contract. Changed-case check: Reject the call before invoking the tool.</w:t>
+      </w:r>
+    </w:p>
+    <w:p>
+      <w:pPr>
+        <w:spacing w:line="336" w:lineRule="auto" w:after="180"/>
+      </w:pPr>
+      <w:r>
+        <w:rPr>
+          <w:b w:val="0"/>
+        </w:rPr>
+        <w:t>An extra operation is outside the exact allowed contract, even when book_id is valid.</w:t>
+      </w:r>
+    </w:p>
+    <w:p>
+      <w:pPr>
+        <w:pStyle w:val="Heading2"/>
+      </w:pPr>
+      <w:r>
+        <w:t>Earlier wording, alternatives and picture transcripts · reference / check after trying</w:t>
+      </w:r>
+    </w:p>
+    <w:p>
+      <w:pPr>
+        <w:spacing w:line="336" w:lineRule="auto" w:after="180"/>
+      </w:pPr>
+      <w:r>
+        <w:rPr>
+          <w:b w:val="0"/>
+        </w:rPr>
+        <w:t xml:space="preserve">Use one picture at a time. Hide a worked result before asking for a </w:t>
+      </w:r>
+      <w:r>
+        <w:rPr>
+          <w:b/>
+        </w:rPr>
+        <w:t>prediction</w:t>
+      </w:r>
+      <w:r>
+        <w:rPr>
+          <w:b w:val="0"/>
+        </w:rPr>
+        <w:t>, then reveal it for feedback. These are supported teaching cases; retain the separate independent assessment for a fresh first attempt.</w:t>
+      </w:r>
+    </w:p>
+    <w:p>
+      <w:pPr>
         <w:pStyle w:val="Heading3"/>
       </w:pPr>
       <w:r>
-        <w:t>Discuss while showing the picture</w:t>
-      </w:r>
-    </w:p>
-    <w:p>
-      <w:pPr>
-        <w:spacing w:line="336" w:lineRule="auto" w:after="180"/>
-        <w:shd w:fill="F1F6F8"/>
-      </w:pPr>
-      <w:r>
-        <w:rPr>
-          <w:b w:val="0"/>
-        </w:rPr>
-        <w:t xml:space="preserve">Teacher prompt: Draw your project trace and justify the deciding step using </w:t>
-      </w:r>
-      <w:r>
-        <w:rPr>
-          <w:b/>
-        </w:rPr>
-        <w:t>evidence</w:t>
-      </w:r>
-      <w:r>
-        <w:rPr>
-          <w:b w:val="0"/>
-        </w:rPr>
-        <w:t>. Ask learners to describe one label or arrow in ordinary words. Use the adjacent transcript if the image is difficult to see.</w:t>
-      </w:r>
-    </w:p>
-    <w:p>
-      <w:pPr>
-        <w:spacing w:line="336" w:lineRule="auto" w:after="180"/>
-        <w:shd w:fill="F1F6F8"/>
-      </w:pPr>
-      <w:r>
-        <w:rPr>
-          <w:b w:val="0"/>
-        </w:rPr>
-        <w:t>Supported practice key: No. ID validity and operation permission are separate checks; reject the extra field under this contract. Changed-case check: Reject the call before invoking the tool.</w:t>
-      </w:r>
-    </w:p>
-    <w:p>
-      <w:pPr>
-        <w:spacing w:line="336" w:lineRule="auto" w:after="180"/>
-        <w:shd w:fill="F1F6F8"/>
-      </w:pPr>
-      <w:r>
-        <w:rPr>
-          <w:b w:val="0"/>
-        </w:rPr>
-        <w:t>An extra operation is outside the exact allowed contract, even when book_id is valid.</w:t>
+        <w:t>01. Tools and APIs: the case</w:t>
+      </w:r>
+    </w:p>
+    <w:p>
+      <w:pPr>
+        <w:pStyle w:val="Heading3"/>
+      </w:pPr>
+      <w:r>
+        <w:t>02. Follow the deciding steps</w:t>
+      </w:r>
+    </w:p>
+    <w:p>
+      <w:pPr>
+        <w:pStyle w:val="Heading3"/>
+      </w:pPr>
+      <w:r>
+        <w:t>03. Tools and API contracts — evidence trace</w:t>
+      </w:r>
+    </w:p>
+    <w:p>
+      <w:pPr>
+        <w:pStyle w:val="Heading3"/>
+      </w:pPr>
+      <w:r>
+        <w:t>04. Change one thing. Trace what follows.</w:t>
+      </w:r>
+    </w:p>
+    <w:p>
+      <w:pPr>
+        <w:pStyle w:val="Heading3"/>
+      </w:pPr>
+      <w:r>
+        <w:t>05. Connect the explanation to its limit</w:t>
+      </w:r>
+    </w:p>
+    <w:p>
+      <w:pPr>
+        <w:pStyle w:val="Heading3"/>
+      </w:pPr>
+      <w:r>
+        <w:t>06. Make the idea visible in your project</w:t>
       </w:r>
     </w:p>
     <w:sectPr>
